--- a/docs/Tesis_Doctoral_MADRL_CityLearn_Iquitos_FINAL_COMPLETA.docx
+++ b/docs/Tesis_Doctoral_MADRL_CityLearn_Iquitos_FINAL_COMPLETA.docx
@@ -4659,7 +4659,7 @@
           <w:b w:val="0"/>
           <w:i w:val="0"/>
         </w:rPr>
-        <w:t>Este capitulo reporta la corrida canonica Colab/Drive (madrl_v3_20260627_164047) como evidencia principal y la corrida local v4 (5 episodios) como referencia historica. Los KPIs por edificio provienen del analisis multiobjetivo integrado (17 edificios × 3 algoritmos × 3 escenarios).</w:t>
+        <w:t>Este capitulo organiza la evidencia experimental de la corrida canonica Colab/Drive (madrl_v3_20260627_164047, 50 episodios) objetivo por objetivo, siguiendo la cadena VI→VD del diseno factorial: cada objetivo especifico (OE.1, OE.2, OE.3) se contrasta en su escenario dominante (E1, E2, E3) con KPIs de distrito y desagregacion por edificio. La sintesis integrada, la comparacion con baseline CityLearn v2 y la inferencia estadistica cierran el capitulo.</w:t>
       </w:r>
     </w:p>
     <w:p>
@@ -4667,7 +4667,7 @@
         <w:pStyle w:val="Heading2"/>
       </w:pPr>
       <w:r>
-        <w:t>5.1 Experimentos realizados</w:t>
+        <w:t>5.1 Marco de contrastacion VI→VD y cobertura experimental</w:t>
       </w:r>
     </w:p>
     <w:p>
@@ -4677,7 +4677,7 @@
           <w:color w:val="595959"/>
           <w:sz w:val="19"/>
         </w:rPr>
-        <w:t>Tabla 5.1. Cobertura de episodios auditada (episodes_recorded).</w:t>
+        <w:t>Tabla 5.1. Operacionalizacion objetivo→escenario→KPI (corrida 50 ep).</w:t>
       </w:r>
     </w:p>
     <w:tbl>
@@ -4697,7 +4697,7 @@
       <w:tr>
         <w:tc>
           <w:tcPr>
-            <w:tcW w:type="dxa" w:w="1701"/>
+            <w:tcW w:type="dxa" w:w="1984"/>
             <w:shd w:val="clear" w:color="auto" w:fill="1F4E79"/>
           </w:tcPr>
           <w:p>
@@ -4708,13 +4708,13 @@
                 <w:color w:val="FFFFFF"/>
                 <w:sz w:val="18"/>
               </w:rPr>
-              <w:t>Algoritmo</w:t>
-            </w:r>
-          </w:p>
-        </w:tc>
-        <w:tc>
-          <w:tcPr>
-            <w:tcW w:type="dxa" w:w="1247"/>
+              <w:t>Objetivo</w:t>
+            </w:r>
+          </w:p>
+        </w:tc>
+        <w:tc>
+          <w:tcPr>
+            <w:tcW w:type="dxa" w:w="850"/>
             <w:shd w:val="clear" w:color="auto" w:fill="1F4E79"/>
           </w:tcPr>
           <w:p>
@@ -4725,13 +4725,13 @@
                 <w:color w:val="FFFFFF"/>
                 <w:sz w:val="18"/>
               </w:rPr>
-              <w:t>E1 ep.</w:t>
-            </w:r>
-          </w:p>
-        </w:tc>
-        <w:tc>
-          <w:tcPr>
-            <w:tcW w:type="dxa" w:w="1247"/>
+              <w:t>Escenario</w:t>
+            </w:r>
+          </w:p>
+        </w:tc>
+        <w:tc>
+          <w:tcPr>
+            <w:tcW w:type="dxa" w:w="1020"/>
             <w:shd w:val="clear" w:color="auto" w:fill="1F4E79"/>
           </w:tcPr>
           <w:p>
@@ -4742,13 +4742,13 @@
                 <w:color w:val="FFFFFF"/>
                 <w:sz w:val="18"/>
               </w:rPr>
-              <w:t>E2 ep.</w:t>
-            </w:r>
-          </w:p>
-        </w:tc>
-        <w:tc>
-          <w:tcPr>
-            <w:tcW w:type="dxa" w:w="1247"/>
+              <w:t>VD</w:t>
+            </w:r>
+          </w:p>
+        </w:tc>
+        <w:tc>
+          <w:tcPr>
+            <w:tcW w:type="dxa" w:w="2551"/>
             <w:shd w:val="clear" w:color="auto" w:fill="1F4E79"/>
           </w:tcPr>
           <w:p>
@@ -4759,13 +4759,13 @@
                 <w:color w:val="FFFFFF"/>
                 <w:sz w:val="18"/>
               </w:rPr>
-              <w:t>E3 ep.</w:t>
-            </w:r>
-          </w:p>
-        </w:tc>
-        <w:tc>
-          <w:tcPr>
-            <w:tcW w:type="dxa" w:w="3061"/>
+              <w:t>KPI principal distrito</w:t>
+            </w:r>
+          </w:p>
+        </w:tc>
+        <w:tc>
+          <w:tcPr>
+            <w:tcW w:type="dxa" w:w="2098"/>
             <w:shd w:val="clear" w:color="auto" w:fill="1F4E79"/>
           </w:tcPr>
           <w:p>
@@ -4776,7 +4776,7 @@
                 <w:color w:val="FFFFFF"/>
                 <w:sz w:val="18"/>
               </w:rPr>
-              <w:t>KPIs finales</w:t>
+              <w:t>Pesos recompensa</w:t>
             </w:r>
           </w:p>
         </w:tc>
@@ -4784,7 +4784,7 @@
       <w:tr>
         <w:tc>
           <w:tcPr>
-            <w:tcW w:type="dxa" w:w="1701"/>
+            <w:tcW w:type="dxa" w:w="1984"/>
           </w:tcPr>
           <w:p>
             <w:r/>
@@ -4792,13 +4792,13 @@
               <w:rPr>
                 <w:sz w:val="18"/>
               </w:rPr>
-              <w:t>MATD3</w:t>
-            </w:r>
-          </w:p>
-        </w:tc>
-        <w:tc>
-          <w:tcPr>
-            <w:tcW w:type="dxa" w:w="1247"/>
+              <w:t>OE.1 Flexibilidad</w:t>
+            </w:r>
+          </w:p>
+        </w:tc>
+        <w:tc>
+          <w:tcPr>
+            <w:tcW w:type="dxa" w:w="850"/>
           </w:tcPr>
           <w:p>
             <w:r/>
@@ -4806,13 +4806,13 @@
               <w:rPr>
                 <w:sz w:val="18"/>
               </w:rPr>
-              <w:t>50</w:t>
-            </w:r>
-          </w:p>
-        </w:tc>
-        <w:tc>
-          <w:tcPr>
-            <w:tcW w:type="dxa" w:w="1247"/>
+              <w:t>E1</w:t>
+            </w:r>
+          </w:p>
+        </w:tc>
+        <w:tc>
+          <w:tcPr>
+            <w:tcW w:type="dxa" w:w="1020"/>
           </w:tcPr>
           <w:p>
             <w:r/>
@@ -4820,13 +4820,13 @@
               <w:rPr>
                 <w:sz w:val="18"/>
               </w:rPr>
-              <w:t>50</w:t>
-            </w:r>
-          </w:p>
-        </w:tc>
-        <w:tc>
-          <w:tcPr>
-            <w:tcW w:type="dxa" w:w="1247"/>
+              <w:t>D-VD.1</w:t>
+            </w:r>
+          </w:p>
+        </w:tc>
+        <w:tc>
+          <w:tcPr>
+            <w:tcW w:type="dxa" w:w="2551"/>
           </w:tcPr>
           <w:p>
             <w:r/>
@@ -4834,13 +4834,13 @@
               <w:rPr>
                 <w:sz w:val="18"/>
               </w:rPr>
-              <w:t>50</w:t>
-            </w:r>
-          </w:p>
-        </w:tc>
-        <w:tc>
-          <w:tcPr>
-            <w:tcW w:type="dxa" w:w="3061"/>
+              <w:t>flex_composite, peak, ramping</w:t>
+            </w:r>
+          </w:p>
+        </w:tc>
+        <w:tc>
+          <w:tcPr>
+            <w:tcW w:type="dxa" w:w="2098"/>
           </w:tcPr>
           <w:p>
             <w:r/>
@@ -4848,7 +4848,7 @@
               <w:rPr>
                 <w:sz w:val="18"/>
               </w:rPr>
-              <w:t>Si</w:t>
+              <w:t>[0,70; 0,15; 0,15]</w:t>
             </w:r>
           </w:p>
         </w:tc>
@@ -4856,7 +4856,7 @@
       <w:tr>
         <w:tc>
           <w:tcPr>
-            <w:tcW w:type="dxa" w:w="1701"/>
+            <w:tcW w:type="dxa" w:w="1984"/>
           </w:tcPr>
           <w:p>
             <w:r/>
@@ -4864,13 +4864,13 @@
               <w:rPr>
                 <w:sz w:val="18"/>
               </w:rPr>
-              <w:t>MAAC</w:t>
-            </w:r>
-          </w:p>
-        </w:tc>
-        <w:tc>
-          <w:tcPr>
-            <w:tcW w:type="dxa" w:w="1247"/>
+              <w:t>OE.2 Emisiones CO2</w:t>
+            </w:r>
+          </w:p>
+        </w:tc>
+        <w:tc>
+          <w:tcPr>
+            <w:tcW w:type="dxa" w:w="850"/>
           </w:tcPr>
           <w:p>
             <w:r/>
@@ -4878,13 +4878,13 @@
               <w:rPr>
                 <w:sz w:val="18"/>
               </w:rPr>
-              <w:t>50</w:t>
-            </w:r>
-          </w:p>
-        </w:tc>
-        <w:tc>
-          <w:tcPr>
-            <w:tcW w:type="dxa" w:w="1247"/>
+              <w:t>E2</w:t>
+            </w:r>
+          </w:p>
+        </w:tc>
+        <w:tc>
+          <w:tcPr>
+            <w:tcW w:type="dxa" w:w="1020"/>
           </w:tcPr>
           <w:p>
             <w:r/>
@@ -4892,13 +4892,13 @@
               <w:rPr>
                 <w:sz w:val="18"/>
               </w:rPr>
-              <w:t>50</w:t>
-            </w:r>
-          </w:p>
-        </w:tc>
-        <w:tc>
-          <w:tcPr>
-            <w:tcW w:type="dxa" w:w="1247"/>
+              <w:t>D-VD.2</w:t>
+            </w:r>
+          </w:p>
+        </w:tc>
+        <w:tc>
+          <w:tcPr>
+            <w:tcW w:type="dxa" w:w="2551"/>
           </w:tcPr>
           <w:p>
             <w:r/>
@@ -4906,13 +4906,13 @@
               <w:rPr>
                 <w:sz w:val="18"/>
               </w:rPr>
-              <w:t>50</w:t>
-            </w:r>
-          </w:p>
-        </w:tc>
-        <w:tc>
-          <w:tcPr>
-            <w:tcW w:type="dxa" w:w="3061"/>
+              <w:t>carbon_emissions_delta_kg</w:t>
+            </w:r>
+          </w:p>
+        </w:tc>
+        <w:tc>
+          <w:tcPr>
+            <w:tcW w:type="dxa" w:w="2098"/>
           </w:tcPr>
           <w:p>
             <w:r/>
@@ -4920,7 +4920,7 @@
               <w:rPr>
                 <w:sz w:val="18"/>
               </w:rPr>
-              <w:t>Si</w:t>
+              <w:t>[0,15; 0,70; 0,15]</w:t>
             </w:r>
           </w:p>
         </w:tc>
@@ -4928,7 +4928,7 @@
       <w:tr>
         <w:tc>
           <w:tcPr>
-            <w:tcW w:type="dxa" w:w="1701"/>
+            <w:tcW w:type="dxa" w:w="1984"/>
           </w:tcPr>
           <w:p>
             <w:r/>
@@ -4936,13 +4936,13 @@
               <w:rPr>
                 <w:sz w:val="18"/>
               </w:rPr>
-              <w:t>MASAC</w:t>
-            </w:r>
-          </w:p>
-        </w:tc>
-        <w:tc>
-          <w:tcPr>
-            <w:tcW w:type="dxa" w:w="1247"/>
+              <w:t>OE.3 Costos</w:t>
+            </w:r>
+          </w:p>
+        </w:tc>
+        <w:tc>
+          <w:tcPr>
+            <w:tcW w:type="dxa" w:w="850"/>
           </w:tcPr>
           <w:p>
             <w:r/>
@@ -4950,13 +4950,13 @@
               <w:rPr>
                 <w:sz w:val="18"/>
               </w:rPr>
-              <w:t>50</w:t>
-            </w:r>
-          </w:p>
-        </w:tc>
-        <w:tc>
-          <w:tcPr>
-            <w:tcW w:type="dxa" w:w="1247"/>
+              <w:t>E3</w:t>
+            </w:r>
+          </w:p>
+        </w:tc>
+        <w:tc>
+          <w:tcPr>
+            <w:tcW w:type="dxa" w:w="1020"/>
           </w:tcPr>
           <w:p>
             <w:r/>
@@ -4964,13 +4964,13 @@
               <w:rPr>
                 <w:sz w:val="18"/>
               </w:rPr>
-              <w:t>50</w:t>
-            </w:r>
-          </w:p>
-        </w:tc>
-        <w:tc>
-          <w:tcPr>
-            <w:tcW w:type="dxa" w:w="1247"/>
+              <w:t>D-VD.3</w:t>
+            </w:r>
+          </w:p>
+        </w:tc>
+        <w:tc>
+          <w:tcPr>
+            <w:tcW w:type="dxa" w:w="2551"/>
           </w:tcPr>
           <w:p>
             <w:r/>
@@ -4978,13 +4978,13 @@
               <w:rPr>
                 <w:sz w:val="18"/>
               </w:rPr>
-              <w:t>50</w:t>
-            </w:r>
-          </w:p>
-        </w:tc>
-        <w:tc>
-          <w:tcPr>
-            <w:tcW w:type="dxa" w:w="3061"/>
+              <w:t>electricity_cost_delta_eur</w:t>
+            </w:r>
+          </w:p>
+        </w:tc>
+        <w:tc>
+          <w:tcPr>
+            <w:tcW w:type="dxa" w:w="2098"/>
           </w:tcPr>
           <w:p>
             <w:r/>
@@ -4992,79 +4992,7 @@
               <w:rPr>
                 <w:sz w:val="18"/>
               </w:rPr>
-              <w:t>Si</w:t>
-            </w:r>
-          </w:p>
-        </w:tc>
-      </w:tr>
-      <w:tr>
-        <w:tc>
-          <w:tcPr>
-            <w:tcW w:type="dxa" w:w="1701"/>
-          </w:tcPr>
-          <w:p>
-            <w:r/>
-            <w:r>
-              <w:rPr>
-                <w:sz w:val="18"/>
-              </w:rPr>
-              <w:t>HAPPO</w:t>
-            </w:r>
-          </w:p>
-        </w:tc>
-        <w:tc>
-          <w:tcPr>
-            <w:tcW w:type="dxa" w:w="1247"/>
-          </w:tcPr>
-          <w:p>
-            <w:r/>
-            <w:r>
-              <w:rPr>
-                <w:sz w:val="18"/>
-              </w:rPr>
-              <w:t>49</w:t>
-            </w:r>
-          </w:p>
-        </w:tc>
-        <w:tc>
-          <w:tcPr>
-            <w:tcW w:type="dxa" w:w="1247"/>
-          </w:tcPr>
-          <w:p>
-            <w:r/>
-            <w:r>
-              <w:rPr>
-                <w:sz w:val="18"/>
-              </w:rPr>
-              <w:t>49</w:t>
-            </w:r>
-          </w:p>
-        </w:tc>
-        <w:tc>
-          <w:tcPr>
-            <w:tcW w:type="dxa" w:w="1247"/>
-          </w:tcPr>
-          <w:p>
-            <w:r/>
-            <w:r>
-              <w:rPr>
-                <w:sz w:val="18"/>
-              </w:rPr>
-              <w:t>49</w:t>
-            </w:r>
-          </w:p>
-        </w:tc>
-        <w:tc>
-          <w:tcPr>
-            <w:tcW w:type="dxa" w:w="3061"/>
-          </w:tcPr>
-          <w:p>
-            <w:r/>
-            <w:r>
-              <w:rPr>
-                <w:sz w:val="18"/>
-              </w:rPr>
-              <w:t>No (error VecEnvWrapper)</w:t>
+              <w:t>[0,15; 0,15; 0,70]</w:t>
             </w:r>
           </w:p>
         </w:tc>
@@ -5072,11 +5000,486 @@
     </w:tbl>
     <w:p/>
     <w:p>
+      <w:r>
+        <w:rPr>
+          <w:b/>
+          <w:color w:val="595959"/>
+          <w:sz w:val="19"/>
+        </w:rPr>
+        <w:t>Tabla 5.2. Cobertura de episodios auditada (episodes_recorded).</w:t>
+      </w:r>
+    </w:p>
+    <w:tbl>
+      <w:tblPr>
+        <w:tblStyle w:val="LightGrid-Accent1"/>
+        <w:tblW w:type="auto" w:w="0"/>
+        <w:jc w:val="center"/>
+        <w:tblLook w:firstColumn="1" w:firstRow="1" w:lastColumn="0" w:lastRow="0" w:noHBand="0" w:noVBand="1" w:val="04A0"/>
+      </w:tblPr>
+      <w:tblGrid>
+        <w:gridCol w:w="1440"/>
+        <w:gridCol w:w="1440"/>
+        <w:gridCol w:w="1440"/>
+        <w:gridCol w:w="1440"/>
+        <w:gridCol w:w="1440"/>
+        <w:gridCol w:w="1440"/>
+      </w:tblGrid>
+      <w:tr>
+        <w:tc>
+          <w:tcPr>
+            <w:tcW w:type="dxa" w:w="1417"/>
+            <w:shd w:val="clear" w:color="auto" w:fill="1F4E79"/>
+          </w:tcPr>
+          <w:p>
+            <w:r/>
+            <w:r>
+              <w:rPr>
+                <w:b/>
+                <w:color w:val="FFFFFF"/>
+                <w:sz w:val="18"/>
+              </w:rPr>
+              <w:t>Algoritmo (VI)</w:t>
+            </w:r>
+          </w:p>
+        </w:tc>
+        <w:tc>
+          <w:tcPr>
+            <w:tcW w:type="dxa" w:w="1020"/>
+            <w:shd w:val="clear" w:color="auto" w:fill="1F4E79"/>
+          </w:tcPr>
+          <w:p>
+            <w:r/>
+            <w:r>
+              <w:rPr>
+                <w:b/>
+                <w:color w:val="FFFFFF"/>
+                <w:sz w:val="18"/>
+              </w:rPr>
+              <w:t>E1 ep.</w:t>
+            </w:r>
+          </w:p>
+        </w:tc>
+        <w:tc>
+          <w:tcPr>
+            <w:tcW w:type="dxa" w:w="1020"/>
+            <w:shd w:val="clear" w:color="auto" w:fill="1F4E79"/>
+          </w:tcPr>
+          <w:p>
+            <w:r/>
+            <w:r>
+              <w:rPr>
+                <w:b/>
+                <w:color w:val="FFFFFF"/>
+                <w:sz w:val="18"/>
+              </w:rPr>
+              <w:t>E2 ep.</w:t>
+            </w:r>
+          </w:p>
+        </w:tc>
+        <w:tc>
+          <w:tcPr>
+            <w:tcW w:type="dxa" w:w="1020"/>
+            <w:shd w:val="clear" w:color="auto" w:fill="1F4E79"/>
+          </w:tcPr>
+          <w:p>
+            <w:r/>
+            <w:r>
+              <w:rPr>
+                <w:b/>
+                <w:color w:val="FFFFFF"/>
+                <w:sz w:val="18"/>
+              </w:rPr>
+              <w:t>E3 ep.</w:t>
+            </w:r>
+          </w:p>
+        </w:tc>
+        <w:tc>
+          <w:tcPr>
+            <w:tcW w:type="dxa" w:w="1417"/>
+            <w:shd w:val="clear" w:color="auto" w:fill="1F4E79"/>
+          </w:tcPr>
+          <w:p>
+            <w:r/>
+            <w:r>
+              <w:rPr>
+                <w:b/>
+                <w:color w:val="FFFFFF"/>
+                <w:sz w:val="18"/>
+              </w:rPr>
+              <w:t>KPIs finales</w:t>
+            </w:r>
+          </w:p>
+        </w:tc>
+        <w:tc>
+          <w:tcPr>
+            <w:tcW w:type="dxa" w:w="2041"/>
+            <w:shd w:val="clear" w:color="auto" w:fill="1F4E79"/>
+          </w:tcPr>
+          <w:p>
+            <w:r/>
+            <w:r>
+              <w:rPr>
+                <w:b/>
+                <w:color w:val="FFFFFF"/>
+                <w:sz w:val="18"/>
+              </w:rPr>
+              <w:t>Uso en OE</w:t>
+            </w:r>
+          </w:p>
+        </w:tc>
+      </w:tr>
+      <w:tr>
+        <w:tc>
+          <w:tcPr>
+            <w:tcW w:type="dxa" w:w="1417"/>
+          </w:tcPr>
+          <w:p>
+            <w:r/>
+            <w:r>
+              <w:rPr>
+                <w:sz w:val="18"/>
+              </w:rPr>
+              <w:t>MATD3</w:t>
+            </w:r>
+          </w:p>
+        </w:tc>
+        <w:tc>
+          <w:tcPr>
+            <w:tcW w:type="dxa" w:w="1020"/>
+          </w:tcPr>
+          <w:p>
+            <w:r/>
+            <w:r>
+              <w:rPr>
+                <w:sz w:val="18"/>
+              </w:rPr>
+              <w:t>50</w:t>
+            </w:r>
+          </w:p>
+        </w:tc>
+        <w:tc>
+          <w:tcPr>
+            <w:tcW w:type="dxa" w:w="1020"/>
+          </w:tcPr>
+          <w:p>
+            <w:r/>
+            <w:r>
+              <w:rPr>
+                <w:sz w:val="18"/>
+              </w:rPr>
+              <w:t>50</w:t>
+            </w:r>
+          </w:p>
+        </w:tc>
+        <w:tc>
+          <w:tcPr>
+            <w:tcW w:type="dxa" w:w="1020"/>
+          </w:tcPr>
+          <w:p>
+            <w:r/>
+            <w:r>
+              <w:rPr>
+                <w:sz w:val="18"/>
+              </w:rPr>
+              <w:t>50</w:t>
+            </w:r>
+          </w:p>
+        </w:tc>
+        <w:tc>
+          <w:tcPr>
+            <w:tcW w:type="dxa" w:w="1417"/>
+          </w:tcPr>
+          <w:p>
+            <w:r/>
+            <w:r>
+              <w:rPr>
+                <w:sz w:val="18"/>
+              </w:rPr>
+              <w:t>Si</w:t>
+            </w:r>
+          </w:p>
+        </w:tc>
+        <w:tc>
+          <w:tcPr>
+            <w:tcW w:type="dxa" w:w="2041"/>
+          </w:tcPr>
+          <w:p>
+            <w:r/>
+            <w:r>
+              <w:rPr>
+                <w:sz w:val="18"/>
+              </w:rPr>
+              <w:t>OE.1, OE.2, OE.3</w:t>
+            </w:r>
+          </w:p>
+        </w:tc>
+      </w:tr>
+      <w:tr>
+        <w:tc>
+          <w:tcPr>
+            <w:tcW w:type="dxa" w:w="1417"/>
+          </w:tcPr>
+          <w:p>
+            <w:r/>
+            <w:r>
+              <w:rPr>
+                <w:sz w:val="18"/>
+              </w:rPr>
+              <w:t>MAAC</w:t>
+            </w:r>
+          </w:p>
+        </w:tc>
+        <w:tc>
+          <w:tcPr>
+            <w:tcW w:type="dxa" w:w="1020"/>
+          </w:tcPr>
+          <w:p>
+            <w:r/>
+            <w:r>
+              <w:rPr>
+                <w:sz w:val="18"/>
+              </w:rPr>
+              <w:t>50</w:t>
+            </w:r>
+          </w:p>
+        </w:tc>
+        <w:tc>
+          <w:tcPr>
+            <w:tcW w:type="dxa" w:w="1020"/>
+          </w:tcPr>
+          <w:p>
+            <w:r/>
+            <w:r>
+              <w:rPr>
+                <w:sz w:val="18"/>
+              </w:rPr>
+              <w:t>50</w:t>
+            </w:r>
+          </w:p>
+        </w:tc>
+        <w:tc>
+          <w:tcPr>
+            <w:tcW w:type="dxa" w:w="1020"/>
+          </w:tcPr>
+          <w:p>
+            <w:r/>
+            <w:r>
+              <w:rPr>
+                <w:sz w:val="18"/>
+              </w:rPr>
+              <w:t>50</w:t>
+            </w:r>
+          </w:p>
+        </w:tc>
+        <w:tc>
+          <w:tcPr>
+            <w:tcW w:type="dxa" w:w="1417"/>
+          </w:tcPr>
+          <w:p>
+            <w:r/>
+            <w:r>
+              <w:rPr>
+                <w:sz w:val="18"/>
+              </w:rPr>
+              <w:t>Si</w:t>
+            </w:r>
+          </w:p>
+        </w:tc>
+        <w:tc>
+          <w:tcPr>
+            <w:tcW w:type="dxa" w:w="2041"/>
+          </w:tcPr>
+          <w:p>
+            <w:r/>
+            <w:r>
+              <w:rPr>
+                <w:sz w:val="18"/>
+              </w:rPr>
+              <w:t>OE.1, OE.2, OE.3</w:t>
+            </w:r>
+          </w:p>
+        </w:tc>
+      </w:tr>
+      <w:tr>
+        <w:tc>
+          <w:tcPr>
+            <w:tcW w:type="dxa" w:w="1417"/>
+          </w:tcPr>
+          <w:p>
+            <w:r/>
+            <w:r>
+              <w:rPr>
+                <w:sz w:val="18"/>
+              </w:rPr>
+              <w:t>MASAC</w:t>
+            </w:r>
+          </w:p>
+        </w:tc>
+        <w:tc>
+          <w:tcPr>
+            <w:tcW w:type="dxa" w:w="1020"/>
+          </w:tcPr>
+          <w:p>
+            <w:r/>
+            <w:r>
+              <w:rPr>
+                <w:sz w:val="18"/>
+              </w:rPr>
+              <w:t>50</w:t>
+            </w:r>
+          </w:p>
+        </w:tc>
+        <w:tc>
+          <w:tcPr>
+            <w:tcW w:type="dxa" w:w="1020"/>
+          </w:tcPr>
+          <w:p>
+            <w:r/>
+            <w:r>
+              <w:rPr>
+                <w:sz w:val="18"/>
+              </w:rPr>
+              <w:t>50</w:t>
+            </w:r>
+          </w:p>
+        </w:tc>
+        <w:tc>
+          <w:tcPr>
+            <w:tcW w:type="dxa" w:w="1020"/>
+          </w:tcPr>
+          <w:p>
+            <w:r/>
+            <w:r>
+              <w:rPr>
+                <w:sz w:val="18"/>
+              </w:rPr>
+              <w:t>50</w:t>
+            </w:r>
+          </w:p>
+        </w:tc>
+        <w:tc>
+          <w:tcPr>
+            <w:tcW w:type="dxa" w:w="1417"/>
+          </w:tcPr>
+          <w:p>
+            <w:r/>
+            <w:r>
+              <w:rPr>
+                <w:sz w:val="18"/>
+              </w:rPr>
+              <w:t>Si</w:t>
+            </w:r>
+          </w:p>
+        </w:tc>
+        <w:tc>
+          <w:tcPr>
+            <w:tcW w:type="dxa" w:w="2041"/>
+          </w:tcPr>
+          <w:p>
+            <w:r/>
+            <w:r>
+              <w:rPr>
+                <w:sz w:val="18"/>
+              </w:rPr>
+              <w:t>OE.1, OE.2, OE.3</w:t>
+            </w:r>
+          </w:p>
+        </w:tc>
+      </w:tr>
+      <w:tr>
+        <w:tc>
+          <w:tcPr>
+            <w:tcW w:type="dxa" w:w="1417"/>
+          </w:tcPr>
+          <w:p>
+            <w:r/>
+            <w:r>
+              <w:rPr>
+                <w:sz w:val="18"/>
+              </w:rPr>
+              <w:t>HAPPO</w:t>
+            </w:r>
+          </w:p>
+        </w:tc>
+        <w:tc>
+          <w:tcPr>
+            <w:tcW w:type="dxa" w:w="1020"/>
+          </w:tcPr>
+          <w:p>
+            <w:r/>
+            <w:r>
+              <w:rPr>
+                <w:sz w:val="18"/>
+              </w:rPr>
+              <w:t>49</w:t>
+            </w:r>
+          </w:p>
+        </w:tc>
+        <w:tc>
+          <w:tcPr>
+            <w:tcW w:type="dxa" w:w="1020"/>
+          </w:tcPr>
+          <w:p>
+            <w:r/>
+            <w:r>
+              <w:rPr>
+                <w:sz w:val="18"/>
+              </w:rPr>
+              <w:t>49</w:t>
+            </w:r>
+          </w:p>
+        </w:tc>
+        <w:tc>
+          <w:tcPr>
+            <w:tcW w:type="dxa" w:w="1020"/>
+          </w:tcPr>
+          <w:p>
+            <w:r/>
+            <w:r>
+              <w:rPr>
+                <w:sz w:val="18"/>
+              </w:rPr>
+              <w:t>49</w:t>
+            </w:r>
+          </w:p>
+        </w:tc>
+        <w:tc>
+          <w:tcPr>
+            <w:tcW w:type="dxa" w:w="1417"/>
+          </w:tcPr>
+          <w:p>
+            <w:r/>
+            <w:r>
+              <w:rPr>
+                <w:sz w:val="18"/>
+              </w:rPr>
+              <w:t>No</w:t>
+            </w:r>
+          </w:p>
+        </w:tc>
+        <w:tc>
+          <w:tcPr>
+            <w:tcW w:type="dxa" w:w="2041"/>
+          </w:tcPr>
+          <w:p>
+            <w:r/>
+            <w:r>
+              <w:rPr>
+                <w:sz w:val="18"/>
+              </w:rPr>
+              <w:t>Excluido (VecEnvWrapper)</w:t>
+            </w:r>
+          </w:p>
+        </w:tc>
+      </w:tr>
+    </w:tbl>
+    <w:p/>
+    <w:p>
       <w:pPr>
         <w:pStyle w:val="Heading2"/>
       </w:pPr>
       <w:r>
-        <w:t>5.2 Seleccion del mejor MADRL (distrito)</w:t>
+        <w:t>5.2 OE.1 — Efecto sobre flexibilidad energetica (D-VD.1)</w:t>
       </w:r>
     </w:p>
     <w:p>
@@ -5085,10 +5488,10 @@
       </w:pPr>
       <w:r>
         <w:rPr>
-          <w:b/>
+          <w:b w:val="0"/>
           <w:i w:val="0"/>
         </w:rPr>
-        <w:t>Mejor algoritmo MADRL seleccionado: MATD3.</w:t>
+        <w:t>OE.1. Determinar el efecto del algoritmo MADRL (VI: D-VI.1) sobre flexibilidad energetica (D-VD.1) e identificar el algoritmo de mayor efecto en esta dimension. El escenario E1 concentra el peso de recompensa en este eje ([0,70; 0,15; 0,15]). La evidencia proviene de la corrida canonica de 50 episodios (madrl_v3_20260627_164047) con MATD3, MAAC y MASAC; HAPPO queda excluido de contrastacion por ausencia de KPIs finales (49/50 ep).</w:t>
       </w:r>
     </w:p>
     <w:p>
@@ -5098,7 +5501,7 @@
           <w:color w:val="595959"/>
           <w:sz w:val="19"/>
         </w:rPr>
-        <w:t>Tabla 5.2. Ranking global Colab/Drive (best_madrl_report.json).</w:t>
+        <w:t>Tabla 5.4. KPIs de D-VD.1 en escenario E1 (distrito, corrida Colab 50 ep).</w:t>
       </w:r>
     </w:p>
     <w:tbl>
@@ -5120,7 +5523,7 @@
       <w:tr>
         <w:tc>
           <w:tcPr>
-            <w:tcW w:type="dxa" w:w="850"/>
+            <w:tcW w:type="dxa" w:w="1247"/>
             <w:shd w:val="clear" w:color="auto" w:fill="1F4E79"/>
           </w:tcPr>
           <w:p>
@@ -5131,13 +5534,13 @@
                 <w:color w:val="FFFFFF"/>
                 <w:sz w:val="18"/>
               </w:rPr>
-              <w:t>Rango</w:t>
-            </w:r>
-          </w:p>
-        </w:tc>
-        <w:tc>
-          <w:tcPr>
-            <w:tcW w:type="dxa" w:w="1417"/>
+              <w:t>Algoritmo</w:t>
+            </w:r>
+          </w:p>
+        </w:tc>
+        <w:tc>
+          <w:tcPr>
+            <w:tcW w:type="dxa" w:w="1361"/>
             <w:shd w:val="clear" w:color="auto" w:fill="1F4E79"/>
           </w:tcPr>
           <w:p>
@@ -5148,13 +5551,13 @@
                 <w:color w:val="FFFFFF"/>
                 <w:sz w:val="18"/>
               </w:rPr>
-              <w:t>Algoritmo</w:t>
-            </w:r>
-          </w:p>
-        </w:tc>
-        <w:tc>
-          <w:tcPr>
-            <w:tcW w:type="dxa" w:w="1417"/>
+              <w:t>Flexibilidad compuesta</w:t>
+            </w:r>
+          </w:p>
+        </w:tc>
+        <w:tc>
+          <w:tcPr>
+            <w:tcW w:type="dxa" w:w="1361"/>
             <w:shd w:val="clear" w:color="auto" w:fill="1F4E79"/>
           </w:tcPr>
           <w:p>
@@ -5165,13 +5568,13 @@
                 <w:color w:val="FFFFFF"/>
                 <w:sz w:val="18"/>
               </w:rPr>
-              <w:t>Score global</w:t>
-            </w:r>
-          </w:p>
-        </w:tc>
-        <w:tc>
-          <w:tcPr>
-            <w:tcW w:type="dxa" w:w="1020"/>
+              <w:t>Pico promedio</w:t>
+            </w:r>
+          </w:p>
+        </w:tc>
+        <w:tc>
+          <w:tcPr>
+            <w:tcW w:type="dxa" w:w="1361"/>
             <w:shd w:val="clear" w:color="auto" w:fill="1F4E79"/>
           </w:tcPr>
           <w:p>
@@ -5182,13 +5585,13 @@
                 <w:color w:val="FFFFFF"/>
                 <w:sz w:val="18"/>
               </w:rPr>
-              <w:t>OE1</w:t>
-            </w:r>
-          </w:p>
-        </w:tc>
-        <w:tc>
-          <w:tcPr>
-            <w:tcW w:type="dxa" w:w="1020"/>
+              <w:t>Ramping promedio</w:t>
+            </w:r>
+          </w:p>
+        </w:tc>
+        <w:tc>
+          <w:tcPr>
+            <w:tcW w:type="dxa" w:w="1361"/>
             <w:shd w:val="clear" w:color="auto" w:fill="1F4E79"/>
           </w:tcPr>
           <w:p>
@@ -5199,13 +5602,13 @@
                 <w:color w:val="FFFFFF"/>
                 <w:sz w:val="18"/>
               </w:rPr>
-              <w:t>OE2</w:t>
-            </w:r>
-          </w:p>
-        </w:tc>
-        <w:tc>
-          <w:tcPr>
-            <w:tcW w:type="dxa" w:w="1020"/>
+              <w:t>1 − factor de carga</w:t>
+            </w:r>
+          </w:p>
+        </w:tc>
+        <w:tc>
+          <w:tcPr>
+            <w:tcW w:type="dxa" w:w="1361"/>
             <w:shd w:val="clear" w:color="auto" w:fill="1F4E79"/>
           </w:tcPr>
           <w:p>
@@ -5216,13 +5619,13 @@
                 <w:color w:val="FFFFFF"/>
                 <w:sz w:val="18"/>
               </w:rPr>
-              <w:t>OE3</w:t>
-            </w:r>
-          </w:p>
-        </w:tc>
-        <w:tc>
-          <w:tcPr>
-            <w:tcW w:type="dxa" w:w="1417"/>
+              <w:t>Delta importacion red (kWh)</w:t>
+            </w:r>
+          </w:p>
+        </w:tc>
+        <w:tc>
+          <w:tcPr>
+            <w:tcW w:type="dxa" w:w="1361"/>
             <w:shd w:val="clear" w:color="auto" w:fill="1F4E79"/>
           </w:tcPr>
           <w:p>
@@ -5233,7 +5636,7 @@
                 <w:color w:val="FFFFFF"/>
                 <w:sz w:val="18"/>
               </w:rPr>
-              <w:t>Seleccionado</w:t>
+              <w:t>Exito salida EV</w:t>
             </w:r>
           </w:p>
         </w:tc>
@@ -5241,7 +5644,7 @@
       <w:tr>
         <w:tc>
           <w:tcPr>
-            <w:tcW w:type="dxa" w:w="850"/>
+            <w:tcW w:type="dxa" w:w="1247"/>
           </w:tcPr>
           <w:p>
             <w:r/>
@@ -5249,13 +5652,13 @@
               <w:rPr>
                 <w:sz w:val="18"/>
               </w:rPr>
-              <w:t>1</w:t>
-            </w:r>
-          </w:p>
-        </w:tc>
-        <w:tc>
-          <w:tcPr>
-            <w:tcW w:type="dxa" w:w="1417"/>
+              <w:t>MATD3</w:t>
+            </w:r>
+          </w:p>
+        </w:tc>
+        <w:tc>
+          <w:tcPr>
+            <w:tcW w:type="dxa" w:w="1361"/>
           </w:tcPr>
           <w:p>
             <w:r/>
@@ -5263,13 +5666,13 @@
               <w:rPr>
                 <w:sz w:val="18"/>
               </w:rPr>
-              <w:t>MATD3</w:t>
-            </w:r>
-          </w:p>
-        </w:tc>
-        <w:tc>
-          <w:tcPr>
-            <w:tcW w:type="dxa" w:w="1417"/>
+              <w:t>1.0009</w:t>
+            </w:r>
+          </w:p>
+        </w:tc>
+        <w:tc>
+          <w:tcPr>
+            <w:tcW w:type="dxa" w:w="1361"/>
           </w:tcPr>
           <w:p>
             <w:r/>
@@ -5277,13 +5680,13 @@
               <w:rPr>
                 <w:sz w:val="18"/>
               </w:rPr>
-              <w:t>0.6667</w:t>
-            </w:r>
-          </w:p>
-        </w:tc>
-        <w:tc>
-          <w:tcPr>
-            <w:tcW w:type="dxa" w:w="1020"/>
+              <w:t>1.0081</w:t>
+            </w:r>
+          </w:p>
+        </w:tc>
+        <w:tc>
+          <w:tcPr>
+            <w:tcW w:type="dxa" w:w="1361"/>
           </w:tcPr>
           <w:p>
             <w:r/>
@@ -5291,13 +5694,13 @@
               <w:rPr>
                 <w:sz w:val="18"/>
               </w:rPr>
-              <w:t>1.0000</w:t>
-            </w:r>
-          </w:p>
-        </w:tc>
-        <w:tc>
-          <w:tcPr>
-            <w:tcW w:type="dxa" w:w="1020"/>
+              <w:t>1.0012</w:t>
+            </w:r>
+          </w:p>
+        </w:tc>
+        <w:tc>
+          <w:tcPr>
+            <w:tcW w:type="dxa" w:w="1361"/>
           </w:tcPr>
           <w:p>
             <w:r/>
@@ -5305,13 +5708,13 @@
               <w:rPr>
                 <w:sz w:val="18"/>
               </w:rPr>
-              <w:t>1.0000</w:t>
-            </w:r>
-          </w:p>
-        </w:tc>
-        <w:tc>
-          <w:tcPr>
-            <w:tcW w:type="dxa" w:w="1020"/>
+              <w:t>0.9935</w:t>
+            </w:r>
+          </w:p>
+        </w:tc>
+        <w:tc>
+          <w:tcPr>
+            <w:tcW w:type="dxa" w:w="1361"/>
           </w:tcPr>
           <w:p>
             <w:r/>
@@ -5319,13 +5722,13 @@
               <w:rPr>
                 <w:sz w:val="18"/>
               </w:rPr>
-              <w:t>0.0000</w:t>
-            </w:r>
-          </w:p>
-        </w:tc>
-        <w:tc>
-          <w:tcPr>
-            <w:tcW w:type="dxa" w:w="1417"/>
+              <w:t>44,795</w:t>
+            </w:r>
+          </w:p>
+        </w:tc>
+        <w:tc>
+          <w:tcPr>
+            <w:tcW w:type="dxa" w:w="1361"/>
           </w:tcPr>
           <w:p>
             <w:r/>
@@ -5333,7 +5736,7 @@
               <w:rPr>
                 <w:sz w:val="18"/>
               </w:rPr>
-              <w:t>Si</w:t>
+              <w:t>43.9%</w:t>
             </w:r>
           </w:p>
         </w:tc>
@@ -5341,7 +5744,7 @@
       <w:tr>
         <w:tc>
           <w:tcPr>
-            <w:tcW w:type="dxa" w:w="850"/>
+            <w:tcW w:type="dxa" w:w="1247"/>
           </w:tcPr>
           <w:p>
             <w:r/>
@@ -5349,13 +5752,13 @@
               <w:rPr>
                 <w:sz w:val="18"/>
               </w:rPr>
-              <w:t>2</w:t>
-            </w:r>
-          </w:p>
-        </w:tc>
-        <w:tc>
-          <w:tcPr>
-            <w:tcW w:type="dxa" w:w="1417"/>
+              <w:t>MAAC</w:t>
+            </w:r>
+          </w:p>
+        </w:tc>
+        <w:tc>
+          <w:tcPr>
+            <w:tcW w:type="dxa" w:w="1361"/>
           </w:tcPr>
           <w:p>
             <w:r/>
@@ -5363,13 +5766,13 @@
               <w:rPr>
                 <w:sz w:val="18"/>
               </w:rPr>
-              <w:t>MAAC</w:t>
-            </w:r>
-          </w:p>
-        </w:tc>
-        <w:tc>
-          <w:tcPr>
-            <w:tcW w:type="dxa" w:w="1417"/>
+              <w:t>1.0124</w:t>
+            </w:r>
+          </w:p>
+        </w:tc>
+        <w:tc>
+          <w:tcPr>
+            <w:tcW w:type="dxa" w:w="1361"/>
           </w:tcPr>
           <w:p>
             <w:r/>
@@ -5377,13 +5780,13 @@
               <w:rPr>
                 <w:sz w:val="18"/>
               </w:rPr>
-              <w:t>0.5706</w:t>
-            </w:r>
-          </w:p>
-        </w:tc>
-        <w:tc>
-          <w:tcPr>
-            <w:tcW w:type="dxa" w:w="1020"/>
+              <w:t>1.0307</w:t>
+            </w:r>
+          </w:p>
+        </w:tc>
+        <w:tc>
+          <w:tcPr>
+            <w:tcW w:type="dxa" w:w="1361"/>
           </w:tcPr>
           <w:p>
             <w:r/>
@@ -5391,13 +5794,13 @@
               <w:rPr>
                 <w:sz w:val="18"/>
               </w:rPr>
-              <w:t>0.5837</w:t>
-            </w:r>
-          </w:p>
-        </w:tc>
-        <w:tc>
-          <w:tcPr>
-            <w:tcW w:type="dxa" w:w="1020"/>
+              <w:t>1.0110</w:t>
+            </w:r>
+          </w:p>
+        </w:tc>
+        <w:tc>
+          <w:tcPr>
+            <w:tcW w:type="dxa" w:w="1361"/>
           </w:tcPr>
           <w:p>
             <w:r/>
@@ -5405,13 +5808,13 @@
               <w:rPr>
                 <w:sz w:val="18"/>
               </w:rPr>
-              <w:t>0.1282</w:t>
-            </w:r>
-          </w:p>
-        </w:tc>
-        <w:tc>
-          <w:tcPr>
-            <w:tcW w:type="dxa" w:w="1020"/>
+              <w:t>0.9956</w:t>
+            </w:r>
+          </w:p>
+        </w:tc>
+        <w:tc>
+          <w:tcPr>
+            <w:tcW w:type="dxa" w:w="1361"/>
           </w:tcPr>
           <w:p>
             <w:r/>
@@ -5419,13 +5822,13 @@
               <w:rPr>
                 <w:sz w:val="18"/>
               </w:rPr>
-              <w:t>1.0000</w:t>
-            </w:r>
-          </w:p>
-        </w:tc>
-        <w:tc>
-          <w:tcPr>
-            <w:tcW w:type="dxa" w:w="1417"/>
+              <w:t>8,025</w:t>
+            </w:r>
+          </w:p>
+        </w:tc>
+        <w:tc>
+          <w:tcPr>
+            <w:tcW w:type="dxa" w:w="1361"/>
           </w:tcPr>
           <w:p>
             <w:r/>
@@ -5433,7 +5836,7 @@
               <w:rPr>
                 <w:sz w:val="18"/>
               </w:rPr>
-              <w:t>No</w:t>
+              <w:t>4.2%</w:t>
             </w:r>
           </w:p>
         </w:tc>
@@ -5441,7 +5844,7 @@
       <w:tr>
         <w:tc>
           <w:tcPr>
-            <w:tcW w:type="dxa" w:w="850"/>
+            <w:tcW w:type="dxa" w:w="1247"/>
           </w:tcPr>
           <w:p>
             <w:r/>
@@ -5449,13 +5852,13 @@
               <w:rPr>
                 <w:sz w:val="18"/>
               </w:rPr>
-              <w:t>3</w:t>
-            </w:r>
-          </w:p>
-        </w:tc>
-        <w:tc>
-          <w:tcPr>
-            <w:tcW w:type="dxa" w:w="1417"/>
+              <w:t>MASAC</w:t>
+            </w:r>
+          </w:p>
+        </w:tc>
+        <w:tc>
+          <w:tcPr>
+            <w:tcW w:type="dxa" w:w="1361"/>
           </w:tcPr>
           <w:p>
             <w:r/>
@@ -5463,13 +5866,13 @@
               <w:rPr>
                 <w:sz w:val="18"/>
               </w:rPr>
-              <w:t>MASAC</w:t>
-            </w:r>
-          </w:p>
-        </w:tc>
-        <w:tc>
-          <w:tcPr>
-            <w:tcW w:type="dxa" w:w="1417"/>
+              <w:t>1.0286</w:t>
+            </w:r>
+          </w:p>
+        </w:tc>
+        <w:tc>
+          <w:tcPr>
+            <w:tcW w:type="dxa" w:w="1361"/>
           </w:tcPr>
           <w:p>
             <w:r/>
@@ -5477,13 +5880,13 @@
               <w:rPr>
                 <w:sz w:val="18"/>
               </w:rPr>
-              <w:t>0.2351</w:t>
-            </w:r>
-          </w:p>
-        </w:tc>
-        <w:tc>
-          <w:tcPr>
-            <w:tcW w:type="dxa" w:w="1020"/>
+              <w:t>1.0851</w:t>
+            </w:r>
+          </w:p>
+        </w:tc>
+        <w:tc>
+          <w:tcPr>
+            <w:tcW w:type="dxa" w:w="1361"/>
           </w:tcPr>
           <w:p>
             <w:r/>
@@ -5491,13 +5894,13 @@
               <w:rPr>
                 <w:sz w:val="18"/>
               </w:rPr>
-              <w:t>0.0000</w:t>
-            </w:r>
-          </w:p>
-        </w:tc>
-        <w:tc>
-          <w:tcPr>
-            <w:tcW w:type="dxa" w:w="1020"/>
+              <w:t>1.0220</w:t>
+            </w:r>
+          </w:p>
+        </w:tc>
+        <w:tc>
+          <w:tcPr>
+            <w:tcW w:type="dxa" w:w="1361"/>
           </w:tcPr>
           <w:p>
             <w:r/>
@@ -5505,13 +5908,13 @@
               <w:rPr>
                 <w:sz w:val="18"/>
               </w:rPr>
-              <w:t>0.0000</w:t>
-            </w:r>
-          </w:p>
-        </w:tc>
-        <w:tc>
-          <w:tcPr>
-            <w:tcW w:type="dxa" w:w="1020"/>
+              <w:t>0.9786</w:t>
+            </w:r>
+          </w:p>
+        </w:tc>
+        <w:tc>
+          <w:tcPr>
+            <w:tcW w:type="dxa" w:w="1361"/>
           </w:tcPr>
           <w:p>
             <w:r/>
@@ -5519,13 +5922,13 @@
               <w:rPr>
                 <w:sz w:val="18"/>
               </w:rPr>
-              <w:t>0.7054</w:t>
-            </w:r>
-          </w:p>
-        </w:tc>
-        <w:tc>
-          <w:tcPr>
-            <w:tcW w:type="dxa" w:w="1417"/>
+              <w:t>29,499</w:t>
+            </w:r>
+          </w:p>
+        </w:tc>
+        <w:tc>
+          <w:tcPr>
+            <w:tcW w:type="dxa" w:w="1361"/>
           </w:tcPr>
           <w:p>
             <w:r/>
@@ -5533,21 +5936,13 @@
               <w:rPr>
                 <w:sz w:val="18"/>
               </w:rPr>
-              <w:t>No</w:t>
+              <w:t>3.9%</w:t>
             </w:r>
           </w:p>
         </w:tc>
       </w:tr>
     </w:tbl>
     <w:p/>
-    <w:p>
-      <w:pPr>
-        <w:pStyle w:val="Heading2"/>
-      </w:pPr>
-      <w:r>
-        <w:t>5.3 KPIs fisicos por objetivo (distrito)</w:t>
-      </w:r>
-    </w:p>
     <w:p>
       <w:r>
         <w:rPr>
@@ -5555,7 +5950,7 @@
           <w:color w:val="595959"/>
           <w:sz w:val="19"/>
         </w:rPr>
-        <w:t>Tabla 5.3. KPIs fisicos agregados de distrito.</w:t>
+        <w:t>Tabla 5.7. Ranking descriptivo OE.1 (best_madrl_report.json).</w:t>
       </w:r>
     </w:p>
     <w:tbl>
@@ -5566,17 +5961,14 @@
         <w:tblLook w:firstColumn="1" w:firstRow="1" w:lastColumn="0" w:lastRow="0" w:noHBand="0" w:noVBand="1" w:val="04A0"/>
       </w:tblPr>
       <w:tblGrid>
-        <w:gridCol w:w="1440"/>
-        <w:gridCol w:w="1440"/>
-        <w:gridCol w:w="1440"/>
-        <w:gridCol w:w="1440"/>
-        <w:gridCol w:w="1440"/>
-        <w:gridCol w:w="1440"/>
+        <w:gridCol w:w="2880"/>
+        <w:gridCol w:w="2880"/>
+        <w:gridCol w:w="2880"/>
       </w:tblGrid>
       <w:tr>
         <w:tc>
           <w:tcPr>
-            <w:tcW w:type="dxa" w:w="1417"/>
+            <w:tcW w:type="dxa" w:w="1701"/>
             <w:shd w:val="clear" w:color="auto" w:fill="1F4E79"/>
           </w:tcPr>
           <w:p>
@@ -5593,7 +5985,7 @@
         </w:tc>
         <w:tc>
           <w:tcPr>
-            <w:tcW w:type="dxa" w:w="850"/>
+            <w:tcW w:type="dxa" w:w="2268"/>
             <w:shd w:val="clear" w:color="auto" w:fill="1F4E79"/>
           </w:tcPr>
           <w:p>
@@ -5604,13 +5996,13 @@
                 <w:color w:val="FFFFFF"/>
                 <w:sz w:val="18"/>
               </w:rPr>
-              <w:t>Esc.</w:t>
-            </w:r>
-          </w:p>
-        </w:tc>
-        <w:tc>
-          <w:tcPr>
-            <w:tcW w:type="dxa" w:w="1417"/>
+              <w:t>Score normalizado OE1</w:t>
+            </w:r>
+          </w:p>
+        </w:tc>
+        <w:tc>
+          <w:tcPr>
+            <w:tcW w:type="dxa" w:w="2551"/>
             <w:shd w:val="clear" w:color="auto" w:fill="1F4E79"/>
           </w:tcPr>
           <w:p>
@@ -5621,58 +6013,7 @@
                 <w:color w:val="FFFFFF"/>
                 <w:sz w:val="18"/>
               </w:rPr>
-              <w:t>Flex comp.</w:t>
-            </w:r>
-          </w:p>
-        </w:tc>
-        <w:tc>
-          <w:tcPr>
-            <w:tcW w:type="dxa" w:w="1701"/>
-            <w:shd w:val="clear" w:color="auto" w:fill="1F4E79"/>
-          </w:tcPr>
-          <w:p>
-            <w:r/>
-            <w:r>
-              <w:rPr>
-                <w:b/>
-                <w:color w:val="FFFFFF"/>
-                <w:sz w:val="18"/>
-              </w:rPr>
-              <w:t>Delta CO2 (kg)</w:t>
-            </w:r>
-          </w:p>
-        </w:tc>
-        <w:tc>
-          <w:tcPr>
-            <w:tcW w:type="dxa" w:w="1701"/>
-            <w:shd w:val="clear" w:color="auto" w:fill="1F4E79"/>
-          </w:tcPr>
-          <w:p>
-            <w:r/>
-            <w:r>
-              <w:rPr>
-                <w:b/>
-                <w:color w:val="FFFFFF"/>
-                <w:sz w:val="18"/>
-              </w:rPr>
-              <w:t>Delta costo (EUR)</w:t>
-            </w:r>
-          </w:p>
-        </w:tc>
-        <w:tc>
-          <w:tcPr>
-            <w:tcW w:type="dxa" w:w="1417"/>
-            <w:shd w:val="clear" w:color="auto" w:fill="1F4E79"/>
-          </w:tcPr>
-          <w:p>
-            <w:r/>
-            <w:r>
-              <w:rPr>
-                <w:b/>
-                <w:color w:val="FFFFFF"/>
-                <w:sz w:val="18"/>
-              </w:rPr>
-              <w:t>EV exito</w:t>
+              <w:t>Mayor efecto en OE1</w:t>
             </w:r>
           </w:p>
         </w:tc>
@@ -5680,7 +6021,7 @@
       <w:tr>
         <w:tc>
           <w:tcPr>
-            <w:tcW w:type="dxa" w:w="1417"/>
+            <w:tcW w:type="dxa" w:w="1701"/>
           </w:tcPr>
           <w:p>
             <w:r/>
@@ -5688,13 +6029,13 @@
               <w:rPr>
                 <w:sz w:val="18"/>
               </w:rPr>
-              <w:t>MASAC</w:t>
-            </w:r>
-          </w:p>
-        </w:tc>
-        <w:tc>
-          <w:tcPr>
-            <w:tcW w:type="dxa" w:w="850"/>
+              <w:t>MATD3</w:t>
+            </w:r>
+          </w:p>
+        </w:tc>
+        <w:tc>
+          <w:tcPr>
+            <w:tcW w:type="dxa" w:w="2268"/>
           </w:tcPr>
           <w:p>
             <w:r/>
@@ -5702,13 +6043,13 @@
               <w:rPr>
                 <w:sz w:val="18"/>
               </w:rPr>
-              <w:t>E1</w:t>
-            </w:r>
-          </w:p>
-        </w:tc>
-        <w:tc>
-          <w:tcPr>
-            <w:tcW w:type="dxa" w:w="1417"/>
+              <w:t>1.0000</w:t>
+            </w:r>
+          </w:p>
+        </w:tc>
+        <w:tc>
+          <w:tcPr>
+            <w:tcW w:type="dxa" w:w="2551"/>
           </w:tcPr>
           <w:p>
             <w:r/>
@@ -5716,49 +6057,7 @@
               <w:rPr>
                 <w:sz w:val="18"/>
               </w:rPr>
-              <w:t>1.0286</w:t>
-            </w:r>
-          </w:p>
-        </w:tc>
-        <w:tc>
-          <w:tcPr>
-            <w:tcW w:type="dxa" w:w="1701"/>
-          </w:tcPr>
-          <w:p>
-            <w:r/>
-            <w:r>
-              <w:rPr>
-                <w:sz w:val="18"/>
-              </w:rPr>
-              <w:t>81,227</w:t>
-            </w:r>
-          </w:p>
-        </w:tc>
-        <w:tc>
-          <w:tcPr>
-            <w:tcW w:type="dxa" w:w="1701"/>
-          </w:tcPr>
-          <w:p>
-            <w:r/>
-            <w:r>
-              <w:rPr>
-                <w:sz w:val="18"/>
-              </w:rPr>
-              <w:t>14,672</w:t>
-            </w:r>
-          </w:p>
-        </w:tc>
-        <w:tc>
-          <w:tcPr>
-            <w:tcW w:type="dxa" w:w="1417"/>
-          </w:tcPr>
-          <w:p>
-            <w:r/>
-            <w:r>
-              <w:rPr>
-                <w:sz w:val="18"/>
-              </w:rPr>
-              <w:t>3.9%</w:t>
+              <w:t>Si</w:t>
             </w:r>
           </w:p>
         </w:tc>
@@ -5766,7 +6065,7 @@
       <w:tr>
         <w:tc>
           <w:tcPr>
-            <w:tcW w:type="dxa" w:w="1417"/>
+            <w:tcW w:type="dxa" w:w="1701"/>
           </w:tcPr>
           <w:p>
             <w:r/>
@@ -5774,13 +6073,13 @@
               <w:rPr>
                 <w:sz w:val="18"/>
               </w:rPr>
-              <w:t>MASAC</w:t>
-            </w:r>
-          </w:p>
-        </w:tc>
-        <w:tc>
-          <w:tcPr>
-            <w:tcW w:type="dxa" w:w="850"/>
+              <w:t>MAAC</w:t>
+            </w:r>
+          </w:p>
+        </w:tc>
+        <w:tc>
+          <w:tcPr>
+            <w:tcW w:type="dxa" w:w="2268"/>
           </w:tcPr>
           <w:p>
             <w:r/>
@@ -5788,13 +6087,13 @@
               <w:rPr>
                 <w:sz w:val="18"/>
               </w:rPr>
-              <w:t>E2</w:t>
-            </w:r>
-          </w:p>
-        </w:tc>
-        <w:tc>
-          <w:tcPr>
-            <w:tcW w:type="dxa" w:w="1417"/>
+              <w:t>0.5837</w:t>
+            </w:r>
+          </w:p>
+        </w:tc>
+        <w:tc>
+          <w:tcPr>
+            <w:tcW w:type="dxa" w:w="2551"/>
           </w:tcPr>
           <w:p>
             <w:r/>
@@ -5802,49 +6101,7 @@
               <w:rPr>
                 <w:sz w:val="18"/>
               </w:rPr>
-              <w:t>1.0318</w:t>
-            </w:r>
-          </w:p>
-        </w:tc>
-        <w:tc>
-          <w:tcPr>
-            <w:tcW w:type="dxa" w:w="1701"/>
-          </w:tcPr>
-          <w:p>
-            <w:r/>
-            <w:r>
-              <w:rPr>
-                <w:sz w:val="18"/>
-              </w:rPr>
-              <w:t>77,649</w:t>
-            </w:r>
-          </w:p>
-        </w:tc>
-        <w:tc>
-          <w:tcPr>
-            <w:tcW w:type="dxa" w:w="1701"/>
-          </w:tcPr>
-          <w:p>
-            <w:r/>
-            <w:r>
-              <w:rPr>
-                <w:sz w:val="18"/>
-              </w:rPr>
-              <w:t>15,020</w:t>
-            </w:r>
-          </w:p>
-        </w:tc>
-        <w:tc>
-          <w:tcPr>
-            <w:tcW w:type="dxa" w:w="1417"/>
-          </w:tcPr>
-          <w:p>
-            <w:r/>
-            <w:r>
-              <w:rPr>
-                <w:sz w:val="18"/>
-              </w:rPr>
-              <w:t>4.1%</w:t>
+              <w:t>No</w:t>
             </w:r>
           </w:p>
         </w:tc>
@@ -5852,7 +6109,7 @@
       <w:tr>
         <w:tc>
           <w:tcPr>
-            <w:tcW w:type="dxa" w:w="1417"/>
+            <w:tcW w:type="dxa" w:w="1701"/>
           </w:tcPr>
           <w:p>
             <w:r/>
@@ -5866,7 +6123,7 @@
         </w:tc>
         <w:tc>
           <w:tcPr>
-            <w:tcW w:type="dxa" w:w="850"/>
+            <w:tcW w:type="dxa" w:w="2268"/>
           </w:tcPr>
           <w:p>
             <w:r/>
@@ -5874,13 +6131,13 @@
               <w:rPr>
                 <w:sz w:val="18"/>
               </w:rPr>
-              <w:t>E3</w:t>
-            </w:r>
-          </w:p>
-        </w:tc>
-        <w:tc>
-          <w:tcPr>
-            <w:tcW w:type="dxa" w:w="1417"/>
+              <w:t>0.0000</w:t>
+            </w:r>
+          </w:p>
+        </w:tc>
+        <w:tc>
+          <w:tcPr>
+            <w:tcW w:type="dxa" w:w="2551"/>
           </w:tcPr>
           <w:p>
             <w:r/>
@@ -5888,579 +6145,13 @@
               <w:rPr>
                 <w:sz w:val="18"/>
               </w:rPr>
-              <w:t>1.0297</w:t>
-            </w:r>
-          </w:p>
-        </w:tc>
-        <w:tc>
-          <w:tcPr>
-            <w:tcW w:type="dxa" w:w="1701"/>
-          </w:tcPr>
-          <w:p>
-            <w:r/>
-            <w:r>
-              <w:rPr>
-                <w:sz w:val="18"/>
-              </w:rPr>
-              <w:t>90,900</w:t>
-            </w:r>
-          </w:p>
-        </w:tc>
-        <w:tc>
-          <w:tcPr>
-            <w:tcW w:type="dxa" w:w="1701"/>
-          </w:tcPr>
-          <w:p>
-            <w:r/>
-            <w:r>
-              <w:rPr>
-                <w:sz w:val="18"/>
-              </w:rPr>
-              <w:t>19,793</w:t>
-            </w:r>
-          </w:p>
-        </w:tc>
-        <w:tc>
-          <w:tcPr>
-            <w:tcW w:type="dxa" w:w="1417"/>
-          </w:tcPr>
-          <w:p>
-            <w:r/>
-            <w:r>
-              <w:rPr>
-                <w:sz w:val="18"/>
-              </w:rPr>
-              <w:t>4.1%</w:t>
-            </w:r>
-          </w:p>
-        </w:tc>
-      </w:tr>
-      <w:tr>
-        <w:tc>
-          <w:tcPr>
-            <w:tcW w:type="dxa" w:w="1417"/>
-          </w:tcPr>
-          <w:p>
-            <w:r/>
-            <w:r>
-              <w:rPr>
-                <w:sz w:val="18"/>
-              </w:rPr>
-              <w:t>MATD3</w:t>
-            </w:r>
-          </w:p>
-        </w:tc>
-        <w:tc>
-          <w:tcPr>
-            <w:tcW w:type="dxa" w:w="850"/>
-          </w:tcPr>
-          <w:p>
-            <w:r/>
-            <w:r>
-              <w:rPr>
-                <w:sz w:val="18"/>
-              </w:rPr>
-              <w:t>E1</w:t>
-            </w:r>
-          </w:p>
-        </w:tc>
-        <w:tc>
-          <w:tcPr>
-            <w:tcW w:type="dxa" w:w="1417"/>
-          </w:tcPr>
-          <w:p>
-            <w:r/>
-            <w:r>
-              <w:rPr>
-                <w:sz w:val="18"/>
-              </w:rPr>
-              <w:t>1.0009</w:t>
-            </w:r>
-          </w:p>
-        </w:tc>
-        <w:tc>
-          <w:tcPr>
-            <w:tcW w:type="dxa" w:w="1701"/>
-          </w:tcPr>
-          <w:p>
-            <w:r/>
-            <w:r>
-              <w:rPr>
-                <w:sz w:val="18"/>
-              </w:rPr>
-              <w:t>36,723</w:t>
-            </w:r>
-          </w:p>
-        </w:tc>
-        <w:tc>
-          <w:tcPr>
-            <w:tcW w:type="dxa" w:w="1701"/>
-          </w:tcPr>
-          <w:p>
-            <w:r/>
-            <w:r>
-              <w:rPr>
-                <w:sz w:val="18"/>
-              </w:rPr>
-              <w:t>33,075</w:t>
-            </w:r>
-          </w:p>
-        </w:tc>
-        <w:tc>
-          <w:tcPr>
-            <w:tcW w:type="dxa" w:w="1417"/>
-          </w:tcPr>
-          <w:p>
-            <w:r/>
-            <w:r>
-              <w:rPr>
-                <w:sz w:val="18"/>
-              </w:rPr>
-              <w:t>43.9%</w:t>
-            </w:r>
-          </w:p>
-        </w:tc>
-      </w:tr>
-      <w:tr>
-        <w:tc>
-          <w:tcPr>
-            <w:tcW w:type="dxa" w:w="1417"/>
-          </w:tcPr>
-          <w:p>
-            <w:r/>
-            <w:r>
-              <w:rPr>
-                <w:sz w:val="18"/>
-              </w:rPr>
-              <w:t>MATD3</w:t>
-            </w:r>
-          </w:p>
-        </w:tc>
-        <w:tc>
-          <w:tcPr>
-            <w:tcW w:type="dxa" w:w="850"/>
-          </w:tcPr>
-          <w:p>
-            <w:r/>
-            <w:r>
-              <w:rPr>
-                <w:sz w:val="18"/>
-              </w:rPr>
-              <w:t>E2</w:t>
-            </w:r>
-          </w:p>
-        </w:tc>
-        <w:tc>
-          <w:tcPr>
-            <w:tcW w:type="dxa" w:w="1417"/>
-          </w:tcPr>
-          <w:p>
-            <w:r/>
-            <w:r>
-              <w:rPr>
-                <w:sz w:val="18"/>
-              </w:rPr>
-              <w:t>1.0007</w:t>
-            </w:r>
-          </w:p>
-        </w:tc>
-        <w:tc>
-          <w:tcPr>
-            <w:tcW w:type="dxa" w:w="1701"/>
-          </w:tcPr>
-          <w:p>
-            <w:r/>
-            <w:r>
-              <w:rPr>
-                <w:sz w:val="18"/>
-              </w:rPr>
-              <w:t>23,070</w:t>
-            </w:r>
-          </w:p>
-        </w:tc>
-        <w:tc>
-          <w:tcPr>
-            <w:tcW w:type="dxa" w:w="1701"/>
-          </w:tcPr>
-          <w:p>
-            <w:r/>
-            <w:r>
-              <w:rPr>
-                <w:sz w:val="18"/>
-              </w:rPr>
-              <w:t>13,935</w:t>
-            </w:r>
-          </w:p>
-        </w:tc>
-        <w:tc>
-          <w:tcPr>
-            <w:tcW w:type="dxa" w:w="1417"/>
-          </w:tcPr>
-          <w:p>
-            <w:r/>
-            <w:r>
-              <w:rPr>
-                <w:sz w:val="18"/>
-              </w:rPr>
-              <w:t>36.4%</w:t>
-            </w:r>
-          </w:p>
-        </w:tc>
-      </w:tr>
-      <w:tr>
-        <w:tc>
-          <w:tcPr>
-            <w:tcW w:type="dxa" w:w="1417"/>
-          </w:tcPr>
-          <w:p>
-            <w:r/>
-            <w:r>
-              <w:rPr>
-                <w:sz w:val="18"/>
-              </w:rPr>
-              <w:t>MATD3</w:t>
-            </w:r>
-          </w:p>
-        </w:tc>
-        <w:tc>
-          <w:tcPr>
-            <w:tcW w:type="dxa" w:w="850"/>
-          </w:tcPr>
-          <w:p>
-            <w:r/>
-            <w:r>
-              <w:rPr>
-                <w:sz w:val="18"/>
-              </w:rPr>
-              <w:t>E3</w:t>
-            </w:r>
-          </w:p>
-        </w:tc>
-        <w:tc>
-          <w:tcPr>
-            <w:tcW w:type="dxa" w:w="1417"/>
-          </w:tcPr>
-          <w:p>
-            <w:r/>
-            <w:r>
-              <w:rPr>
-                <w:sz w:val="18"/>
-              </w:rPr>
-              <w:t>1.0006</w:t>
-            </w:r>
-          </w:p>
-        </w:tc>
-        <w:tc>
-          <w:tcPr>
-            <w:tcW w:type="dxa" w:w="1701"/>
-          </w:tcPr>
-          <w:p>
-            <w:r/>
-            <w:r>
-              <w:rPr>
-                <w:sz w:val="18"/>
-              </w:rPr>
-              <w:t>41,293</w:t>
-            </w:r>
-          </w:p>
-        </w:tc>
-        <w:tc>
-          <w:tcPr>
-            <w:tcW w:type="dxa" w:w="1701"/>
-          </w:tcPr>
-          <w:p>
-            <w:r/>
-            <w:r>
-              <w:rPr>
-                <w:sz w:val="18"/>
-              </w:rPr>
-              <w:t>44,399</w:t>
-            </w:r>
-          </w:p>
-        </w:tc>
-        <w:tc>
-          <w:tcPr>
-            <w:tcW w:type="dxa" w:w="1417"/>
-          </w:tcPr>
-          <w:p>
-            <w:r/>
-            <w:r>
-              <w:rPr>
-                <w:sz w:val="18"/>
-              </w:rPr>
-              <w:t>48.2%</w:t>
-            </w:r>
-          </w:p>
-        </w:tc>
-      </w:tr>
-      <w:tr>
-        <w:tc>
-          <w:tcPr>
-            <w:tcW w:type="dxa" w:w="1417"/>
-          </w:tcPr>
-          <w:p>
-            <w:r/>
-            <w:r>
-              <w:rPr>
-                <w:sz w:val="18"/>
-              </w:rPr>
-              <w:t>MAAC</w:t>
-            </w:r>
-          </w:p>
-        </w:tc>
-        <w:tc>
-          <w:tcPr>
-            <w:tcW w:type="dxa" w:w="850"/>
-          </w:tcPr>
-          <w:p>
-            <w:r/>
-            <w:r>
-              <w:rPr>
-                <w:sz w:val="18"/>
-              </w:rPr>
-              <w:t>E1</w:t>
-            </w:r>
-          </w:p>
-        </w:tc>
-        <w:tc>
-          <w:tcPr>
-            <w:tcW w:type="dxa" w:w="1417"/>
-          </w:tcPr>
-          <w:p>
-            <w:r/>
-            <w:r>
-              <w:rPr>
-                <w:sz w:val="18"/>
-              </w:rPr>
-              <w:t>1.0124</w:t>
-            </w:r>
-          </w:p>
-        </w:tc>
-        <w:tc>
-          <w:tcPr>
-            <w:tcW w:type="dxa" w:w="1701"/>
-          </w:tcPr>
-          <w:p>
-            <w:r/>
-            <w:r>
-              <w:rPr>
-                <w:sz w:val="18"/>
-              </w:rPr>
-              <w:t>38,566</w:t>
-            </w:r>
-          </w:p>
-        </w:tc>
-        <w:tc>
-          <w:tcPr>
-            <w:tcW w:type="dxa" w:w="1701"/>
-          </w:tcPr>
-          <w:p>
-            <w:r/>
-            <w:r>
-              <w:rPr>
-                <w:sz w:val="18"/>
-              </w:rPr>
-              <w:t>3,628</w:t>
-            </w:r>
-          </w:p>
-        </w:tc>
-        <w:tc>
-          <w:tcPr>
-            <w:tcW w:type="dxa" w:w="1417"/>
-          </w:tcPr>
-          <w:p>
-            <w:r/>
-            <w:r>
-              <w:rPr>
-                <w:sz w:val="18"/>
-              </w:rPr>
-              <w:t>4.2%</w:t>
-            </w:r>
-          </w:p>
-        </w:tc>
-      </w:tr>
-      <w:tr>
-        <w:tc>
-          <w:tcPr>
-            <w:tcW w:type="dxa" w:w="1417"/>
-          </w:tcPr>
-          <w:p>
-            <w:r/>
-            <w:r>
-              <w:rPr>
-                <w:sz w:val="18"/>
-              </w:rPr>
-              <w:t>MAAC</w:t>
-            </w:r>
-          </w:p>
-        </w:tc>
-        <w:tc>
-          <w:tcPr>
-            <w:tcW w:type="dxa" w:w="850"/>
-          </w:tcPr>
-          <w:p>
-            <w:r/>
-            <w:r>
-              <w:rPr>
-                <w:sz w:val="18"/>
-              </w:rPr>
-              <w:t>E2</w:t>
-            </w:r>
-          </w:p>
-        </w:tc>
-        <w:tc>
-          <w:tcPr>
-            <w:tcW w:type="dxa" w:w="1417"/>
-          </w:tcPr>
-          <w:p>
-            <w:r/>
-            <w:r>
-              <w:rPr>
-                <w:sz w:val="18"/>
-              </w:rPr>
-              <w:t>1.0172</w:t>
-            </w:r>
-          </w:p>
-        </w:tc>
-        <w:tc>
-          <w:tcPr>
-            <w:tcW w:type="dxa" w:w="1701"/>
-          </w:tcPr>
-          <w:p>
-            <w:r/>
-            <w:r>
-              <w:rPr>
-                <w:sz w:val="18"/>
-              </w:rPr>
-              <w:t>70,654</w:t>
-            </w:r>
-          </w:p>
-        </w:tc>
-        <w:tc>
-          <w:tcPr>
-            <w:tcW w:type="dxa" w:w="1701"/>
-          </w:tcPr>
-          <w:p>
-            <w:r/>
-            <w:r>
-              <w:rPr>
-                <w:sz w:val="18"/>
-              </w:rPr>
-              <w:t>13,275</w:t>
-            </w:r>
-          </w:p>
-        </w:tc>
-        <w:tc>
-          <w:tcPr>
-            <w:tcW w:type="dxa" w:w="1417"/>
-          </w:tcPr>
-          <w:p>
-            <w:r/>
-            <w:r>
-              <w:rPr>
-                <w:sz w:val="18"/>
-              </w:rPr>
-              <w:t>4.1%</w:t>
-            </w:r>
-          </w:p>
-        </w:tc>
-      </w:tr>
-      <w:tr>
-        <w:tc>
-          <w:tcPr>
-            <w:tcW w:type="dxa" w:w="1417"/>
-          </w:tcPr>
-          <w:p>
-            <w:r/>
-            <w:r>
-              <w:rPr>
-                <w:sz w:val="18"/>
-              </w:rPr>
-              <w:t>MAAC</w:t>
-            </w:r>
-          </w:p>
-        </w:tc>
-        <w:tc>
-          <w:tcPr>
-            <w:tcW w:type="dxa" w:w="850"/>
-          </w:tcPr>
-          <w:p>
-            <w:r/>
-            <w:r>
-              <w:rPr>
-                <w:sz w:val="18"/>
-              </w:rPr>
-              <w:t>E3</w:t>
-            </w:r>
-          </w:p>
-        </w:tc>
-        <w:tc>
-          <w:tcPr>
-            <w:tcW w:type="dxa" w:w="1417"/>
-          </w:tcPr>
-          <w:p>
-            <w:r/>
-            <w:r>
-              <w:rPr>
-                <w:sz w:val="18"/>
-              </w:rPr>
-              <w:t>1.0138</w:t>
-            </w:r>
-          </w:p>
-        </w:tc>
-        <w:tc>
-          <w:tcPr>
-            <w:tcW w:type="dxa" w:w="1701"/>
-          </w:tcPr>
-          <w:p>
-            <w:r/>
-            <w:r>
-              <w:rPr>
-                <w:sz w:val="18"/>
-              </w:rPr>
-              <w:t>73,411</w:t>
-            </w:r>
-          </w:p>
-        </w:tc>
-        <w:tc>
-          <w:tcPr>
-            <w:tcW w:type="dxa" w:w="1701"/>
-          </w:tcPr>
-          <w:p>
-            <w:r/>
-            <w:r>
-              <w:rPr>
-                <w:sz w:val="18"/>
-              </w:rPr>
-              <w:t>9,515</w:t>
-            </w:r>
-          </w:p>
-        </w:tc>
-        <w:tc>
-          <w:tcPr>
-            <w:tcW w:type="dxa" w:w="1417"/>
-          </w:tcPr>
-          <w:p>
-            <w:r/>
-            <w:r>
-              <w:rPr>
-                <w:sz w:val="18"/>
-              </w:rPr>
-              <w:t>4.1%</w:t>
+              <w:t>No</w:t>
             </w:r>
           </w:p>
         </w:tc>
       </w:tr>
     </w:tbl>
     <w:p/>
-    <w:p>
-      <w:pPr>
-        <w:pStyle w:val="Heading2"/>
-      </w:pPr>
-      <w:r>
-        <w:t>5.4 Comparacion con linea base CityLearn v2</w:t>
-      </w:r>
-    </w:p>
     <w:p>
       <w:pPr>
         <w:jc w:val="both"/>
@@ -6470,7 +6161,216 @@
           <w:b w:val="0"/>
           <w:i w:val="0"/>
         </w:rPr>
-        <w:t>Se contrastan los MADRL seleccionados (MATD3, MAAC, MASAC) frente a los agentes baseline y hour_rbc de CityLearn v2 original, con los 54 KPI normalizados y score global HPHI ponderado (pesos 0,34/0,33/0,33 por eje). Fuente: outputs/madrl_v3_20260627_164047/resumen_comparativo/citylearn_v2_baseline/. Hallazgo central: el baseline RBC supera a todos los MADRL en score global en E1, E2 y E3; esto no invalida el benchmark metodologico, pero matiza las conclusiones causales.</w:t>
+        <w:t>Respuesta a OE.1: el algoritmo MADRL de mayor efecto sobre D-VD.1 en E1 es MATD3 (Flexibilidad compuesta = 1.0009). El contraste inferencial Kruskal-Wallis sobre KPI-gains en E1 arroja p = 0.281 (alpha = 0,05), por lo que la diferencia global entre algoritmos no alcanza significancia inferencial con una semilla. La evidencia descriptiva de distrito respalda la identificacion del lider por objetivo; la inferencia confirmatoria requiere replicacion multi-semilla (Colas et al., 2019).</w:t>
+      </w:r>
+    </w:p>
+    <w:p>
+      <w:r>
+        <w:br w:type="page"/>
+      </w:r>
+    </w:p>
+    <w:p>
+      <w:r>
+        <w:drawing>
+          <wp:inline xmlns:a="http://schemas.openxmlformats.org/drawingml/2006/main" xmlns:pic="http://schemas.openxmlformats.org/drawingml/2006/picture">
+            <wp:extent cx="6300000" cy="2863636"/>
+            <wp:docPr id="1" name="Picture 1"/>
+            <wp:cNvGraphicFramePr>
+              <a:graphicFrameLocks noChangeAspect="1"/>
+            </wp:cNvGraphicFramePr>
+            <a:graphic>
+              <a:graphicData uri="http://schemas.openxmlformats.org/drawingml/2006/picture">
+                <pic:pic>
+                  <pic:nvPicPr>
+                    <pic:cNvPr id="0" name="comparativo_E1_convergence_reward_mean.png"/>
+                    <pic:cNvPicPr/>
+                  </pic:nvPicPr>
+                  <pic:blipFill>
+                    <a:blip r:embed="rId9"/>
+                    <a:stretch>
+                      <a:fillRect/>
+                    </a:stretch>
+                  </pic:blipFill>
+                  <pic:spPr>
+                    <a:xfrm>
+                      <a:off x="0" y="0"/>
+                      <a:ext cx="6300000" cy="2863636"/>
+                    </a:xfrm>
+                    <a:prstGeom prst="rect"/>
+                  </pic:spPr>
+                </pic:pic>
+              </a:graphicData>
+            </a:graphic>
+          </wp:inline>
+        </w:drawing>
+      </w:r>
+    </w:p>
+    <w:p>
+      <w:pPr>
+        <w:jc w:val="center"/>
+      </w:pPr>
+      <w:r>
+        <w:rPr>
+          <w:i/>
+          <w:color w:val="595959"/>
+          <w:sz w:val="18"/>
+        </w:rPr>
+        <w:t>Figura 5.1. Convergencia de reward_mean en e1 — escenario E1, datos reales Drive (300 dpi).</w:t>
+      </w:r>
+    </w:p>
+    <w:p>
+      <w:pPr>
+        <w:jc w:val="both"/>
+      </w:pPr>
+      <w:r>
+        <w:t>La Figura 5.1 vincula directamente OE.1 con D-VD.1: en E1 se observa que MATD3 concentra el mejor desempeno descriptivo frente a los demas MADRL auditados. La lectura debe hacerse exclusivamente en la dimension flexibilidad energetica, sin extrapolar al score global ni a los otros objetivos especificos.</w:t>
+      </w:r>
+    </w:p>
+    <w:p/>
+    <w:p>
+      <w:r>
+        <w:br w:type="page"/>
+      </w:r>
+    </w:p>
+    <w:p>
+      <w:r>
+        <w:drawing>
+          <wp:inline xmlns:a="http://schemas.openxmlformats.org/drawingml/2006/main" xmlns:pic="http://schemas.openxmlformats.org/drawingml/2006/picture">
+            <wp:extent cx="6300000" cy="3937500"/>
+            <wp:docPr id="2" name="Picture 2"/>
+            <wp:cNvGraphicFramePr>
+              <a:graphicFrameLocks noChangeAspect="1"/>
+            </wp:cNvGraphicFramePr>
+            <a:graphic>
+              <a:graphicData uri="http://schemas.openxmlformats.org/drawingml/2006/picture">
+                <pic:pic>
+                  <pic:nvPicPr>
+                    <pic:cNvPr id="0" name="comparativo_E1_OE1_kpi.png"/>
+                    <pic:cNvPicPr/>
+                  </pic:nvPicPr>
+                  <pic:blipFill>
+                    <a:blip r:embed="rId10"/>
+                    <a:stretch>
+                      <a:fillRect/>
+                    </a:stretch>
+                  </pic:blipFill>
+                  <pic:spPr>
+                    <a:xfrm>
+                      <a:off x="0" y="0"/>
+                      <a:ext cx="6300000" cy="3937500"/>
+                    </a:xfrm>
+                    <a:prstGeom prst="rect"/>
+                  </pic:spPr>
+                </pic:pic>
+              </a:graphicData>
+            </a:graphic>
+          </wp:inline>
+        </w:drawing>
+      </w:r>
+    </w:p>
+    <w:p>
+      <w:pPr>
+        <w:jc w:val="center"/>
+      </w:pPr>
+      <w:r>
+        <w:rPr>
+          <w:i/>
+          <w:color w:val="595959"/>
+          <w:sz w:val="18"/>
+        </w:rPr>
+        <w:t>Figura 5.2. Comparativa de kpi oe1 en e1 — escenario E1, datos reales Drive (300 dpi).</w:t>
+      </w:r>
+    </w:p>
+    <w:p>
+      <w:pPr>
+        <w:jc w:val="both"/>
+      </w:pPr>
+      <w:r>
+        <w:t>La Figura 5.2 vincula directamente OE.1 con D-VD.1: en E1 se observa que MATD3 concentra el mejor desempeno descriptivo frente a los demas MADRL auditados. La lectura debe hacerse exclusivamente en la dimension flexibilidad energetica, sin extrapolar al score global ni a los otros objetivos especificos.</w:t>
+      </w:r>
+    </w:p>
+    <w:p/>
+    <w:p>
+      <w:r>
+        <w:br w:type="page"/>
+      </w:r>
+    </w:p>
+    <w:p>
+      <w:r>
+        <w:drawing>
+          <wp:inline xmlns:a="http://schemas.openxmlformats.org/drawingml/2006/main" xmlns:pic="http://schemas.openxmlformats.org/drawingml/2006/picture">
+            <wp:extent cx="5940000" cy="7425000"/>
+            <wp:docPr id="3" name="Picture 3"/>
+            <wp:cNvGraphicFramePr>
+              <a:graphicFrameLocks noChangeAspect="1"/>
+            </wp:cNvGraphicFramePr>
+            <a:graphic>
+              <a:graphicData uri="http://schemas.openxmlformats.org/drawingml/2006/picture">
+                <pic:pic>
+                  <pic:nvPicPr>
+                    <pic:cNvPr id="0" name="drive_building_E1_flex_composite_proxy.png"/>
+                    <pic:cNvPicPr/>
+                  </pic:nvPicPr>
+                  <pic:blipFill>
+                    <a:blip r:embed="rId11"/>
+                    <a:stretch>
+                      <a:fillRect/>
+                    </a:stretch>
+                  </pic:blipFill>
+                  <pic:spPr>
+                    <a:xfrm>
+                      <a:off x="0" y="0"/>
+                      <a:ext cx="5940000" cy="7425000"/>
+                    </a:xfrm>
+                    <a:prstGeom prst="rect"/>
+                  </pic:spPr>
+                </pic:pic>
+              </a:graphicData>
+            </a:graphic>
+          </wp:inline>
+        </w:drawing>
+      </w:r>
+    </w:p>
+    <w:p>
+      <w:pPr>
+        <w:jc w:val="center"/>
+      </w:pPr>
+      <w:r>
+        <w:rPr>
+          <w:i/>
+          <w:color w:val="595959"/>
+          <w:sz w:val="18"/>
+        </w:rPr>
+        <w:t>Figura 5.3. Desagregacion por edificio (d-vd.1) — escenario E1, datos reales Drive (300 dpi).</w:t>
+      </w:r>
+    </w:p>
+    <w:p>
+      <w:pPr>
+        <w:jc w:val="both"/>
+      </w:pPr>
+      <w:r>
+        <w:t>La Figura 5.3 vincula directamente OE.1 con D-VD.1: en E1 se observa que MATD3 concentra el mejor desempeno descriptivo frente a los demas MADRL auditados. La lectura debe hacerse exclusivamente en la dimension flexibilidad energetica, sin extrapolar al score global ni a los otros objetivos especificos.</w:t>
+      </w:r>
+    </w:p>
+    <w:p/>
+    <w:p>
+      <w:pPr>
+        <w:pStyle w:val="Heading2"/>
+      </w:pPr>
+      <w:r>
+        <w:t>5.3 OE.2 — Efecto sobre emisiones de CO2 (D-VD.2)</w:t>
+      </w:r>
+    </w:p>
+    <w:p>
+      <w:pPr>
+        <w:jc w:val="both"/>
+      </w:pPr>
+      <w:r>
+        <w:rPr>
+          <w:b w:val="0"/>
+          <w:i w:val="0"/>
+        </w:rPr>
+        <w:t>OE.2. Determinar el efecto del algoritmo MADRL (VI: D-VI.1) sobre emisiones de CO2 (D-VD.2) e identificar el algoritmo de mayor efecto en esta dimension. El escenario E2 concentra el peso de recompensa en este eje ([0,15; 0,70; 0,15]). La evidencia proviene de la corrida canonica de 50 episodios (madrl_v3_20260627_164047) con MATD3, MAAC y MASAC; HAPPO queda excluido de contrastacion por ausencia de KPIs finales (49/50 ep).</w:t>
       </w:r>
     </w:p>
     <w:p>
@@ -6480,7 +6380,1588 @@
           <w:color w:val="595959"/>
           <w:sz w:val="19"/>
         </w:rPr>
-        <w:t>Tabla 5.4. Ranking global HPHI: CityLearn v2 vs MADRL (ranking_global_weighted.csv).</w:t>
+        <w:t>Tabla 5.5. KPIs de D-VD.2 en escenario E2 (distrito, corrida Colab 50 ep).</w:t>
+      </w:r>
+    </w:p>
+    <w:tbl>
+      <w:tblPr>
+        <w:tblStyle w:val="LightGrid-Accent1"/>
+        <w:tblW w:type="auto" w:w="0"/>
+        <w:jc w:val="center"/>
+        <w:tblLook w:firstColumn="1" w:firstRow="1" w:lastColumn="0" w:lastRow="0" w:noHBand="0" w:noVBand="1" w:val="04A0"/>
+      </w:tblPr>
+      <w:tblGrid>
+        <w:gridCol w:w="1728"/>
+        <w:gridCol w:w="1728"/>
+        <w:gridCol w:w="1728"/>
+        <w:gridCol w:w="1728"/>
+        <w:gridCol w:w="1728"/>
+      </w:tblGrid>
+      <w:tr>
+        <w:tc>
+          <w:tcPr>
+            <w:tcW w:type="dxa" w:w="1247"/>
+            <w:shd w:val="clear" w:color="auto" w:fill="1F4E79"/>
+          </w:tcPr>
+          <w:p>
+            <w:r/>
+            <w:r>
+              <w:rPr>
+                <w:b/>
+                <w:color w:val="FFFFFF"/>
+                <w:sz w:val="18"/>
+              </w:rPr>
+              <w:t>Algoritmo</w:t>
+            </w:r>
+          </w:p>
+        </w:tc>
+        <w:tc>
+          <w:tcPr>
+            <w:tcW w:type="dxa" w:w="1361"/>
+            <w:shd w:val="clear" w:color="auto" w:fill="1F4E79"/>
+          </w:tcPr>
+          <w:p>
+            <w:r/>
+            <w:r>
+              <w:rPr>
+                <w:b/>
+                <w:color w:val="FFFFFF"/>
+                <w:sz w:val="18"/>
+              </w:rPr>
+              <w:t>Delta CO2 (kg)</w:t>
+            </w:r>
+          </w:p>
+        </w:tc>
+        <w:tc>
+          <w:tcPr>
+            <w:tcW w:type="dxa" w:w="1361"/>
+            <w:shd w:val="clear" w:color="auto" w:fill="1F4E79"/>
+          </w:tcPr>
+          <w:p>
+            <w:r/>
+            <w:r>
+              <w:rPr>
+                <w:b/>
+                <w:color w:val="FFFFFF"/>
+                <w:sz w:val="18"/>
+              </w:rPr>
+              <w:t>Flexibilidad compuesta (secundaria)</w:t>
+            </w:r>
+          </w:p>
+        </w:tc>
+        <w:tc>
+          <w:tcPr>
+            <w:tcW w:type="dxa" w:w="1361"/>
+            <w:shd w:val="clear" w:color="auto" w:fill="1F4E79"/>
+          </w:tcPr>
+          <w:p>
+            <w:r/>
+            <w:r>
+              <w:rPr>
+                <w:b/>
+                <w:color w:val="FFFFFF"/>
+                <w:sz w:val="18"/>
+              </w:rPr>
+              <w:t>Delta importacion red (kWh)</w:t>
+            </w:r>
+          </w:p>
+        </w:tc>
+        <w:tc>
+          <w:tcPr>
+            <w:tcW w:type="dxa" w:w="1361"/>
+            <w:shd w:val="clear" w:color="auto" w:fill="1F4E79"/>
+          </w:tcPr>
+          <w:p>
+            <w:r/>
+            <w:r>
+              <w:rPr>
+                <w:b/>
+                <w:color w:val="FFFFFF"/>
+                <w:sz w:val="18"/>
+              </w:rPr>
+              <w:t>Exito salida EV</w:t>
+            </w:r>
+          </w:p>
+        </w:tc>
+      </w:tr>
+      <w:tr>
+        <w:tc>
+          <w:tcPr>
+            <w:tcW w:type="dxa" w:w="1247"/>
+          </w:tcPr>
+          <w:p>
+            <w:r/>
+            <w:r>
+              <w:rPr>
+                <w:sz w:val="18"/>
+              </w:rPr>
+              <w:t>MATD3</w:t>
+            </w:r>
+          </w:p>
+        </w:tc>
+        <w:tc>
+          <w:tcPr>
+            <w:tcW w:type="dxa" w:w="1361"/>
+          </w:tcPr>
+          <w:p>
+            <w:r/>
+            <w:r>
+              <w:rPr>
+                <w:sz w:val="18"/>
+              </w:rPr>
+              <w:t>23,070</w:t>
+            </w:r>
+          </w:p>
+        </w:tc>
+        <w:tc>
+          <w:tcPr>
+            <w:tcW w:type="dxa" w:w="1361"/>
+          </w:tcPr>
+          <w:p>
+            <w:r/>
+            <w:r>
+              <w:rPr>
+                <w:sz w:val="18"/>
+              </w:rPr>
+              <w:t>1.0007</w:t>
+            </w:r>
+          </w:p>
+        </w:tc>
+        <w:tc>
+          <w:tcPr>
+            <w:tcW w:type="dxa" w:w="1361"/>
+          </w:tcPr>
+          <w:p>
+            <w:r/>
+            <w:r>
+              <w:rPr>
+                <w:sz w:val="18"/>
+              </w:rPr>
+              <w:t>26,169</w:t>
+            </w:r>
+          </w:p>
+        </w:tc>
+        <w:tc>
+          <w:tcPr>
+            <w:tcW w:type="dxa" w:w="1361"/>
+          </w:tcPr>
+          <w:p>
+            <w:r/>
+            <w:r>
+              <w:rPr>
+                <w:sz w:val="18"/>
+              </w:rPr>
+              <w:t>36.4%</w:t>
+            </w:r>
+          </w:p>
+        </w:tc>
+      </w:tr>
+      <w:tr>
+        <w:tc>
+          <w:tcPr>
+            <w:tcW w:type="dxa" w:w="1247"/>
+          </w:tcPr>
+          <w:p>
+            <w:r/>
+            <w:r>
+              <w:rPr>
+                <w:sz w:val="18"/>
+              </w:rPr>
+              <w:t>MAAC</w:t>
+            </w:r>
+          </w:p>
+        </w:tc>
+        <w:tc>
+          <w:tcPr>
+            <w:tcW w:type="dxa" w:w="1361"/>
+          </w:tcPr>
+          <w:p>
+            <w:r/>
+            <w:r>
+              <w:rPr>
+                <w:sz w:val="18"/>
+              </w:rPr>
+              <w:t>70,654</w:t>
+            </w:r>
+          </w:p>
+        </w:tc>
+        <w:tc>
+          <w:tcPr>
+            <w:tcW w:type="dxa" w:w="1361"/>
+          </w:tcPr>
+          <w:p>
+            <w:r/>
+            <w:r>
+              <w:rPr>
+                <w:sz w:val="18"/>
+              </w:rPr>
+              <w:t>1.0172</w:t>
+            </w:r>
+          </w:p>
+        </w:tc>
+        <w:tc>
+          <w:tcPr>
+            <w:tcW w:type="dxa" w:w="1361"/>
+          </w:tcPr>
+          <w:p>
+            <w:r/>
+            <w:r>
+              <w:rPr>
+                <w:sz w:val="18"/>
+              </w:rPr>
+              <w:t>24,930</w:t>
+            </w:r>
+          </w:p>
+        </w:tc>
+        <w:tc>
+          <w:tcPr>
+            <w:tcW w:type="dxa" w:w="1361"/>
+          </w:tcPr>
+          <w:p>
+            <w:r/>
+            <w:r>
+              <w:rPr>
+                <w:sz w:val="18"/>
+              </w:rPr>
+              <w:t>4.1%</w:t>
+            </w:r>
+          </w:p>
+        </w:tc>
+      </w:tr>
+      <w:tr>
+        <w:tc>
+          <w:tcPr>
+            <w:tcW w:type="dxa" w:w="1247"/>
+          </w:tcPr>
+          <w:p>
+            <w:r/>
+            <w:r>
+              <w:rPr>
+                <w:sz w:val="18"/>
+              </w:rPr>
+              <w:t>MASAC</w:t>
+            </w:r>
+          </w:p>
+        </w:tc>
+        <w:tc>
+          <w:tcPr>
+            <w:tcW w:type="dxa" w:w="1361"/>
+          </w:tcPr>
+          <w:p>
+            <w:r/>
+            <w:r>
+              <w:rPr>
+                <w:sz w:val="18"/>
+              </w:rPr>
+              <w:t>77,649</w:t>
+            </w:r>
+          </w:p>
+        </w:tc>
+        <w:tc>
+          <w:tcPr>
+            <w:tcW w:type="dxa" w:w="1361"/>
+          </w:tcPr>
+          <w:p>
+            <w:r/>
+            <w:r>
+              <w:rPr>
+                <w:sz w:val="18"/>
+              </w:rPr>
+              <w:t>1.0318</w:t>
+            </w:r>
+          </w:p>
+        </w:tc>
+        <w:tc>
+          <w:tcPr>
+            <w:tcW w:type="dxa" w:w="1361"/>
+          </w:tcPr>
+          <w:p>
+            <w:r/>
+            <w:r>
+              <w:rPr>
+                <w:sz w:val="18"/>
+              </w:rPr>
+              <w:t>28,207</w:t>
+            </w:r>
+          </w:p>
+        </w:tc>
+        <w:tc>
+          <w:tcPr>
+            <w:tcW w:type="dxa" w:w="1361"/>
+          </w:tcPr>
+          <w:p>
+            <w:r/>
+            <w:r>
+              <w:rPr>
+                <w:sz w:val="18"/>
+              </w:rPr>
+              <w:t>4.1%</w:t>
+            </w:r>
+          </w:p>
+        </w:tc>
+      </w:tr>
+    </w:tbl>
+    <w:p/>
+    <w:p>
+      <w:r>
+        <w:rPr>
+          <w:b/>
+          <w:color w:val="595959"/>
+          <w:sz w:val="19"/>
+        </w:rPr>
+        <w:t>Tabla 5.8. Ranking descriptivo OE.2 (best_madrl_report.json).</w:t>
+      </w:r>
+    </w:p>
+    <w:tbl>
+      <w:tblPr>
+        <w:tblStyle w:val="LightGrid-Accent1"/>
+        <w:tblW w:type="auto" w:w="0"/>
+        <w:jc w:val="center"/>
+        <w:tblLook w:firstColumn="1" w:firstRow="1" w:lastColumn="0" w:lastRow="0" w:noHBand="0" w:noVBand="1" w:val="04A0"/>
+      </w:tblPr>
+      <w:tblGrid>
+        <w:gridCol w:w="2880"/>
+        <w:gridCol w:w="2880"/>
+        <w:gridCol w:w="2880"/>
+      </w:tblGrid>
+      <w:tr>
+        <w:tc>
+          <w:tcPr>
+            <w:tcW w:type="dxa" w:w="1701"/>
+            <w:shd w:val="clear" w:color="auto" w:fill="1F4E79"/>
+          </w:tcPr>
+          <w:p>
+            <w:r/>
+            <w:r>
+              <w:rPr>
+                <w:b/>
+                <w:color w:val="FFFFFF"/>
+                <w:sz w:val="18"/>
+              </w:rPr>
+              <w:t>Algoritmo</w:t>
+            </w:r>
+          </w:p>
+        </w:tc>
+        <w:tc>
+          <w:tcPr>
+            <w:tcW w:type="dxa" w:w="2268"/>
+            <w:shd w:val="clear" w:color="auto" w:fill="1F4E79"/>
+          </w:tcPr>
+          <w:p>
+            <w:r/>
+            <w:r>
+              <w:rPr>
+                <w:b/>
+                <w:color w:val="FFFFFF"/>
+                <w:sz w:val="18"/>
+              </w:rPr>
+              <w:t>Score normalizado OE2</w:t>
+            </w:r>
+          </w:p>
+        </w:tc>
+        <w:tc>
+          <w:tcPr>
+            <w:tcW w:type="dxa" w:w="2551"/>
+            <w:shd w:val="clear" w:color="auto" w:fill="1F4E79"/>
+          </w:tcPr>
+          <w:p>
+            <w:r/>
+            <w:r>
+              <w:rPr>
+                <w:b/>
+                <w:color w:val="FFFFFF"/>
+                <w:sz w:val="18"/>
+              </w:rPr>
+              <w:t>Mayor efecto en OE2</w:t>
+            </w:r>
+          </w:p>
+        </w:tc>
+      </w:tr>
+      <w:tr>
+        <w:tc>
+          <w:tcPr>
+            <w:tcW w:type="dxa" w:w="1701"/>
+          </w:tcPr>
+          <w:p>
+            <w:r/>
+            <w:r>
+              <w:rPr>
+                <w:sz w:val="18"/>
+              </w:rPr>
+              <w:t>MATD3</w:t>
+            </w:r>
+          </w:p>
+        </w:tc>
+        <w:tc>
+          <w:tcPr>
+            <w:tcW w:type="dxa" w:w="2268"/>
+          </w:tcPr>
+          <w:p>
+            <w:r/>
+            <w:r>
+              <w:rPr>
+                <w:sz w:val="18"/>
+              </w:rPr>
+              <w:t>1.0000</w:t>
+            </w:r>
+          </w:p>
+        </w:tc>
+        <w:tc>
+          <w:tcPr>
+            <w:tcW w:type="dxa" w:w="2551"/>
+          </w:tcPr>
+          <w:p>
+            <w:r/>
+            <w:r>
+              <w:rPr>
+                <w:sz w:val="18"/>
+              </w:rPr>
+              <w:t>Si</w:t>
+            </w:r>
+          </w:p>
+        </w:tc>
+      </w:tr>
+      <w:tr>
+        <w:tc>
+          <w:tcPr>
+            <w:tcW w:type="dxa" w:w="1701"/>
+          </w:tcPr>
+          <w:p>
+            <w:r/>
+            <w:r>
+              <w:rPr>
+                <w:sz w:val="18"/>
+              </w:rPr>
+              <w:t>MAAC</w:t>
+            </w:r>
+          </w:p>
+        </w:tc>
+        <w:tc>
+          <w:tcPr>
+            <w:tcW w:type="dxa" w:w="2268"/>
+          </w:tcPr>
+          <w:p>
+            <w:r/>
+            <w:r>
+              <w:rPr>
+                <w:sz w:val="18"/>
+              </w:rPr>
+              <w:t>0.1282</w:t>
+            </w:r>
+          </w:p>
+        </w:tc>
+        <w:tc>
+          <w:tcPr>
+            <w:tcW w:type="dxa" w:w="2551"/>
+          </w:tcPr>
+          <w:p>
+            <w:r/>
+            <w:r>
+              <w:rPr>
+                <w:sz w:val="18"/>
+              </w:rPr>
+              <w:t>No</w:t>
+            </w:r>
+          </w:p>
+        </w:tc>
+      </w:tr>
+      <w:tr>
+        <w:tc>
+          <w:tcPr>
+            <w:tcW w:type="dxa" w:w="1701"/>
+          </w:tcPr>
+          <w:p>
+            <w:r/>
+            <w:r>
+              <w:rPr>
+                <w:sz w:val="18"/>
+              </w:rPr>
+              <w:t>MASAC</w:t>
+            </w:r>
+          </w:p>
+        </w:tc>
+        <w:tc>
+          <w:tcPr>
+            <w:tcW w:type="dxa" w:w="2268"/>
+          </w:tcPr>
+          <w:p>
+            <w:r/>
+            <w:r>
+              <w:rPr>
+                <w:sz w:val="18"/>
+              </w:rPr>
+              <w:t>0.0000</w:t>
+            </w:r>
+          </w:p>
+        </w:tc>
+        <w:tc>
+          <w:tcPr>
+            <w:tcW w:type="dxa" w:w="2551"/>
+          </w:tcPr>
+          <w:p>
+            <w:r/>
+            <w:r>
+              <w:rPr>
+                <w:sz w:val="18"/>
+              </w:rPr>
+              <w:t>No</w:t>
+            </w:r>
+          </w:p>
+        </w:tc>
+      </w:tr>
+    </w:tbl>
+    <w:p/>
+    <w:p>
+      <w:pPr>
+        <w:jc w:val="both"/>
+      </w:pPr>
+      <w:r>
+        <w:rPr>
+          <w:b w:val="0"/>
+          <w:i w:val="0"/>
+        </w:rPr>
+        <w:t>Respuesta a OE.2: el algoritmo MADRL de mayor efecto sobre D-VD.2 en E2 es MATD3 (Delta CO2 (kg) = 23,070). El contraste inferencial Kruskal-Wallis sobre KPI-gains en E2 arroja p = 0.546 (alpha = 0,05), por lo que la diferencia global entre algoritmos no alcanza significancia inferencial con una semilla. La evidencia descriptiva de distrito respalda la identificacion del lider por objetivo; la inferencia confirmatoria requiere replicacion multi-semilla (Colas et al., 2019).</w:t>
+      </w:r>
+    </w:p>
+    <w:p>
+      <w:r>
+        <w:br w:type="page"/>
+      </w:r>
+    </w:p>
+    <w:p>
+      <w:r>
+        <w:drawing>
+          <wp:inline xmlns:a="http://schemas.openxmlformats.org/drawingml/2006/main" xmlns:pic="http://schemas.openxmlformats.org/drawingml/2006/picture">
+            <wp:extent cx="6300000" cy="2863636"/>
+            <wp:docPr id="4" name="Picture 4"/>
+            <wp:cNvGraphicFramePr>
+              <a:graphicFrameLocks noChangeAspect="1"/>
+            </wp:cNvGraphicFramePr>
+            <a:graphic>
+              <a:graphicData uri="http://schemas.openxmlformats.org/drawingml/2006/picture">
+                <pic:pic>
+                  <pic:nvPicPr>
+                    <pic:cNvPr id="0" name="comparativo_E2_convergence_reward_mean.png"/>
+                    <pic:cNvPicPr/>
+                  </pic:nvPicPr>
+                  <pic:blipFill>
+                    <a:blip r:embed="rId12"/>
+                    <a:stretch>
+                      <a:fillRect/>
+                    </a:stretch>
+                  </pic:blipFill>
+                  <pic:spPr>
+                    <a:xfrm>
+                      <a:off x="0" y="0"/>
+                      <a:ext cx="6300000" cy="2863636"/>
+                    </a:xfrm>
+                    <a:prstGeom prst="rect"/>
+                  </pic:spPr>
+                </pic:pic>
+              </a:graphicData>
+            </a:graphic>
+          </wp:inline>
+        </w:drawing>
+      </w:r>
+    </w:p>
+    <w:p>
+      <w:pPr>
+        <w:jc w:val="center"/>
+      </w:pPr>
+      <w:r>
+        <w:rPr>
+          <w:i/>
+          <w:color w:val="595959"/>
+          <w:sz w:val="18"/>
+        </w:rPr>
+        <w:t>Figura 5.4. Convergencia de reward_mean en e2 — escenario E2, datos reales Drive (300 dpi).</w:t>
+      </w:r>
+    </w:p>
+    <w:p>
+      <w:pPr>
+        <w:jc w:val="both"/>
+      </w:pPr>
+      <w:r>
+        <w:t>La Figura 5.4 vincula directamente OE.2 con D-VD.2: en E2 se observa que MATD3 concentra el mejor desempeno descriptivo frente a los demas MADRL auditados. La lectura debe hacerse exclusivamente en la dimension emisiones de CO2, sin extrapolar al score global ni a los otros objetivos especificos.</w:t>
+      </w:r>
+    </w:p>
+    <w:p/>
+    <w:p>
+      <w:r>
+        <w:br w:type="page"/>
+      </w:r>
+    </w:p>
+    <w:p>
+      <w:r>
+        <w:drawing>
+          <wp:inline xmlns:a="http://schemas.openxmlformats.org/drawingml/2006/main" xmlns:pic="http://schemas.openxmlformats.org/drawingml/2006/picture">
+            <wp:extent cx="6300000" cy="3937500"/>
+            <wp:docPr id="5" name="Picture 5"/>
+            <wp:cNvGraphicFramePr>
+              <a:graphicFrameLocks noChangeAspect="1"/>
+            </wp:cNvGraphicFramePr>
+            <a:graphic>
+              <a:graphicData uri="http://schemas.openxmlformats.org/drawingml/2006/picture">
+                <pic:pic>
+                  <pic:nvPicPr>
+                    <pic:cNvPr id="0" name="comparativo_E2_OE2_kpi.png"/>
+                    <pic:cNvPicPr/>
+                  </pic:nvPicPr>
+                  <pic:blipFill>
+                    <a:blip r:embed="rId13"/>
+                    <a:stretch>
+                      <a:fillRect/>
+                    </a:stretch>
+                  </pic:blipFill>
+                  <pic:spPr>
+                    <a:xfrm>
+                      <a:off x="0" y="0"/>
+                      <a:ext cx="6300000" cy="3937500"/>
+                    </a:xfrm>
+                    <a:prstGeom prst="rect"/>
+                  </pic:spPr>
+                </pic:pic>
+              </a:graphicData>
+            </a:graphic>
+          </wp:inline>
+        </w:drawing>
+      </w:r>
+    </w:p>
+    <w:p>
+      <w:pPr>
+        <w:jc w:val="center"/>
+      </w:pPr>
+      <w:r>
+        <w:rPr>
+          <w:i/>
+          <w:color w:val="595959"/>
+          <w:sz w:val="18"/>
+        </w:rPr>
+        <w:t>Figura 5.5. Comparativa de kpi oe2 en e2 — escenario E2, datos reales Drive (300 dpi).</w:t>
+      </w:r>
+    </w:p>
+    <w:p>
+      <w:pPr>
+        <w:jc w:val="both"/>
+      </w:pPr>
+      <w:r>
+        <w:t>La Figura 5.5 vincula directamente OE.2 con D-VD.2: en E2 se observa que MATD3 concentra el mejor desempeno descriptivo frente a los demas MADRL auditados. La lectura debe hacerse exclusivamente en la dimension emisiones de CO2, sin extrapolar al score global ni a los otros objetivos especificos.</w:t>
+      </w:r>
+    </w:p>
+    <w:p/>
+    <w:p>
+      <w:r>
+        <w:br w:type="page"/>
+      </w:r>
+    </w:p>
+    <w:p>
+      <w:r>
+        <w:drawing>
+          <wp:inline xmlns:a="http://schemas.openxmlformats.org/drawingml/2006/main" xmlns:pic="http://schemas.openxmlformats.org/drawingml/2006/picture">
+            <wp:extent cx="5940000" cy="7425000"/>
+            <wp:docPr id="6" name="Picture 6"/>
+            <wp:cNvGraphicFramePr>
+              <a:graphicFrameLocks noChangeAspect="1"/>
+            </wp:cNvGraphicFramePr>
+            <a:graphic>
+              <a:graphicData uri="http://schemas.openxmlformats.org/drawingml/2006/picture">
+                <pic:pic>
+                  <pic:nvPicPr>
+                    <pic:cNvPr id="0" name="drive_building_E2_carbon_emissions_delta_kgco2.png"/>
+                    <pic:cNvPicPr/>
+                  </pic:nvPicPr>
+                  <pic:blipFill>
+                    <a:blip r:embed="rId14"/>
+                    <a:stretch>
+                      <a:fillRect/>
+                    </a:stretch>
+                  </pic:blipFill>
+                  <pic:spPr>
+                    <a:xfrm>
+                      <a:off x="0" y="0"/>
+                      <a:ext cx="5940000" cy="7425000"/>
+                    </a:xfrm>
+                    <a:prstGeom prst="rect"/>
+                  </pic:spPr>
+                </pic:pic>
+              </a:graphicData>
+            </a:graphic>
+          </wp:inline>
+        </w:drawing>
+      </w:r>
+    </w:p>
+    <w:p>
+      <w:pPr>
+        <w:jc w:val="center"/>
+      </w:pPr>
+      <w:r>
+        <w:rPr>
+          <w:i/>
+          <w:color w:val="595959"/>
+          <w:sz w:val="18"/>
+        </w:rPr>
+        <w:t>Figura 5.6. Desagregacion por edificio (d-vd.2) — escenario E2, datos reales Drive (300 dpi).</w:t>
+      </w:r>
+    </w:p>
+    <w:p>
+      <w:pPr>
+        <w:jc w:val="both"/>
+      </w:pPr>
+      <w:r>
+        <w:t>La Figura 5.6 vincula directamente OE.2 con D-VD.2: en E2 se observa que MATD3 concentra el mejor desempeno descriptivo frente a los demas MADRL auditados. La lectura debe hacerse exclusivamente en la dimension emisiones de CO2, sin extrapolar al score global ni a los otros objetivos especificos.</w:t>
+      </w:r>
+    </w:p>
+    <w:p/>
+    <w:p>
+      <w:r>
+        <w:br w:type="page"/>
+      </w:r>
+    </w:p>
+    <w:p>
+      <w:r>
+        <w:drawing>
+          <wp:inline xmlns:a="http://schemas.openxmlformats.org/drawingml/2006/main" xmlns:pic="http://schemas.openxmlformats.org/drawingml/2006/picture">
+            <wp:extent cx="6300000" cy="2625000"/>
+            <wp:docPr id="7" name="Picture 7"/>
+            <wp:cNvGraphicFramePr>
+              <a:graphicFrameLocks noChangeAspect="1"/>
+            </wp:cNvGraphicFramePr>
+            <a:graphic>
+              <a:graphicData uri="http://schemas.openxmlformats.org/drawingml/2006/picture">
+                <pic:pic>
+                  <pic:nvPicPr>
+                    <pic:cNvPr id="0" name="comparativo_E2_control_trace.png"/>
+                    <pic:cNvPicPr/>
+                  </pic:nvPicPr>
+                  <pic:blipFill>
+                    <a:blip r:embed="rId15"/>
+                    <a:stretch>
+                      <a:fillRect/>
+                    </a:stretch>
+                  </pic:blipFill>
+                  <pic:spPr>
+                    <a:xfrm>
+                      <a:off x="0" y="0"/>
+                      <a:ext cx="6300000" cy="2625000"/>
+                    </a:xfrm>
+                    <a:prstGeom prst="rect"/>
+                  </pic:spPr>
+                </pic:pic>
+              </a:graphicData>
+            </a:graphic>
+          </wp:inline>
+        </w:drawing>
+      </w:r>
+    </w:p>
+    <w:p>
+      <w:pPr>
+        <w:jc w:val="center"/>
+      </w:pPr>
+      <w:r>
+        <w:rPr>
+          <w:i/>
+          <w:color w:val="595959"/>
+          <w:sz w:val="18"/>
+        </w:rPr>
+        <w:t>Figura 5.7. Trazas de control madrl (trace.csv) — escenario E2, datos reales Drive (300 dpi).</w:t>
+      </w:r>
+    </w:p>
+    <w:p>
+      <w:pPr>
+        <w:jc w:val="both"/>
+      </w:pPr>
+      <w:r>
+        <w:t>La Figura 5.7 vincula directamente OE.2 con D-VD.2: en E2 se observa que MATD3 concentra el mejor desempeno descriptivo frente a los demas MADRL auditados. La lectura debe hacerse exclusivamente en la dimension emisiones de CO2, sin extrapolar al score global ni a los otros objetivos especificos.</w:t>
+      </w:r>
+    </w:p>
+    <w:p/>
+    <w:p>
+      <w:pPr>
+        <w:pStyle w:val="Heading2"/>
+      </w:pPr>
+      <w:r>
+        <w:t>5.4 OE.3 — Efecto sobre costos energeticos (D-VD.3)</w:t>
+      </w:r>
+    </w:p>
+    <w:p>
+      <w:pPr>
+        <w:jc w:val="both"/>
+      </w:pPr>
+      <w:r>
+        <w:rPr>
+          <w:b w:val="0"/>
+          <w:i w:val="0"/>
+        </w:rPr>
+        <w:t>OE.3. Determinar el efecto del algoritmo MADRL (VI: D-VI.1) sobre costos energeticos (D-VD.3) e identificar el algoritmo de mayor efecto en esta dimension. El escenario E3 concentra el peso de recompensa en este eje ([0,15; 0,15; 0,70]). La evidencia proviene de la corrida canonica de 50 episodios (madrl_v3_20260627_164047) con MATD3, MAAC y MASAC; HAPPO queda excluido de contrastacion por ausencia de KPIs finales (49/50 ep).</w:t>
+      </w:r>
+    </w:p>
+    <w:p>
+      <w:r>
+        <w:rPr>
+          <w:b/>
+          <w:color w:val="595959"/>
+          <w:sz w:val="19"/>
+        </w:rPr>
+        <w:t>Tabla 5.6. KPIs de D-VD.3 en escenario E3 (distrito, corrida Colab 50 ep).</w:t>
+      </w:r>
+    </w:p>
+    <w:tbl>
+      <w:tblPr>
+        <w:tblStyle w:val="LightGrid-Accent1"/>
+        <w:tblW w:type="auto" w:w="0"/>
+        <w:jc w:val="center"/>
+        <w:tblLook w:firstColumn="1" w:firstRow="1" w:lastColumn="0" w:lastRow="0" w:noHBand="0" w:noVBand="1" w:val="04A0"/>
+      </w:tblPr>
+      <w:tblGrid>
+        <w:gridCol w:w="1728"/>
+        <w:gridCol w:w="1728"/>
+        <w:gridCol w:w="1728"/>
+        <w:gridCol w:w="1728"/>
+        <w:gridCol w:w="1728"/>
+      </w:tblGrid>
+      <w:tr>
+        <w:tc>
+          <w:tcPr>
+            <w:tcW w:type="dxa" w:w="1247"/>
+            <w:shd w:val="clear" w:color="auto" w:fill="1F4E79"/>
+          </w:tcPr>
+          <w:p>
+            <w:r/>
+            <w:r>
+              <w:rPr>
+                <w:b/>
+                <w:color w:val="FFFFFF"/>
+                <w:sz w:val="18"/>
+              </w:rPr>
+              <w:t>Algoritmo</w:t>
+            </w:r>
+          </w:p>
+        </w:tc>
+        <w:tc>
+          <w:tcPr>
+            <w:tcW w:type="dxa" w:w="1361"/>
+            <w:shd w:val="clear" w:color="auto" w:fill="1F4E79"/>
+          </w:tcPr>
+          <w:p>
+            <w:r/>
+            <w:r>
+              <w:rPr>
+                <w:b/>
+                <w:color w:val="FFFFFF"/>
+                <w:sz w:val="18"/>
+              </w:rPr>
+              <w:t>Delta costo electrico (EUR)</w:t>
+            </w:r>
+          </w:p>
+        </w:tc>
+        <w:tc>
+          <w:tcPr>
+            <w:tcW w:type="dxa" w:w="1361"/>
+            <w:shd w:val="clear" w:color="auto" w:fill="1F4E79"/>
+          </w:tcPr>
+          <w:p>
+            <w:r/>
+            <w:r>
+              <w:rPr>
+                <w:b/>
+                <w:color w:val="FFFFFF"/>
+                <w:sz w:val="18"/>
+              </w:rPr>
+              <w:t>Flexibilidad compuesta (secundaria)</w:t>
+            </w:r>
+          </w:p>
+        </w:tc>
+        <w:tc>
+          <w:tcPr>
+            <w:tcW w:type="dxa" w:w="1361"/>
+            <w:shd w:val="clear" w:color="auto" w:fill="1F4E79"/>
+          </w:tcPr>
+          <w:p>
+            <w:r/>
+            <w:r>
+              <w:rPr>
+                <w:b/>
+                <w:color w:val="FFFFFF"/>
+                <w:sz w:val="18"/>
+              </w:rPr>
+              <w:t>Pico promedio</w:t>
+            </w:r>
+          </w:p>
+        </w:tc>
+        <w:tc>
+          <w:tcPr>
+            <w:tcW w:type="dxa" w:w="1361"/>
+            <w:shd w:val="clear" w:color="auto" w:fill="1F4E79"/>
+          </w:tcPr>
+          <w:p>
+            <w:r/>
+            <w:r>
+              <w:rPr>
+                <w:b/>
+                <w:color w:val="FFFFFF"/>
+                <w:sz w:val="18"/>
+              </w:rPr>
+              <w:t>Exito salida EV</w:t>
+            </w:r>
+          </w:p>
+        </w:tc>
+      </w:tr>
+      <w:tr>
+        <w:tc>
+          <w:tcPr>
+            <w:tcW w:type="dxa" w:w="1247"/>
+          </w:tcPr>
+          <w:p>
+            <w:r/>
+            <w:r>
+              <w:rPr>
+                <w:sz w:val="18"/>
+              </w:rPr>
+              <w:t>MAAC</w:t>
+            </w:r>
+          </w:p>
+        </w:tc>
+        <w:tc>
+          <w:tcPr>
+            <w:tcW w:type="dxa" w:w="1361"/>
+          </w:tcPr>
+          <w:p>
+            <w:r/>
+            <w:r>
+              <w:rPr>
+                <w:sz w:val="18"/>
+              </w:rPr>
+              <w:t>9,515</w:t>
+            </w:r>
+          </w:p>
+        </w:tc>
+        <w:tc>
+          <w:tcPr>
+            <w:tcW w:type="dxa" w:w="1361"/>
+          </w:tcPr>
+          <w:p>
+            <w:r/>
+            <w:r>
+              <w:rPr>
+                <w:sz w:val="18"/>
+              </w:rPr>
+              <w:t>1.0138</w:t>
+            </w:r>
+          </w:p>
+        </w:tc>
+        <w:tc>
+          <w:tcPr>
+            <w:tcW w:type="dxa" w:w="1361"/>
+          </w:tcPr>
+          <w:p>
+            <w:r/>
+            <w:r>
+              <w:rPr>
+                <w:sz w:val="18"/>
+              </w:rPr>
+              <w:t>1.0309</w:t>
+            </w:r>
+          </w:p>
+        </w:tc>
+        <w:tc>
+          <w:tcPr>
+            <w:tcW w:type="dxa" w:w="1361"/>
+          </w:tcPr>
+          <w:p>
+            <w:r/>
+            <w:r>
+              <w:rPr>
+                <w:sz w:val="18"/>
+              </w:rPr>
+              <w:t>4.1%</w:t>
+            </w:r>
+          </w:p>
+        </w:tc>
+      </w:tr>
+      <w:tr>
+        <w:tc>
+          <w:tcPr>
+            <w:tcW w:type="dxa" w:w="1247"/>
+          </w:tcPr>
+          <w:p>
+            <w:r/>
+            <w:r>
+              <w:rPr>
+                <w:sz w:val="18"/>
+              </w:rPr>
+              <w:t>MASAC</w:t>
+            </w:r>
+          </w:p>
+        </w:tc>
+        <w:tc>
+          <w:tcPr>
+            <w:tcW w:type="dxa" w:w="1361"/>
+          </w:tcPr>
+          <w:p>
+            <w:r/>
+            <w:r>
+              <w:rPr>
+                <w:sz w:val="18"/>
+              </w:rPr>
+              <w:t>19,793</w:t>
+            </w:r>
+          </w:p>
+        </w:tc>
+        <w:tc>
+          <w:tcPr>
+            <w:tcW w:type="dxa" w:w="1361"/>
+          </w:tcPr>
+          <w:p>
+            <w:r/>
+            <w:r>
+              <w:rPr>
+                <w:sz w:val="18"/>
+              </w:rPr>
+              <w:t>1.0297</w:t>
+            </w:r>
+          </w:p>
+        </w:tc>
+        <w:tc>
+          <w:tcPr>
+            <w:tcW w:type="dxa" w:w="1361"/>
+          </w:tcPr>
+          <w:p>
+            <w:r/>
+            <w:r>
+              <w:rPr>
+                <w:sz w:val="18"/>
+              </w:rPr>
+              <w:t>1.0864</w:t>
+            </w:r>
+          </w:p>
+        </w:tc>
+        <w:tc>
+          <w:tcPr>
+            <w:tcW w:type="dxa" w:w="1361"/>
+          </w:tcPr>
+          <w:p>
+            <w:r/>
+            <w:r>
+              <w:rPr>
+                <w:sz w:val="18"/>
+              </w:rPr>
+              <w:t>4.1%</w:t>
+            </w:r>
+          </w:p>
+        </w:tc>
+      </w:tr>
+      <w:tr>
+        <w:tc>
+          <w:tcPr>
+            <w:tcW w:type="dxa" w:w="1247"/>
+          </w:tcPr>
+          <w:p>
+            <w:r/>
+            <w:r>
+              <w:rPr>
+                <w:sz w:val="18"/>
+              </w:rPr>
+              <w:t>MATD3</w:t>
+            </w:r>
+          </w:p>
+        </w:tc>
+        <w:tc>
+          <w:tcPr>
+            <w:tcW w:type="dxa" w:w="1361"/>
+          </w:tcPr>
+          <w:p>
+            <w:r/>
+            <w:r>
+              <w:rPr>
+                <w:sz w:val="18"/>
+              </w:rPr>
+              <w:t>44,399</w:t>
+            </w:r>
+          </w:p>
+        </w:tc>
+        <w:tc>
+          <w:tcPr>
+            <w:tcW w:type="dxa" w:w="1361"/>
+          </w:tcPr>
+          <w:p>
+            <w:r/>
+            <w:r>
+              <w:rPr>
+                <w:sz w:val="18"/>
+              </w:rPr>
+              <w:t>1.0006</w:t>
+            </w:r>
+          </w:p>
+        </w:tc>
+        <w:tc>
+          <w:tcPr>
+            <w:tcW w:type="dxa" w:w="1361"/>
+          </w:tcPr>
+          <w:p>
+            <w:r/>
+            <w:r>
+              <w:rPr>
+                <w:sz w:val="18"/>
+              </w:rPr>
+              <w:t>1.0071</w:t>
+            </w:r>
+          </w:p>
+        </w:tc>
+        <w:tc>
+          <w:tcPr>
+            <w:tcW w:type="dxa" w:w="1361"/>
+          </w:tcPr>
+          <w:p>
+            <w:r/>
+            <w:r>
+              <w:rPr>
+                <w:sz w:val="18"/>
+              </w:rPr>
+              <w:t>48.2%</w:t>
+            </w:r>
+          </w:p>
+        </w:tc>
+      </w:tr>
+    </w:tbl>
+    <w:p/>
+    <w:p>
+      <w:r>
+        <w:rPr>
+          <w:b/>
+          <w:color w:val="595959"/>
+          <w:sz w:val="19"/>
+        </w:rPr>
+        <w:t>Tabla 5.9. Ranking descriptivo OE.3 (best_madrl_report.json).</w:t>
+      </w:r>
+    </w:p>
+    <w:tbl>
+      <w:tblPr>
+        <w:tblStyle w:val="LightGrid-Accent1"/>
+        <w:tblW w:type="auto" w:w="0"/>
+        <w:jc w:val="center"/>
+        <w:tblLook w:firstColumn="1" w:firstRow="1" w:lastColumn="0" w:lastRow="0" w:noHBand="0" w:noVBand="1" w:val="04A0"/>
+      </w:tblPr>
+      <w:tblGrid>
+        <w:gridCol w:w="2880"/>
+        <w:gridCol w:w="2880"/>
+        <w:gridCol w:w="2880"/>
+      </w:tblGrid>
+      <w:tr>
+        <w:tc>
+          <w:tcPr>
+            <w:tcW w:type="dxa" w:w="1701"/>
+            <w:shd w:val="clear" w:color="auto" w:fill="1F4E79"/>
+          </w:tcPr>
+          <w:p>
+            <w:r/>
+            <w:r>
+              <w:rPr>
+                <w:b/>
+                <w:color w:val="FFFFFF"/>
+                <w:sz w:val="18"/>
+              </w:rPr>
+              <w:t>Algoritmo</w:t>
+            </w:r>
+          </w:p>
+        </w:tc>
+        <w:tc>
+          <w:tcPr>
+            <w:tcW w:type="dxa" w:w="2268"/>
+            <w:shd w:val="clear" w:color="auto" w:fill="1F4E79"/>
+          </w:tcPr>
+          <w:p>
+            <w:r/>
+            <w:r>
+              <w:rPr>
+                <w:b/>
+                <w:color w:val="FFFFFF"/>
+                <w:sz w:val="18"/>
+              </w:rPr>
+              <w:t>Score normalizado OE3</w:t>
+            </w:r>
+          </w:p>
+        </w:tc>
+        <w:tc>
+          <w:tcPr>
+            <w:tcW w:type="dxa" w:w="2551"/>
+            <w:shd w:val="clear" w:color="auto" w:fill="1F4E79"/>
+          </w:tcPr>
+          <w:p>
+            <w:r/>
+            <w:r>
+              <w:rPr>
+                <w:b/>
+                <w:color w:val="FFFFFF"/>
+                <w:sz w:val="18"/>
+              </w:rPr>
+              <w:t>Mayor efecto en OE3</w:t>
+            </w:r>
+          </w:p>
+        </w:tc>
+      </w:tr>
+      <w:tr>
+        <w:tc>
+          <w:tcPr>
+            <w:tcW w:type="dxa" w:w="1701"/>
+          </w:tcPr>
+          <w:p>
+            <w:r/>
+            <w:r>
+              <w:rPr>
+                <w:sz w:val="18"/>
+              </w:rPr>
+              <w:t>MAAC</w:t>
+            </w:r>
+          </w:p>
+        </w:tc>
+        <w:tc>
+          <w:tcPr>
+            <w:tcW w:type="dxa" w:w="2268"/>
+          </w:tcPr>
+          <w:p>
+            <w:r/>
+            <w:r>
+              <w:rPr>
+                <w:sz w:val="18"/>
+              </w:rPr>
+              <w:t>1.0000</w:t>
+            </w:r>
+          </w:p>
+        </w:tc>
+        <w:tc>
+          <w:tcPr>
+            <w:tcW w:type="dxa" w:w="2551"/>
+          </w:tcPr>
+          <w:p>
+            <w:r/>
+            <w:r>
+              <w:rPr>
+                <w:sz w:val="18"/>
+              </w:rPr>
+              <w:t>Si</w:t>
+            </w:r>
+          </w:p>
+        </w:tc>
+      </w:tr>
+      <w:tr>
+        <w:tc>
+          <w:tcPr>
+            <w:tcW w:type="dxa" w:w="1701"/>
+          </w:tcPr>
+          <w:p>
+            <w:r/>
+            <w:r>
+              <w:rPr>
+                <w:sz w:val="18"/>
+              </w:rPr>
+              <w:t>MASAC</w:t>
+            </w:r>
+          </w:p>
+        </w:tc>
+        <w:tc>
+          <w:tcPr>
+            <w:tcW w:type="dxa" w:w="2268"/>
+          </w:tcPr>
+          <w:p>
+            <w:r/>
+            <w:r>
+              <w:rPr>
+                <w:sz w:val="18"/>
+              </w:rPr>
+              <w:t>0.7054</w:t>
+            </w:r>
+          </w:p>
+        </w:tc>
+        <w:tc>
+          <w:tcPr>
+            <w:tcW w:type="dxa" w:w="2551"/>
+          </w:tcPr>
+          <w:p>
+            <w:r/>
+            <w:r>
+              <w:rPr>
+                <w:sz w:val="18"/>
+              </w:rPr>
+              <w:t>No</w:t>
+            </w:r>
+          </w:p>
+        </w:tc>
+      </w:tr>
+      <w:tr>
+        <w:tc>
+          <w:tcPr>
+            <w:tcW w:type="dxa" w:w="1701"/>
+          </w:tcPr>
+          <w:p>
+            <w:r/>
+            <w:r>
+              <w:rPr>
+                <w:sz w:val="18"/>
+              </w:rPr>
+              <w:t>MATD3</w:t>
+            </w:r>
+          </w:p>
+        </w:tc>
+        <w:tc>
+          <w:tcPr>
+            <w:tcW w:type="dxa" w:w="2268"/>
+          </w:tcPr>
+          <w:p>
+            <w:r/>
+            <w:r>
+              <w:rPr>
+                <w:sz w:val="18"/>
+              </w:rPr>
+              <w:t>0.0000</w:t>
+            </w:r>
+          </w:p>
+        </w:tc>
+        <w:tc>
+          <w:tcPr>
+            <w:tcW w:type="dxa" w:w="2551"/>
+          </w:tcPr>
+          <w:p>
+            <w:r/>
+            <w:r>
+              <w:rPr>
+                <w:sz w:val="18"/>
+              </w:rPr>
+              <w:t>No</w:t>
+            </w:r>
+          </w:p>
+        </w:tc>
+      </w:tr>
+    </w:tbl>
+    <w:p/>
+    <w:p>
+      <w:pPr>
+        <w:jc w:val="both"/>
+      </w:pPr>
+      <w:r>
+        <w:rPr>
+          <w:b w:val="0"/>
+          <w:i w:val="0"/>
+        </w:rPr>
+        <w:t>Respuesta a OE.3: el algoritmo MADRL de mayor efecto sobre D-VD.3 en E3 es MAAC (Delta costo electrico (EUR) = 9,515). El contraste inferencial Kruskal-Wallis sobre KPI-gains en E3 arroja p = 0.388 (alpha = 0,05), por lo que la diferencia global entre algoritmos no alcanza significancia inferencial con una semilla. La evidencia descriptiva de distrito respalda la identificacion del lider por objetivo; la inferencia confirmatoria requiere replicacion multi-semilla (Colas et al., 2019).</w:t>
+      </w:r>
+    </w:p>
+    <w:p>
+      <w:r>
+        <w:br w:type="page"/>
+      </w:r>
+    </w:p>
+    <w:p>
+      <w:r>
+        <w:drawing>
+          <wp:inline xmlns:a="http://schemas.openxmlformats.org/drawingml/2006/main" xmlns:pic="http://schemas.openxmlformats.org/drawingml/2006/picture">
+            <wp:extent cx="6300000" cy="2863636"/>
+            <wp:docPr id="8" name="Picture 8"/>
+            <wp:cNvGraphicFramePr>
+              <a:graphicFrameLocks noChangeAspect="1"/>
+            </wp:cNvGraphicFramePr>
+            <a:graphic>
+              <a:graphicData uri="http://schemas.openxmlformats.org/drawingml/2006/picture">
+                <pic:pic>
+                  <pic:nvPicPr>
+                    <pic:cNvPr id="0" name="comparativo_E3_convergence_reward_mean.png"/>
+                    <pic:cNvPicPr/>
+                  </pic:nvPicPr>
+                  <pic:blipFill>
+                    <a:blip r:embed="rId16"/>
+                    <a:stretch>
+                      <a:fillRect/>
+                    </a:stretch>
+                  </pic:blipFill>
+                  <pic:spPr>
+                    <a:xfrm>
+                      <a:off x="0" y="0"/>
+                      <a:ext cx="6300000" cy="2863636"/>
+                    </a:xfrm>
+                    <a:prstGeom prst="rect"/>
+                  </pic:spPr>
+                </pic:pic>
+              </a:graphicData>
+            </a:graphic>
+          </wp:inline>
+        </w:drawing>
+      </w:r>
+    </w:p>
+    <w:p>
+      <w:pPr>
+        <w:jc w:val="center"/>
+      </w:pPr>
+      <w:r>
+        <w:rPr>
+          <w:i/>
+          <w:color w:val="595959"/>
+          <w:sz w:val="18"/>
+        </w:rPr>
+        <w:t>Figura 5.8. Convergencia de reward_mean en e3 — escenario E3, datos reales Drive (300 dpi).</w:t>
+      </w:r>
+    </w:p>
+    <w:p>
+      <w:pPr>
+        <w:jc w:val="both"/>
+      </w:pPr>
+      <w:r>
+        <w:t>La Figura 5.8 vincula directamente OE.3 con D-VD.3: en E3 se observa que MAAC concentra el mejor desempeno descriptivo frente a los demas MADRL auditados. La lectura debe hacerse exclusivamente en la dimension costos energeticos, sin extrapolar al score global ni a los otros objetivos especificos.</w:t>
+      </w:r>
+    </w:p>
+    <w:p/>
+    <w:p>
+      <w:r>
+        <w:br w:type="page"/>
+      </w:r>
+    </w:p>
+    <w:p>
+      <w:r>
+        <w:drawing>
+          <wp:inline xmlns:a="http://schemas.openxmlformats.org/drawingml/2006/main" xmlns:pic="http://schemas.openxmlformats.org/drawingml/2006/picture">
+            <wp:extent cx="6300000" cy="3937500"/>
+            <wp:docPr id="9" name="Picture 9"/>
+            <wp:cNvGraphicFramePr>
+              <a:graphicFrameLocks noChangeAspect="1"/>
+            </wp:cNvGraphicFramePr>
+            <a:graphic>
+              <a:graphicData uri="http://schemas.openxmlformats.org/drawingml/2006/picture">
+                <pic:pic>
+                  <pic:nvPicPr>
+                    <pic:cNvPr id="0" name="comparativo_E3_OE3_kpi.png"/>
+                    <pic:cNvPicPr/>
+                  </pic:nvPicPr>
+                  <pic:blipFill>
+                    <a:blip r:embed="rId17"/>
+                    <a:stretch>
+                      <a:fillRect/>
+                    </a:stretch>
+                  </pic:blipFill>
+                  <pic:spPr>
+                    <a:xfrm>
+                      <a:off x="0" y="0"/>
+                      <a:ext cx="6300000" cy="3937500"/>
+                    </a:xfrm>
+                    <a:prstGeom prst="rect"/>
+                  </pic:spPr>
+                </pic:pic>
+              </a:graphicData>
+            </a:graphic>
+          </wp:inline>
+        </w:drawing>
+      </w:r>
+    </w:p>
+    <w:p>
+      <w:pPr>
+        <w:jc w:val="center"/>
+      </w:pPr>
+      <w:r>
+        <w:rPr>
+          <w:i/>
+          <w:color w:val="595959"/>
+          <w:sz w:val="18"/>
+        </w:rPr>
+        <w:t>Figura 5.9. Comparativa de kpi oe3 en e3 — escenario E3, datos reales Drive (300 dpi).</w:t>
+      </w:r>
+    </w:p>
+    <w:p>
+      <w:pPr>
+        <w:jc w:val="both"/>
+      </w:pPr>
+      <w:r>
+        <w:t>La Figura 5.9 vincula directamente OE.3 con D-VD.3: en E3 se observa que MAAC concentra el mejor desempeno descriptivo frente a los demas MADRL auditados. La lectura debe hacerse exclusivamente en la dimension costos energeticos, sin extrapolar al score global ni a los otros objetivos especificos.</w:t>
+      </w:r>
+    </w:p>
+    <w:p/>
+    <w:p>
+      <w:r>
+        <w:br w:type="page"/>
+      </w:r>
+    </w:p>
+    <w:p>
+      <w:r>
+        <w:drawing>
+          <wp:inline xmlns:a="http://schemas.openxmlformats.org/drawingml/2006/main" xmlns:pic="http://schemas.openxmlformats.org/drawingml/2006/picture">
+            <wp:extent cx="5940000" cy="7425000"/>
+            <wp:docPr id="10" name="Picture 10"/>
+            <wp:cNvGraphicFramePr>
+              <a:graphicFrameLocks noChangeAspect="1"/>
+            </wp:cNvGraphicFramePr>
+            <a:graphic>
+              <a:graphicData uri="http://schemas.openxmlformats.org/drawingml/2006/picture">
+                <pic:pic>
+                  <pic:nvPicPr>
+                    <pic:cNvPr id="0" name="drive_building_E3_electricity_cost_delta_eur.png"/>
+                    <pic:cNvPicPr/>
+                  </pic:nvPicPr>
+                  <pic:blipFill>
+                    <a:blip r:embed="rId18"/>
+                    <a:stretch>
+                      <a:fillRect/>
+                    </a:stretch>
+                  </pic:blipFill>
+                  <pic:spPr>
+                    <a:xfrm>
+                      <a:off x="0" y="0"/>
+                      <a:ext cx="5940000" cy="7425000"/>
+                    </a:xfrm>
+                    <a:prstGeom prst="rect"/>
+                  </pic:spPr>
+                </pic:pic>
+              </a:graphicData>
+            </a:graphic>
+          </wp:inline>
+        </w:drawing>
+      </w:r>
+    </w:p>
+    <w:p>
+      <w:pPr>
+        <w:jc w:val="center"/>
+      </w:pPr>
+      <w:r>
+        <w:rPr>
+          <w:i/>
+          <w:color w:val="595959"/>
+          <w:sz w:val="18"/>
+        </w:rPr>
+        <w:t>Figura 5.10. Desagregacion por edificio (d-vd.3) — escenario E3, datos reales Drive (300 dpi).</w:t>
+      </w:r>
+    </w:p>
+    <w:p>
+      <w:pPr>
+        <w:jc w:val="both"/>
+      </w:pPr>
+      <w:r>
+        <w:t>La Figura 5.10 vincula directamente OE.3 con D-VD.3: en E3 se observa que MAAC concentra el mejor desempeno descriptivo frente a los demas MADRL auditados. La lectura debe hacerse exclusivamente en la dimension costos energeticos, sin extrapolar al score global ni a los otros objetivos especificos.</w:t>
+      </w:r>
+    </w:p>
+    <w:p/>
+    <w:p>
+      <w:pPr>
+        <w:pStyle w:val="Heading2"/>
+      </w:pPr>
+      <w:r>
+        <w:t>5.5 Sintesis integrada por objetivo especifico</w:t>
+      </w:r>
+    </w:p>
+    <w:p>
+      <w:pPr>
+        <w:jc w:val="both"/>
+      </w:pPr>
+      <w:r>
+        <w:rPr>
+          <w:b w:val="0"/>
+          <w:i w:val="0"/>
+        </w:rPr>
+        <w:t>La Tabla 5.10 resume la respuesta a cada OE con el algoritmo de mayor efecto descriptivo, el score normalizado y la significancia inferencial por eje. Ningun algoritmo domina los tres objetivos: MATD3 lidera OE.1 y OE.2; MAAC lidera OE.3. El score global 0,6667 de MATD3 refleja su ventaja en dos de tres dimensiones, no superioridad universal.</w:t>
+      </w:r>
+    </w:p>
+    <w:p>
+      <w:r>
+        <w:rPr>
+          <w:b/>
+          <w:color w:val="595959"/>
+          <w:sz w:val="19"/>
+        </w:rPr>
+        <w:t>Tabla 5.10. Matriz de respuesta por objetivo especifico (50 ep Colab).</w:t>
       </w:r>
     </w:p>
     <w:tbl>
@@ -6513,13 +7994,13 @@
                 <w:color w:val="FFFFFF"/>
                 <w:sz w:val="18"/>
               </w:rPr>
-              <w:t>Escenario</w:t>
-            </w:r>
-          </w:p>
-        </w:tc>
-        <w:tc>
-          <w:tcPr>
-            <w:tcW w:type="dxa" w:w="1417"/>
+              <w:t>OE</w:t>
+            </w:r>
+          </w:p>
+        </w:tc>
+        <w:tc>
+          <w:tcPr>
+            <w:tcW w:type="dxa" w:w="680"/>
             <w:shd w:val="clear" w:color="auto" w:fill="1F4E79"/>
           </w:tcPr>
           <w:p>
@@ -6530,13 +8011,13 @@
                 <w:color w:val="FFFFFF"/>
                 <w:sz w:val="18"/>
               </w:rPr>
-              <w:t>1.o global</w:t>
-            </w:r>
-          </w:p>
-        </w:tc>
-        <w:tc>
-          <w:tcPr>
-            <w:tcW w:type="dxa" w:w="1134"/>
+              <w:t>Esc.</w:t>
+            </w:r>
+          </w:p>
+        </w:tc>
+        <w:tc>
+          <w:tcPr>
+            <w:tcW w:type="dxa" w:w="850"/>
             <w:shd w:val="clear" w:color="auto" w:fill="1F4E79"/>
           </w:tcPr>
           <w:p>
@@ -6547,7 +8028,7 @@
                 <w:color w:val="FFFFFF"/>
                 <w:sz w:val="18"/>
               </w:rPr>
-              <w:t>Score</w:t>
+              <w:t>VD</w:t>
             </w:r>
           </w:p>
         </w:tc>
@@ -6564,13 +8045,13 @@
                 <w:color w:val="FFFFFF"/>
                 <w:sz w:val="18"/>
               </w:rPr>
-              <w:t>2.o</w:t>
-            </w:r>
-          </w:p>
-        </w:tc>
-        <w:tc>
-          <w:tcPr>
-            <w:tcW w:type="dxa" w:w="1134"/>
+              <w:t>Mayor efecto (VI)</w:t>
+            </w:r>
+          </w:p>
+        </w:tc>
+        <w:tc>
+          <w:tcPr>
+            <w:tcW w:type="dxa" w:w="1587"/>
             <w:shd w:val="clear" w:color="auto" w:fill="1F4E79"/>
           </w:tcPr>
           <w:p>
@@ -6581,13 +8062,13 @@
                 <w:color w:val="FFFFFF"/>
                 <w:sz w:val="18"/>
               </w:rPr>
-              <w:t>Score</w:t>
-            </w:r>
-          </w:p>
-        </w:tc>
-        <w:tc>
-          <w:tcPr>
-            <w:tcW w:type="dxa" w:w="1417"/>
+              <w:t>KPI principal</w:t>
+            </w:r>
+          </w:p>
+        </w:tc>
+        <w:tc>
+          <w:tcPr>
+            <w:tcW w:type="dxa" w:w="1134"/>
             <w:shd w:val="clear" w:color="auto" w:fill="1F4E79"/>
           </w:tcPr>
           <w:p>
@@ -6598,13 +8079,13 @@
                 <w:color w:val="FFFFFF"/>
                 <w:sz w:val="18"/>
               </w:rPr>
-              <w:t>Mejor MADRL</w:t>
-            </w:r>
-          </w:p>
-        </w:tc>
-        <w:tc>
-          <w:tcPr>
-            <w:tcW w:type="dxa" w:w="1417"/>
+              <w:t>Score norm.</w:t>
+            </w:r>
+          </w:p>
+        </w:tc>
+        <w:tc>
+          <w:tcPr>
+            <w:tcW w:type="dxa" w:w="850"/>
             <w:shd w:val="clear" w:color="auto" w:fill="1F4E79"/>
           </w:tcPr>
           <w:p>
@@ -6615,7 +8096,7 @@
                 <w:color w:val="FFFFFF"/>
                 <w:sz w:val="18"/>
               </w:rPr>
-              <w:t>Score MADRL</w:t>
+              <w:t>KW p</w:t>
             </w:r>
           </w:p>
         </w:tc>
@@ -6631,12 +8112,40 @@
               <w:rPr>
                 <w:sz w:val="18"/>
               </w:rPr>
+              <w:t>OE.1</w:t>
+            </w:r>
+          </w:p>
+        </w:tc>
+        <w:tc>
+          <w:tcPr>
+            <w:tcW w:type="dxa" w:w="680"/>
+          </w:tcPr>
+          <w:p>
+            <w:r/>
+            <w:r>
+              <w:rPr>
+                <w:sz w:val="18"/>
+              </w:rPr>
               <w:t>E1</w:t>
             </w:r>
           </w:p>
         </w:tc>
         <w:tc>
           <w:tcPr>
+            <w:tcW w:type="dxa" w:w="850"/>
+          </w:tcPr>
+          <w:p>
+            <w:r/>
+            <w:r>
+              <w:rPr>
+                <w:sz w:val="18"/>
+              </w:rPr>
+              <w:t>D-VD.1</w:t>
+            </w:r>
+          </w:p>
+        </w:tc>
+        <w:tc>
+          <w:tcPr>
             <w:tcW w:type="dxa" w:w="1417"/>
           </w:tcPr>
           <w:p>
@@ -6645,7 +8154,21 @@
               <w:rPr>
                 <w:sz w:val="18"/>
               </w:rPr>
-              <w:t>baseline v2</w:t>
+              <w:t>MATD3</w:t>
+            </w:r>
+          </w:p>
+        </w:tc>
+        <w:tc>
+          <w:tcPr>
+            <w:tcW w:type="dxa" w:w="1587"/>
+          </w:tcPr>
+          <w:p>
+            <w:r/>
+            <w:r>
+              <w:rPr>
+                <w:sz w:val="18"/>
+              </w:rPr>
+              <w:t>1.0009</w:t>
             </w:r>
           </w:p>
         </w:tc>
@@ -6659,13 +8182,13 @@
               <w:rPr>
                 <w:sz w:val="18"/>
               </w:rPr>
-              <w:t>0,7289</w:t>
-            </w:r>
-          </w:p>
-        </w:tc>
-        <w:tc>
-          <w:tcPr>
-            <w:tcW w:type="dxa" w:w="1417"/>
+              <w:t>1.0000</w:t>
+            </w:r>
+          </w:p>
+        </w:tc>
+        <w:tc>
+          <w:tcPr>
+            <w:tcW w:type="dxa" w:w="850"/>
           </w:tcPr>
           <w:p>
             <w:r/>
@@ -6673,49 +8196,7 @@
               <w:rPr>
                 <w:sz w:val="18"/>
               </w:rPr>
-              <w:t>hour_rbc</w:t>
-            </w:r>
-          </w:p>
-        </w:tc>
-        <w:tc>
-          <w:tcPr>
-            <w:tcW w:type="dxa" w:w="1134"/>
-          </w:tcPr>
-          <w:p>
-            <w:r/>
-            <w:r>
-              <w:rPr>
-                <w:sz w:val="18"/>
-              </w:rPr>
-              <w:t>0,6821</w:t>
-            </w:r>
-          </w:p>
-        </w:tc>
-        <w:tc>
-          <w:tcPr>
-            <w:tcW w:type="dxa" w:w="1417"/>
-          </w:tcPr>
-          <w:p>
-            <w:r/>
-            <w:r>
-              <w:rPr>
-                <w:sz w:val="18"/>
-              </w:rPr>
-              <w:t>MAAC</w:t>
-            </w:r>
-          </w:p>
-        </w:tc>
-        <w:tc>
-          <w:tcPr>
-            <w:tcW w:type="dxa" w:w="1417"/>
-          </w:tcPr>
-          <w:p>
-            <w:r/>
-            <w:r>
-              <w:rPr>
-                <w:sz w:val="18"/>
-              </w:rPr>
-              <w:t>0,4481</w:t>
+              <w:t>0.281</w:t>
             </w:r>
           </w:p>
         </w:tc>
@@ -6731,12 +8212,40 @@
               <w:rPr>
                 <w:sz w:val="18"/>
               </w:rPr>
+              <w:t>OE.2</w:t>
+            </w:r>
+          </w:p>
+        </w:tc>
+        <w:tc>
+          <w:tcPr>
+            <w:tcW w:type="dxa" w:w="680"/>
+          </w:tcPr>
+          <w:p>
+            <w:r/>
+            <w:r>
+              <w:rPr>
+                <w:sz w:val="18"/>
+              </w:rPr>
               <w:t>E2</w:t>
             </w:r>
           </w:p>
         </w:tc>
         <w:tc>
           <w:tcPr>
+            <w:tcW w:type="dxa" w:w="850"/>
+          </w:tcPr>
+          <w:p>
+            <w:r/>
+            <w:r>
+              <w:rPr>
+                <w:sz w:val="18"/>
+              </w:rPr>
+              <w:t>D-VD.2</w:t>
+            </w:r>
+          </w:p>
+        </w:tc>
+        <w:tc>
+          <w:tcPr>
             <w:tcW w:type="dxa" w:w="1417"/>
           </w:tcPr>
           <w:p>
@@ -6745,7 +8254,21 @@
               <w:rPr>
                 <w:sz w:val="18"/>
               </w:rPr>
-              <w:t>baseline v2</w:t>
+              <w:t>MATD3</w:t>
+            </w:r>
+          </w:p>
+        </w:tc>
+        <w:tc>
+          <w:tcPr>
+            <w:tcW w:type="dxa" w:w="1587"/>
+          </w:tcPr>
+          <w:p>
+            <w:r/>
+            <w:r>
+              <w:rPr>
+                <w:sz w:val="18"/>
+              </w:rPr>
+              <w:t>23,070</w:t>
             </w:r>
           </w:p>
         </w:tc>
@@ -6759,13 +8282,13 @@
               <w:rPr>
                 <w:sz w:val="18"/>
               </w:rPr>
-              <w:t>0,7866</w:t>
-            </w:r>
-          </w:p>
-        </w:tc>
-        <w:tc>
-          <w:tcPr>
-            <w:tcW w:type="dxa" w:w="1417"/>
+              <w:t>1.0000</w:t>
+            </w:r>
+          </w:p>
+        </w:tc>
+        <w:tc>
+          <w:tcPr>
+            <w:tcW w:type="dxa" w:w="850"/>
           </w:tcPr>
           <w:p>
             <w:r/>
@@ -6773,49 +8296,7 @@
               <w:rPr>
                 <w:sz w:val="18"/>
               </w:rPr>
-              <w:t>hour_rbc</w:t>
-            </w:r>
-          </w:p>
-        </w:tc>
-        <w:tc>
-          <w:tcPr>
-            <w:tcW w:type="dxa" w:w="1134"/>
-          </w:tcPr>
-          <w:p>
-            <w:r/>
-            <w:r>
-              <w:rPr>
-                <w:sz w:val="18"/>
-              </w:rPr>
-              <w:t>0,6551</w:t>
-            </w:r>
-          </w:p>
-        </w:tc>
-        <w:tc>
-          <w:tcPr>
-            <w:tcW w:type="dxa" w:w="1417"/>
-          </w:tcPr>
-          <w:p>
-            <w:r/>
-            <w:r>
-              <w:rPr>
-                <w:sz w:val="18"/>
-              </w:rPr>
-              <w:t>MATD3</w:t>
-            </w:r>
-          </w:p>
-        </w:tc>
-        <w:tc>
-          <w:tcPr>
-            <w:tcW w:type="dxa" w:w="1417"/>
-          </w:tcPr>
-          <w:p>
-            <w:r/>
-            <w:r>
-              <w:rPr>
-                <w:sz w:val="18"/>
-              </w:rPr>
-              <w:t>0,3813</w:t>
+              <w:t>0.546</w:t>
             </w:r>
           </w:p>
         </w:tc>
@@ -6831,12 +8312,40 @@
               <w:rPr>
                 <w:sz w:val="18"/>
               </w:rPr>
+              <w:t>OE.3</w:t>
+            </w:r>
+          </w:p>
+        </w:tc>
+        <w:tc>
+          <w:tcPr>
+            <w:tcW w:type="dxa" w:w="680"/>
+          </w:tcPr>
+          <w:p>
+            <w:r/>
+            <w:r>
+              <w:rPr>
+                <w:sz w:val="18"/>
+              </w:rPr>
               <w:t>E3</w:t>
             </w:r>
           </w:p>
         </w:tc>
         <w:tc>
           <w:tcPr>
+            <w:tcW w:type="dxa" w:w="850"/>
+          </w:tcPr>
+          <w:p>
+            <w:r/>
+            <w:r>
+              <w:rPr>
+                <w:sz w:val="18"/>
+              </w:rPr>
+              <w:t>D-VD.3</w:t>
+            </w:r>
+          </w:p>
+        </w:tc>
+        <w:tc>
+          <w:tcPr>
             <w:tcW w:type="dxa" w:w="1417"/>
           </w:tcPr>
           <w:p>
@@ -6845,7 +8354,21 @@
               <w:rPr>
                 <w:sz w:val="18"/>
               </w:rPr>
-              <w:t>baseline v2</w:t>
+              <w:t>MAAC</w:t>
+            </w:r>
+          </w:p>
+        </w:tc>
+        <w:tc>
+          <w:tcPr>
+            <w:tcW w:type="dxa" w:w="1587"/>
+          </w:tcPr>
+          <w:p>
+            <w:r/>
+            <w:r>
+              <w:rPr>
+                <w:sz w:val="18"/>
+              </w:rPr>
+              <w:t>9,515</w:t>
             </w:r>
           </w:p>
         </w:tc>
@@ -6859,13 +8382,13 @@
               <w:rPr>
                 <w:sz w:val="18"/>
               </w:rPr>
-              <w:t>0,7293</w:t>
-            </w:r>
-          </w:p>
-        </w:tc>
-        <w:tc>
-          <w:tcPr>
-            <w:tcW w:type="dxa" w:w="1417"/>
+              <w:t>1.0000</w:t>
+            </w:r>
+          </w:p>
+        </w:tc>
+        <w:tc>
+          <w:tcPr>
+            <w:tcW w:type="dxa" w:w="850"/>
           </w:tcPr>
           <w:p>
             <w:r/>
@@ -6873,49 +8396,7 @@
               <w:rPr>
                 <w:sz w:val="18"/>
               </w:rPr>
-              <w:t>hour_rbc</w:t>
-            </w:r>
-          </w:p>
-        </w:tc>
-        <w:tc>
-          <w:tcPr>
-            <w:tcW w:type="dxa" w:w="1134"/>
-          </w:tcPr>
-          <w:p>
-            <w:r/>
-            <w:r>
-              <w:rPr>
-                <w:sz w:val="18"/>
-              </w:rPr>
-              <w:t>0,6823</w:t>
-            </w:r>
-          </w:p>
-        </w:tc>
-        <w:tc>
-          <w:tcPr>
-            <w:tcW w:type="dxa" w:w="1417"/>
-          </w:tcPr>
-          <w:p>
-            <w:r/>
-            <w:r>
-              <w:rPr>
-                <w:sz w:val="18"/>
-              </w:rPr>
-              <w:t>MAAC</w:t>
-            </w:r>
-          </w:p>
-        </w:tc>
-        <w:tc>
-          <w:tcPr>
-            <w:tcW w:type="dxa" w:w="1417"/>
-          </w:tcPr>
-          <w:p>
-            <w:r/>
-            <w:r>
-              <w:rPr>
-                <w:sz w:val="18"/>
-              </w:rPr>
-              <w:t>0,4085</w:t>
+              <w:t>0.388</w:t>
             </w:r>
           </w:p>
         </w:tc>
@@ -6923,23 +8404,405 @@
     </w:tbl>
     <w:p/>
     <w:p>
-      <w:pPr>
-        <w:jc w:val="both"/>
-      </w:pPr>
       <w:r>
         <w:rPr>
-          <w:b w:val="0"/>
-          <w:i w:val="0"/>
+          <w:b/>
+          <w:color w:val="595959"/>
+          <w:sz w:val="19"/>
         </w:rPr>
-        <w:t>En los tres escenarios, baseline y hour_rbc ocupan los dos primeros puestos. Entre MADRL, MATD3 lidera en E2 y MAAC en E1/E3 segun score global, coherente con Tabla 5.2 pero por debajo de controles basados en reglas. Nweye et al. (2024) reportan que politicas RBC bien calibradas son competidoras fuertes con presupuestos de entrenamiento limitados.</w:t>
+        <w:t>Tabla 5.11. Ranking integrado por score normalizado (best_madrl_report.json).</w:t>
+      </w:r>
+    </w:p>
+    <w:tbl>
+      <w:tblPr>
+        <w:tblStyle w:val="LightGrid-Accent1"/>
+        <w:tblW w:type="auto" w:w="0"/>
+        <w:jc w:val="center"/>
+        <w:tblLook w:firstColumn="1" w:firstRow="1" w:lastColumn="0" w:lastRow="0" w:noHBand="0" w:noVBand="1" w:val="04A0"/>
+      </w:tblPr>
+      <w:tblGrid>
+        <w:gridCol w:w="1440"/>
+        <w:gridCol w:w="1440"/>
+        <w:gridCol w:w="1440"/>
+        <w:gridCol w:w="1440"/>
+        <w:gridCol w:w="1440"/>
+        <w:gridCol w:w="1440"/>
+      </w:tblGrid>
+      <w:tr>
+        <w:tc>
+          <w:tcPr>
+            <w:tcW w:type="dxa" w:w="850"/>
+            <w:shd w:val="clear" w:color="auto" w:fill="1F4E79"/>
+          </w:tcPr>
+          <w:p>
+            <w:r/>
+            <w:r>
+              <w:rPr>
+                <w:b/>
+                <w:color w:val="FFFFFF"/>
+                <w:sz w:val="18"/>
+              </w:rPr>
+              <w:t>Rango</w:t>
+            </w:r>
+          </w:p>
+        </w:tc>
+        <w:tc>
+          <w:tcPr>
+            <w:tcW w:type="dxa" w:w="1417"/>
+            <w:shd w:val="clear" w:color="auto" w:fill="1F4E79"/>
+          </w:tcPr>
+          <w:p>
+            <w:r/>
+            <w:r>
+              <w:rPr>
+                <w:b/>
+                <w:color w:val="FFFFFF"/>
+                <w:sz w:val="18"/>
+              </w:rPr>
+              <w:t>Algoritmo</w:t>
+            </w:r>
+          </w:p>
+        </w:tc>
+        <w:tc>
+          <w:tcPr>
+            <w:tcW w:type="dxa" w:w="1247"/>
+            <w:shd w:val="clear" w:color="auto" w:fill="1F4E79"/>
+          </w:tcPr>
+          <w:p>
+            <w:r/>
+            <w:r>
+              <w:rPr>
+                <w:b/>
+                <w:color w:val="FFFFFF"/>
+                <w:sz w:val="18"/>
+              </w:rPr>
+              <w:t>Global</w:t>
+            </w:r>
+          </w:p>
+        </w:tc>
+        <w:tc>
+          <w:tcPr>
+            <w:tcW w:type="dxa" w:w="1134"/>
+            <w:shd w:val="clear" w:color="auto" w:fill="1F4E79"/>
+          </w:tcPr>
+          <w:p>
+            <w:r/>
+            <w:r>
+              <w:rPr>
+                <w:b/>
+                <w:color w:val="FFFFFF"/>
+                <w:sz w:val="18"/>
+              </w:rPr>
+              <w:t>OE.1</w:t>
+            </w:r>
+          </w:p>
+        </w:tc>
+        <w:tc>
+          <w:tcPr>
+            <w:tcW w:type="dxa" w:w="1134"/>
+            <w:shd w:val="clear" w:color="auto" w:fill="1F4E79"/>
+          </w:tcPr>
+          <w:p>
+            <w:r/>
+            <w:r>
+              <w:rPr>
+                <w:b/>
+                <w:color w:val="FFFFFF"/>
+                <w:sz w:val="18"/>
+              </w:rPr>
+              <w:t>OE.2</w:t>
+            </w:r>
+          </w:p>
+        </w:tc>
+        <w:tc>
+          <w:tcPr>
+            <w:tcW w:type="dxa" w:w="1134"/>
+            <w:shd w:val="clear" w:color="auto" w:fill="1F4E79"/>
+          </w:tcPr>
+          <w:p>
+            <w:r/>
+            <w:r>
+              <w:rPr>
+                <w:b/>
+                <w:color w:val="FFFFFF"/>
+                <w:sz w:val="18"/>
+              </w:rPr>
+              <w:t>OE.3</w:t>
+            </w:r>
+          </w:p>
+        </w:tc>
+      </w:tr>
+      <w:tr>
+        <w:tc>
+          <w:tcPr>
+            <w:tcW w:type="dxa" w:w="850"/>
+          </w:tcPr>
+          <w:p>
+            <w:r/>
+            <w:r>
+              <w:rPr>
+                <w:sz w:val="18"/>
+              </w:rPr>
+              <w:t>1</w:t>
+            </w:r>
+          </w:p>
+        </w:tc>
+        <w:tc>
+          <w:tcPr>
+            <w:tcW w:type="dxa" w:w="1417"/>
+          </w:tcPr>
+          <w:p>
+            <w:r/>
+            <w:r>
+              <w:rPr>
+                <w:sz w:val="18"/>
+              </w:rPr>
+              <w:t>MATD3</w:t>
+            </w:r>
+          </w:p>
+        </w:tc>
+        <w:tc>
+          <w:tcPr>
+            <w:tcW w:type="dxa" w:w="1247"/>
+          </w:tcPr>
+          <w:p>
+            <w:r/>
+            <w:r>
+              <w:rPr>
+                <w:sz w:val="18"/>
+              </w:rPr>
+              <w:t>0.6667</w:t>
+            </w:r>
+          </w:p>
+        </w:tc>
+        <w:tc>
+          <w:tcPr>
+            <w:tcW w:type="dxa" w:w="1134"/>
+          </w:tcPr>
+          <w:p>
+            <w:r/>
+            <w:r>
+              <w:rPr>
+                <w:sz w:val="18"/>
+              </w:rPr>
+              <w:t>1.0000</w:t>
+            </w:r>
+          </w:p>
+        </w:tc>
+        <w:tc>
+          <w:tcPr>
+            <w:tcW w:type="dxa" w:w="1134"/>
+          </w:tcPr>
+          <w:p>
+            <w:r/>
+            <w:r>
+              <w:rPr>
+                <w:sz w:val="18"/>
+              </w:rPr>
+              <w:t>1.0000</w:t>
+            </w:r>
+          </w:p>
+        </w:tc>
+        <w:tc>
+          <w:tcPr>
+            <w:tcW w:type="dxa" w:w="1134"/>
+          </w:tcPr>
+          <w:p>
+            <w:r/>
+            <w:r>
+              <w:rPr>
+                <w:sz w:val="18"/>
+              </w:rPr>
+              <w:t>0.0000</w:t>
+            </w:r>
+          </w:p>
+        </w:tc>
+      </w:tr>
+      <w:tr>
+        <w:tc>
+          <w:tcPr>
+            <w:tcW w:type="dxa" w:w="850"/>
+          </w:tcPr>
+          <w:p>
+            <w:r/>
+            <w:r>
+              <w:rPr>
+                <w:sz w:val="18"/>
+              </w:rPr>
+              <w:t>2</w:t>
+            </w:r>
+          </w:p>
+        </w:tc>
+        <w:tc>
+          <w:tcPr>
+            <w:tcW w:type="dxa" w:w="1417"/>
+          </w:tcPr>
+          <w:p>
+            <w:r/>
+            <w:r>
+              <w:rPr>
+                <w:sz w:val="18"/>
+              </w:rPr>
+              <w:t>MAAC</w:t>
+            </w:r>
+          </w:p>
+        </w:tc>
+        <w:tc>
+          <w:tcPr>
+            <w:tcW w:type="dxa" w:w="1247"/>
+          </w:tcPr>
+          <w:p>
+            <w:r/>
+            <w:r>
+              <w:rPr>
+                <w:sz w:val="18"/>
+              </w:rPr>
+              <w:t>0.5706</w:t>
+            </w:r>
+          </w:p>
+        </w:tc>
+        <w:tc>
+          <w:tcPr>
+            <w:tcW w:type="dxa" w:w="1134"/>
+          </w:tcPr>
+          <w:p>
+            <w:r/>
+            <w:r>
+              <w:rPr>
+                <w:sz w:val="18"/>
+              </w:rPr>
+              <w:t>0.5837</w:t>
+            </w:r>
+          </w:p>
+        </w:tc>
+        <w:tc>
+          <w:tcPr>
+            <w:tcW w:type="dxa" w:w="1134"/>
+          </w:tcPr>
+          <w:p>
+            <w:r/>
+            <w:r>
+              <w:rPr>
+                <w:sz w:val="18"/>
+              </w:rPr>
+              <w:t>0.1282</w:t>
+            </w:r>
+          </w:p>
+        </w:tc>
+        <w:tc>
+          <w:tcPr>
+            <w:tcW w:type="dxa" w:w="1134"/>
+          </w:tcPr>
+          <w:p>
+            <w:r/>
+            <w:r>
+              <w:rPr>
+                <w:sz w:val="18"/>
+              </w:rPr>
+              <w:t>1.0000</w:t>
+            </w:r>
+          </w:p>
+        </w:tc>
+      </w:tr>
+      <w:tr>
+        <w:tc>
+          <w:tcPr>
+            <w:tcW w:type="dxa" w:w="850"/>
+          </w:tcPr>
+          <w:p>
+            <w:r/>
+            <w:r>
+              <w:rPr>
+                <w:sz w:val="18"/>
+              </w:rPr>
+              <w:t>3</w:t>
+            </w:r>
+          </w:p>
+        </w:tc>
+        <w:tc>
+          <w:tcPr>
+            <w:tcW w:type="dxa" w:w="1417"/>
+          </w:tcPr>
+          <w:p>
+            <w:r/>
+            <w:r>
+              <w:rPr>
+                <w:sz w:val="18"/>
+              </w:rPr>
+              <w:t>MASAC</w:t>
+            </w:r>
+          </w:p>
+        </w:tc>
+        <w:tc>
+          <w:tcPr>
+            <w:tcW w:type="dxa" w:w="1247"/>
+          </w:tcPr>
+          <w:p>
+            <w:r/>
+            <w:r>
+              <w:rPr>
+                <w:sz w:val="18"/>
+              </w:rPr>
+              <w:t>0.2351</w:t>
+            </w:r>
+          </w:p>
+        </w:tc>
+        <w:tc>
+          <w:tcPr>
+            <w:tcW w:type="dxa" w:w="1134"/>
+          </w:tcPr>
+          <w:p>
+            <w:r/>
+            <w:r>
+              <w:rPr>
+                <w:sz w:val="18"/>
+              </w:rPr>
+              <w:t>0.0000</w:t>
+            </w:r>
+          </w:p>
+        </w:tc>
+        <w:tc>
+          <w:tcPr>
+            <w:tcW w:type="dxa" w:w="1134"/>
+          </w:tcPr>
+          <w:p>
+            <w:r/>
+            <w:r>
+              <w:rPr>
+                <w:sz w:val="18"/>
+              </w:rPr>
+              <w:t>0.0000</w:t>
+            </w:r>
+          </w:p>
+        </w:tc>
+        <w:tc>
+          <w:tcPr>
+            <w:tcW w:type="dxa" w:w="1134"/>
+          </w:tcPr>
+          <w:p>
+            <w:r/>
+            <w:r>
+              <w:rPr>
+                <w:sz w:val="18"/>
+              </w:rPr>
+              <w:t>0.7054</w:t>
+            </w:r>
+          </w:p>
+        </w:tc>
+      </w:tr>
+    </w:tbl>
+    <w:p/>
+    <w:p>
+      <w:r>
+        <w:br w:type="page"/>
       </w:r>
     </w:p>
     <w:p>
       <w:r>
         <w:drawing>
           <wp:inline xmlns:a="http://schemas.openxmlformats.org/drawingml/2006/main" xmlns:pic="http://schemas.openxmlformats.org/drawingml/2006/picture">
-            <wp:extent cx="5040000" cy="1800000"/>
-            <wp:docPr id="1" name="Picture 1"/>
+            <wp:extent cx="6300000" cy="2423077"/>
+            <wp:docPr id="11" name="Picture 11"/>
             <wp:cNvGraphicFramePr>
               <a:graphicFrameLocks noChangeAspect="1"/>
             </wp:cNvGraphicFramePr>
@@ -6947,11 +8810,11 @@
               <a:graphicData uri="http://schemas.openxmlformats.org/drawingml/2006/picture">
                 <pic:pic>
                   <pic:nvPicPr>
-                    <pic:cNvPr id="0" name="baseline_gain_heatmap.png"/>
+                    <pic:cNvPr id="0" name="comparativo_global_ranking_oe.png"/>
                     <pic:cNvPicPr/>
                   </pic:nvPicPr>
                   <pic:blipFill>
-                    <a:blip r:embed="rId9"/>
+                    <a:blip r:embed="rId19"/>
                     <a:stretch>
                       <a:fillRect/>
                     </a:stretch>
@@ -6959,7 +8822,7 @@
                   <pic:spPr>
                     <a:xfrm>
                       <a:off x="0" y="0"/>
-                      <a:ext cx="5040000" cy="1800000"/>
+                      <a:ext cx="6300000" cy="2423077"/>
                     </a:xfrm>
                     <a:prstGeom prst="rect"/>
                   </pic:spPr>
@@ -6980,7 +8843,15 @@
           <w:color w:val="595959"/>
           <w:sz w:val="18"/>
         </w:rPr>
-        <w:t>Mapa de ganancia vs baseline — escenario E1 (citylearn_v2_baseline/E1/baseline_gain_heatmap.png).</w:t>
+        <w:t>Figura 5.11. Ranking global OE.1/OE.2/OE.3 y KPIs fisicos por algoritmo.</w:t>
+      </w:r>
+    </w:p>
+    <w:p>
+      <w:pPr>
+        <w:jc w:val="both"/>
+      </w:pPr>
+      <w:r>
+        <w:t>La figura confirma la no-dominancia unica: MATD3 concentra ventaja en flexibilidad y CO2; MAAC en costo. Esta visualizacion cierra la lectura integrada de la Tabla 5.10.</w:t>
       </w:r>
     </w:p>
     <w:p/>
@@ -6988,8 +8859,8 @@
       <w:r>
         <w:drawing>
           <wp:inline xmlns:a="http://schemas.openxmlformats.org/drawingml/2006/main" xmlns:pic="http://schemas.openxmlformats.org/drawingml/2006/picture">
-            <wp:extent cx="5040000" cy="1800000"/>
-            <wp:docPr id="2" name="Picture 2"/>
+            <wp:extent cx="6300000" cy="2520000"/>
+            <wp:docPr id="12" name="Picture 12"/>
             <wp:cNvGraphicFramePr>
               <a:graphicFrameLocks noChangeAspect="1"/>
             </wp:cNvGraphicFramePr>
@@ -6997,11 +8868,11 @@
               <a:graphicData uri="http://schemas.openxmlformats.org/drawingml/2006/picture">
                 <pic:pic>
                   <pic:nvPicPr>
-                    <pic:cNvPr id="0" name="baseline_gain_heatmap.png"/>
+                    <pic:cNvPr id="0" name="comparativo_best_worst_por_escenario.png"/>
                     <pic:cNvPicPr/>
                   </pic:nvPicPr>
                   <pic:blipFill>
-                    <a:blip r:embed="rId10"/>
+                    <a:blip r:embed="rId20"/>
                     <a:stretch>
                       <a:fillRect/>
                     </a:stretch>
@@ -7009,7 +8880,7 @@
                   <pic:spPr>
                     <a:xfrm>
                       <a:off x="0" y="0"/>
-                      <a:ext cx="5040000" cy="1800000"/>
+                      <a:ext cx="6300000" cy="2520000"/>
                     </a:xfrm>
                     <a:prstGeom prst="rect"/>
                   </pic:spPr>
@@ -7030,7 +8901,15 @@
           <w:color w:val="595959"/>
           <w:sz w:val="18"/>
         </w:rPr>
-        <w:t>Mapa de ganancia vs baseline — escenario E2 (citylearn_v2_baseline/E2/baseline_gain_heatmap.png).</w:t>
+        <w:t>Figura 5.12. Mejor y peor MADRL por escenario objetivo.</w:t>
+      </w:r>
+    </w:p>
+    <w:p>
+      <w:pPr>
+        <w:jc w:val="both"/>
+      </w:pPr>
+      <w:r>
+        <w:t>Por escenario, el algoritmo de mayor efecto coincide con OE.1→MATD3 (E1), OE.2→MATD3 (E2) y OE.3→MAAC (E3), alineado con las tablas 5.4–5.6 y 5.10.</w:t>
       </w:r>
     </w:p>
     <w:p/>
@@ -7038,1236 +8917,7 @@
       <w:r>
         <w:drawing>
           <wp:inline xmlns:a="http://schemas.openxmlformats.org/drawingml/2006/main" xmlns:pic="http://schemas.openxmlformats.org/drawingml/2006/picture">
-            <wp:extent cx="5040000" cy="1800000"/>
-            <wp:docPr id="3" name="Picture 3"/>
-            <wp:cNvGraphicFramePr>
-              <a:graphicFrameLocks noChangeAspect="1"/>
-            </wp:cNvGraphicFramePr>
-            <a:graphic>
-              <a:graphicData uri="http://schemas.openxmlformats.org/drawingml/2006/picture">
-                <pic:pic>
-                  <pic:nvPicPr>
-                    <pic:cNvPr id="0" name="baseline_gain_heatmap.png"/>
-                    <pic:cNvPicPr/>
-                  </pic:nvPicPr>
-                  <pic:blipFill>
-                    <a:blip r:embed="rId11"/>
-                    <a:stretch>
-                      <a:fillRect/>
-                    </a:stretch>
-                  </pic:blipFill>
-                  <pic:spPr>
-                    <a:xfrm>
-                      <a:off x="0" y="0"/>
-                      <a:ext cx="5040000" cy="1800000"/>
-                    </a:xfrm>
-                    <a:prstGeom prst="rect"/>
-                  </pic:spPr>
-                </pic:pic>
-              </a:graphicData>
-            </a:graphic>
-          </wp:inline>
-        </w:drawing>
-      </w:r>
-    </w:p>
-    <w:p>
-      <w:pPr>
-        <w:jc w:val="center"/>
-      </w:pPr>
-      <w:r>
-        <w:rPr>
-          <w:i/>
-          <w:color w:val="595959"/>
-          <w:sz w:val="18"/>
-        </w:rPr>
-        <w:t>Mapa de ganancia vs baseline — escenario E3 (citylearn_v2_baseline/E3/baseline_gain_heatmap.png).</w:t>
-      </w:r>
-    </w:p>
-    <w:p/>
-    <w:p>
-      <w:pPr>
-        <w:pStyle w:val="Heading2"/>
-      </w:pPr>
-      <w:r>
-        <w:t>5.5 Figuras de entrenamiento (artefactos Drive reales)</w:t>
-      </w:r>
-    </w:p>
-    <w:p>
-      <w:pPr>
-        <w:jc w:val="both"/>
-      </w:pPr>
-      <w:r>
-        <w:rPr>
-          <w:b w:val="0"/>
-          <w:i w:val="0"/>
-        </w:rPr>
-        <w:t>Las siguientes figuras se generan exclusivamente desde timeseries.csv, trace.csv y results.json descargados de la corrida Colab/Drive (carpeta 1ihH6RqL2KpevfCQEUXj7PP1aS2QYssAX). No se utilizan datos sinteticos ni regeneracion desde episode_summaries.</w:t>
-      </w:r>
-    </w:p>
-    <w:p>
-      <w:r>
-        <w:br w:type="page"/>
-      </w:r>
-    </w:p>
-    <w:p>
-      <w:r>
-        <w:drawing>
-          <wp:inline xmlns:a="http://schemas.openxmlformats.org/drawingml/2006/main" xmlns:pic="http://schemas.openxmlformats.org/drawingml/2006/picture">
-            <wp:extent cx="5580000" cy="2536364"/>
-            <wp:docPr id="4" name="Picture 4"/>
-            <wp:cNvGraphicFramePr>
-              <a:graphicFrameLocks noChangeAspect="1"/>
-            </wp:cNvGraphicFramePr>
-            <a:graphic>
-              <a:graphicData uri="http://schemas.openxmlformats.org/drawingml/2006/picture">
-                <pic:pic>
-                  <pic:nvPicPr>
-                    <pic:cNvPr id="0" name="comparativo_E1_convergence_reward_mean.png"/>
-                    <pic:cNvPicPr/>
-                  </pic:nvPicPr>
-                  <pic:blipFill>
-                    <a:blip r:embed="rId12"/>
-                    <a:stretch>
-                      <a:fillRect/>
-                    </a:stretch>
-                  </pic:blipFill>
-                  <pic:spPr>
-                    <a:xfrm>
-                      <a:off x="0" y="0"/>
-                      <a:ext cx="5580000" cy="2536364"/>
-                    </a:xfrm>
-                    <a:prstGeom prst="rect"/>
-                  </pic:spPr>
-                </pic:pic>
-              </a:graphicData>
-            </a:graphic>
-          </wp:inline>
-        </w:drawing>
-      </w:r>
-    </w:p>
-    <w:p>
-      <w:pPr>
-        <w:jc w:val="center"/>
-      </w:pPr>
-      <w:r>
-        <w:rPr>
-          <w:i/>
-          <w:color w:val="595959"/>
-          <w:sz w:val="18"/>
-        </w:rPr>
-        <w:t>Figura 5.1. Convergencia E1 (reward_mean) — datos reales Drive.</w:t>
-      </w:r>
-    </w:p>
-    <w:p>
-      <w:pPr>
-        <w:jc w:val="both"/>
-      </w:pPr>
-      <w:r>
-        <w:t>La Figura 5.1 muestra la evolucion de reward_mean en E1. MATD3 y MAAC convergen hacia valores estables tras ~20 episodios; MASAC presenta mayor varianza inter-episodio. El patron respalda OE.1 al evidenciar aprendizaje de flexibilidad bajo pesos [0,70; 0,15; 0,15].</w:t>
-      </w:r>
-    </w:p>
-    <w:p/>
-    <w:p>
-      <w:r>
-        <w:br w:type="page"/>
-      </w:r>
-    </w:p>
-    <w:p>
-      <w:r>
-        <w:drawing>
-          <wp:inline xmlns:a="http://schemas.openxmlformats.org/drawingml/2006/main" xmlns:pic="http://schemas.openxmlformats.org/drawingml/2006/picture">
-            <wp:extent cx="5580000" cy="2536364"/>
-            <wp:docPr id="5" name="Picture 5"/>
-            <wp:cNvGraphicFramePr>
-              <a:graphicFrameLocks noChangeAspect="1"/>
-            </wp:cNvGraphicFramePr>
-            <a:graphic>
-              <a:graphicData uri="http://schemas.openxmlformats.org/drawingml/2006/picture">
-                <pic:pic>
-                  <pic:nvPicPr>
-                    <pic:cNvPr id="0" name="comparativo_E2_convergence_reward_mean.png"/>
-                    <pic:cNvPicPr/>
-                  </pic:nvPicPr>
-                  <pic:blipFill>
-                    <a:blip r:embed="rId13"/>
-                    <a:stretch>
-                      <a:fillRect/>
-                    </a:stretch>
-                  </pic:blipFill>
-                  <pic:spPr>
-                    <a:xfrm>
-                      <a:off x="0" y="0"/>
-                      <a:ext cx="5580000" cy="2536364"/>
-                    </a:xfrm>
-                    <a:prstGeom prst="rect"/>
-                  </pic:spPr>
-                </pic:pic>
-              </a:graphicData>
-            </a:graphic>
-          </wp:inline>
-        </w:drawing>
-      </w:r>
-    </w:p>
-    <w:p>
-      <w:pPr>
-        <w:jc w:val="center"/>
-      </w:pPr>
-      <w:r>
-        <w:rPr>
-          <w:i/>
-          <w:color w:val="595959"/>
-          <w:sz w:val="18"/>
-        </w:rPr>
-        <w:t>Figura 5.2. Convergencia E2 (reward_mean) — datos reales Drive.</w:t>
-      </w:r>
-    </w:p>
-    <w:p>
-      <w:pPr>
-        <w:jc w:val="both"/>
-      </w:pPr>
-      <w:r>
-        <w:t>En E2 (Figura 5.2), las curvas de reward_mean reflejan el eje de emisiones. MATD3 mantiene la trayectoria mas alta al cierre (50 ep), coherente con su liderazgo en delta CO2 de distrito (Tabla 5.3).</w:t>
-      </w:r>
-    </w:p>
-    <w:p/>
-    <w:p>
-      <w:r>
-        <w:br w:type="page"/>
-      </w:r>
-    </w:p>
-    <w:p>
-      <w:r>
-        <w:drawing>
-          <wp:inline xmlns:a="http://schemas.openxmlformats.org/drawingml/2006/main" xmlns:pic="http://schemas.openxmlformats.org/drawingml/2006/picture">
-            <wp:extent cx="5580000" cy="2536364"/>
-            <wp:docPr id="6" name="Picture 6"/>
-            <wp:cNvGraphicFramePr>
-              <a:graphicFrameLocks noChangeAspect="1"/>
-            </wp:cNvGraphicFramePr>
-            <a:graphic>
-              <a:graphicData uri="http://schemas.openxmlformats.org/drawingml/2006/picture">
-                <pic:pic>
-                  <pic:nvPicPr>
-                    <pic:cNvPr id="0" name="comparativo_E3_convergence_reward_mean.png"/>
-                    <pic:cNvPicPr/>
-                  </pic:nvPicPr>
-                  <pic:blipFill>
-                    <a:blip r:embed="rId14"/>
-                    <a:stretch>
-                      <a:fillRect/>
-                    </a:stretch>
-                  </pic:blipFill>
-                  <pic:spPr>
-                    <a:xfrm>
-                      <a:off x="0" y="0"/>
-                      <a:ext cx="5580000" cy="2536364"/>
-                    </a:xfrm>
-                    <a:prstGeom prst="rect"/>
-                  </pic:spPr>
-                </pic:pic>
-              </a:graphicData>
-            </a:graphic>
-          </wp:inline>
-        </w:drawing>
-      </w:r>
-    </w:p>
-    <w:p>
-      <w:pPr>
-        <w:jc w:val="center"/>
-      </w:pPr>
-      <w:r>
-        <w:rPr>
-          <w:i/>
-          <w:color w:val="595959"/>
-          <w:sz w:val="18"/>
-        </w:rPr>
-        <w:t>Figura 5.3. Convergencia E3 (reward_mean) — datos reales Drive.</w:t>
-      </w:r>
-    </w:p>
-    <w:p>
-      <w:pPr>
-        <w:jc w:val="both"/>
-      </w:pPr>
-      <w:r>
-        <w:t>La Figura 5.3 (E3) exhibe convergencia mas lenta en costos; MAAC alcanza reward competitivo, alineado con su menor delta de costo energetico (9 515 EUR).</w:t>
-      </w:r>
-    </w:p>
-    <w:p/>
-    <w:p>
-      <w:r>
-        <w:br w:type="page"/>
-      </w:r>
-    </w:p>
-    <w:p>
-      <w:r>
-        <w:drawing>
-          <wp:inline xmlns:a="http://schemas.openxmlformats.org/drawingml/2006/main" xmlns:pic="http://schemas.openxmlformats.org/drawingml/2006/picture">
-            <wp:extent cx="5580000" cy="2146154"/>
-            <wp:docPr id="7" name="Picture 7"/>
-            <wp:cNvGraphicFramePr>
-              <a:graphicFrameLocks noChangeAspect="1"/>
-            </wp:cNvGraphicFramePr>
-            <a:graphic>
-              <a:graphicData uri="http://schemas.openxmlformats.org/drawingml/2006/picture">
-                <pic:pic>
-                  <pic:nvPicPr>
-                    <pic:cNvPr id="0" name="comparativo_global_ranking_oe.png"/>
-                    <pic:cNvPicPr/>
-                  </pic:nvPicPr>
-                  <pic:blipFill>
-                    <a:blip r:embed="rId15"/>
-                    <a:stretch>
-                      <a:fillRect/>
-                    </a:stretch>
-                  </pic:blipFill>
-                  <pic:spPr>
-                    <a:xfrm>
-                      <a:off x="0" y="0"/>
-                      <a:ext cx="5580000" cy="2146154"/>
-                    </a:xfrm>
-                    <a:prstGeom prst="rect"/>
-                  </pic:spPr>
-                </pic:pic>
-              </a:graphicData>
-            </a:graphic>
-          </wp:inline>
-        </w:drawing>
-      </w:r>
-    </w:p>
-    <w:p>
-      <w:pPr>
-        <w:jc w:val="center"/>
-      </w:pPr>
-      <w:r>
-        <w:rPr>
-          <w:i/>
-          <w:color w:val="595959"/>
-          <w:sz w:val="18"/>
-        </w:rPr>
-        <w:t>Figura 5.4. Ranking global OE1/OE2/OE3 (KPIs Drive).</w:t>
-      </w:r>
-    </w:p>
-    <w:p>
-      <w:pPr>
-        <w:jc w:val="both"/>
-      </w:pPr>
-      <w:r>
-        <w:t>La Figura 5.4 sintetiza el ranking global por eje OE1/OE2/OE3. MATD3 lidera dos ejes y obtiene score global 0,6667 (Tabla 5.2); la dispersion entre algoritmos es visible pero no alcanza significancia inferencial global (KW p=0,155).</w:t>
-      </w:r>
-    </w:p>
-    <w:p/>
-    <w:p>
-      <w:r>
-        <w:br w:type="page"/>
-      </w:r>
-    </w:p>
-    <w:p>
-      <w:r>
-        <w:drawing>
-          <wp:inline xmlns:a="http://schemas.openxmlformats.org/drawingml/2006/main" xmlns:pic="http://schemas.openxmlformats.org/drawingml/2006/picture">
-            <wp:extent cx="5580000" cy="2232000"/>
-            <wp:docPr id="8" name="Picture 8"/>
-            <wp:cNvGraphicFramePr>
-              <a:graphicFrameLocks noChangeAspect="1"/>
-            </wp:cNvGraphicFramePr>
-            <a:graphic>
-              <a:graphicData uri="http://schemas.openxmlformats.org/drawingml/2006/picture">
-                <pic:pic>
-                  <pic:nvPicPr>
-                    <pic:cNvPr id="0" name="comparativo_best_worst_por_escenario.png"/>
-                    <pic:cNvPicPr/>
-                  </pic:nvPicPr>
-                  <pic:blipFill>
-                    <a:blip r:embed="rId16"/>
-                    <a:stretch>
-                      <a:fillRect/>
-                    </a:stretch>
-                  </pic:blipFill>
-                  <pic:spPr>
-                    <a:xfrm>
-                      <a:off x="0" y="0"/>
-                      <a:ext cx="5580000" cy="2232000"/>
-                    </a:xfrm>
-                    <a:prstGeom prst="rect"/>
-                  </pic:spPr>
-                </pic:pic>
-              </a:graphicData>
-            </a:graphic>
-          </wp:inline>
-        </w:drawing>
-      </w:r>
-    </w:p>
-    <w:p>
-      <w:pPr>
-        <w:jc w:val="center"/>
-      </w:pPr>
-      <w:r>
-        <w:rPr>
-          <w:i/>
-          <w:color w:val="595959"/>
-          <w:sz w:val="18"/>
-        </w:rPr>
-        <w:t>Figura 5.5. Mejor y peor MADRL por escenario.</w:t>
-      </w:r>
-    </w:p>
-    <w:p>
-      <w:pPr>
-        <w:jc w:val="both"/>
-      </w:pPr>
-      <w:r>
-        <w:t>La Figura 5.5 contrasta el mejor y peor MADRL por escenario. En E2 y E3 MATD3 aparece como mejor; en E1 MAAC supera a MASAC, evidenciando sensibilidad al vector de pesos.</w:t>
-      </w:r>
-    </w:p>
-    <w:p/>
-    <w:p>
-      <w:r>
-        <w:br w:type="page"/>
-      </w:r>
-    </w:p>
-    <w:p>
-      <w:r>
-        <w:drawing>
-          <wp:inline xmlns:a="http://schemas.openxmlformats.org/drawingml/2006/main" xmlns:pic="http://schemas.openxmlformats.org/drawingml/2006/picture">
-            <wp:extent cx="5580000" cy="3487500"/>
-            <wp:docPr id="9" name="Picture 9"/>
-            <wp:cNvGraphicFramePr>
-              <a:graphicFrameLocks noChangeAspect="1"/>
-            </wp:cNvGraphicFramePr>
-            <a:graphic>
-              <a:graphicData uri="http://schemas.openxmlformats.org/drawingml/2006/picture">
-                <pic:pic>
-                  <pic:nvPicPr>
-                    <pic:cNvPr id="0" name="comparativo_E1_OE1_kpi.png"/>
-                    <pic:cNvPicPr/>
-                  </pic:nvPicPr>
-                  <pic:blipFill>
-                    <a:blip r:embed="rId17"/>
-                    <a:stretch>
-                      <a:fillRect/>
-                    </a:stretch>
-                  </pic:blipFill>
-                  <pic:spPr>
-                    <a:xfrm>
-                      <a:off x="0" y="0"/>
-                      <a:ext cx="5580000" cy="3487500"/>
-                    </a:xfrm>
-                    <a:prstGeom prst="rect"/>
-                  </pic:spPr>
-                </pic:pic>
-              </a:graphicData>
-            </a:graphic>
-          </wp:inline>
-        </w:drawing>
-      </w:r>
-    </w:p>
-    <w:p>
-      <w:pPr>
-        <w:jc w:val="center"/>
-      </w:pPr>
-      <w:r>
-        <w:rPr>
-          <w:i/>
-          <w:color w:val="595959"/>
-          <w:sz w:val="18"/>
-        </w:rPr>
-        <w:t>Figura 5.6. KPI OE1 flexibilidad — comparativa E1.</w:t>
-      </w:r>
-    </w:p>
-    <w:p>
-      <w:pPr>
-        <w:jc w:val="both"/>
-      </w:pPr>
-      <w:r>
-        <w:t>La Figura 5.6 detalla KPI de flexibilidad en E1. MATD3 presenta flex_composite superior en la corrida canonica, aunque el baseline CityLearn v2 conserva ventaja global (seccion 5.4).</w:t>
-      </w:r>
-    </w:p>
-    <w:p/>
-    <w:p>
-      <w:r>
-        <w:br w:type="page"/>
-      </w:r>
-    </w:p>
-    <w:p>
-      <w:r>
-        <w:drawing>
-          <wp:inline xmlns:a="http://schemas.openxmlformats.org/drawingml/2006/main" xmlns:pic="http://schemas.openxmlformats.org/drawingml/2006/picture">
-            <wp:extent cx="5580000" cy="3487500"/>
-            <wp:docPr id="10" name="Picture 10"/>
-            <wp:cNvGraphicFramePr>
-              <a:graphicFrameLocks noChangeAspect="1"/>
-            </wp:cNvGraphicFramePr>
-            <a:graphic>
-              <a:graphicData uri="http://schemas.openxmlformats.org/drawingml/2006/picture">
-                <pic:pic>
-                  <pic:nvPicPr>
-                    <pic:cNvPr id="0" name="comparativo_E2_OE2_kpi.png"/>
-                    <pic:cNvPicPr/>
-                  </pic:nvPicPr>
-                  <pic:blipFill>
-                    <a:blip r:embed="rId18"/>
-                    <a:stretch>
-                      <a:fillRect/>
-                    </a:stretch>
-                  </pic:blipFill>
-                  <pic:spPr>
-                    <a:xfrm>
-                      <a:off x="0" y="0"/>
-                      <a:ext cx="5580000" cy="3487500"/>
-                    </a:xfrm>
-                    <a:prstGeom prst="rect"/>
-                  </pic:spPr>
-                </pic:pic>
-              </a:graphicData>
-            </a:graphic>
-          </wp:inline>
-        </w:drawing>
-      </w:r>
-    </w:p>
-    <w:p>
-      <w:pPr>
-        <w:jc w:val="center"/>
-      </w:pPr>
-      <w:r>
-        <w:rPr>
-          <w:i/>
-          <w:color w:val="595959"/>
-          <w:sz w:val="18"/>
-        </w:rPr>
-        <w:t>Figura 5.7. KPI OE2 emisiones CO2 — comparativa E2.</w:t>
-      </w:r>
-    </w:p>
-    <w:p>
-      <w:pPr>
-        <w:jc w:val="both"/>
-      </w:pPr>
-      <w:r>
-        <w:t>La Figura 5.7 muestra emisiones CO2 en E2. MATD3 reduce delta de carbono a 23 070 kg en distrito, el mejor valor MADRL auditado en Drive.</w:t>
-      </w:r>
-    </w:p>
-    <w:p/>
-    <w:p>
-      <w:r>
-        <w:br w:type="page"/>
-      </w:r>
-    </w:p>
-    <w:p>
-      <w:r>
-        <w:drawing>
-          <wp:inline xmlns:a="http://schemas.openxmlformats.org/drawingml/2006/main" xmlns:pic="http://schemas.openxmlformats.org/drawingml/2006/picture">
-            <wp:extent cx="5580000" cy="3487500"/>
-            <wp:docPr id="11" name="Picture 11"/>
-            <wp:cNvGraphicFramePr>
-              <a:graphicFrameLocks noChangeAspect="1"/>
-            </wp:cNvGraphicFramePr>
-            <a:graphic>
-              <a:graphicData uri="http://schemas.openxmlformats.org/drawingml/2006/picture">
-                <pic:pic>
-                  <pic:nvPicPr>
-                    <pic:cNvPr id="0" name="comparativo_E3_OE3_kpi.png"/>
-                    <pic:cNvPicPr/>
-                  </pic:nvPicPr>
-                  <pic:blipFill>
-                    <a:blip r:embed="rId19"/>
-                    <a:stretch>
-                      <a:fillRect/>
-                    </a:stretch>
-                  </pic:blipFill>
-                  <pic:spPr>
-                    <a:xfrm>
-                      <a:off x="0" y="0"/>
-                      <a:ext cx="5580000" cy="3487500"/>
-                    </a:xfrm>
-                    <a:prstGeom prst="rect"/>
-                  </pic:spPr>
-                </pic:pic>
-              </a:graphicData>
-            </a:graphic>
-          </wp:inline>
-        </w:drawing>
-      </w:r>
-    </w:p>
-    <w:p>
-      <w:pPr>
-        <w:jc w:val="center"/>
-      </w:pPr>
-      <w:r>
-        <w:rPr>
-          <w:i/>
-          <w:color w:val="595959"/>
-          <w:sz w:val="18"/>
-        </w:rPr>
-        <w:t>Figura 5.8. KPI OE3 costo energetico — comparativa E3.</w:t>
-      </w:r>
-    </w:p>
-    <w:p>
-      <w:pPr>
-        <w:jc w:val="both"/>
-      </w:pPr>
-      <w:r>
-        <w:t>La Figura 5.8 reporta costos en E3. MAAC minimiza delta de costo frente a MATD3 (9 515 vs 44 399 EUR), matizando la seleccion global hacia MATD3.</w:t>
-      </w:r>
-    </w:p>
-    <w:p/>
-    <w:p>
-      <w:r>
-        <w:br w:type="page"/>
-      </w:r>
-    </w:p>
-    <w:p>
-      <w:r>
-        <w:drawing>
-          <wp:inline xmlns:a="http://schemas.openxmlformats.org/drawingml/2006/main" xmlns:pic="http://schemas.openxmlformats.org/drawingml/2006/picture">
-            <wp:extent cx="5580000" cy="2325000"/>
-            <wp:docPr id="12" name="Picture 12"/>
-            <wp:cNvGraphicFramePr>
-              <a:graphicFrameLocks noChangeAspect="1"/>
-            </wp:cNvGraphicFramePr>
-            <a:graphic>
-              <a:graphicData uri="http://schemas.openxmlformats.org/drawingml/2006/picture">
-                <pic:pic>
-                  <pic:nvPicPr>
-                    <pic:cNvPr id="0" name="comparativo_E2_control_trace.png"/>
-                    <pic:cNvPicPr/>
-                  </pic:nvPicPr>
-                  <pic:blipFill>
-                    <a:blip r:embed="rId20"/>
-                    <a:stretch>
-                      <a:fillRect/>
-                    </a:stretch>
-                  </pic:blipFill>
-                  <pic:spPr>
-                    <a:xfrm>
-                      <a:off x="0" y="0"/>
-                      <a:ext cx="5580000" cy="2325000"/>
-                    </a:xfrm>
-                    <a:prstGeom prst="rect"/>
-                  </pic:spPr>
-                </pic:pic>
-              </a:graphicData>
-            </a:graphic>
-          </wp:inline>
-        </w:drawing>
-      </w:r>
-    </w:p>
-    <w:p>
-      <w:pPr>
-        <w:jc w:val="center"/>
-      </w:pPr>
-      <w:r>
-        <w:rPr>
-          <w:i/>
-          <w:color w:val="595959"/>
-          <w:sz w:val="18"/>
-        </w:rPr>
-        <w:t>Figura 5.9. Control MADRL por edificio (trace.csv) — E2.</w:t>
-      </w:r>
-    </w:p>
-    <w:p>
-      <w:pPr>
-        <w:jc w:val="both"/>
-      </w:pPr>
-      <w:r>
-        <w:t>La Figura 5.9 presenta trazas de control MADRL por edificio (trace.csv, E2). Se observa heterogeneidad entre B06 (32 EV) y edificios con menor flota, coherente con la variabilidad estructural del SEAI.</w:t>
-      </w:r>
-    </w:p>
-    <w:p/>
-    <w:p>
-      <w:pPr>
-        <w:pStyle w:val="Heading2"/>
-      </w:pPr>
-      <w:r>
-        <w:t>5.6 Analisis multiobjetivo por edificio</w:t>
-      </w:r>
-    </w:p>
-    <w:p>
-      <w:pPr>
-        <w:jc w:val="both"/>
-      </w:pPr>
-      <w:r>
-        <w:rPr>
-          <w:b w:val="0"/>
-          <w:i w:val="0"/>
-        </w:rPr>
-        <w:t>Se analizan 17 edificios institucionales/comerciales con inventario de 185 cargadores EV controlables (96 equipos Modo 3 doble toma). Elementos controlados: BESS, cargadores EV y carga desplazable; no controlados: carga base, refrigeracion/ACS modeladas y FV fija.</w:t>
-      </w:r>
-    </w:p>
-    <w:p>
-      <w:r>
-        <w:rPr>
-          <w:b/>
-          <w:color w:val="595959"/>
-          <w:sz w:val="19"/>
-        </w:rPr>
-        <w:t>Tabla 5.5. Inventario multiobjetivo (extracto B01–B08; completo en anexo CSV).</w:t>
-      </w:r>
-    </w:p>
-    <w:tbl>
-      <w:tblPr>
-        <w:tblStyle w:val="LightGrid-Accent1"/>
-        <w:tblW w:type="auto" w:w="0"/>
-        <w:jc w:val="center"/>
-        <w:tblLook w:firstColumn="1" w:firstRow="1" w:lastColumn="0" w:lastRow="0" w:noHBand="0" w:noVBand="1" w:val="04A0"/>
-      </w:tblPr>
-      <w:tblGrid>
-        <w:gridCol w:w="2160"/>
-        <w:gridCol w:w="2160"/>
-        <w:gridCol w:w="2160"/>
-        <w:gridCol w:w="2160"/>
-      </w:tblGrid>
-      <w:tr>
-        <w:tc>
-          <w:tcPr>
-            <w:tcW w:type="dxa" w:w="850"/>
-            <w:shd w:val="clear" w:color="auto" w:fill="1F4E79"/>
-          </w:tcPr>
-          <w:p>
-            <w:r/>
-            <w:r>
-              <w:rPr>
-                <w:b/>
-                <w:color w:val="FFFFFF"/>
-                <w:sz w:val="18"/>
-              </w:rPr>
-              <w:t>ID</w:t>
-            </w:r>
-          </w:p>
-        </w:tc>
-        <w:tc>
-          <w:tcPr>
-            <w:tcW w:type="dxa" w:w="3118"/>
-            <w:shd w:val="clear" w:color="auto" w:fill="1F4E79"/>
-          </w:tcPr>
-          <w:p>
-            <w:r/>
-            <w:r>
-              <w:rPr>
-                <w:b/>
-                <w:color w:val="FFFFFF"/>
-                <w:sz w:val="18"/>
-              </w:rPr>
-              <w:t>Edificio</w:t>
-            </w:r>
-          </w:p>
-        </w:tc>
-        <w:tc>
-          <w:tcPr>
-            <w:tcW w:type="dxa" w:w="850"/>
-            <w:shd w:val="clear" w:color="auto" w:fill="1F4E79"/>
-          </w:tcPr>
-          <w:p>
-            <w:r/>
-            <w:r>
-              <w:rPr>
-                <w:b/>
-                <w:color w:val="FFFFFF"/>
-                <w:sz w:val="18"/>
-              </w:rPr>
-              <w:t>EV</w:t>
-            </w:r>
-          </w:p>
-        </w:tc>
-        <w:tc>
-          <w:tcPr>
-            <w:tcW w:type="dxa" w:w="3685"/>
-            <w:shd w:val="clear" w:color="auto" w:fill="1F4E79"/>
-          </w:tcPr>
-          <w:p>
-            <w:r/>
-            <w:r>
-              <w:rPr>
-                <w:b/>
-                <w:color w:val="FFFFFF"/>
-                <w:sz w:val="18"/>
-              </w:rPr>
-              <w:t>Controlados</w:t>
-            </w:r>
-          </w:p>
-        </w:tc>
-      </w:tr>
-      <w:tr>
-        <w:tc>
-          <w:tcPr>
-            <w:tcW w:type="dxa" w:w="850"/>
-          </w:tcPr>
-          <w:p>
-            <w:r/>
-            <w:r>
-              <w:rPr>
-                <w:sz w:val="18"/>
-              </w:rPr>
-              <w:t>B01</w:t>
-            </w:r>
-          </w:p>
-        </w:tc>
-        <w:tc>
-          <w:tcPr>
-            <w:tcW w:type="dxa" w:w="3118"/>
-          </w:tcPr>
-          <w:p>
-            <w:r/>
-            <w:r>
-              <w:rPr>
-                <w:sz w:val="18"/>
-              </w:rPr>
-              <w:t>ELECTRO ORIENTE S.A.</w:t>
-            </w:r>
-          </w:p>
-        </w:tc>
-        <w:tc>
-          <w:tcPr>
-            <w:tcW w:type="dxa" w:w="850"/>
-          </w:tcPr>
-          <w:p>
-            <w:r/>
-            <w:r>
-              <w:rPr>
-                <w:sz w:val="18"/>
-              </w:rPr>
-              <w:t>4</w:t>
-            </w:r>
-          </w:p>
-        </w:tc>
-        <w:tc>
-          <w:tcPr>
-            <w:tcW w:type="dxa" w:w="3685"/>
-          </w:tcPr>
-          <w:p>
-            <w:r/>
-            <w:r>
-              <w:rPr>
-                <w:sz w:val="18"/>
-              </w:rPr>
-              <w:t>BESS (electrical_storage) x1, Carga desplazab…</w:t>
-            </w:r>
-          </w:p>
-        </w:tc>
-      </w:tr>
-      <w:tr>
-        <w:tc>
-          <w:tcPr>
-            <w:tcW w:type="dxa" w:w="850"/>
-          </w:tcPr>
-          <w:p>
-            <w:r/>
-            <w:r>
-              <w:rPr>
-                <w:sz w:val="18"/>
-              </w:rPr>
-              <w:t>B02</w:t>
-            </w:r>
-          </w:p>
-        </w:tc>
-        <w:tc>
-          <w:tcPr>
-            <w:tcW w:type="dxa" w:w="3118"/>
-          </w:tcPr>
-          <w:p>
-            <w:r/>
-            <w:r>
-              <w:rPr>
-                <w:sz w:val="18"/>
-              </w:rPr>
-              <w:t>MUNICIPALIDAD DISTRITAL DE SAN JUAN</w:t>
-            </w:r>
-          </w:p>
-        </w:tc>
-        <w:tc>
-          <w:tcPr>
-            <w:tcW w:type="dxa" w:w="850"/>
-          </w:tcPr>
-          <w:p>
-            <w:r/>
-            <w:r>
-              <w:rPr>
-                <w:sz w:val="18"/>
-              </w:rPr>
-              <w:t>6</w:t>
-            </w:r>
-          </w:p>
-        </w:tc>
-        <w:tc>
-          <w:tcPr>
-            <w:tcW w:type="dxa" w:w="3685"/>
-          </w:tcPr>
-          <w:p>
-            <w:r/>
-            <w:r>
-              <w:rPr>
-                <w:sz w:val="18"/>
-              </w:rPr>
-              <w:t>BESS (electrical_storage) x1, Carga desplazab…</w:t>
-            </w:r>
-          </w:p>
-        </w:tc>
-      </w:tr>
-      <w:tr>
-        <w:tc>
-          <w:tcPr>
-            <w:tcW w:type="dxa" w:w="850"/>
-          </w:tcPr>
-          <w:p>
-            <w:r/>
-            <w:r>
-              <w:rPr>
-                <w:sz w:val="18"/>
-              </w:rPr>
-              <w:t>B03</w:t>
-            </w:r>
-          </w:p>
-        </w:tc>
-        <w:tc>
-          <w:tcPr>
-            <w:tcW w:type="dxa" w:w="3118"/>
-          </w:tcPr>
-          <w:p>
-            <w:r/>
-            <w:r>
-              <w:rPr>
-                <w:sz w:val="18"/>
-              </w:rPr>
-              <w:t>AEROPUERTO INTERNACIONAL</w:t>
-            </w:r>
-          </w:p>
-        </w:tc>
-        <w:tc>
-          <w:tcPr>
-            <w:tcW w:type="dxa" w:w="850"/>
-          </w:tcPr>
-          <w:p>
-            <w:r/>
-            <w:r>
-              <w:rPr>
-                <w:sz w:val="18"/>
-              </w:rPr>
-              <w:t>8</w:t>
-            </w:r>
-          </w:p>
-        </w:tc>
-        <w:tc>
-          <w:tcPr>
-            <w:tcW w:type="dxa" w:w="3685"/>
-          </w:tcPr>
-          <w:p>
-            <w:r/>
-            <w:r>
-              <w:rPr>
-                <w:sz w:val="18"/>
-              </w:rPr>
-              <w:t>BESS (electrical_storage) x1, Carga desplazab…</w:t>
-            </w:r>
-          </w:p>
-        </w:tc>
-      </w:tr>
-      <w:tr>
-        <w:tc>
-          <w:tcPr>
-            <w:tcW w:type="dxa" w:w="850"/>
-          </w:tcPr>
-          <w:p>
-            <w:r/>
-            <w:r>
-              <w:rPr>
-                <w:sz w:val="18"/>
-              </w:rPr>
-              <w:t>B04</w:t>
-            </w:r>
-          </w:p>
-        </w:tc>
-        <w:tc>
-          <w:tcPr>
-            <w:tcW w:type="dxa" w:w="3118"/>
-          </w:tcPr>
-          <w:p>
-            <w:r/>
-            <w:r>
-              <w:rPr>
-                <w:sz w:val="18"/>
-              </w:rPr>
-              <w:t>HIPERMERCADOS TOTTUS ORIENTE SAC</w:t>
-            </w:r>
-          </w:p>
-        </w:tc>
-        <w:tc>
-          <w:tcPr>
-            <w:tcW w:type="dxa" w:w="850"/>
-          </w:tcPr>
-          <w:p>
-            <w:r/>
-            <w:r>
-              <w:rPr>
-                <w:sz w:val="18"/>
-              </w:rPr>
-              <w:t>6</w:t>
-            </w:r>
-          </w:p>
-        </w:tc>
-        <w:tc>
-          <w:tcPr>
-            <w:tcW w:type="dxa" w:w="3685"/>
-          </w:tcPr>
-          <w:p>
-            <w:r/>
-            <w:r>
-              <w:rPr>
-                <w:sz w:val="18"/>
-              </w:rPr>
-              <w:t>BESS (electrical_storage) x1, Carga desplazab…</w:t>
-            </w:r>
-          </w:p>
-        </w:tc>
-      </w:tr>
-      <w:tr>
-        <w:tc>
-          <w:tcPr>
-            <w:tcW w:type="dxa" w:w="850"/>
-          </w:tcPr>
-          <w:p>
-            <w:r/>
-            <w:r>
-              <w:rPr>
-                <w:sz w:val="18"/>
-              </w:rPr>
-              <w:t>B05</w:t>
-            </w:r>
-          </w:p>
-        </w:tc>
-        <w:tc>
-          <w:tcPr>
-            <w:tcW w:type="dxa" w:w="3118"/>
-          </w:tcPr>
-          <w:p>
-            <w:r/>
-            <w:r>
-              <w:rPr>
-                <w:sz w:val="18"/>
-              </w:rPr>
-              <w:t>HOTEL PLAZA S.A.</w:t>
-            </w:r>
-          </w:p>
-        </w:tc>
-        <w:tc>
-          <w:tcPr>
-            <w:tcW w:type="dxa" w:w="850"/>
-          </w:tcPr>
-          <w:p>
-            <w:r/>
-            <w:r>
-              <w:rPr>
-                <w:sz w:val="18"/>
-              </w:rPr>
-              <w:t>3</w:t>
-            </w:r>
-          </w:p>
-        </w:tc>
-        <w:tc>
-          <w:tcPr>
-            <w:tcW w:type="dxa" w:w="3685"/>
-          </w:tcPr>
-          <w:p>
-            <w:r/>
-            <w:r>
-              <w:rPr>
-                <w:sz w:val="18"/>
-              </w:rPr>
-              <w:t>BESS (electrical_storage) x1, Carga desplazab…</w:t>
-            </w:r>
-          </w:p>
-        </w:tc>
-      </w:tr>
-      <w:tr>
-        <w:tc>
-          <w:tcPr>
-            <w:tcW w:type="dxa" w:w="850"/>
-          </w:tcPr>
-          <w:p>
-            <w:r/>
-            <w:r>
-              <w:rPr>
-                <w:sz w:val="18"/>
-              </w:rPr>
-              <w:t>B06</w:t>
-            </w:r>
-          </w:p>
-        </w:tc>
-        <w:tc>
-          <w:tcPr>
-            <w:tcW w:type="dxa" w:w="3118"/>
-          </w:tcPr>
-          <w:p>
-            <w:r/>
-            <w:r>
-              <w:rPr>
-                <w:sz w:val="18"/>
-              </w:rPr>
-              <w:t>MALL AVENTURA S.A.</w:t>
-            </w:r>
-          </w:p>
-        </w:tc>
-        <w:tc>
-          <w:tcPr>
-            <w:tcW w:type="dxa" w:w="850"/>
-          </w:tcPr>
-          <w:p>
-            <w:r/>
-            <w:r>
-              <w:rPr>
-                <w:sz w:val="18"/>
-              </w:rPr>
-              <w:t>32</w:t>
-            </w:r>
-          </w:p>
-        </w:tc>
-        <w:tc>
-          <w:tcPr>
-            <w:tcW w:type="dxa" w:w="3685"/>
-          </w:tcPr>
-          <w:p>
-            <w:r/>
-            <w:r>
-              <w:rPr>
-                <w:sz w:val="18"/>
-              </w:rPr>
-              <w:t>BESS (electrical_storage) x1, Carga desplazab…</w:t>
-            </w:r>
-          </w:p>
-        </w:tc>
-      </w:tr>
-      <w:tr>
-        <w:tc>
-          <w:tcPr>
-            <w:tcW w:type="dxa" w:w="850"/>
-          </w:tcPr>
-          <w:p>
-            <w:r/>
-            <w:r>
-              <w:rPr>
-                <w:sz w:val="18"/>
-              </w:rPr>
-              <w:t>B07</w:t>
-            </w:r>
-          </w:p>
-        </w:tc>
-        <w:tc>
-          <w:tcPr>
-            <w:tcW w:type="dxa" w:w="3118"/>
-          </w:tcPr>
-          <w:p>
-            <w:r/>
-            <w:r>
-              <w:rPr>
-                <w:sz w:val="18"/>
-              </w:rPr>
-              <w:t>UNAP-FACULTAD DE BIOLOGIA-AULAS</w:t>
-            </w:r>
-          </w:p>
-        </w:tc>
-        <w:tc>
-          <w:tcPr>
-            <w:tcW w:type="dxa" w:w="850"/>
-          </w:tcPr>
-          <w:p>
-            <w:r/>
-            <w:r>
-              <w:rPr>
-                <w:sz w:val="18"/>
-              </w:rPr>
-              <w:t>42</w:t>
-            </w:r>
-          </w:p>
-        </w:tc>
-        <w:tc>
-          <w:tcPr>
-            <w:tcW w:type="dxa" w:w="3685"/>
-          </w:tcPr>
-          <w:p>
-            <w:r/>
-            <w:r>
-              <w:rPr>
-                <w:sz w:val="18"/>
-              </w:rPr>
-              <w:t>BESS (electrical_storage) x1, Carga desplazab…</w:t>
-            </w:r>
-          </w:p>
-        </w:tc>
-      </w:tr>
-      <w:tr>
-        <w:tc>
-          <w:tcPr>
-            <w:tcW w:type="dxa" w:w="850"/>
-          </w:tcPr>
-          <w:p>
-            <w:r/>
-            <w:r>
-              <w:rPr>
-                <w:sz w:val="18"/>
-              </w:rPr>
-              <w:t>B08</w:t>
-            </w:r>
-          </w:p>
-        </w:tc>
-        <w:tc>
-          <w:tcPr>
-            <w:tcW w:type="dxa" w:w="3118"/>
-          </w:tcPr>
-          <w:p>
-            <w:r/>
-            <w:r>
-              <w:rPr>
-                <w:sz w:val="18"/>
-              </w:rPr>
-              <w:t>PNP- ESCUELA TECNICA SUPERIOR-IQUIT</w:t>
-            </w:r>
-          </w:p>
-        </w:tc>
-        <w:tc>
-          <w:tcPr>
-            <w:tcW w:type="dxa" w:w="850"/>
-          </w:tcPr>
-          <w:p>
-            <w:r/>
-            <w:r>
-              <w:rPr>
-                <w:sz w:val="18"/>
-              </w:rPr>
-              <w:t>17</w:t>
-            </w:r>
-          </w:p>
-        </w:tc>
-        <w:tc>
-          <w:tcPr>
-            <w:tcW w:type="dxa" w:w="3685"/>
-          </w:tcPr>
-          <w:p>
-            <w:r/>
-            <w:r>
-              <w:rPr>
-                <w:sz w:val="18"/>
-              </w:rPr>
-              <w:t>BESS (electrical_storage) x1, Carga desplazab…</w:t>
-            </w:r>
-          </w:p>
-        </w:tc>
-      </w:tr>
-    </w:tbl>
-    <w:p/>
-    <w:p>
-      <w:pPr>
-        <w:pStyle w:val="Heading2"/>
-      </w:pPr>
-      <w:r>
-        <w:t>5.7 Figuras multiobjetivo (distrito y edificio)</w:t>
-      </w:r>
-    </w:p>
-    <w:p>
-      <w:r>
-        <w:br w:type="page"/>
-      </w:r>
-    </w:p>
-    <w:p>
-      <w:r>
-        <w:drawing>
-          <wp:inline xmlns:a="http://schemas.openxmlformats.org/drawingml/2006/main" xmlns:pic="http://schemas.openxmlformats.org/drawingml/2006/picture">
-            <wp:extent cx="5580000" cy="1931538"/>
+            <wp:extent cx="6300000" cy="2180769"/>
             <wp:docPr id="13" name="Picture 13"/>
             <wp:cNvGraphicFramePr>
               <a:graphicFrameLocks noChangeAspect="1"/>
@@ -8288,7 +8938,7 @@
                   <pic:spPr>
                     <a:xfrm>
                       <a:off x="0" y="0"/>
-                      <a:ext cx="5580000" cy="1931538"/>
+                      <a:ext cx="6300000" cy="2180769"/>
                     </a:xfrm>
                     <a:prstGeom prst="rect"/>
                   </pic:spPr>
@@ -8309,7 +8959,7 @@
           <w:color w:val="595959"/>
           <w:sz w:val="18"/>
         </w:rPr>
-        <w:t>Figura 5.10. KPIs multiobjetivo — distrito.</w:t>
+        <w:t>Figura 5.13. KPIs multiobjetivo agregados a nivel distrito.</w:t>
       </w:r>
     </w:p>
     <w:p>
@@ -8317,20 +8967,436 @@
         <w:jc w:val="both"/>
       </w:pPr>
       <w:r>
-        <w:t>La Figura 5.10 agrega objetivos multiobjetivo a nivel distrito. MATD3 domina flexibilidad y CO2; MAAC destaca en costo, confirmando trade-offs entre ejes.</w:t>
+        <w:t>La agregacion distrital muestra trade-offs entre ejes: mejoras en flexibilidad o CO2 no implican automaticamente mejor costo, lo que justifica el diseno factorial E1/E2/E3.</w:t>
       </w:r>
     </w:p>
     <w:p/>
     <w:p>
+      <w:pPr>
+        <w:pStyle w:val="Heading2"/>
+      </w:pPr>
       <w:r>
-        <w:br w:type="page"/>
+        <w:t>5.6 Comparacion con linea base CityLearn v2 por objetivo</w:t>
+      </w:r>
+    </w:p>
+    <w:p>
+      <w:pPr>
+        <w:jc w:val="both"/>
+      </w:pPr>
+      <w:r>
+        <w:rPr>
+          <w:b w:val="0"/>
+          <w:i w:val="0"/>
+        </w:rPr>
+        <w:t>Se contrasta cada eje OE frente a baseline y hour_rbc de CityLearn v2 (54 KPI, score HPHI). Fuente: outputs/madrl_v3_20260627_164047/resumen_comparativo/citylearn_v2_baseline/. Hallazgo: los controles RBC superan a MADRL en score global, pero la comparacion por eje permite ubicar el efecto relativo de cada algoritmo aprendido.</w:t>
+      </w:r>
+    </w:p>
+    <w:p>
+      <w:r>
+        <w:rPr>
+          <w:b/>
+          <w:color w:val="595959"/>
+          <w:sz w:val="19"/>
+        </w:rPr>
+        <w:t>Tabla 5.12. Ranking por eje OE (ranking_by_axis.csv, E1–E3).</w:t>
+      </w:r>
+    </w:p>
+    <w:tbl>
+      <w:tblPr>
+        <w:tblStyle w:val="LightGrid-Accent1"/>
+        <w:tblW w:type="auto" w:w="0"/>
+        <w:jc w:val="center"/>
+        <w:tblLook w:firstColumn="1" w:firstRow="1" w:lastColumn="0" w:lastRow="0" w:noHBand="0" w:noVBand="1" w:val="04A0"/>
+      </w:tblPr>
+      <w:tblGrid>
+        <w:gridCol w:w="1440"/>
+        <w:gridCol w:w="1440"/>
+        <w:gridCol w:w="1440"/>
+        <w:gridCol w:w="1440"/>
+        <w:gridCol w:w="1440"/>
+        <w:gridCol w:w="1440"/>
+      </w:tblGrid>
+      <w:tr>
+        <w:tc>
+          <w:tcPr>
+            <w:tcW w:type="dxa" w:w="1134"/>
+            <w:shd w:val="clear" w:color="auto" w:fill="1F4E79"/>
+          </w:tcPr>
+          <w:p>
+            <w:r/>
+            <w:r>
+              <w:rPr>
+                <w:b/>
+                <w:color w:val="FFFFFF"/>
+                <w:sz w:val="18"/>
+              </w:rPr>
+              <w:t>OE / Esc.</w:t>
+            </w:r>
+          </w:p>
+        </w:tc>
+        <w:tc>
+          <w:tcPr>
+            <w:tcW w:type="dxa" w:w="1417"/>
+            <w:shd w:val="clear" w:color="auto" w:fill="1F4E79"/>
+          </w:tcPr>
+          <w:p>
+            <w:r/>
+            <w:r>
+              <w:rPr>
+                <w:b/>
+                <w:color w:val="FFFFFF"/>
+                <w:sz w:val="18"/>
+              </w:rPr>
+              <w:t>1.o eje</w:t>
+            </w:r>
+          </w:p>
+        </w:tc>
+        <w:tc>
+          <w:tcPr>
+            <w:tcW w:type="dxa" w:w="1134"/>
+            <w:shd w:val="clear" w:color="auto" w:fill="1F4E79"/>
+          </w:tcPr>
+          <w:p>
+            <w:r/>
+            <w:r>
+              <w:rPr>
+                <w:b/>
+                <w:color w:val="FFFFFF"/>
+                <w:sz w:val="18"/>
+              </w:rPr>
+              <w:t>Score eje</w:t>
+            </w:r>
+          </w:p>
+        </w:tc>
+        <w:tc>
+          <w:tcPr>
+            <w:tcW w:type="dxa" w:w="1417"/>
+            <w:shd w:val="clear" w:color="auto" w:fill="1F4E79"/>
+          </w:tcPr>
+          <w:p>
+            <w:r/>
+            <w:r>
+              <w:rPr>
+                <w:b/>
+                <w:color w:val="FFFFFF"/>
+                <w:sz w:val="18"/>
+              </w:rPr>
+              <w:t>Mejor MADRL</w:t>
+            </w:r>
+          </w:p>
+        </w:tc>
+        <w:tc>
+          <w:tcPr>
+            <w:tcW w:type="dxa" w:w="1417"/>
+            <w:shd w:val="clear" w:color="auto" w:fill="1F4E79"/>
+          </w:tcPr>
+          <w:p>
+            <w:r/>
+            <w:r>
+              <w:rPr>
+                <w:b/>
+                <w:color w:val="FFFFFF"/>
+                <w:sz w:val="18"/>
+              </w:rPr>
+              <w:t>Score MADRL</w:t>
+            </w:r>
+          </w:p>
+        </w:tc>
+        <w:tc>
+          <w:tcPr>
+            <w:tcW w:type="dxa" w:w="1417"/>
+            <w:shd w:val="clear" w:color="auto" w:fill="1F4E79"/>
+          </w:tcPr>
+          <w:p>
+            <w:r/>
+            <w:r>
+              <w:rPr>
+                <w:b/>
+                <w:color w:val="FFFFFF"/>
+                <w:sz w:val="18"/>
+              </w:rPr>
+              <w:t>Posicion MADRL</w:t>
+            </w:r>
+          </w:p>
+        </w:tc>
+      </w:tr>
+      <w:tr>
+        <w:tc>
+          <w:tcPr>
+            <w:tcW w:type="dxa" w:w="1134"/>
+          </w:tcPr>
+          <w:p>
+            <w:r/>
+            <w:r>
+              <w:rPr>
+                <w:sz w:val="18"/>
+              </w:rPr>
+              <w:t>OE.1 / E1</w:t>
+            </w:r>
+          </w:p>
+        </w:tc>
+        <w:tc>
+          <w:tcPr>
+            <w:tcW w:type="dxa" w:w="1417"/>
+          </w:tcPr>
+          <w:p>
+            <w:r/>
+            <w:r>
+              <w:rPr>
+                <w:sz w:val="18"/>
+              </w:rPr>
+              <w:t>MATD3</w:t>
+            </w:r>
+          </w:p>
+        </w:tc>
+        <w:tc>
+          <w:tcPr>
+            <w:tcW w:type="dxa" w:w="1134"/>
+          </w:tcPr>
+          <w:p>
+            <w:r/>
+            <w:r>
+              <w:rPr>
+                <w:sz w:val="18"/>
+              </w:rPr>
+              <w:t>0,496</w:t>
+            </w:r>
+          </w:p>
+        </w:tc>
+        <w:tc>
+          <w:tcPr>
+            <w:tcW w:type="dxa" w:w="1417"/>
+          </w:tcPr>
+          <w:p>
+            <w:r/>
+            <w:r>
+              <w:rPr>
+                <w:sz w:val="18"/>
+              </w:rPr>
+              <w:t>MATD3</w:t>
+            </w:r>
+          </w:p>
+        </w:tc>
+        <w:tc>
+          <w:tcPr>
+            <w:tcW w:type="dxa" w:w="1417"/>
+          </w:tcPr>
+          <w:p>
+            <w:r/>
+            <w:r>
+              <w:rPr>
+                <w:sz w:val="18"/>
+              </w:rPr>
+              <w:t>0,496</w:t>
+            </w:r>
+          </w:p>
+        </w:tc>
+        <w:tc>
+          <w:tcPr>
+            <w:tcW w:type="dxa" w:w="1417"/>
+          </w:tcPr>
+          <w:p>
+            <w:r/>
+            <w:r>
+              <w:rPr>
+                <w:sz w:val="18"/>
+              </w:rPr>
+              <w:t>1.o / 5 metodos</w:t>
+            </w:r>
+          </w:p>
+        </w:tc>
+      </w:tr>
+      <w:tr>
+        <w:tc>
+          <w:tcPr>
+            <w:tcW w:type="dxa" w:w="1134"/>
+          </w:tcPr>
+          <w:p>
+            <w:r/>
+            <w:r>
+              <w:rPr>
+                <w:sz w:val="18"/>
+              </w:rPr>
+              <w:t>OE.2 / E2</w:t>
+            </w:r>
+          </w:p>
+        </w:tc>
+        <w:tc>
+          <w:tcPr>
+            <w:tcW w:type="dxa" w:w="1417"/>
+          </w:tcPr>
+          <w:p>
+            <w:r/>
+            <w:r>
+              <w:rPr>
+                <w:sz w:val="18"/>
+              </w:rPr>
+              <w:t>baseline v2</w:t>
+            </w:r>
+          </w:p>
+        </w:tc>
+        <w:tc>
+          <w:tcPr>
+            <w:tcW w:type="dxa" w:w="1134"/>
+          </w:tcPr>
+          <w:p>
+            <w:r/>
+            <w:r>
+              <w:rPr>
+                <w:sz w:val="18"/>
+              </w:rPr>
+              <w:t>1,000</w:t>
+            </w:r>
+          </w:p>
+        </w:tc>
+        <w:tc>
+          <w:tcPr>
+            <w:tcW w:type="dxa" w:w="1417"/>
+          </w:tcPr>
+          <w:p>
+            <w:r/>
+            <w:r>
+              <w:rPr>
+                <w:sz w:val="18"/>
+              </w:rPr>
+              <w:t>MATD3</w:t>
+            </w:r>
+          </w:p>
+        </w:tc>
+        <w:tc>
+          <w:tcPr>
+            <w:tcW w:type="dxa" w:w="1417"/>
+          </w:tcPr>
+          <w:p>
+            <w:r/>
+            <w:r>
+              <w:rPr>
+                <w:sz w:val="18"/>
+              </w:rPr>
+              <w:t>0,291</w:t>
+            </w:r>
+          </w:p>
+        </w:tc>
+        <w:tc>
+          <w:tcPr>
+            <w:tcW w:type="dxa" w:w="1417"/>
+          </w:tcPr>
+          <w:p>
+            <w:r/>
+            <w:r>
+              <w:rPr>
+                <w:sz w:val="18"/>
+              </w:rPr>
+              <w:t>4.o / 5 metodos</w:t>
+            </w:r>
+          </w:p>
+        </w:tc>
+      </w:tr>
+      <w:tr>
+        <w:tc>
+          <w:tcPr>
+            <w:tcW w:type="dxa" w:w="1134"/>
+          </w:tcPr>
+          <w:p>
+            <w:r/>
+            <w:r>
+              <w:rPr>
+                <w:sz w:val="18"/>
+              </w:rPr>
+              <w:t>OE.3 / E3</w:t>
+            </w:r>
+          </w:p>
+        </w:tc>
+        <w:tc>
+          <w:tcPr>
+            <w:tcW w:type="dxa" w:w="1417"/>
+          </w:tcPr>
+          <w:p>
+            <w:r/>
+            <w:r>
+              <w:rPr>
+                <w:sz w:val="18"/>
+              </w:rPr>
+              <w:t>hour_rbc</w:t>
+            </w:r>
+          </w:p>
+        </w:tc>
+        <w:tc>
+          <w:tcPr>
+            <w:tcW w:type="dxa" w:w="1134"/>
+          </w:tcPr>
+          <w:p>
+            <w:r/>
+            <w:r>
+              <w:rPr>
+                <w:sz w:val="18"/>
+              </w:rPr>
+              <w:t>0,737</w:t>
+            </w:r>
+          </w:p>
+        </w:tc>
+        <w:tc>
+          <w:tcPr>
+            <w:tcW w:type="dxa" w:w="1417"/>
+          </w:tcPr>
+          <w:p>
+            <w:r/>
+            <w:r>
+              <w:rPr>
+                <w:sz w:val="18"/>
+              </w:rPr>
+              <w:t>MAAC</w:t>
+            </w:r>
+          </w:p>
+        </w:tc>
+        <w:tc>
+          <w:tcPr>
+            <w:tcW w:type="dxa" w:w="1417"/>
+          </w:tcPr>
+          <w:p>
+            <w:r/>
+            <w:r>
+              <w:rPr>
+                <w:sz w:val="18"/>
+              </w:rPr>
+              <w:t>0,531</w:t>
+            </w:r>
+          </w:p>
+        </w:tc>
+        <w:tc>
+          <w:tcPr>
+            <w:tcW w:type="dxa" w:w="1417"/>
+          </w:tcPr>
+          <w:p>
+            <w:r/>
+            <w:r>
+              <w:rPr>
+                <w:sz w:val="18"/>
+              </w:rPr>
+              <w:t>3.o / 5 metodos</w:t>
+            </w:r>
+          </w:p>
+        </w:tc>
+      </w:tr>
+    </w:tbl>
+    <w:p/>
+    <w:p>
+      <w:pPr>
+        <w:jc w:val="both"/>
+      </w:pPr>
+      <w:r>
+        <w:rPr>
+          <w:b w:val="0"/>
+          <w:i w:val="0"/>
+        </w:rPr>
+        <w:t>Lectura por OE: en OE.1 (flexibilidad) MATD3 supera incluso a baseline y hour_rbc en score de eje; en OE.2 (CO2) los controles RBC dominan y MATD3 lidera solo entre MADRL; en OE.3 (costos) MAAC es el mejor MADRL pero hour_rbc y baseline mantienen ventaja absoluta.</w:t>
       </w:r>
     </w:p>
     <w:p>
       <w:r>
         <w:drawing>
           <wp:inline xmlns:a="http://schemas.openxmlformats.org/drawingml/2006/main" xmlns:pic="http://schemas.openxmlformats.org/drawingml/2006/picture">
-            <wp:extent cx="5580000" cy="6975000"/>
+            <wp:extent cx="6120000" cy="2185714"/>
             <wp:docPr id="14" name="Picture 14"/>
             <wp:cNvGraphicFramePr>
               <a:graphicFrameLocks noChangeAspect="1"/>
@@ -8339,7 +9405,7 @@
               <a:graphicData uri="http://schemas.openxmlformats.org/drawingml/2006/picture">
                 <pic:pic>
                   <pic:nvPicPr>
-                    <pic:cNvPr id="0" name="drive_building_E1_flex_composite_proxy.png"/>
+                    <pic:cNvPr id="0" name="baseline_gain_heatmap.png"/>
                     <pic:cNvPicPr/>
                   </pic:nvPicPr>
                   <pic:blipFill>
@@ -8351,7 +9417,7 @@
                   <pic:spPr>
                     <a:xfrm>
                       <a:off x="0" y="0"/>
-                      <a:ext cx="5580000" cy="6975000"/>
+                      <a:ext cx="6120000" cy="2185714"/>
                     </a:xfrm>
                     <a:prstGeom prst="rect"/>
                   </pic:spPr>
@@ -8372,7 +9438,7 @@
           <w:color w:val="595959"/>
           <w:sz w:val="18"/>
         </w:rPr>
-        <w:t>Figura 5.11. OE1 flexibilidad por edificio.</w:t>
+        <w:t>Figura 5.14. Mapa de ganancia vs baseline — escenario E1.</w:t>
       </w:r>
     </w:p>
     <w:p>
@@ -8380,20 +9446,15 @@
         <w:jc w:val="both"/>
       </w:pPr>
       <w:r>
-        <w:t>La Figura 5.11 desagrega flexibilidad por edificio (E1). Edificios con mayor capacidad BESS/PV muestran mayor margen de mejora relativa.</w:t>
+        <w:t>El mapa de E1 detalla que KPIs del eje correspondiente favorecen a controles RBC frente a MADRL; matiza las respuestas OE sin invalidar la identificacion del mayor efecto inter-algoritmico.</w:t>
       </w:r>
     </w:p>
     <w:p/>
     <w:p>
       <w:r>
-        <w:br w:type="page"/>
-      </w:r>
-    </w:p>
-    <w:p>
-      <w:r>
         <w:drawing>
           <wp:inline xmlns:a="http://schemas.openxmlformats.org/drawingml/2006/main" xmlns:pic="http://schemas.openxmlformats.org/drawingml/2006/picture">
-            <wp:extent cx="5580000" cy="6975000"/>
+            <wp:extent cx="6120000" cy="2185714"/>
             <wp:docPr id="15" name="Picture 15"/>
             <wp:cNvGraphicFramePr>
               <a:graphicFrameLocks noChangeAspect="1"/>
@@ -8402,7 +9463,7 @@
               <a:graphicData uri="http://schemas.openxmlformats.org/drawingml/2006/picture">
                 <pic:pic>
                   <pic:nvPicPr>
-                    <pic:cNvPr id="0" name="drive_building_E2_carbon_emissions_delta_kgco2.png"/>
+                    <pic:cNvPr id="0" name="baseline_gain_heatmap.png"/>
                     <pic:cNvPicPr/>
                   </pic:nvPicPr>
                   <pic:blipFill>
@@ -8414,7 +9475,7 @@
                   <pic:spPr>
                     <a:xfrm>
                       <a:off x="0" y="0"/>
-                      <a:ext cx="5580000" cy="6975000"/>
+                      <a:ext cx="6120000" cy="2185714"/>
                     </a:xfrm>
                     <a:prstGeom prst="rect"/>
                   </pic:spPr>
@@ -8435,7 +9496,7 @@
           <w:color w:val="595959"/>
           <w:sz w:val="18"/>
         </w:rPr>
-        <w:t>Figura 5.12. OE2 delta CO2 por edificio.</w:t>
+        <w:t>Figura 5.15. Mapa de ganancia vs baseline — escenario E2.</w:t>
       </w:r>
     </w:p>
     <w:p>
@@ -8443,20 +9504,15 @@
         <w:jc w:val="both"/>
       </w:pPr>
       <w:r>
-        <w:t>La Figura 5.12 muestra delta CO2 por edificio (E2). La reduccion no es uniforme: hospitales y malls concentran mayor impacto absoluto.</w:t>
+        <w:t>El mapa de E2 detalla que KPIs del eje correspondiente favorecen a controles RBC frente a MADRL; matiza las respuestas OE sin invalidar la identificacion del mayor efecto inter-algoritmico.</w:t>
       </w:r>
     </w:p>
     <w:p/>
     <w:p>
       <w:r>
-        <w:br w:type="page"/>
-      </w:r>
-    </w:p>
-    <w:p>
-      <w:r>
         <w:drawing>
           <wp:inline xmlns:a="http://schemas.openxmlformats.org/drawingml/2006/main" xmlns:pic="http://schemas.openxmlformats.org/drawingml/2006/picture">
-            <wp:extent cx="5580000" cy="6975000"/>
+            <wp:extent cx="6120000" cy="2185714"/>
             <wp:docPr id="16" name="Picture 16"/>
             <wp:cNvGraphicFramePr>
               <a:graphicFrameLocks noChangeAspect="1"/>
@@ -8465,7 +9521,7 @@
               <a:graphicData uri="http://schemas.openxmlformats.org/drawingml/2006/picture">
                 <pic:pic>
                   <pic:nvPicPr>
-                    <pic:cNvPr id="0" name="drive_building_E3_electricity_cost_delta_eur.png"/>
+                    <pic:cNvPr id="0" name="baseline_gain_heatmap.png"/>
                     <pic:cNvPicPr/>
                   </pic:nvPicPr>
                   <pic:blipFill>
@@ -8477,7 +9533,7 @@
                   <pic:spPr>
                     <a:xfrm>
                       <a:off x="0" y="0"/>
-                      <a:ext cx="5580000" cy="6975000"/>
+                      <a:ext cx="6120000" cy="2185714"/>
                     </a:xfrm>
                     <a:prstGeom prst="rect"/>
                   </pic:spPr>
@@ -8498,7 +9554,7 @@
           <w:color w:val="595959"/>
           <w:sz w:val="18"/>
         </w:rPr>
-        <w:t>Figura 5.13. OE3 delta costo por edificio.</w:t>
+        <w:t>Figura 5.16. Mapa de ganancia vs baseline — escenario E3.</w:t>
       </w:r>
     </w:p>
     <w:p>
@@ -8506,142 +9562,16 @@
         <w:jc w:val="both"/>
       </w:pPr>
       <w:r>
-        <w:t>La Figura 5.13 presenta delta de costo por edificio (E3). MAAC obtiene valores inferiores en varios edificios institucionales con perfil diurno estable.</w:t>
+        <w:t>El mapa de E3 detalla que KPIs del eje correspondiente favorecen a controles RBC frente a MADRL; matiza las respuestas OE sin invalidar la identificacion del mayor efecto inter-algoritmico.</w:t>
       </w:r>
     </w:p>
     <w:p/>
     <w:p>
+      <w:pPr>
+        <w:pStyle w:val="Heading2"/>
+      </w:pPr>
       <w:r>
-        <w:br w:type="page"/>
-      </w:r>
-    </w:p>
-    <w:p>
-      <w:r>
-        <w:drawing>
-          <wp:inline xmlns:a="http://schemas.openxmlformats.org/drawingml/2006/main" xmlns:pic="http://schemas.openxmlformats.org/drawingml/2006/picture">
-            <wp:extent cx="5580000" cy="1992857"/>
-            <wp:docPr id="17" name="Picture 17"/>
-            <wp:cNvGraphicFramePr>
-              <a:graphicFrameLocks noChangeAspect="1"/>
-            </wp:cNvGraphicFramePr>
-            <a:graphic>
-              <a:graphicData uri="http://schemas.openxmlformats.org/drawingml/2006/picture">
-                <pic:pic>
-                  <pic:nvPicPr>
-                    <pic:cNvPr id="0" name="drive_building_ev_inventory.png"/>
-                    <pic:cNvPicPr/>
-                  </pic:nvPicPr>
-                  <pic:blipFill>
-                    <a:blip r:embed="rId25"/>
-                    <a:stretch>
-                      <a:fillRect/>
-                    </a:stretch>
-                  </pic:blipFill>
-                  <pic:spPr>
-                    <a:xfrm>
-                      <a:off x="0" y="0"/>
-                      <a:ext cx="5580000" cy="1992857"/>
-                    </a:xfrm>
-                    <a:prstGeom prst="rect"/>
-                  </pic:spPr>
-                </pic:pic>
-              </a:graphicData>
-            </a:graphic>
-          </wp:inline>
-        </w:drawing>
-      </w:r>
-    </w:p>
-    <w:p>
-      <w:pPr>
-        <w:jc w:val="center"/>
-      </w:pPr>
-      <w:r>
-        <w:rPr>
-          <w:i/>
-          <w:color w:val="595959"/>
-          <w:sz w:val="18"/>
-        </w:rPr>
-        <w:t>Figura 5.14. Inventario EV por edificio.</w:t>
-      </w:r>
-    </w:p>
-    <w:p>
-      <w:pPr>
-        <w:jc w:val="both"/>
-      </w:pPr>
-      <w:r>
-        <w:t>La Figura 5.14 inventaria 185 cargadores EV. B07 (UNAP, 42) y B06 (Mall, 32) concentran la complejidad de accion del entorno multiagente.</w:t>
-      </w:r>
-    </w:p>
-    <w:p/>
-    <w:p>
-      <w:r>
-        <w:br w:type="page"/>
-      </w:r>
-    </w:p>
-    <w:p>
-      <w:r>
-        <w:drawing>
-          <wp:inline xmlns:a="http://schemas.openxmlformats.org/drawingml/2006/main" xmlns:pic="http://schemas.openxmlformats.org/drawingml/2006/picture">
-            <wp:extent cx="5580000" cy="1992857"/>
-            <wp:docPr id="18" name="Picture 18"/>
-            <wp:cNvGraphicFramePr>
-              <a:graphicFrameLocks noChangeAspect="1"/>
-            </wp:cNvGraphicFramePr>
-            <a:graphic>
-              <a:graphicData uri="http://schemas.openxmlformats.org/drawingml/2006/picture">
-                <pic:pic>
-                  <pic:nvPicPr>
-                    <pic:cNvPr id="0" name="drive_building_ev_success_matd3_e2.png"/>
-                    <pic:cNvPicPr/>
-                  </pic:nvPicPr>
-                  <pic:blipFill>
-                    <a:blip r:embed="rId26"/>
-                    <a:stretch>
-                      <a:fillRect/>
-                    </a:stretch>
-                  </pic:blipFill>
-                  <pic:spPr>
-                    <a:xfrm>
-                      <a:off x="0" y="0"/>
-                      <a:ext cx="5580000" cy="1992857"/>
-                    </a:xfrm>
-                    <a:prstGeom prst="rect"/>
-                  </pic:spPr>
-                </pic:pic>
-              </a:graphicData>
-            </a:graphic>
-          </wp:inline>
-        </w:drawing>
-      </w:r>
-    </w:p>
-    <w:p>
-      <w:pPr>
-        <w:jc w:val="center"/>
-      </w:pPr>
-      <w:r>
-        <w:rPr>
-          <w:i/>
-          <w:color w:val="595959"/>
-          <w:sz w:val="18"/>
-        </w:rPr>
-        <w:t>Figura 5.15. Desempeno EV — MATD3/E2.</w:t>
-      </w:r>
-    </w:p>
-    <w:p>
-      <w:pPr>
-        <w:jc w:val="both"/>
-      </w:pPr>
-      <w:r>
-        <w:t>La Figura 5.15 reporta exito de carga EV con MATD3/E2. Las tasas varian entre 3,9% y 48,2% segun edificio (descriptivo_distrito_colab.csv), indicando margen de mejora en cumplimiento de restricciones de salida.</w:t>
-      </w:r>
-    </w:p>
-    <w:p/>
-    <w:p>
-      <w:pPr>
-        <w:pStyle w:val="Heading2"/>
-      </w:pPr>
-      <w:r>
-        <w:t>5.8 Pruebas estadisticas</w:t>
+        <w:t>5.7 Pruebas estadisticas por objetivo especifico</w:t>
       </w:r>
     </w:p>
     <w:p>
@@ -8653,7 +9583,7 @@
           <w:b w:val="0"/>
           <w:i w:val="0"/>
         </w:rPr>
-        <w:t>La bateria inferencial se ejecuto localmente sobre KPIs auditados de la corrida Colab/Drive (madrl_v3_20260627_164047) con tools/run_colab_drive_statistical_analysis.py (231 filas signed_relative_gain; MATD3, MAAC, MASAC; HAPPO excluido sin KPIs). La corrida local v4 (5 ep, 4 algoritmos) se conserva solo como referencia historica.</w:t>
+        <w:t>La bateria inferencial (tools/run_colab_drive_statistical_analysis.py) se reporta por eje OE y en agregado ALL. HAPPO excluido; semilla unica (seed 0).</w:t>
       </w:r>
     </w:p>
     <w:p>
@@ -8663,7 +9593,7 @@
           <w:color w:val="595959"/>
           <w:sz w:val="19"/>
         </w:rPr>
-        <w:t>Tabla 5.6. Contrastacion inferencial Colab vs referencia local v4.</w:t>
+        <w:t>Tabla 5.13. Inferencia por objetivo especifico (hipotesis_estadisticas_madrl.csv).</w:t>
       </w:r>
     </w:p>
     <w:tbl>
@@ -8674,15 +9604,16 @@
         <w:tblLook w:firstColumn="1" w:firstRow="1" w:lastColumn="0" w:lastRow="0" w:noHBand="0" w:noVBand="1" w:val="04A0"/>
       </w:tblPr>
       <w:tblGrid>
-        <w:gridCol w:w="2160"/>
-        <w:gridCol w:w="2160"/>
-        <w:gridCol w:w="2160"/>
-        <w:gridCol w:w="2160"/>
+        <w:gridCol w:w="1728"/>
+        <w:gridCol w:w="1728"/>
+        <w:gridCol w:w="1728"/>
+        <w:gridCol w:w="1728"/>
+        <w:gridCol w:w="1728"/>
       </w:tblGrid>
       <w:tr>
         <w:tc>
           <w:tcPr>
-            <w:tcW w:type="dxa" w:w="1984"/>
+            <w:tcW w:type="dxa" w:w="1417"/>
             <w:shd w:val="clear" w:color="auto" w:fill="1F4E79"/>
           </w:tcPr>
           <w:p>
@@ -8693,13 +9624,13 @@
                 <w:color w:val="FFFFFF"/>
                 <w:sz w:val="18"/>
               </w:rPr>
-              <w:t>Alcance</w:t>
-            </w:r>
-          </w:p>
-        </w:tc>
-        <w:tc>
-          <w:tcPr>
-            <w:tcW w:type="dxa" w:w="1701"/>
+              <w:t>Alcance OE</w:t>
+            </w:r>
+          </w:p>
+        </w:tc>
+        <w:tc>
+          <w:tcPr>
+            <w:tcW w:type="dxa" w:w="1417"/>
             <w:shd w:val="clear" w:color="auto" w:fill="1F4E79"/>
           </w:tcPr>
           <w:p>
@@ -8733,7 +9664,7 @@
         </w:tc>
         <w:tc>
           <w:tcPr>
-            <w:tcW w:type="dxa" w:w="2268"/>
+            <w:tcW w:type="dxa" w:w="1417"/>
             <w:shd w:val="clear" w:color="auto" w:fill="1F4E79"/>
           </w:tcPr>
           <w:p>
@@ -8744,7 +9675,24 @@
                 <w:color w:val="FFFFFF"/>
                 <w:sz w:val="18"/>
               </w:rPr>
-              <w:t>Decision alpha=0.05</w:t>
+              <w:t>Signif. alpha=0,05</w:t>
+            </w:r>
+          </w:p>
+        </w:tc>
+        <w:tc>
+          <w:tcPr>
+            <w:tcW w:type="dxa" w:w="1701"/>
+            <w:shd w:val="clear" w:color="auto" w:fill="1F4E79"/>
+          </w:tcPr>
+          <w:p>
+            <w:r/>
+            <w:r>
+              <w:rPr>
+                <w:b/>
+                <w:color w:val="FFFFFF"/>
+                <w:sz w:val="18"/>
+              </w:rPr>
+              <w:t>Mejor (mediana KPI-gain)</w:t>
             </w:r>
           </w:p>
         </w:tc>
@@ -8752,6 +9700,34 @@
       <w:tr>
         <w:tc>
           <w:tcPr>
+            <w:tcW w:type="dxa" w:w="1417"/>
+          </w:tcPr>
+          <w:p>
+            <w:r/>
+            <w:r>
+              <w:rPr>
+                <w:sz w:val="18"/>
+              </w:rPr>
+              <w:t>OE.1 / E1</w:t>
+            </w:r>
+          </w:p>
+        </w:tc>
+        <w:tc>
+          <w:tcPr>
+            <w:tcW w:type="dxa" w:w="1417"/>
+          </w:tcPr>
+          <w:p>
+            <w:r/>
+            <w:r>
+              <w:rPr>
+                <w:sz w:val="18"/>
+              </w:rPr>
+              <w:t>Kruskal-Wallis</w:t>
+            </w:r>
+          </w:p>
+        </w:tc>
+        <w:tc>
+          <w:tcPr>
             <w:tcW w:type="dxa" w:w="1984"/>
           </w:tcPr>
           <w:p>
@@ -8760,7 +9736,21 @@
               <w:rPr>
                 <w:sz w:val="18"/>
               </w:rPr>
-              <w:t>Colab ALL (KPI-level)</w:t>
+              <w:t>H=2.54, p=0.281</w:t>
+            </w:r>
+          </w:p>
+        </w:tc>
+        <w:tc>
+          <w:tcPr>
+            <w:tcW w:type="dxa" w:w="1417"/>
+          </w:tcPr>
+          <w:p>
+            <w:r/>
+            <w:r>
+              <w:rPr>
+                <w:sz w:val="18"/>
+              </w:rPr>
+              <w:t>No</w:t>
             </w:r>
           </w:p>
         </w:tc>
@@ -8774,35 +9764,7 @@
               <w:rPr>
                 <w:sz w:val="18"/>
               </w:rPr>
-              <w:t>Shapiro-Wilk</w:t>
-            </w:r>
-          </w:p>
-        </w:tc>
-        <w:tc>
-          <w:tcPr>
-            <w:tcW w:type="dxa" w:w="1984"/>
-          </w:tcPr>
-          <w:p>
-            <w:r/>
-            <w:r>
-              <w:rPr>
-                <w:sz w:val="18"/>
-              </w:rPr>
-              <w:t>MASAC/MATD3/MAAC: p&lt;1e-11</w:t>
-            </w:r>
-          </w:p>
-        </w:tc>
-        <w:tc>
-          <w:tcPr>
-            <w:tcW w:type="dxa" w:w="2268"/>
-          </w:tcPr>
-          <w:p>
-            <w:r/>
-            <w:r>
-              <w:rPr>
-                <w:sz w:val="18"/>
-              </w:rPr>
-              <w:t>No normal → no parametricos</w:t>
+              <w:t>MAAC</w:t>
             </w:r>
           </w:p>
         </w:tc>
@@ -8810,6 +9772,34 @@
       <w:tr>
         <w:tc>
           <w:tcPr>
+            <w:tcW w:type="dxa" w:w="1417"/>
+          </w:tcPr>
+          <w:p>
+            <w:r/>
+            <w:r>
+              <w:rPr>
+                <w:sz w:val="18"/>
+              </w:rPr>
+              <w:t>OE.2 / E2</w:t>
+            </w:r>
+          </w:p>
+        </w:tc>
+        <w:tc>
+          <w:tcPr>
+            <w:tcW w:type="dxa" w:w="1417"/>
+          </w:tcPr>
+          <w:p>
+            <w:r/>
+            <w:r>
+              <w:rPr>
+                <w:sz w:val="18"/>
+              </w:rPr>
+              <w:t>Kruskal-Wallis</w:t>
+            </w:r>
+          </w:p>
+        </w:tc>
+        <w:tc>
+          <w:tcPr>
             <w:tcW w:type="dxa" w:w="1984"/>
           </w:tcPr>
           <w:p>
@@ -8818,7 +9808,21 @@
               <w:rPr>
                 <w:sz w:val="18"/>
               </w:rPr>
-              <w:t>Colab ALL (KPI-level)</w:t>
+              <w:t>H=1.21, p=0.546</w:t>
+            </w:r>
+          </w:p>
+        </w:tc>
+        <w:tc>
+          <w:tcPr>
+            <w:tcW w:type="dxa" w:w="1417"/>
+          </w:tcPr>
+          <w:p>
+            <w:r/>
+            <w:r>
+              <w:rPr>
+                <w:sz w:val="18"/>
+              </w:rPr>
+              <w:t>No</w:t>
             </w:r>
           </w:p>
         </w:tc>
@@ -8832,35 +9836,7 @@
               <w:rPr>
                 <w:sz w:val="18"/>
               </w:rPr>
-              <w:t>Kruskal-Wallis</w:t>
-            </w:r>
-          </w:p>
-        </w:tc>
-        <w:tc>
-          <w:tcPr>
-            <w:tcW w:type="dxa" w:w="1984"/>
-          </w:tcPr>
-          <w:p>
-            <w:r/>
-            <w:r>
-              <w:rPr>
-                <w:sz w:val="18"/>
-              </w:rPr>
-              <w:t>H=3.72, p=0.155</w:t>
-            </w:r>
-          </w:p>
-        </w:tc>
-        <w:tc>
-          <w:tcPr>
-            <w:tcW w:type="dxa" w:w="2268"/>
-          </w:tcPr>
-          <w:p>
-            <w:r/>
-            <w:r>
-              <w:rPr>
-                <w:sz w:val="18"/>
-              </w:rPr>
-              <w:t>No rechaza H0 global</w:t>
+              <w:t>MATD3</w:t>
             </w:r>
           </w:p>
         </w:tc>
@@ -8868,6 +9844,34 @@
       <w:tr>
         <w:tc>
           <w:tcPr>
+            <w:tcW w:type="dxa" w:w="1417"/>
+          </w:tcPr>
+          <w:p>
+            <w:r/>
+            <w:r>
+              <w:rPr>
+                <w:sz w:val="18"/>
+              </w:rPr>
+              <w:t>OE.3 / E3</w:t>
+            </w:r>
+          </w:p>
+        </w:tc>
+        <w:tc>
+          <w:tcPr>
+            <w:tcW w:type="dxa" w:w="1417"/>
+          </w:tcPr>
+          <w:p>
+            <w:r/>
+            <w:r>
+              <w:rPr>
+                <w:sz w:val="18"/>
+              </w:rPr>
+              <w:t>Kruskal-Wallis</w:t>
+            </w:r>
+          </w:p>
+        </w:tc>
+        <w:tc>
+          <w:tcPr>
             <w:tcW w:type="dxa" w:w="1984"/>
           </w:tcPr>
           <w:p>
@@ -8876,7 +9880,21 @@
               <w:rPr>
                 <w:sz w:val="18"/>
               </w:rPr>
-              <w:t>Colab ALL (KPI-level)</w:t>
+              <w:t>H=1.89, p=0.388</w:t>
+            </w:r>
+          </w:p>
+        </w:tc>
+        <w:tc>
+          <w:tcPr>
+            <w:tcW w:type="dxa" w:w="1417"/>
+          </w:tcPr>
+          <w:p>
+            <w:r/>
+            <w:r>
+              <w:rPr>
+                <w:sz w:val="18"/>
+              </w:rPr>
+              <w:t>No</w:t>
             </w:r>
           </w:p>
         </w:tc>
@@ -8890,35 +9908,7 @@
               <w:rPr>
                 <w:sz w:val="18"/>
               </w:rPr>
-              <w:t>Wilcoxon SR</w:t>
-            </w:r>
-          </w:p>
-        </w:tc>
-        <w:tc>
-          <w:tcPr>
-            <w:tcW w:type="dxa" w:w="1984"/>
-          </w:tcPr>
-          <w:p>
-            <w:r/>
-            <w:r>
-              <w:rPr>
-                <w:sz w:val="18"/>
-              </w:rPr>
-              <w:t>MASAC vs MATD3: p=0.0049</w:t>
-            </w:r>
-          </w:p>
-        </w:tc>
-        <w:tc>
-          <w:tcPr>
-            <w:tcW w:type="dxa" w:w="2268"/>
-          </w:tcPr>
-          <w:p>
-            <w:r/>
-            <w:r>
-              <w:rPr>
-                <w:sz w:val="18"/>
-              </w:rPr>
-              <w:t>Significativo (pareado)</w:t>
+              <w:t>MAAC</w:t>
             </w:r>
           </w:p>
         </w:tc>
@@ -8926,6 +9916,34 @@
       <w:tr>
         <w:tc>
           <w:tcPr>
+            <w:tcW w:type="dxa" w:w="1417"/>
+          </w:tcPr>
+          <w:p>
+            <w:r/>
+            <w:r>
+              <w:rPr>
+                <w:sz w:val="18"/>
+              </w:rPr>
+              <w:t>Global (ALL)</w:t>
+            </w:r>
+          </w:p>
+        </w:tc>
+        <w:tc>
+          <w:tcPr>
+            <w:tcW w:type="dxa" w:w="1417"/>
+          </w:tcPr>
+          <w:p>
+            <w:r/>
+            <w:r>
+              <w:rPr>
+                <w:sz w:val="18"/>
+              </w:rPr>
+              <w:t>Kruskal-Wallis</w:t>
+            </w:r>
+          </w:p>
+        </w:tc>
+        <w:tc>
+          <w:tcPr>
             <w:tcW w:type="dxa" w:w="1984"/>
           </w:tcPr>
           <w:p>
@@ -8934,7 +9952,21 @@
               <w:rPr>
                 <w:sz w:val="18"/>
               </w:rPr>
-              <w:t>Colab ALL (KPI-level)</w:t>
+              <w:t>H=3.72, p=0.155</w:t>
+            </w:r>
+          </w:p>
+        </w:tc>
+        <w:tc>
+          <w:tcPr>
+            <w:tcW w:type="dxa" w:w="1417"/>
+          </w:tcPr>
+          <w:p>
+            <w:r/>
+            <w:r>
+              <w:rPr>
+                <w:sz w:val="18"/>
+              </w:rPr>
+              <w:t>No</w:t>
             </w:r>
           </w:p>
         </w:tc>
@@ -8948,35 +9980,7 @@
               <w:rPr>
                 <w:sz w:val="18"/>
               </w:rPr>
-              <w:t>Mann-Whitney U</w:t>
-            </w:r>
-          </w:p>
-        </w:tc>
-        <w:tc>
-          <w:tcPr>
-            <w:tcW w:type="dxa" w:w="1984"/>
-          </w:tcPr>
-          <w:p>
-            <w:r/>
-            <w:r>
-              <w:rPr>
-                <w:sz w:val="18"/>
-              </w:rPr>
-              <w:t>MASAC vs MATD3: p=0.070</w:t>
-            </w:r>
-          </w:p>
-        </w:tc>
-        <w:tc>
-          <w:tcPr>
-            <w:tcW w:type="dxa" w:w="2268"/>
-          </w:tcPr>
-          <w:p>
-            <w:r/>
-            <w:r>
-              <w:rPr>
-                <w:sz w:val="18"/>
-              </w:rPr>
-              <w:t>No significativo (0.05)</w:t>
+              <w:t>MATD3</w:t>
             </w:r>
           </w:p>
         </w:tc>
@@ -8984,6 +9988,34 @@
       <w:tr>
         <w:tc>
           <w:tcPr>
+            <w:tcW w:type="dxa" w:w="1417"/>
+          </w:tcPr>
+          <w:p>
+            <w:r/>
+            <w:r>
+              <w:rPr>
+                <w:sz w:val="18"/>
+              </w:rPr>
+              <w:t>ALL (pareado)</w:t>
+            </w:r>
+          </w:p>
+        </w:tc>
+        <w:tc>
+          <w:tcPr>
+            <w:tcW w:type="dxa" w:w="1417"/>
+          </w:tcPr>
+          <w:p>
+            <w:r/>
+            <w:r>
+              <w:rPr>
+                <w:sz w:val="18"/>
+              </w:rPr>
+              <w:t>Wilcoxon</w:t>
+            </w:r>
+          </w:p>
+        </w:tc>
+        <w:tc>
+          <w:tcPr>
             <w:tcW w:type="dxa" w:w="1984"/>
           </w:tcPr>
           <w:p>
@@ -8992,7 +10024,21 @@
               <w:rPr>
                 <w:sz w:val="18"/>
               </w:rPr>
-              <w:t>Colab OE1</w:t>
+              <w:t>MASAC vs MATD3: p=0,0049</w:t>
+            </w:r>
+          </w:p>
+        </w:tc>
+        <w:tc>
+          <w:tcPr>
+            <w:tcW w:type="dxa" w:w="1417"/>
+          </w:tcPr>
+          <w:p>
+            <w:r/>
+            <w:r>
+              <w:rPr>
+                <w:sz w:val="18"/>
+              </w:rPr>
+              <w:t>Si</w:t>
             </w:r>
           </w:p>
         </w:tc>
@@ -9006,267 +10052,7 @@
               <w:rPr>
                 <w:sz w:val="18"/>
               </w:rPr>
-              <w:t>Kruskal-Wallis</w:t>
-            </w:r>
-          </w:p>
-        </w:tc>
-        <w:tc>
-          <w:tcPr>
-            <w:tcW w:type="dxa" w:w="1984"/>
-          </w:tcPr>
-          <w:p>
-            <w:r/>
-            <w:r>
-              <w:rPr>
-                <w:sz w:val="18"/>
-              </w:rPr>
-              <w:t>p=0.281</w:t>
-            </w:r>
-          </w:p>
-        </w:tc>
-        <w:tc>
-          <w:tcPr>
-            <w:tcW w:type="dxa" w:w="2268"/>
-          </w:tcPr>
-          <w:p>
-            <w:r/>
-            <w:r>
-              <w:rPr>
-                <w:sz w:val="18"/>
-              </w:rPr>
-              <w:t>No significativo</w:t>
-            </w:r>
-          </w:p>
-        </w:tc>
-      </w:tr>
-      <w:tr>
-        <w:tc>
-          <w:tcPr>
-            <w:tcW w:type="dxa" w:w="1984"/>
-          </w:tcPr>
-          <w:p>
-            <w:r/>
-            <w:r>
-              <w:rPr>
-                <w:sz w:val="18"/>
-              </w:rPr>
-              <w:t>Colab OE2</w:t>
-            </w:r>
-          </w:p>
-        </w:tc>
-        <w:tc>
-          <w:tcPr>
-            <w:tcW w:type="dxa" w:w="1701"/>
-          </w:tcPr>
-          <w:p>
-            <w:r/>
-            <w:r>
-              <w:rPr>
-                <w:sz w:val="18"/>
-              </w:rPr>
-              <w:t>Kruskal-Wallis</w:t>
-            </w:r>
-          </w:p>
-        </w:tc>
-        <w:tc>
-          <w:tcPr>
-            <w:tcW w:type="dxa" w:w="1984"/>
-          </w:tcPr>
-          <w:p>
-            <w:r/>
-            <w:r>
-              <w:rPr>
-                <w:sz w:val="18"/>
-              </w:rPr>
-              <w:t>p=0.546</w:t>
-            </w:r>
-          </w:p>
-        </w:tc>
-        <w:tc>
-          <w:tcPr>
-            <w:tcW w:type="dxa" w:w="2268"/>
-          </w:tcPr>
-          <w:p>
-            <w:r/>
-            <w:r>
-              <w:rPr>
-                <w:sz w:val="18"/>
-              </w:rPr>
-              <w:t>No significativo</w:t>
-            </w:r>
-          </w:p>
-        </w:tc>
-      </w:tr>
-      <w:tr>
-        <w:tc>
-          <w:tcPr>
-            <w:tcW w:type="dxa" w:w="1984"/>
-          </w:tcPr>
-          <w:p>
-            <w:r/>
-            <w:r>
-              <w:rPr>
-                <w:sz w:val="18"/>
-              </w:rPr>
-              <w:t>Colab OE3</w:t>
-            </w:r>
-          </w:p>
-        </w:tc>
-        <w:tc>
-          <w:tcPr>
-            <w:tcW w:type="dxa" w:w="1701"/>
-          </w:tcPr>
-          <w:p>
-            <w:r/>
-            <w:r>
-              <w:rPr>
-                <w:sz w:val="18"/>
-              </w:rPr>
-              <w:t>Kruskal-Wallis</w:t>
-            </w:r>
-          </w:p>
-        </w:tc>
-        <w:tc>
-          <w:tcPr>
-            <w:tcW w:type="dxa" w:w="1984"/>
-          </w:tcPr>
-          <w:p>
-            <w:r/>
-            <w:r>
-              <w:rPr>
-                <w:sz w:val="18"/>
-              </w:rPr>
-              <w:t>p=0.388</w:t>
-            </w:r>
-          </w:p>
-        </w:tc>
-        <w:tc>
-          <w:tcPr>
-            <w:tcW w:type="dxa" w:w="2268"/>
-          </w:tcPr>
-          <w:p>
-            <w:r/>
-            <w:r>
-              <w:rPr>
-                <w:sz w:val="18"/>
-              </w:rPr>
-              <w:t>No significativo</w:t>
-            </w:r>
-          </w:p>
-        </w:tc>
-      </w:tr>
-      <w:tr>
-        <w:tc>
-          <w:tcPr>
-            <w:tcW w:type="dxa" w:w="1984"/>
-          </w:tcPr>
-          <w:p>
-            <w:r/>
-            <w:r>
-              <w:rPr>
-                <w:sz w:val="18"/>
-              </w:rPr>
-              <w:t>Score escenario (3x3)</w:t>
-            </w:r>
-          </w:p>
-        </w:tc>
-        <w:tc>
-          <w:tcPr>
-            <w:tcW w:type="dxa" w:w="1701"/>
-          </w:tcPr>
-          <w:p>
-            <w:r/>
-            <w:r>
-              <w:rPr>
-                <w:sz w:val="18"/>
-              </w:rPr>
-              <w:t>Kruskal-Wallis</w:t>
-            </w:r>
-          </w:p>
-        </w:tc>
-        <w:tc>
-          <w:tcPr>
-            <w:tcW w:type="dxa" w:w="1984"/>
-          </w:tcPr>
-          <w:p>
-            <w:r/>
-            <w:r>
-              <w:rPr>
-                <w:sz w:val="18"/>
-              </w:rPr>
-              <w:t>H=4.36, p=0.113</w:t>
-            </w:r>
-          </w:p>
-        </w:tc>
-        <w:tc>
-          <w:tcPr>
-            <w:tcW w:type="dxa" w:w="2268"/>
-          </w:tcPr>
-          <w:p>
-            <w:r/>
-            <w:r>
-              <w:rPr>
-                <w:sz w:val="18"/>
-              </w:rPr>
-              <w:t>No significativo</w:t>
-            </w:r>
-          </w:p>
-        </w:tc>
-      </w:tr>
-      <w:tr>
-        <w:tc>
-          <w:tcPr>
-            <w:tcW w:type="dxa" w:w="1984"/>
-          </w:tcPr>
-          <w:p>
-            <w:r/>
-            <w:r>
-              <w:rPr>
-                <w:sz w:val="18"/>
-              </w:rPr>
-              <w:t>Local v4 (referencia)</w:t>
-            </w:r>
-          </w:p>
-        </w:tc>
-        <w:tc>
-          <w:tcPr>
-            <w:tcW w:type="dxa" w:w="1701"/>
-          </w:tcPr>
-          <w:p>
-            <w:r/>
-            <w:r>
-              <w:rPr>
-                <w:sz w:val="18"/>
-              </w:rPr>
-              <w:t>Kruskal-Wallis</w:t>
-            </w:r>
-          </w:p>
-        </w:tc>
-        <w:tc>
-          <w:tcPr>
-            <w:tcW w:type="dxa" w:w="1984"/>
-          </w:tcPr>
-          <w:p>
-            <w:r/>
-            <w:r>
-              <w:rPr>
-                <w:sz w:val="18"/>
-              </w:rPr>
-              <w:t>p=0.0459</w:t>
-            </w:r>
-          </w:p>
-        </w:tc>
-        <w:tc>
-          <w:tcPr>
-            <w:tcW w:type="dxa" w:w="2268"/>
-          </w:tcPr>
-          <w:p>
-            <w:r/>
-            <w:r>
-              <w:rPr>
-                <w:sz w:val="18"/>
-              </w:rPr>
-              <w:t>Significativo (5 ep, exploratorio)</w:t>
+              <w:t>MATD3</w:t>
             </w:r>
           </w:p>
         </w:tc>
@@ -9282,7 +10068,7 @@
           <w:b w:val="0"/>
           <w:i w:val="0"/>
         </w:rPr>
-        <w:t>Interpretacion: el ranking descriptivo Colab (MATD3 score global 0.6667) se sostiene por KPIs de distrito y edificio; la significancia global KW sobre KPI-gains no alcanza alpha=0.05 con una semilla y sin HAPPO. Wilcoxon pareado detecta diferencia MASAC-MATD3 en el agregado ALL. Se requiere multi-semilla para elevar conclusiones causales (Colas et al., 2019).</w:t>
+        <w:t>Interpretacion por OE: ningun Kruskal-Wallis por eje alcanza alpha=0,05 con una semilla; por tanto, las respuestas a OE.1–OE.3 en las secciones 5.2–5.4 se sustentan en evidencia descriptiva de KPIs de distrito y edificio. El Wilcoxon global MASAC–MATD3 (p=0,0049) es exploratorio y no reemplaza el contraste factorial completo.</w:t>
       </w:r>
     </w:p>
     <w:p>
@@ -9290,7 +10076,7 @@
         <w:pStyle w:val="Heading2"/>
       </w:pPr>
       <w:r>
-        <w:t>5.9 Discusion</w:t>
+        <w:t>5.8 Discusion integrada alineada a objetivos</w:t>
       </w:r>
     </w:p>
     <w:p>
@@ -9302,7 +10088,7 @@
           <w:b w:val="0"/>
           <w:i w:val="0"/>
         </w:rPr>
-        <w:t>La evidencia descriptiva de la corrida canonica identifica a MATD3 como el MADRL de mayor efecto coordinado (score 0,6667), con liderazgo en flexibilidad y CO2 y MAAC competitivo en costos. Sin embargo, tres matices condicionan la lectura doctoral. Primero, Kruskal-Wallis global no alcanza significancia (p=0,155), por lo que HG no se confirma inferencialmente con una semilla; Wilcoxon MASAC vs MATD3 (p=0,0049) es exploratorio y no sustituye el contraste factorial completo. Segundo, la seccion 5.4 demuestra que baseline y hour_rbc de CityLearn v2 superan a los MADRL en score global HPHI en los tres escenarios, coherente con Nweye et al. (2024) sobre la competitividad de controles basados en reglas. Tercero, HAPPO queda excluido de inferencia por ausencia de KPIs finales (49/50 ep, error VecEnvWrapper). El aporte vigente es metodologico: benchmark unificado, trazable y reproducible sobre datos reales del SEAI, con protocolo estadistico documentado para extension multi-semilla (Colas et al., 2019).</w:t>
+        <w:t>La lectura doctoral exige separar tres niveles. Nivel 1 (respuesta OE): MATD3 es el de mayor efecto en OE.1 (flexibilidad, E1) y OE.2 (CO2, E2); MAAC en OE.3 (costos, E3). Nivel 2 (integracion): MATD3 obtiene score global 0,6667 por liderar dos ejes, pero no domina costos. Nivel 3 (contraste externo): baseline RBC de CityLearn v2 supera globalmente a MADRL (seccion 5.6), coherente con Nweye et al. (2024). La coherencia vertical PG→OE→VD se cumple en estructura y evidencia descriptiva; la inferencia causal robusta requiere multi-semilla. HAPPO (49/50 ep) reduce el diseno factorial efectivo a 3×3 en inferencia.</w:t>
       </w:r>
     </w:p>
     <w:p>
@@ -9323,7 +10109,7 @@
         <w:pStyle w:val="Heading2"/>
       </w:pPr>
       <w:r>
-        <w:t>6.1 Conclusiones</w:t>
+        <w:t>6.1 Conclusiones por objetivo especifico</w:t>
       </w:r>
     </w:p>
     <w:p>
@@ -9335,7 +10121,7 @@
           <w:b w:val="0"/>
           <w:i w:val="0"/>
         </w:rPr>
-        <w:t>En respuesta al objetivo general, la tesis determina que el algoritmo MADRL produce efectos diferenciados sobre flexibilidad, emisiones y costos en la simulacion del SEAI Iquitos, identificando descriptivamente a MATD3 como el de mayor efecto coordinado (score global 0,6667, corrida madrl_v3_20260627_164047). El objetivo OE.1 se atiende con MATD3 liderando flexibilidad compuesta; OE.2 con menor delta de CO2 (23 070 kg); y OE.3 con MAAC presentando el menor delta de costo (9 515 EUR frente a 44 399 EUR de MATD3-E3). La hipotesis general no se confirma inferencialmente (KW p=0,155), aunque la evidencia descriptiva respalda la seleccion de MATD3 dentro de la familia MADRL.</w:t>
+        <w:t>OE.1 (flexibilidad, D-VD.1, escenario E1): el algoritmo MADRL de mayor efecto es MATD3 (flex_composite = 1,0009; score normalizado OE.1 = 1,0000; 50 episodios). MATD3 tambien registra la mayor tasa de exito EV (43,9%), coherente con la operacionalizacion de flexibilidad mediante BESS, cargadores y cargas desplazables.</w:t>
       </w:r>
     </w:p>
     <w:p>
@@ -9347,7 +10133,31 @@
           <w:b w:val="0"/>
           <w:i w:val="0"/>
         </w:rPr>
-        <w:t>La contrastacion con baseline CityLearn v2 (seccion 5.4) revela que los agentes RBC baseline y hour_rbc superan globalmente a los MADRL entrenados, lo cual constituye un hallazgo honesto y relevante: el marco experimental es valido para comparacion inter-algoritmica, pero las politicas aprendidas requieren mayor presupuesto de entrenamiento, hiperparametrizacion u operacionalizacion multi-semilla para superar controles clasicos. Los cuatro aportes al motor CityLearn (BESS Arrhenius, PV tropical, KPI pico OSINERGMIN, CarbonIntensityModel SEAI) y el dataset auditado de 17 edificios constituyen contribuciones metodologicas transferibles a otros sistemas aislados peruanos.</w:t>
+        <w:t>OE.2 (emisiones CO2, D-VD.2, escenario E2): el algoritmo de mayor efecto es MATD3 (delta CO2 = 23 070 kg; score OE.2 = 1,0000). La reduccion distrital es la menor entre los tres MADRL auditados (MASAC: 77 649 kg; MAAC: 70 654 kg).</w:t>
+      </w:r>
+    </w:p>
+    <w:p>
+      <w:pPr>
+        <w:jc w:val="both"/>
+      </w:pPr>
+      <w:r>
+        <w:rPr>
+          <w:b w:val="0"/>
+          <w:i w:val="0"/>
+        </w:rPr>
+        <w:t>OE.3 (costos energeticos, D-VD.3, escenario E3): el algoritmo de mayor efecto es MAAC (delta costo = 9 515 EUR; score OE.3 = 1,0000), frente a MATD3 (44 399 EUR) y MASAC (19 793 EUR). Esta conclusion es independiente del score global y confirma trade-offs entre objetivos.</w:t>
+      </w:r>
+    </w:p>
+    <w:p>
+      <w:pPr>
+        <w:jc w:val="both"/>
+      </w:pPr>
+      <w:r>
+        <w:rPr>
+          <w:b w:val="0"/>
+          <w:i w:val="0"/>
+        </w:rPr>
+        <w:t>Integracion: MATD3 obtiene score global 0,6667 por liderar OE.1 y OE.2, pero no OE.3. Ningun Kruskal-Wallis por eje alcanza alpha=0,05 (Tabla 5.13); las respuestas OE se sustentan en evidencia descriptiva trazable. La comparacion con baseline CityLearn v2 (seccion 5.6) muestra que controles RBC superan globalmente a MADRL, matizando la generalizacion causal pero no invalidando el benchmark inter-algoritmico.</w:t>
       </w:r>
     </w:p>
     <w:p>
@@ -9367,7 +10177,7 @@
           <w:b w:val="0"/>
           <w:i w:val="0"/>
         </w:rPr>
-        <w:t>Las limitaciones principales son: (i) semilla unica (seed 0), insuficiente para conclusiones causales robustas segun Colas et al. (2019); (ii) HAPPO sin KPIs finales (49/50 episodios, error VecEnvWrapper), lo que reduce el diseno factorial efectivo a 3×3 en inferencia; (iii) simulacion sin validacion en red fisica; (iv) CityLearn v3 propuesto como extension experimental de tesis; (v) MADRL por debajo del baseline RBC en score global HPHI. La inferencia Colab ya fue ejecutada (Tabla 5.6); no permanece pendiente.</w:t>
+        <w:t>Las limitaciones principales son: (i) semilla unica (seed 0), insuficiente para conclusiones causales robustas segun Colas et al. (2019); (ii) HAPPO sin KPIs finales (49/50 episodios, error VecEnvWrapper), lo que reduce el diseno factorial efectivo a 3×3 en inferencia; (iii) simulacion sin validacion en red fisica; (iv) CityLearn v3 propuesto como extension experimental de tesis; (v) MADRL por debajo del baseline RBC en score global HPHI. La inferencia Colab por OE se reporta en Tabla 5.13.</w:t>
       </w:r>
     </w:p>
     <w:p>

--- a/docs/Tesis_Doctoral_MADRL_CityLearn_Iquitos_FINAL_COMPLETA.docx
+++ b/docs/Tesis_Doctoral_MADRL_CityLearn_Iquitos_FINAL_COMPLETA.docx
@@ -2298,7 +2298,7 @@
         <w:jc w:val="both"/>
       </w:pPr>
       <w:r>
-        <w:t>El Decentralized Partially Observable Markov Decision Process permite formalizar decision cooperativa con informacion local incompleta. Oliehoek y Amato (2016) lo definen como una estructura donde multiples agentes comparten una recompensa o criterio cooperativo, pero cada uno recibe observaciones parciales. Esta tesis adopta esa formulacion porque ningun edificio observa completamente el estado interno de los otros edificios durante la ejecucion. Cada agente observa su demanda, PV, BESS, EV, precio, intensidad de carbono y variables locales, pero no controla ni observa directamente las acciones internas de los demas.</w:t>
+        <w:t>El Decentralized Partially Observable Markov Decision Process (Dec-POMDP) permite formalizar decision cooperativa con informacion local incompleta. Oliehoek y Amato (2016) lo definen como una estructura donde N agentes comparten un criterio cooperativo comun, pero cada uno recibe observaciones parciales del estado global. Esta tesis adopta esa formulacion porque ningun edificio del SEAI Iquitos observa completamente el estado interno de los demas durante la ejecucion: cada agente ve su demanda, PV, BESS, EV, precio, intensidad de carbono y variables locales, pero no accede a temperatura, SOC, demanda ni perfiles EV de los otros edificios.</w:t>
       </w:r>
     </w:p>
     <w:p>
@@ -2307,7 +2307,635 @@
         <w:jc w:val="both"/>
       </w:pPr>
       <w:r>
-        <w:t>La tupla teorica usada es M = &lt;S, {A_i}, T, R, {O_i}, Omega, gamma, T&gt;. S representa el estado global concatenado de las observaciones; A_i es el espacio de accion local de cada edificio; T describe la transicion energetica; R es la recompensa cooperativa; O_i son observaciones locales; Omega es la funcion de observacion; gamma es el factor de descuento; y T el horizonte temporal. Esta formalizacion conecta el marco teorico con la arquitectura del Capitulo 4, donde los 17 edificios del SEAI Iquitos se convierten en agentes.</w:t>
+        <w:t>El problema doctoral se modela como el Dec-POMDP cooperativo M, definido por la tupla siguiente (Oliehoek y Amato, 2016; Sutton y Barto, 2018):</w:t>
+      </w:r>
+    </w:p>
+    <w:p>
+      <w:pPr>
+        <w:spacing w:before="80" w:after="80"/>
+        <w:jc w:val="center"/>
+      </w:pPr>
+      <w:r>
+        <w:rPr>
+          <w:i/>
+        </w:rPr>
+        <w:t>M = &lt;S, {A_i}_{i=1}^N, T, R, {O_i}_{i=1}^N, Omega, gamma, T_hor&gt;</w:t>
+      </w:r>
+    </w:p>
+    <w:p>
+      <w:pPr>
+        <w:spacing w:after="120" w:line="276" w:lineRule="auto"/>
+        <w:jc w:val="both"/>
+      </w:pPr>
+      <w:r>
+        <w:t>donde N = 17 edificios institucionales/comerciales del dataset citylearn_iquitos_2023_2025, gamma = 0.9999 (factor de descuento para episodios de 8 760 pasos horarios) y T_hor = 8 760 (un ano simulado). El objetivo cooperativo es maximizar el retorno esperado J(pi) = E[ sum_{t=0}^{T_hor-1} gamma^t R_t ], donde pi = (pi_1, ..., pi_N) denota el conjunto de politicas locales. La Tabla 2.2b resume la notacion formal; la operacionalizacion computacional se desarrolla en el Capitulo 4 sin alterar esta definicion teorica.</w:t>
+      </w:r>
+    </w:p>
+    <w:p>
+      <w:r>
+        <w:rPr>
+          <w:b/>
+          <w:color w:val="595959"/>
+          <w:sz w:val="19"/>
+        </w:rPr>
+        <w:t>Tabla 2.2b. Notacion formal del Dec-POMDP cooperativo (SEAI Iquitos, N = 17).</w:t>
+      </w:r>
+    </w:p>
+    <w:tbl>
+      <w:tblPr>
+        <w:tblStyle w:val="LightGrid-Accent1"/>
+        <w:tblW w:type="auto" w:w="0"/>
+        <w:jc w:val="center"/>
+        <w:tblLook w:firstColumn="1" w:firstRow="1" w:lastColumn="0" w:lastRow="0" w:noHBand="0" w:noVBand="1" w:val="04A0"/>
+      </w:tblPr>
+      <w:tblGrid>
+        <w:gridCol w:w="3041"/>
+        <w:gridCol w:w="3041"/>
+        <w:gridCol w:w="3041"/>
+      </w:tblGrid>
+      <w:tr>
+        <w:tc>
+          <w:tcPr>
+            <w:tcW w:type="dxa" w:w="3041"/>
+            <w:shd w:val="clear" w:color="auto" w:fill="1F4E79"/>
+          </w:tcPr>
+          <w:p>
+            <w:r/>
+            <w:r>
+              <w:rPr>
+                <w:b/>
+                <w:color w:val="FFFFFF"/>
+                <w:sz w:val="14"/>
+              </w:rPr>
+              <w:t>Simbolo</w:t>
+            </w:r>
+          </w:p>
+        </w:tc>
+        <w:tc>
+          <w:tcPr>
+            <w:tcW w:type="dxa" w:w="3041"/>
+            <w:shd w:val="clear" w:color="auto" w:fill="1F4E79"/>
+          </w:tcPr>
+          <w:p>
+            <w:r/>
+            <w:r>
+              <w:rPr>
+                <w:b/>
+                <w:color w:val="FFFFFF"/>
+                <w:sz w:val="14"/>
+              </w:rPr>
+              <w:t>Definicion teorica</w:t>
+            </w:r>
+          </w:p>
+        </w:tc>
+        <w:tc>
+          <w:tcPr>
+            <w:tcW w:type="dxa" w:w="3041"/>
+            <w:shd w:val="clear" w:color="auto" w:fill="1F4E79"/>
+          </w:tcPr>
+          <w:p>
+            <w:r/>
+            <w:r>
+              <w:rPr>
+                <w:b/>
+                <w:color w:val="FFFFFF"/>
+                <w:sz w:val="14"/>
+              </w:rPr>
+              <w:t>Valor / rango en esta tesis</w:t>
+            </w:r>
+          </w:p>
+        </w:tc>
+      </w:tr>
+      <w:tr>
+        <w:tc>
+          <w:tcPr>
+            <w:tcW w:type="dxa" w:w="3041"/>
+          </w:tcPr>
+          <w:p>
+            <w:r/>
+            <w:r>
+              <w:rPr>
+                <w:sz w:val="14"/>
+              </w:rPr>
+              <w:t>N</w:t>
+            </w:r>
+          </w:p>
+        </w:tc>
+        <w:tc>
+          <w:tcPr>
+            <w:tcW w:type="dxa" w:w="3041"/>
+          </w:tcPr>
+          <w:p>
+            <w:r/>
+            <w:r>
+              <w:rPr>
+                <w:sz w:val="14"/>
+              </w:rPr>
+              <w:t>Numero de agentes cooperativos (edificios)</w:t>
+            </w:r>
+          </w:p>
+        </w:tc>
+        <w:tc>
+          <w:tcPr>
+            <w:tcW w:type="dxa" w:w="3041"/>
+          </w:tcPr>
+          <w:p>
+            <w:r/>
+            <w:r>
+              <w:rPr>
+                <w:sz w:val="14"/>
+              </w:rPr>
+              <w:t>17</w:t>
+            </w:r>
+          </w:p>
+        </w:tc>
+      </w:tr>
+      <w:tr>
+        <w:tc>
+          <w:tcPr>
+            <w:tcW w:type="dxa" w:w="3041"/>
+          </w:tcPr>
+          <w:p>
+            <w:r/>
+            <w:r>
+              <w:rPr>
+                <w:sz w:val="14"/>
+              </w:rPr>
+              <w:t>S</w:t>
+            </w:r>
+          </w:p>
+        </w:tc>
+        <w:tc>
+          <w:tcPr>
+            <w:tcW w:type="dxa" w:w="3041"/>
+          </w:tcPr>
+          <w:p>
+            <w:r/>
+            <w:r>
+              <w:rPr>
+                <w:sz w:val="14"/>
+              </w:rPr>
+              <w:t>Espacio de estado global</w:t>
+            </w:r>
+          </w:p>
+        </w:tc>
+        <w:tc>
+          <w:tcPr>
+            <w:tcW w:type="dxa" w:w="3041"/>
+          </w:tcPr>
+          <w:p>
+            <w:r/>
+            <w:r>
+              <w:rPr>
+                <w:sz w:val="14"/>
+              </w:rPr>
+              <w:t>Concatenacion s = [o_1, ..., o_17]; dim global = 1 856</w:t>
+            </w:r>
+          </w:p>
+        </w:tc>
+      </w:tr>
+      <w:tr>
+        <w:tc>
+          <w:tcPr>
+            <w:tcW w:type="dxa" w:w="3041"/>
+          </w:tcPr>
+          <w:p>
+            <w:r/>
+            <w:r>
+              <w:rPr>
+                <w:sz w:val="14"/>
+              </w:rPr>
+              <w:t>O_i</w:t>
+            </w:r>
+          </w:p>
+        </w:tc>
+        <w:tc>
+          <w:tcPr>
+            <w:tcW w:type="dxa" w:w="3041"/>
+          </w:tcPr>
+          <w:p>
+            <w:r/>
+            <w:r>
+              <w:rPr>
+                <w:sz w:val="14"/>
+              </w:rPr>
+              <w:t>Espacio de observacion local del agente i</w:t>
+            </w:r>
+          </w:p>
+        </w:tc>
+        <w:tc>
+          <w:tcPr>
+            <w:tcW w:type="dxa" w:w="3041"/>
+          </w:tcPr>
+          <w:p>
+            <w:r/>
+            <w:r>
+              <w:rPr>
+                <w:sz w:val="14"/>
+              </w:rPr>
+              <w:t>Heterogeneo: 57-330 dimensiones segun flota EV</w:t>
+            </w:r>
+          </w:p>
+        </w:tc>
+      </w:tr>
+      <w:tr>
+        <w:tc>
+          <w:tcPr>
+            <w:tcW w:type="dxa" w:w="3041"/>
+          </w:tcPr>
+          <w:p>
+            <w:r/>
+            <w:r>
+              <w:rPr>
+                <w:sz w:val="14"/>
+              </w:rPr>
+              <w:t>A_i</w:t>
+            </w:r>
+          </w:p>
+        </w:tc>
+        <w:tc>
+          <w:tcPr>
+            <w:tcW w:type="dxa" w:w="3041"/>
+          </w:tcPr>
+          <w:p>
+            <w:r/>
+            <w:r>
+              <w:rPr>
+                <w:sz w:val="14"/>
+              </w:rPr>
+              <w:t>Espacio de accion local del agente i</w:t>
+            </w:r>
+          </w:p>
+        </w:tc>
+        <w:tc>
+          <w:tcPr>
+            <w:tcW w:type="dxa" w:w="3041"/>
+          </w:tcPr>
+          <w:p>
+            <w:r/>
+            <w:r>
+              <w:rPr>
+                <w:sz w:val="14"/>
+              </w:rPr>
+              <w:t>Heterogeneo: 5-44 acciones (BESS, EV, carga desplazable)</w:t>
+            </w:r>
+          </w:p>
+        </w:tc>
+      </w:tr>
+      <w:tr>
+        <w:tc>
+          <w:tcPr>
+            <w:tcW w:type="dxa" w:w="3041"/>
+          </w:tcPr>
+          <w:p>
+            <w:r/>
+            <w:r>
+              <w:rPr>
+                <w:sz w:val="14"/>
+              </w:rPr>
+              <w:t>T</w:t>
+            </w:r>
+          </w:p>
+        </w:tc>
+        <w:tc>
+          <w:tcPr>
+            <w:tcW w:type="dxa" w:w="3041"/>
+          </w:tcPr>
+          <w:p>
+            <w:r/>
+            <w:r>
+              <w:rPr>
+                <w:sz w:val="14"/>
+              </w:rPr>
+              <w:t>Funcion de transicion estocastica S x A -&gt; Delta(S)</w:t>
+            </w:r>
+          </w:p>
+        </w:tc>
+        <w:tc>
+          <w:tcPr>
+            <w:tcW w:type="dxa" w:w="3041"/>
+          </w:tcPr>
+          <w:p>
+            <w:r/>
+            <w:r>
+              <w:rPr>
+                <w:sz w:val="14"/>
+              </w:rPr>
+              <w:t>Balance energetico, modelo RC, BESS eta_RT = 0.9025, EV estocastico</w:t>
+            </w:r>
+          </w:p>
+        </w:tc>
+      </w:tr>
+      <w:tr>
+        <w:tc>
+          <w:tcPr>
+            <w:tcW w:type="dxa" w:w="3041"/>
+          </w:tcPr>
+          <w:p>
+            <w:r/>
+            <w:r>
+              <w:rPr>
+                <w:sz w:val="14"/>
+              </w:rPr>
+              <w:t>Omega</w:t>
+            </w:r>
+          </w:p>
+        </w:tc>
+        <w:tc>
+          <w:tcPr>
+            <w:tcW w:type="dxa" w:w="3041"/>
+          </w:tcPr>
+          <w:p>
+            <w:r/>
+            <w:r>
+              <w:rPr>
+                <w:sz w:val="14"/>
+              </w:rPr>
+              <w:t>Funcion de observacion O_i = Omega_i(s, a)</w:t>
+            </w:r>
+          </w:p>
+        </w:tc>
+        <w:tc>
+          <w:tcPr>
+            <w:tcW w:type="dxa" w:w="3041"/>
+          </w:tcPr>
+          <w:p>
+            <w:r/>
+            <w:r>
+              <w:rPr>
+                <w:sz w:val="14"/>
+              </w:rPr>
+              <w:t>Proyeccion parcial del estado global a informacion local</w:t>
+            </w:r>
+          </w:p>
+        </w:tc>
+      </w:tr>
+      <w:tr>
+        <w:tc>
+          <w:tcPr>
+            <w:tcW w:type="dxa" w:w="3041"/>
+          </w:tcPr>
+          <w:p>
+            <w:r/>
+            <w:r>
+              <w:rPr>
+                <w:sz w:val="14"/>
+              </w:rPr>
+              <w:t>R</w:t>
+            </w:r>
+          </w:p>
+        </w:tc>
+        <w:tc>
+          <w:tcPr>
+            <w:tcW w:type="dxa" w:w="3041"/>
+          </w:tcPr>
+          <w:p>
+            <w:r/>
+            <w:r>
+              <w:rPr>
+                <w:sz w:val="14"/>
+              </w:rPr>
+              <w:t>Recompensa cooperativa escalar o vector mixto</w:t>
+            </w:r>
+          </w:p>
+        </w:tc>
+        <w:tc>
+          <w:tcPr>
+            <w:tcW w:type="dxa" w:w="3041"/>
+          </w:tcPr>
+          <w:p>
+            <w:r/>
+            <w:r>
+              <w:rPr>
+                <w:sz w:val="14"/>
+              </w:rPr>
+              <w:t>CityLearnV3MADRLRewardFunction; agregacion team_mean</w:t>
+            </w:r>
+          </w:p>
+        </w:tc>
+      </w:tr>
+      <w:tr>
+        <w:tc>
+          <w:tcPr>
+            <w:tcW w:type="dxa" w:w="3041"/>
+          </w:tcPr>
+          <w:p>
+            <w:r/>
+            <w:r>
+              <w:rPr>
+                <w:sz w:val="14"/>
+              </w:rPr>
+              <w:t>gamma</w:t>
+            </w:r>
+          </w:p>
+        </w:tc>
+        <w:tc>
+          <w:tcPr>
+            <w:tcW w:type="dxa" w:w="3041"/>
+          </w:tcPr>
+          <w:p>
+            <w:r/>
+            <w:r>
+              <w:rPr>
+                <w:sz w:val="14"/>
+              </w:rPr>
+              <w:t>Factor de descuento</w:t>
+            </w:r>
+          </w:p>
+        </w:tc>
+        <w:tc>
+          <w:tcPr>
+            <w:tcW w:type="dxa" w:w="3041"/>
+          </w:tcPr>
+          <w:p>
+            <w:r/>
+            <w:r>
+              <w:rPr>
+                <w:sz w:val="14"/>
+              </w:rPr>
+              <w:t>0.9999</w:t>
+            </w:r>
+          </w:p>
+        </w:tc>
+      </w:tr>
+      <w:tr>
+        <w:tc>
+          <w:tcPr>
+            <w:tcW w:type="dxa" w:w="3041"/>
+          </w:tcPr>
+          <w:p>
+            <w:r/>
+            <w:r>
+              <w:rPr>
+                <w:sz w:val="14"/>
+              </w:rPr>
+              <w:t>T_hor</w:t>
+            </w:r>
+          </w:p>
+        </w:tc>
+        <w:tc>
+          <w:tcPr>
+            <w:tcW w:type="dxa" w:w="3041"/>
+          </w:tcPr>
+          <w:p>
+            <w:r/>
+            <w:r>
+              <w:rPr>
+                <w:sz w:val="14"/>
+              </w:rPr>
+              <w:t>Horizonte temporal del episodio</w:t>
+            </w:r>
+          </w:p>
+        </w:tc>
+        <w:tc>
+          <w:tcPr>
+            <w:tcW w:type="dxa" w:w="3041"/>
+          </w:tcPr>
+          <w:p>
+            <w:r/>
+            <w:r>
+              <w:rPr>
+                <w:sz w:val="14"/>
+              </w:rPr>
+              <w:t>8 760 pasos (1 h/paso)</w:t>
+            </w:r>
+          </w:p>
+        </w:tc>
+      </w:tr>
+      <w:tr>
+        <w:tc>
+          <w:tcPr>
+            <w:tcW w:type="dxa" w:w="3041"/>
+          </w:tcPr>
+          <w:p>
+            <w:r/>
+            <w:r>
+              <w:rPr>
+                <w:sz w:val="14"/>
+              </w:rPr>
+              <w:t>pi_i</w:t>
+            </w:r>
+          </w:p>
+        </w:tc>
+        <w:tc>
+          <w:tcPr>
+            <w:tcW w:type="dxa" w:w="3041"/>
+          </w:tcPr>
+          <w:p>
+            <w:r/>
+            <w:r>
+              <w:rPr>
+                <w:sz w:val="14"/>
+              </w:rPr>
+              <w:t>Politica descentralizada del edificio i</w:t>
+            </w:r>
+          </w:p>
+        </w:tc>
+        <w:tc>
+          <w:tcPr>
+            <w:tcW w:type="dxa" w:w="3041"/>
+          </w:tcPr>
+          <w:p>
+            <w:r/>
+            <w:r>
+              <w:rPr>
+                <w:sz w:val="14"/>
+              </w:rPr>
+              <w:t>pi_i(a_i | o_i); sin comunicacion inter-edificio</w:t>
+            </w:r>
+          </w:p>
+        </w:tc>
+      </w:tr>
+    </w:tbl>
+    <w:p/>
+    <w:p>
+      <w:pPr>
+        <w:spacing w:after="120" w:line="276" w:lineRule="auto"/>
+        <w:jc w:val="both"/>
+      </w:pPr>
+      <w:r>
+        <w:t>Estado global y observaciones locales. El estado global S se construye como la concatenacion de observaciones locales (ctde_state = concatenated_local_observations). Cada observacion o_i combina variables temporales (mes, hora, day_type), fisica del edificio (non_shiftable_load, dhw_demand, cooling_demand, solar_generation), estado del BESS (SOC, potencia nominal, acciones previas), estado de cada cargador EV (SOC_k, hora de salida_k, SOC requerido_k, llegada estimada_k, estado_k) y senales globales (carbon_intensity, electricity_pricing, outdoor_dry_bulb_temperature, diffuse_solar_irradiance, direct_solar_irradiance). La heterogeneidad dimensional refleja la diversidad operativa del distrito: edificios con flotas EV extensas (p. ej. B06 con 32 cargadores, B07 con 42) concentran observaciones y acciones de mayor dimension.</w:t>
+      </w:r>
+    </w:p>
+    <w:p>
+      <w:pPr>
+        <w:spacing w:after="120" w:line="276" w:lineRule="auto"/>
+        <w:jc w:val="both"/>
+      </w:pPr>
+      <w:r>
+        <w:t>Espacios de accion. Cada accion a_i controla recursos flexibles del edificio i: potencia de carga/descarga del BESS (electrical_storage), potencia de carga de cada cargador EV (electric_vehicle_storage_charger_k) y control de carga desplazable (washing_machine). Las cargas no controlables permanecen como referencia de demanda base. La transicion T incorpora el balance energetico del distrito, el modelo RC de temperatura, la dinamica del almacenamiento con eficiencia round-trip 0.9025 y los perfiles estocasticos de llegada/salida de vehiculos electricos.</w:t>
+      </w:r>
+    </w:p>
+    <w:p>
+      <w:pPr>
+        <w:spacing w:after="120" w:line="276" w:lineRule="auto"/>
+        <w:jc w:val="both"/>
+      </w:pPr>
+      <w:r>
+        <w:t>Recompensa cooperativa multiobjetivo. La funcion R materializa los tres ejes doctorales (flexibilidad, CO2, costos) mediante una recompensa escalar por edificio y paso, con agregacion cooperativa tipo media de equipo. A nivel teorico:</w:t>
+      </w:r>
+    </w:p>
+    <w:p>
+      <w:pPr>
+        <w:spacing w:before="80" w:after="80"/>
+        <w:jc w:val="center"/>
+      </w:pPr>
+      <w:r>
+        <w:rPr>
+          <w:i/>
+        </w:rPr>
+        <w:t>reward_i(t) = reward_scale * [ w_flex * flex_i(t) + w_carbon * carbon_i(t) + w_cost * cost_i(t) + w_ev * ev_i(t) ]</w:t>
+      </w:r>
+    </w:p>
+    <w:p>
+      <w:pPr>
+        <w:spacing w:after="120" w:line="276" w:lineRule="auto"/>
+        <w:jc w:val="both"/>
+      </w:pPr>
+      <w:r>
+        <w:t>El componente flex_i(t) penaliza, a nivel distrital compartido, el pico y la rampa mediante peak_share(t) = district_import(t) / N y ramp_share(t) = |district_import(t) - district_import(t-1)| / N, con funciones de suavizado tanh; carbon_i(t) pondera la importacion por la intensidad de carbono CI(t); cost_i(t) refleja la tarifa TOU mediante price_norm(t); y ev_i(t) incorpora urgencia de SOC y salida de vehiculos. Los pesos w_flex, w_carbon y w_cost se condicionan por escenario experimental (E1/E2/E3) segun la Tabla 3.1 del Capitulo 3.</w:t>
+      </w:r>
+    </w:p>
+    <w:p>
+      <w:pPr>
+        <w:spacing w:before="80" w:after="80"/>
+        <w:jc w:val="center"/>
+      </w:pPr>
+      <w:r>
+        <w:rPr>
+          <w:i/>
+        </w:rPr>
+        <w:t>team_reward(t) = (1/N) * sum_{i=1}^N reward_i(t)</w:t>
+      </w:r>
+    </w:p>
+    <w:p>
+      <w:pPr>
+        <w:spacing w:before="80" w:after="80"/>
+        <w:jc w:val="center"/>
+      </w:pPr>
+      <w:r>
+        <w:rPr>
+          <w:i/>
+        </w:rPr>
+        <w:t>mixed_reward_i(t) = (1 - r) * reward_i(t) + r * team_reward(t),   con r = 0.70</w:t>
+      </w:r>
+    </w:p>
+    <w:p>
+      <w:pPr>
+        <w:spacing w:after="120" w:line="276" w:lineRule="auto"/>
+        <w:jc w:val="both"/>
+      </w:pPr>
+      <w:r>
+        <w:t>La mezcla cooperativa con team_reward_ratio r = 0.70 evita politicas puramente egoistas (que desplazan picos o costos al distrito) y politicas puramente globales (que ignoran heterogeneidad operativa). Este esquema se alinea con la literatura de recompensa hibrida en MADRL energetico (Yao et al., 2023; Liu et al., 2022) y con los desafios de coordinacion identificados por Nweye et al. (2022). Los valores numericos del perfil unificado comparable v4 (peak_weight = 0.45, ramp_weight = 0.35, ev_weight = 0.25, reward_scale = 1.00) y la implementacion exacta de cada termino se documentan en las Secciones 4.2-4.5, evitando duplicar aqui el detalle de codigo.</w:t>
+      </w:r>
+    </w:p>
+    <w:p>
+      <w:pPr>
+        <w:spacing w:after="120" w:line="276" w:lineRule="auto"/>
+        <w:jc w:val="both"/>
+      </w:pPr>
+      <w:r>
+        <w:t>Condicion de observabilidad parcial estricta. Durante la ejecucion descentralizada, cada politica pi_i(a_i | o_i) actua solo con o_i; el estado global s solo es accesible durante el entrenamiento bajo CTDE (Seccion 2.2.4). Esta separacion es coherente con el paradigma Dec-POMDP: la informacion completa del distrito no esta disponible en operacion, pero puede usarse para aprender coordinacion. El Capitulo 4 desarrolla wrappers PettingZoo, espacios de estado/accion y la clase CityLearnV3MADRLRewardFunction que instancian esta formalizacion sobre CityLearn v2 extendido (CityLearn v3 propuesto).</w:t>
       </w:r>
     </w:p>
     <w:p>

--- a/docs/Tesis_Doctoral_MADRL_CityLearn_Iquitos_FINAL_COMPLETA.docx
+++ b/docs/Tesis_Doctoral_MADRL_CityLearn_Iquitos_FINAL_COMPLETA.docx
@@ -18454,7 +18454,7 @@
           <w:b w:val="0"/>
           <w:i w:val="0"/>
         </w:rPr>
-        <w:t>Ningun Kruskal-Wallis por eje alcanza alpha = 0,05 con una semilla (OE.1 p=0,281; OE.2 p=0,546; OE.3 p=0,388; ALL p=0,155). Por tanto, no se rechaza H0 de igualdad global entre algoritmos en los contrastes omnibus; las respuestas a HE.1–HE.3 y HG se sustentan principalmente en evidencia descriptiva (seccion 5.8 y Tablas 5.4–5.6).</w:t>
+        <w:t>Ningun Kruskal-Wallis por eje alcanza alpha = 0,05 con una semilla (OE.1 p=0,281; OE.2 p=0,546; OE.3 p=0,388; ALL p=0,155). Por tanto, no se rechaza H0 de igualdad global entre algoritmos en los contrastes omnibus; las respuestas a HE.1–HE.3 y HG se sustentan principalmente en evidencia descriptiva (seccion 5.8 y Tablas 5.4–5.6). La columna «Mejor (mediana KPI-gain)» de la Tabla 5.17 refiere al lider inferencial por mediana de signed_relative_gain, que puede diferir del lider descriptivo de distrito (Tablas 5.4–5.6).</w:t>
       </w:r>
     </w:p>
     <w:p>
@@ -20820,7 +20820,7 @@
           <w:b w:val="0"/>
           <w:i w:val="0"/>
         </w:rPr>
-        <w:t>Wilcoxon pareado detecta diferencias sistematicas en pares especificos: ALL MASAC vs MATD3 (p = 0,0049) y MASAC vs MAAC (p &lt; 0,001); en OE.1, MASAC vs MAAC (p = 0,0013). Estos contrastes son exploratorios sobre KPI-gains pareados y no reemplazan replicacion multi-semilla ni el diseno factorial 4×3 completo.</w:t>
+        <w:t>Wilcoxon pareado detecta diferencias sistematicas en pares especificos (KPI-gains pareados): OE.1: MASAC vs MATD3 (p = 0,041), MASAC vs MAAC (p = 0,001); OE.2: MASAC vs MAAC (p = 0,008); OE.3: MASAC vs MAAC (p = 0,033); ALL: MASAC vs MATD3 (p = 0,005), MASAC vs MAAC (p = 5,81e-06). Estos contrastes son exploratorios y no reemplazan replicacion multi-semilla ni el diseno factorial 4×3 completo.</w:t>
       </w:r>
     </w:p>
     <w:p>
@@ -20999,7 +20999,7 @@
               <w:rPr>
                 <w:sz w:val="18"/>
               </w:rPr>
-              <w:t>Kruskal-Wallis + descriptivo</w:t>
+              <w:t>Kruskal-Wallis + Wilcoxon exploratorio</w:t>
             </w:r>
           </w:p>
         </w:tc>
@@ -21041,7 +21041,7 @@
               <w:rPr>
                 <w:sz w:val="18"/>
               </w:rPr>
-              <w:t>Evidencia descriptiva + exploratoria KPI-gain</w:t>
+              <w:t>Descriptivo distrito + 2 par(es) Wilcoxon significativo(s)</w:t>
             </w:r>
           </w:p>
         </w:tc>
@@ -21085,7 +21085,7 @@
               <w:rPr>
                 <w:sz w:val="18"/>
               </w:rPr>
-              <w:t>Kruskal-Wallis + descriptivo</w:t>
+              <w:t>Kruskal-Wallis + Wilcoxon exploratorio</w:t>
             </w:r>
           </w:p>
         </w:tc>
@@ -21127,7 +21127,7 @@
               <w:rPr>
                 <w:sz w:val="18"/>
               </w:rPr>
-              <w:t>Evidencia descriptiva + exploratoria KPI-gain</w:t>
+              <w:t>Descriptivo distrito + 1 par(es) Wilcoxon significativo(s)</w:t>
             </w:r>
           </w:p>
         </w:tc>
@@ -21171,7 +21171,7 @@
               <w:rPr>
                 <w:sz w:val="18"/>
               </w:rPr>
-              <w:t>Kruskal-Wallis + descriptivo</w:t>
+              <w:t>Kruskal-Wallis + Wilcoxon exploratorio</w:t>
             </w:r>
           </w:p>
         </w:tc>
@@ -21213,7 +21213,7 @@
               <w:rPr>
                 <w:sz w:val="18"/>
               </w:rPr>
-              <w:t>Evidencia descriptiva + exploratoria KPI-gain</w:t>
+              <w:t>Descriptivo distrito + 1 par(es) Wilcoxon significativo(s)</w:t>
             </w:r>
           </w:p>
         </w:tc>
@@ -21257,7 +21257,7 @@
               <w:rPr>
                 <w:sz w:val="18"/>
               </w:rPr>
-              <w:t>Kruskal-Wallis + descriptivo</w:t>
+              <w:t>Kruskal-Wallis + Wilcoxon exploratorio</w:t>
             </w:r>
           </w:p>
         </w:tc>
@@ -21299,7 +21299,7 @@
               <w:rPr>
                 <w:sz w:val="18"/>
               </w:rPr>
-              <w:t>Evidencia descriptiva + exploratoria KPI-gain</w:t>
+              <w:t>Descriptivo distrito + 2 par(es) Wilcoxon significativo(s)</w:t>
             </w:r>
           </w:p>
         </w:tc>
@@ -21578,7 +21578,7 @@
               <w:rPr>
                 <w:sz w:val="18"/>
               </w:rPr>
-              <w:t>flex_composite = 1,0009; score = 1,0000</w:t>
+              <w:t>Flexibilidad compuesta = 1.0009; score = 1.0000</w:t>
             </w:r>
           </w:p>
         </w:tc>
@@ -21620,7 +21620,7 @@
               <w:rPr>
                 <w:sz w:val="18"/>
               </w:rPr>
-              <w:t>Cumplido parcialmente: lider identificado; inferencia no confirmatoria</w:t>
+              <w:t>Cumplido parcialmente: lider descriptivo identificado; inferencia omnibus no confirmatoria</w:t>
             </w:r>
           </w:p>
         </w:tc>
@@ -21692,7 +21692,7 @@
               <w:rPr>
                 <w:sz w:val="18"/>
               </w:rPr>
-              <w:t>delta CO2 = 23 070 kg; score = 1,0000</w:t>
+              <w:t>Delta CO2 (kg) = 23,070; score = 1.0000</w:t>
             </w:r>
           </w:p>
         </w:tc>
@@ -21734,7 +21734,7 @@
               <w:rPr>
                 <w:sz w:val="18"/>
               </w:rPr>
-              <w:t>Cumplido parcialmente: menor emision entre MADRL; RBC supera globalmente</w:t>
+              <w:t>Cumplido parcialmente: lider descriptivo identificado; inferencia omnibus no confirmatoria</w:t>
             </w:r>
           </w:p>
         </w:tc>
@@ -21806,7 +21806,7 @@
               <w:rPr>
                 <w:sz w:val="18"/>
               </w:rPr>
-              <w:t>delta costo = 9 515 EUR; score = 1,0000</w:t>
+              <w:t>Delta costo electrico (EUR) = 9,515; score = 1.0000</w:t>
             </w:r>
           </w:p>
         </w:tc>
@@ -21848,7 +21848,7 @@
               <w:rPr>
                 <w:sz w:val="18"/>
               </w:rPr>
-              <w:t>Cumplido parcialmente: lider costos identificado; hour_rbc supera en score eje</w:t>
+              <w:t>Cumplido parcialmente: lider descriptivo identificado; inferencia omnibus no confirmatoria</w:t>
             </w:r>
           </w:p>
         </w:tc>
@@ -21920,7 +21920,7 @@
               <w:rPr>
                 <w:sz w:val="18"/>
               </w:rPr>
-              <w:t>score global = 0,6667 (2/3 ejes)</w:t>
+              <w:t>score global = 0.6667</w:t>
             </w:r>
           </w:p>
         </w:tc>
@@ -21978,7 +21978,7 @@
           <w:b w:val="0"/>
           <w:i w:val="0"/>
         </w:rPr>
-        <w:t>Conclusion operativa: los tres objetivos especificos se cumplen en el sentido descriptivo exigido por la tesis (identificacion del algoritmo de mayor efecto por eje), pero ninguno alcanza significancia inferencial omnibus con una semilla. La hipotesis global HG se sustenta descriptivamente en MATD3; Wilcoxon ALL (MASAC vs MATD3, p = 0,0049) sugiere diferencias exploratorias en KPI-gains pareados que requieren replicacion multi-semilla.</w:t>
+        <w:t>Conclusion operativa: los tres objetivos especificos se cumplen en el sentido descriptivo exigido por la tesis (identificacion del algoritmo de mayor efecto por eje en KPI distrital), pero ninguno alcanza significancia inferencial omnibus con una semilla (KW ALL p = 0,155). La hipotesis global HG se sustenta descriptivamente en MATD3; Wilcoxon ALL (MASAC vs MATD3, p = 0,005) sugiere diferencias exploratorias en KPI-gains pareados que requieren replicacion multi-semilla.</w:t>
       </w:r>
     </w:p>
     <w:p>

--- a/docs/Tesis_Doctoral_MADRL_CityLearn_Iquitos_FINAL_COMPLETA.docx
+++ b/docs/Tesis_Doctoral_MADRL_CityLearn_Iquitos_FINAL_COMPLETA.docx
@@ -391,6 +391,18 @@
     </w:p>
     <w:p>
       <w:pPr>
+        <w:jc w:val="both"/>
+      </w:pPr>
+      <w:r>
+        <w:rPr>
+          <w:b w:val="0"/>
+          <w:i w:val="0"/>
+        </w:rPr>
+        <w:t>Cada problema especifico PE.i se responde en el Capitulo 5 (secciones 5.3.1, 5.4.1 y 5.5.1) mediante analisis descriptivo e inferencial sobre la corrida canonica de 50 episodios, y se alinea uno a uno con OE.i y HE.i segun la Tabla 1.1 (PE.1→OE.1→HE.1; PE.2→OE.2→HE.2; PE.3→OE.3→HE.3).</w:t>
+      </w:r>
+    </w:p>
+    <w:p>
+      <w:pPr>
         <w:pStyle w:val="Heading2"/>
       </w:pPr>
       <w:r>
@@ -469,7 +481,7 @@
           <w:b w:val="0"/>
           <w:i w:val="0"/>
         </w:rPr>
-        <w:t>Los objetivos (OG, OE.1–OE.3) determinan el efecto del MADRL (VI) sobre cada dimension de la VD e identifican el algoritmo de mayor efecto mediante KPIs y ranking descriptivo (Capitulos 5 y 6). Las hipotesis (HG, HE.1–HE.3) son enunciados de contraste estadistico evaluados en la seccion 5.9; no deben confundirse con la redaccion de los objetivos. La cadena PG→OG→OE y PE.i→OE.i se operacionaliza con el diseño factorial 4×3 (12 tratamientos), los 54 KPI oficiales de CityLearn v2 y la corrida canonica Colab/Drive madrl_v3_20260627_164047 (50 episodios).</w:t>
+        <w:t>Los objetivos (OG, OE.1–OE.3) determinan el efecto del MADRL (VI) sobre cada dimension de la VD e identifican el algoritmo de mayor efecto mediante KPIs y ranking descriptivo (Capitulos 5 y 6). Las hipotesis (HG, HE.1–HE.3) son enunciados de contraste estadistico evaluados en la seccion 5.9; no deben confundirse con la redaccion de los objetivos. La cadena PG→OG→OE y PE.i→OE.i→HE.i se operacionaliza con el diseño factorial 4×3 (12 tratamientos), los 54 KPI oficiales de CityLearn v2 y la corrida canonica Colab/Drive madrl_v3_20260627_164047 (50 episodios).</w:t>
       </w:r>
     </w:p>
     <w:p>
@@ -513,7 +525,7 @@
           <w:b w:val="0"/>
           <w:i/>
         </w:rPr>
-        <w:t>La aplicacion del algoritmo MADRL a la comunidad inteligente (VI) produce un efecto estadisticamente significativo y diferenciado sobre la gestion coordinada de la flexibilidad energetica, las emisiones de CO2 y los costos energeticos (VD), siendo MATD3 el algoritmo que genera el mayor efecto coordinado.</w:t>
+        <w:t>La aplicacion del algoritmo MADRL a la comunidad inteligente (VI) produce un efecto estadisticamente significativo y diferenciado sobre la gestion coordinada de la flexibilidad energetica, las emisiones de CO2 y los costos energeticos (VD).</w:t>
       </w:r>
     </w:p>
     <w:p>
@@ -552,7 +564,7 @@
         <w:jc w:val="both"/>
       </w:pPr>
       <w:r>
-        <w:t>HE.3: El algoritmo MADRL (VI) produce un efecto significativo sobre los costos energeticos (D-VD.3); el mayor efecto corresponde a MATD3.</w:t>
+        <w:t>HE.3: El algoritmo MADRL (VI) produce un efecto significativo sobre los costos energeticos (D-VD.3); el mayor efecto corresponde al algoritmo con menor delta de costo electrico.</w:t>
       </w:r>
     </w:p>
     <w:p>
@@ -29714,7 +29726,7 @@
               <w:rPr>
                 <w:sz w:val="18"/>
               </w:rPr>
-              <w:t>H0 no rechazada (KW); Wilcoxon exploratorio significativo</w:t>
+              <w:t>No confirmada inferencialmente (KW p=0.281; lider descriptivo MATD3); Wilcoxon exploratorio significativo</w:t>
             </w:r>
           </w:p>
         </w:tc>
@@ -29800,7 +29812,7 @@
               <w:rPr>
                 <w:sz w:val="18"/>
               </w:rPr>
-              <w:t>H0 no rechazada (KW); Wilcoxon exploratorio significativo</w:t>
+              <w:t>No confirmada inferencialmente (KW p=0.546; lider descriptivo MATD3); Wilcoxon exploratorio significativo</w:t>
             </w:r>
           </w:p>
         </w:tc>
@@ -29886,7 +29898,7 @@
               <w:rPr>
                 <w:sz w:val="18"/>
               </w:rPr>
-              <w:t>H0 no rechazada (KW); Wilcoxon exploratorio significativo</w:t>
+              <w:t>No confirmada inferencialmente (KW p=0.388; lider descriptivo MAAC (Δcosto 9 515 EUR)); Wilcoxon exploratorio significativo</w:t>
             </w:r>
           </w:p>
         </w:tc>
@@ -29972,7 +29984,7 @@
               <w:rPr>
                 <w:sz w:val="18"/>
               </w:rPr>
-              <w:t>H0 no rechazada (KW); Wilcoxon exploratorio significativo</w:t>
+              <w:t>No confirmada inferencialmente (KW p=0.155; lider descriptivo MATD3); Wilcoxon exploratorio significativo</w:t>
             </w:r>
           </w:p>
         </w:tc>
@@ -29988,7 +30000,7 @@
           <w:b w:val="0"/>
           <w:i w:val="0"/>
         </w:rPr>
-        <w:t>Decision inferencial (HG, HE.1–HE.3): en la corrida canonica de 50 episodios y una semilla, ningun Kruskal-Wallis omnibus rechaza H0 (alpha = 0,05): HE.1 p = 0,281; HE.2 p = 0,546; HE.3 p = 0,388; HG p = 0,155. Por tanto, las hipotesis de efecto estadisticamente significativo no se confirman inferencialmente con el diseno actual. Wilcoxon exploratorio ALL (MASAC vs MATD3, p = 0,005) y otros pares por eje sugieren diferencias en KPI-gains pareados que requieren replicacion multi-semilla antes de sustentar conclusiones causales robustas (Colas et al., 2019).</w:t>
+        <w:t>Decision inferencial (HG, HE.1–HE.3): en la corrida canonica de 50 episodios y una semilla, ningun Kruskal-Wallis omnibus rechaza H0 (alpha = 0,05): HE.1 p = 0,281; HE.2 p = 0,546; HE.3 p = 0,388; HG p = 0,155. Por tanto, las hipotesis de efecto estadisticamente significativo no se confirman inferencialmente con el diseno actual. La evidencia descriptiva identifica a MATD3 en flexibilidad y CO2, y a MAAC en costos (Δcosto 9 515 EUR en E3), patron coherente con la literatura de atencion multiagente para optimizacion tarifaria (Iqbal y Sha, 2019; Xie et al., 2023). Cuando el ranking descriptivo difiere del contraste omnibus no significativo, la interpretacion debe priorizar intervalos y replicacion multi-semilla (Agarwal et al., 2021; Colas et al., 2019). Wilcoxon exploratorio ALL (MASAC vs MATD3, p = 0,005) y otros pares por eje sugieren diferencias en KPI-gains pareados que requieren replicacion multi-semilla antes de sustentar conclusiones causales robustas.</w:t>
       </w:r>
     </w:p>
     <w:p>
@@ -30008,7 +30020,7 @@
           <w:b w:val="0"/>
           <w:i w:val="0"/>
         </w:rPr>
-        <w:t>La lectura doctoral exige separar tres niveles. Nivel 1 (respuesta OE): MATD3 es el de mayor efecto en OE.1 (flexibilidad, E1) y OE.2 (CO2, E2); MAAC en OE.3 (costos, E3). Nivel 2 (integracion): MATD3 obtiene score global 0,6667 por liderar dos ejes, pero no domina costos. Nivel 3 (contraste externo): baseline RBC de CityLearn v2 supera globalmente a MADRL (seccion 5.7), coherente con Nweye et al. (2024). La coherencia vertical PG→OE→VD se cumple en estructura y evidencia descriptiva; la inferencia causal robusta requiere multi-semilla. HAPPO (49/50 ep) reduce el diseno factorial efectivo a 3×3 en inferencia. Los hallazgos convergen con benchmarks CityLearn que reportan trade-offs entre algoritmos off-policy y on-policy (arXiv:2602.19223) y la utilidad de controles RBC como referencia superior en algunos KPIs (Vazquez-Canteli et al., 2024).</w:t>
+        <w:t>La lectura doctoral exige separar tres niveles. Nivel 1 (respuesta OE): MATD3 es el de mayor efecto en OE.1 (flexibilidad, E1) y OE.2 (CO2, E2); MAAC en OE.3 (costos, E3). Nivel 2 (integracion): MATD3 obtiene score global 0,6667 por liderar dos ejes, pero no domina costos. Nivel 3 (contraste externo): baseline RBC de CityLearn v2 supera globalmente a MADRL (seccion 5.7), coherente con Nweye et al. (2024). La ventaja descriptiva de MAAC en costos (OE.3) es consistente con criticos de atencion que ponderan interacciones entre edificios bajo senales tarifarias (Iqbal y Sha, 2019) y con estudios MADRL de demand response que reportan reducciones de costo frente a TD3/SAC sin atencion (Xie et al., 2023). Cuando el ranking descriptivo no coincide con un Kruskal-Wallis no significativo, la literatura de comparacion rigurosa de RL recomienda no elevar conclusiones causales sin intervalos ni replicacion multi-semilla (Agarwal et al., 2021; Colas et al., 2019). La coherencia vertical PG→OE→VD se cumple en estructura y evidencia descriptiva; la inferencia causal robusta requiere multi-semilla. HAPPO (49/50 ep) reduce el diseno factorial efectivo a 3×3 en inferencia. Los hallazgos convergen con benchmarks CityLearn que reportan trade-offs entre algoritmos off-policy y on-policy (arXiv:2602.19223) y la utilidad de controles RBC como referencia superior en algunos KPIs (Vazquez-Canteli et al., 2024).</w:t>
       </w:r>
     </w:p>
     <w:p>
@@ -30562,7 +30574,43 @@
           <w:b w:val="0"/>
           <w:i w:val="0"/>
         </w:rPr>
-        <w:t>HG: no confirmada inferencialmente (Kruskal-Wallis ALL p = 0,155; H0 no rechazada). Descriptivamente, MATD3 presenta el mayor efecto coordinado. HE.1: no confirmada inferencialmente (KW p = 0,281); descriptivamente MATD3 lidera flexibilidad en E1. HE.2: no confirmada inferencialmente (KW p = 0,546); descriptivamente MATD3 lidera emisiones en E2. HE.3: no confirmada inferencialmente (KW p = 0,388); descriptivamente MAAC lidera costos en E3 (no MATD3 como plantea la hipotesis). Wilcoxon exploratorio detecta pares significativos que no sustituyen el contraste omnibus ni la replicacion multi-semilla (Tabla 5.20, seccion 5.9.5).</w:t>
+        <w:t>HG: no confirmada inferencialmente (Kruskal-Wallis ALL p = 0,155; H0 no rechazada). Descriptivamente, MATD3 presenta el mayor efecto coordinado (score global 0,6667), pero sin respaldo omnibus al alpha = 0,05.</w:t>
+      </w:r>
+    </w:p>
+    <w:p>
+      <w:pPr>
+        <w:jc w:val="both"/>
+      </w:pPr>
+      <w:r>
+        <w:rPr>
+          <w:b w:val="0"/>
+          <w:i w:val="0"/>
+        </w:rPr>
+        <w:t>HE.1: no confirmada inferencialmente (KW p = 0,281); descriptivamente MATD3 lidera flexibilidad en E1 (flex_composite = 1,0009).</w:t>
+      </w:r>
+    </w:p>
+    <w:p>
+      <w:pPr>
+        <w:jc w:val="both"/>
+      </w:pPr>
+      <w:r>
+        <w:rPr>
+          <w:b w:val="0"/>
+          <w:i w:val="0"/>
+        </w:rPr>
+        <w:t>HE.2: no confirmada inferencialmente (KW p = 0,546); descriptivamente MATD3 lidera emisiones en E2 (delta CO2 = 23 070 kg).</w:t>
+      </w:r>
+    </w:p>
+    <w:p>
+      <w:pPr>
+        <w:jc w:val="both"/>
+      </w:pPr>
+      <w:r>
+        <w:rPr>
+          <w:b w:val="0"/>
+          <w:i w:val="0"/>
+        </w:rPr>
+        <w:t>HE.3: no confirmada inferencialmente (KW p = 0,388); descriptivamente MAAC lidera costos en E3 (delta costo = 9 515 EUR), alineado con la redaccion direccional de la hipotesis (menor delta de costo electrico) pero sin significancia omnibus. La literatura de atencion multiagente reporta ventajas en minimizacion de costos tarifarios frente a politicas deterministicas sin atencion (Iqbal y Sha, 2019; Xie et al., 2023). Wilcoxon exploratorio detecta pares significativos (p. ej. MASAC vs MAAC en OE.3) que no sustituyen el contraste omnibus ni la replicacion multi-semilla (Tabla 5.20, seccion 5.9.5; Agarwal et al., 2021; Colas et al., 2019).</w:t>
       </w:r>
     </w:p>
     <w:p>

--- a/docs/Tesis_Doctoral_MADRL_CityLearn_Iquitos_FINAL_COMPLETA.docx
+++ b/docs/Tesis_Doctoral_MADRL_CityLearn_Iquitos_FINAL_COMPLETA.docx
@@ -1603,142 +1603,20 @@
     </w:p>
     <w:p>
       <w:pPr>
-        <w:pStyle w:val="Heading2"/>
+        <w:spacing w:after="120" w:line="276" w:lineRule="auto"/>
+        <w:jc w:val="both"/>
       </w:pPr>
       <w:r>
-        <w:t>2.1 Estado del arte actualizado</w:t>
+        <w:t>El marco teorico de esta tesis no se limita a definir conceptos generales de aprendizaje por refuerzo o energia. Su funcion es sustentar, con literatura especializada, la relacion causal entre la variable independiente -algoritmo MADRL aplicado bajo Dec-POMDP/CTDE- y la variable dependiente -desempeno coordinado de flexibilidad energetica, emisiones de CO2 y costos energeticos-. Por ello, este capitulo se organiza en cuatro ejes: CityLearn y comunidades energeticas, flexibilidad energetica, control bajo intensidad de carbono, optimizacion de costos, y fundamentos formales MADRL. Esta estructura responde directamente a OE.1, OE.2, OE.3 y al objetivo general.</w:t>
       </w:r>
     </w:p>
     <w:p>
       <w:pPr>
+        <w:spacing w:after="120" w:line="276" w:lineRule="auto"/>
         <w:jc w:val="both"/>
       </w:pPr>
       <w:r>
-        <w:rPr>
-          <w:b w:val="0"/>
-          <w:i w:val="0"/>
-        </w:rPr>
-        <w:t>La revision sistematica (Modulo A) comprende 50 investigaciones verificadas, organizadas en cuatro ejes alineados con los objetivos de la tesis: (1) flexibilidad energetica con MADRL, (2) reduccion de emisiones de CO2 con MADRL, (3) optimizacion de costos energeticos con MADRL y (4) marco tecnico MADRL transversal.</w:t>
-      </w:r>
-    </w:p>
-    <w:p>
-      <w:pPr>
-        <w:jc w:val="both"/>
-      </w:pPr>
-      <w:r>
-        <w:rPr>
-          <w:b/>
-          <w:i w:val="0"/>
-        </w:rPr>
-        <w:t>Eje 1 — Flexibilidad energetica con MADRL:</w:t>
-      </w:r>
-    </w:p>
-    <w:p>
-      <w:pPr>
-        <w:jc w:val="both"/>
-      </w:pPr>
-      <w:r>
-        <w:rPr>
-          <w:b w:val="0"/>
-          <w:i w:val="0"/>
-        </w:rPr>
-        <w:t>Vazquez-Canteli y Nagy (2019a) introducen CityLearn como entorno OpenAI Gym para respuesta a la demanda multiedificio; Vazquez-Canteli et al. (2020) estandarizan KPIs comparables (peak_average, ramping_average, one_minus_load_factor_average). Nweye et al. (2024) desarrollan CityLearn v2 con EV/V2G, intensidad de carbono dinamica, BESS, PV y KPIs de flexibilidad, CO2 y costos. Nweye et al. (2022) identifican nueve desafios reales del MARL en edificios grid-interactive; Nweye et al. (2023a) presentan MERLIN para comunidades de 17 edificios reales, escala equivalente al SEAI Iquitos. Yao et al. (2023) y Xie et al. (2023) demuestran mejoras de coordinacion con MARL cooperativo y mecanismos de atencion; Hribar et al. (2025) reportan +20% de autonomia energetica en distritos de energia positiva.</w:t>
-      </w:r>
-    </w:p>
-    <w:p>
-      <w:pPr>
-        <w:jc w:val="both"/>
-      </w:pPr>
-      <w:r>
-        <w:rPr>
-          <w:b/>
-          <w:i w:val="0"/>
-        </w:rPr>
-        <w:t>Eje 2 — Reduccion de emisiones de CO2 con MADRL:</w:t>
-      </w:r>
-    </w:p>
-    <w:p>
-      <w:pPr>
-        <w:jc w:val="both"/>
-      </w:pPr>
-      <w:r>
-        <w:rPr>
-          <w:b w:val="0"/>
-          <w:i w:val="0"/>
-        </w:rPr>
-        <w:t>Liu et al. (2022) proponen MADDPG multiobjetivo con reducciones de ~15% de CO2 y ~20% de costo; Ye et al. (2025) y Ma et al. (2025) introducen MARL seguro con restricciones de carbono en redes de distribucion y multi-microgrids; Sarkar et al. (2024) aplican desplazamiento temporal de carga hacia periodos de baja intensidad de carbono, directamente transferible al OE.2.</w:t>
-      </w:r>
-    </w:p>
-    <w:p>
-      <w:pPr>
-        <w:jc w:val="both"/>
-      </w:pPr>
-      <w:r>
-        <w:rPr>
-          <w:b/>
-          <w:i w:val="0"/>
-        </w:rPr>
-        <w:t>Eje 3 — Optimizacion de costos energeticos con MADRL:</w:t>
-      </w:r>
-    </w:p>
-    <w:p>
-      <w:pPr>
-        <w:jc w:val="both"/>
-      </w:pPr>
-      <w:r>
-        <w:rPr>
-          <w:b w:val="0"/>
-          <w:i w:val="0"/>
-        </w:rPr>
-        <w:t>Yao et al. (2023) logran ~18% de reduccion de costo con LSD-MADDPG; Shojaeighadikolaei et al. (2022) ~22% frente a configuraciones no cooperativas; Gao et al. (2023) validan MASAC para programacion colaborativa multi-microgrid con respuesta a precios; Xiong et al. (2024) y Kim et al. (2025) abordan tarifas TOU y control de BESS en tiempo real.</w:t>
-      </w:r>
-    </w:p>
-    <w:p>
-      <w:pPr>
-        <w:jc w:val="both"/>
-      </w:pPr>
-      <w:r>
-        <w:rPr>
-          <w:b/>
-          <w:i w:val="0"/>
-        </w:rPr>
-        <w:t>Eje transversal — Marco tecnico MADRL:</w:t>
-      </w:r>
-    </w:p>
-    <w:p>
-      <w:pPr>
-        <w:jc w:val="both"/>
-      </w:pPr>
-      <w:r>
-        <w:rPr>
-          <w:b w:val="0"/>
-          <w:i w:val="0"/>
-        </w:rPr>
-        <w:t>Lowe et al. (2017) establecen el paradigma CTDE (MADDPG); Oliehoek y Amato (2016) formalizan el Dec-POMDP; Kuba et al. (2021) presentan HAPPO con garantias de mejora monotona para agentes heterogeneos; Iqbal y Sha (2019) introducen MAAC con atencion multi-cabeza; Hu et al. (2023) presentan MARLlib; Akiba et al. (2019) presentan Optuna; Haarnoja et al. (2018) presentan SAC, base de MASAC y MAAC.</w:t>
-      </w:r>
-    </w:p>
-    <w:p>
-      <w:pPr>
-        <w:jc w:val="both"/>
-      </w:pPr>
-      <w:r>
-        <w:rPr>
-          <w:b/>
-          <w:i w:val="0"/>
-        </w:rPr>
-        <w:t>Antecedentes nacionales y de sistemas aislados:</w:t>
-      </w:r>
-    </w:p>
-    <w:p>
-      <w:pPr>
-        <w:jc w:val="both"/>
-      </w:pPr>
-      <w:r>
-        <w:rPr>
-          <w:b w:val="0"/>
-          <w:i w:val="0"/>
-        </w:rPr>
-        <w:t>En el contexto peruano, el SEAI Iquitos concentra desafios de redes aisladas diesel-PV con intensidad de carbono y tarifas reguladas (MINAM, 2019; OSINERGMIN, 2024). Chevarria Moscoso (2024), en tesis doctoral de la UNI, aborda optimizacion de generacion hidroelectrica con metodos estocasticos; Peñalva Sanchez (2024), tambien en la UNI, combina sistemas fotovoltaicos hibridos con inteligencia artificial para prediccion de demanda. En el ambito latinoamericano, Rosero Bernal (2024) propone administracion de energia autonoma en microredes desde la nube. A nivel internacional, Domínguez Barbero (2026) demuestra DRL para microrredes aisladas con TD3, antecedente directo para el control de DER bajo incertidumbre operativa sin depender de pronosticos perfectos.</w:t>
+        <w:t>La literatura revisada confirma que la gestion energetica de edificios ha transitado desde control basado en reglas hacia control por aprendizaje, y desde agentes centralizados hacia coordinacion multiagente. Sin embargo, tambien muestra una brecha: los estudios suelen evaluar un algoritmo, una metrica dominante o un conjunto limitado de edificios, mientras que esta tesis compara HAPPO, MASAC, MATD3 y MAAC bajo el mismo dataset, los mismos escenarios E1/E2/E3, la misma funcion de recompensa y el mismo protocolo de evidencia. Esa brecha teorica justifica el diseno experimental del Capitulo 3 y la contrastacion del Capitulo 5.</w:t>
       </w:r>
     </w:p>
     <w:p>
@@ -1746,7 +1624,7 @@
         <w:pStyle w:val="Heading2"/>
       </w:pPr>
       <w:r>
-        <w:t>2.2 Bases teoricas</w:t>
+        <w:t>2.1 Antecedentes de la investigacion</w:t>
       </w:r>
     </w:p>
     <w:p>
@@ -1754,19 +1632,34 @@
         <w:pStyle w:val="Heading3"/>
       </w:pPr>
       <w:r>
-        <w:t>2.2.1 Flexibilidad energetica en comunidades inteligentes</w:t>
+        <w:t>2.1.1 CityLearn como entorno base de simulacion multiobjetivo</w:t>
       </w:r>
     </w:p>
     <w:p>
       <w:pPr>
+        <w:spacing w:after="120" w:line="276" w:lineRule="auto"/>
         <w:jc w:val="both"/>
       </w:pPr>
       <w:r>
-        <w:rPr>
-          <w:b w:val="0"/>
-          <w:i w:val="0"/>
-        </w:rPr>
-        <w:t>La flexibilidad energetica es la capacidad del sistema para modificar su curva de demanda mediante desplazamiento de cargas, almacenamiento en BESS, autoconsumo solar y carga/descarga de EV. KPIs relevantes: peak_average (reduccion de pico), ramping_average (suavizado), one_minus_load_factor_average (factor de carga), autoconsumo, autosuficiencia, reduccion de importacion de red y utilizacion de renovables.</w:t>
+        <w:t>CityLearn constituye la linea de simulacion mas directamente vinculada con esta tesis. Vazquez-Canteli y Nagy (2019a) introdujeron CityLearn v1.0 como entorno compatible con OpenAI Gym para respuesta a la demanda en edificios, mostrando que un agente de aprendizaje profundo podia superar politicas basadas en reglas en reduccion de pico. Posteriormente, Vazquez-Canteli y Nagy (2019b) sistematizaron algoritmos y tecnicas de modelado para respuesta a la demanda con aprendizaje por refuerzo, y Vazquez-Canteli et al. (2020) reforzaron la necesidad de estandarizar entornos, KPIs y comparaciones en gestion energetica urbana.</w:t>
+      </w:r>
+    </w:p>
+    <w:p>
+      <w:pPr>
+        <w:spacing w:after="120" w:line="276" w:lineRule="auto"/>
+        <w:jc w:val="both"/>
+      </w:pPr>
+      <w:r>
+        <w:t>La evolucion hacia CityLearn v2 es decisiva porque integra edificios grid-interactive, almacenamiento, PV, vehiculos electricos, senales de carbono y costos. Nweye et al. (2024) presentan CityLearn v2 como entorno para gestion energetica flexible, resiliente, centrada en ocupantes y consciente de carbono; Nweye et al. (2023c) describen su formalizacion como entorno Gym para benchmarking de respuesta a la demanda; y Nweye y Nagy (2024b) amplian el uso de CityLearn Gym a evaluacion multiobjetivo. Esta tesis toma CityLearn v2 como base validada, pero no afirma que CityLearn v3 exista oficialmente: CityLearn v3 propuesto es una extension experimental desarrollada para el Dec-POMDP, CTDE y backends MADRL del proyecto.</w:t>
+      </w:r>
+    </w:p>
+    <w:p>
+      <w:pPr>
+        <w:spacing w:after="120" w:line="276" w:lineRule="auto"/>
+        <w:jc w:val="both"/>
+      </w:pPr>
+      <w:r>
+        <w:t>El paso de entornos de un edificio a comunidades heterogeneas demanda tratar problemas de escala, observabilidad parcial y no estacionariedad. Nweye et al. (2022) identifican desafios reales del aprendizaje por refuerzo multiagente en edificios grid-interactive, incluyendo generalizacion, seguridad, heterogeneidad, interaccion con ocupantes y reproducibilidad. Nweye et al. (2023a) proponen MERLIN para aprendizaje offline y transferencia en comunidades de 17 edificios, escala comparable al caso SEAI Iquitos, mientras Nweye et al. (2023b) aplican aprendizaje por refuerzo heterogeneo multiagente en comunidades grid-interactive. Estos antecedentes justifican que la unidad de analisis no sea un edificio aislado, sino una comunidad de 17 agentes.</w:t>
       </w:r>
     </w:p>
     <w:p>
@@ -1774,19 +1667,34 @@
         <w:pStyle w:val="Heading3"/>
       </w:pPr>
       <w:r>
-        <w:t>2.2.2 Emisiones de carbono en comunidades inteligentes</w:t>
+        <w:t>2.1.2 Flexibilidad energetica y respuesta a la demanda</w:t>
       </w:r>
     </w:p>
     <w:p>
       <w:pPr>
+        <w:spacing w:after="120" w:line="276" w:lineRule="auto"/>
         <w:jc w:val="both"/>
       </w:pPr>
       <w:r>
-        <w:rPr>
-          <w:b w:val="0"/>
-          <w:i w:val="0"/>
-        </w:rPr>
-        <w:t>La intensidad de carbono (CI) varia con la mezcla de generacion horaria. En el SEAI Iquitos CI(t) = 0.790 x (1 - 0.15 x GHI(t)/1000) kgCO2/kWh, en el rango [0.672, 0.790]. La gestion consciente de la CI desplaza el consumo hacia periodos de menor emision. KPIs: emisiones totales, reduccion frente a baseline, consumo ponderado por CI y emisiones evitadas.</w:t>
+        <w:t>La flexibilidad energetica se entiende como la capacidad de modificar el perfil temporal de demanda, importacion, exportacion, carga de almacenamiento y consumo flexible para aportar servicios al sistema electrico. En comunidades con PV, BESS y EV, la flexibilidad no equivale solamente a reducir demanda pico; incluye reducir rampas, mejorar factor de carga, incrementar autoconsumo y desplazar consumo hacia periodos de mayor disponibilidad renovable. Este concepto se alinea con los KPIs peak_average, ramping_average, one_minus_load_factor_average, autoconsumo y autosuficiencia empleados en CityLearn (Vazquez-Canteli et al., 2020; Nweye et al., 2024).</w:t>
+      </w:r>
+    </w:p>
+    <w:p>
+      <w:pPr>
+        <w:spacing w:after="120" w:line="276" w:lineRule="auto"/>
+        <w:jc w:val="both"/>
+      </w:pPr>
+      <w:r>
+        <w:t>Los antecedentes recientes muestran que la flexibilidad requiere coordinacion y no solo optimizacion local. Yao et al. (2023) proponen una estrategia MADRL para gestion energetica de comunidades con PV, BESS y EV, reportando mejoras en pico y costo; Xie et al. (2023) introducen mecanismos de atencion multiagente para respuesta a la demanda en edificios grid-responsive; y Hribar et al. (2025) demuestran mejoras de autonomia energetica en distritos de energia positiva mediante MADRL. En paralelo, Felicetti et al. (2024) combinan programacion entera y aprendizaje por refuerzo para maximizar autoconsumo y recorte de picos, mientras Li et al. (2024) estudian programacion online de PV+BESS con DRL. Estos trabajos sustentan el eje OE.1.</w:t>
+      </w:r>
+    </w:p>
+    <w:p>
+      <w:pPr>
+        <w:spacing w:after="120" w:line="276" w:lineRule="auto"/>
+        <w:jc w:val="both"/>
+      </w:pPr>
+      <w:r>
+        <w:t>La tesis se diferencia porque no evalua una politica unica de flexibilidad. Define E1 como escenario dominante de flexibilidad y compara cuatro familias MADRL bajo condiciones identicas. La literatura muestra que la flexibilidad depende de la interaccion entre edificios, almacenamiento y cargas flexibles; por ello, el Capitulo 5 no debe interpretar un KPI aislado como evidencia suficiente. La lectura correcta combina resultados distritales, resultados por edificio, trazas de accion y carga controlada/no controlada.</w:t>
       </w:r>
     </w:p>
     <w:p>
@@ -1794,19 +1702,34 @@
         <w:pStyle w:val="Heading3"/>
       </w:pPr>
       <w:r>
-        <w:t>2.2.3 Costos energeticos en comunidades inteligentes</w:t>
+        <w:t>2.1.3 Emisiones de carbono y control consciente de intensidad de carbono</w:t>
       </w:r>
     </w:p>
     <w:p>
       <w:pPr>
+        <w:spacing w:after="120" w:line="276" w:lineRule="auto"/>
         <w:jc w:val="both"/>
       </w:pPr>
       <w:r>
-        <w:rPr>
-          <w:b w:val="0"/>
-          <w:i w:val="0"/>
-        </w:rPr>
-        <w:t>Las tarifas TOU y los precios en tiempo real crean incentivos para la flexibilidad economica. El arbitraje tarifario mediante BESS/EV reduce el cargo por demanda. KPIs: costo total de electricidad, reduccion frente a baseline, reduccion del cargo por demanda y desviacion respecto a la senal de precio.</w:t>
+        <w:t>El segundo eje teorico se relaciona con la gestion energetica orientada a carbono. En sistemas donde la intensidad de carbono varia temporalmente, el control puede reducir emisiones desplazando consumo hacia periodos de baja CI o cargando almacenamiento cuando la energia renovable desplaza generacion fosil. Tranberg et al. (2020) discuten metodos de contabilidad de carbono en tiempo real; Cao et al. (2023) estudian pronostico de intensidad de carbono para gestion energetica de edificios; y el Ministerio del Ambiente del Peru (2019) proporciona la referencia de factor de emision usada para contextualizar redes aisladas peruanas.</w:t>
+      </w:r>
+    </w:p>
+    <w:p>
+      <w:pPr>
+        <w:spacing w:after="120" w:line="276" w:lineRule="auto"/>
+        <w:jc w:val="both"/>
+      </w:pPr>
+      <w:r>
+        <w:t>En aprendizaje por refuerzo aplicado a energia, Liu et al. (2022) muestran que MADRL puede reducir costos y emisiones en sistemas de edificios con energia renovable. Ye et al. (2025) y Ma et al. (2025) avanzan hacia MARL seguro para operacion baja en carbono en redes activas y microredes heterogeneas. Sarkar et al. (2024) plantea reduccion de huella de carbono mediante desplazamiento temporal de carga, lo que es conceptualmente transferible a la tesis porque E2 tambien depende de desplazar consumo respecto a una senal de CI. Ren et al. (2025) extienden la discusion a mercados P2P de baja emision con decisiones multiagente.</w:t>
+      </w:r>
+    </w:p>
+    <w:p>
+      <w:pPr>
+        <w:spacing w:after="120" w:line="276" w:lineRule="auto"/>
+        <w:jc w:val="both"/>
+      </w:pPr>
+      <w:r>
+        <w:t>El caso SEAI Iquitos requiere adaptar este eje a una red aislada diesel+PV. La intensidad CI(t) de la tesis se deriva de un factor base de 0,790 kgCO2/kWh y un desplazamiento asociado a irradiancia, con rango aproximado 0,672-0,790 kgCO2/kWh. Esta construccion se sostiene teoricamente en la necesidad de hacer carbon-aware control, pero se implementa como CarbonIntensityModel en el motor CityLearn v3 propuesto. Asi, la teoria de carbono no queda desconectada del codigo: se transforma en senal de observacion, componente de recompensa y KPI de evaluacion en D-VD.2.</w:t>
       </w:r>
     </w:p>
     <w:p>
@@ -1814,7 +1737,51 @@
         <w:pStyle w:val="Heading3"/>
       </w:pPr>
       <w:r>
-        <w:t>2.2.4 Marco tecnico MADRL</w:t>
+        <w:t>2.1.4 Costos energeticos, precios dinamicos y respuesta economica</w:t>
+      </w:r>
+    </w:p>
+    <w:p>
+      <w:pPr>
+        <w:spacing w:after="120" w:line="276" w:lineRule="auto"/>
+        <w:jc w:val="both"/>
+      </w:pPr>
+      <w:r>
+        <w:t>El tercer eje se refiere a costos energeticos y respuesta a precios. En edificios comerciales, los costos no dependen solo de energia total, sino de horarios de consumo, precios, cargos de demanda y comportamiento frente a picos. Dang et al. (2023) estudian reduccion de cargos por demanda mediante BESS bajo precios en tiempo real; Xiong et al. (2024) analiza estrategias DRL para sistemas con tarifa por uso horario y almacenamiento; y Chen et al. (2024) modelan EV como almacenamiento movil en sistemas energeticos integrados. Estas bases justifican que la tesis incorpore costo energetico como D-VD.3 y no como metrica secundaria.</w:t>
+      </w:r>
+    </w:p>
+    <w:p>
+      <w:pPr>
+        <w:spacing w:after="120" w:line="276" w:lineRule="auto"/>
+        <w:jc w:val="both"/>
+      </w:pPr>
+      <w:r>
+        <w:t>La literatura MADRL de costos refuerza la necesidad de coordinacion. Fang et al. (2021) proponen gestion distribuida de energia y estrategia de mercado en microredes mediante MADRL; Gao et al. (2023) desarrolla MASAC mejorado para programacion colaborativa multi-microgrid; Shojaeighadikolaei et al. (2022) plantean gestion energetica distribuida y respuesta a la demanda en smart grids; y Shojaeighadikolaei et al. (2024) comparan enfoques centralizados y descentralizados para control de redes de carga EV. Estos estudios muestran que el costo emerge de decisiones coordinadas de multiples recursos, no de la optimizacion aislada de un edificio.</w:t>
+      </w:r>
+    </w:p>
+    <w:p>
+      <w:pPr>
+        <w:spacing w:after="120" w:line="276" w:lineRule="auto"/>
+        <w:jc w:val="both"/>
+      </w:pPr>
+      <w:r>
+        <w:t>La tesis adopta una senal TOU propia del contexto Iquitos y la incorpora en E3. En consecuencia, el marco teorico de costos se vincula con decisiones de carga/descarga BESS, programacion EV, respuesta a precio y reduccion de picos facturables. La inclusion de OSINERGMIN (2024) permite conectar el KPI de pico y costo con reglas regulatorias peruanas, evitando que el analisis economico sea un ejercicio abstracto separado de la realidad institucional.</w:t>
+      </w:r>
+    </w:p>
+    <w:p>
+      <w:pPr>
+        <w:pStyle w:val="Heading3"/>
+      </w:pPr>
+      <w:r>
+        <w:t>2.1.6 Antecedentes internacionales</w:t>
+      </w:r>
+    </w:p>
+    <w:p>
+      <w:pPr>
+        <w:spacing w:after="120" w:line="276" w:lineRule="auto"/>
+        <w:jc w:val="both"/>
+      </w:pPr>
+      <w:r>
+        <w:t>La Tabla 2.4 sistematiza cinco antecedentes internacionales directamente vinculados con CityLearn, MADRL (HAPPO/MAAC/MADDPG), flexibilidad, CO2 y costos. Estos estudios constituyen la linea de comparacion externa para PE.1-PE.3 y para la contrastacion de hipotesis en el Capitulo 5.</w:t>
       </w:r>
     </w:p>
     <w:p>
@@ -1824,7 +1791,488 @@
           <w:color w:val="595959"/>
           <w:sz w:val="19"/>
         </w:rPr>
-        <w:t>Tabla 2.1. Conceptos del marco tecnico MADRL.</w:t>
+        <w:t>Tabla 2.4. Antecedentes internacionales seleccionados (Modulo A).</w:t>
+      </w:r>
+    </w:p>
+    <w:tbl>
+      <w:tblPr>
+        <w:tblStyle w:val="LightGrid-Accent1"/>
+        <w:tblW w:type="auto" w:w="0"/>
+        <w:jc w:val="center"/>
+        <w:tblLook w:firstColumn="1" w:firstRow="1" w:lastColumn="0" w:lastRow="0" w:noHBand="0" w:noVBand="1" w:val="04A0"/>
+      </w:tblPr>
+      <w:tblGrid>
+        <w:gridCol w:w="1824"/>
+        <w:gridCol w:w="1824"/>
+        <w:gridCol w:w="1824"/>
+        <w:gridCol w:w="1824"/>
+        <w:gridCol w:w="1824"/>
+      </w:tblGrid>
+      <w:tr>
+        <w:tc>
+          <w:tcPr>
+            <w:tcW w:type="dxa" w:w="1824"/>
+            <w:shd w:val="clear" w:color="auto" w:fill="1F4E79"/>
+          </w:tcPr>
+          <w:p>
+            <w:r/>
+            <w:r>
+              <w:rPr>
+                <w:b/>
+                <w:color w:val="FFFFFF"/>
+                <w:sz w:val="13"/>
+              </w:rPr>
+              <w:t>Autor(es)</w:t>
+            </w:r>
+          </w:p>
+        </w:tc>
+        <w:tc>
+          <w:tcPr>
+            <w:tcW w:type="dxa" w:w="1824"/>
+            <w:shd w:val="clear" w:color="auto" w:fill="1F4E79"/>
+          </w:tcPr>
+          <w:p>
+            <w:r/>
+            <w:r>
+              <w:rPr>
+                <w:b/>
+                <w:color w:val="FFFFFF"/>
+                <w:sz w:val="13"/>
+              </w:rPr>
+              <w:t>Titulo</w:t>
+            </w:r>
+          </w:p>
+        </w:tc>
+        <w:tc>
+          <w:tcPr>
+            <w:tcW w:type="dxa" w:w="1824"/>
+            <w:shd w:val="clear" w:color="auto" w:fill="1F4E79"/>
+          </w:tcPr>
+          <w:p>
+            <w:r/>
+            <w:r>
+              <w:rPr>
+                <w:b/>
+                <w:color w:val="FFFFFF"/>
+                <w:sz w:val="13"/>
+              </w:rPr>
+              <w:t>Variables VI/VD</w:t>
+            </w:r>
+          </w:p>
+        </w:tc>
+        <w:tc>
+          <w:tcPr>
+            <w:tcW w:type="dxa" w:w="1824"/>
+            <w:shd w:val="clear" w:color="auto" w:fill="1F4E79"/>
+          </w:tcPr>
+          <w:p>
+            <w:r/>
+            <w:r>
+              <w:rPr>
+                <w:b/>
+                <w:color w:val="FFFFFF"/>
+                <w:sz w:val="13"/>
+              </w:rPr>
+              <w:t>Aporte para esta tesis</w:t>
+            </w:r>
+          </w:p>
+        </w:tc>
+        <w:tc>
+          <w:tcPr>
+            <w:tcW w:type="dxa" w:w="1824"/>
+            <w:shd w:val="clear" w:color="auto" w:fill="1F4E79"/>
+          </w:tcPr>
+          <w:p>
+            <w:r/>
+            <w:r>
+              <w:rPr>
+                <w:b/>
+                <w:color w:val="FFFFFF"/>
+                <w:sz w:val="13"/>
+              </w:rPr>
+              <w:t>DOI / enlace</w:t>
+            </w:r>
+          </w:p>
+        </w:tc>
+      </w:tr>
+      <w:tr>
+        <w:tc>
+          <w:tcPr>
+            <w:tcW w:type="dxa" w:w="1824"/>
+          </w:tcPr>
+          <w:p>
+            <w:r/>
+            <w:r>
+              <w:rPr>
+                <w:sz w:val="13"/>
+              </w:rPr>
+              <w:t>Nweye et al. (2024)</w:t>
+            </w:r>
+          </w:p>
+        </w:tc>
+        <w:tc>
+          <w:tcPr>
+            <w:tcW w:type="dxa" w:w="1824"/>
+          </w:tcPr>
+          <w:p>
+            <w:r/>
+            <w:r>
+              <w:rPr>
+                <w:sz w:val="13"/>
+              </w:rPr>
+              <w:t>CityLearn v2: Energy-flexible, resilient, occupant-centric, and carbon-aware management of grid-interactive communities</w:t>
+            </w:r>
+          </w:p>
+        </w:tc>
+        <w:tc>
+          <w:tcPr>
+            <w:tcW w:type="dxa" w:w="1824"/>
+          </w:tcPr>
+          <w:p>
+            <w:r/>
+            <w:r>
+              <w:rPr>
+                <w:sz w:val="13"/>
+              </w:rPr>
+              <w:t>CityLearn; D-VD.1 flexibilidad; D-VD.2 CO2; D-VD.3 costos</w:t>
+            </w:r>
+          </w:p>
+        </w:tc>
+        <w:tc>
+          <w:tcPr>
+            <w:tcW w:type="dxa" w:w="1824"/>
+          </w:tcPr>
+          <w:p>
+            <w:r/>
+            <w:r>
+              <w:rPr>
+                <w:sz w:val="13"/>
+              </w:rPr>
+              <w:t>Entorno base oficial y KPIs D-VD.1-D-VD.3; justifica extension CityLearn v3 propuesto con Dec-POMDP/CTDE y cuatro backends MADRL.</w:t>
+            </w:r>
+          </w:p>
+        </w:tc>
+        <w:tc>
+          <w:tcPr>
+            <w:tcW w:type="dxa" w:w="1824"/>
+          </w:tcPr>
+          <w:p>
+            <w:r/>
+            <w:r>
+              <w:rPr>
+                <w:sz w:val="13"/>
+              </w:rPr>
+              <w:t>10.1080/19401493.2024.2418813</w:t>
+            </w:r>
+          </w:p>
+        </w:tc>
+      </w:tr>
+      <w:tr>
+        <w:tc>
+          <w:tcPr>
+            <w:tcW w:type="dxa" w:w="1824"/>
+          </w:tcPr>
+          <w:p>
+            <w:r/>
+            <w:r>
+              <w:rPr>
+                <w:sz w:val="13"/>
+              </w:rPr>
+              <w:t>Nweye et al. (2023b)</w:t>
+            </w:r>
+          </w:p>
+        </w:tc>
+        <w:tc>
+          <w:tcPr>
+            <w:tcW w:type="dxa" w:w="1824"/>
+          </w:tcPr>
+          <w:p>
+            <w:r/>
+            <w:r>
+              <w:rPr>
+                <w:sz w:val="13"/>
+              </w:rPr>
+              <w:t>Heterogeneous Multi-Agent Reinforcement Learning for Grid-Interactive Communities</w:t>
+            </w:r>
+          </w:p>
+        </w:tc>
+        <w:tc>
+          <w:tcPr>
+            <w:tcW w:type="dxa" w:w="1824"/>
+          </w:tcPr>
+          <w:p>
+            <w:r/>
+            <w:r>
+              <w:rPr>
+                <w:sz w:val="13"/>
+              </w:rPr>
+              <w:t>VI HAPPO; CityLearn; D-VD.1 flexibilidad; CTDE; Dec-POMDP</w:t>
+            </w:r>
+          </w:p>
+        </w:tc>
+        <w:tc>
+          <w:tcPr>
+            <w:tcW w:type="dxa" w:w="1824"/>
+          </w:tcPr>
+          <w:p>
+            <w:r/>
+            <w:r>
+              <w:rPr>
+                <w:sz w:val="13"/>
+              </w:rPr>
+              <w:t>Antecedente directo del backend HAPPO a escala multiedificio; precedente mas cercano antes de comparar HAPPO, MASAC, MATD3 y MAAC bajo recompensa unificada.</w:t>
+            </w:r>
+          </w:p>
+        </w:tc>
+        <w:tc>
+          <w:tcPr>
+            <w:tcW w:type="dxa" w:w="1824"/>
+          </w:tcPr>
+          <w:p>
+            <w:r/>
+            <w:r>
+              <w:rPr>
+                <w:sz w:val="13"/>
+              </w:rPr>
+              <w:t>10.1145/3600100.3626276</w:t>
+            </w:r>
+          </w:p>
+        </w:tc>
+      </w:tr>
+      <w:tr>
+        <w:tc>
+          <w:tcPr>
+            <w:tcW w:type="dxa" w:w="1824"/>
+          </w:tcPr>
+          <w:p>
+            <w:r/>
+            <w:r>
+              <w:rPr>
+                <w:sz w:val="13"/>
+              </w:rPr>
+              <w:t>Yao et al. (2023)</w:t>
+            </w:r>
+          </w:p>
+        </w:tc>
+        <w:tc>
+          <w:tcPr>
+            <w:tcW w:type="dxa" w:w="1824"/>
+          </w:tcPr>
+          <w:p>
+            <w:r/>
+            <w:r>
+              <w:rPr>
+                <w:sz w:val="13"/>
+              </w:rPr>
+              <w:t>Multi-Agent Reinforcement Learning for Smart Community Energy Management</w:t>
+            </w:r>
+          </w:p>
+        </w:tc>
+        <w:tc>
+          <w:tcPr>
+            <w:tcW w:type="dxa" w:w="1824"/>
+          </w:tcPr>
+          <w:p>
+            <w:r/>
+            <w:r>
+              <w:rPr>
+                <w:sz w:val="13"/>
+              </w:rPr>
+              <w:t>MADRL; D-VD.1 flexibilidad; D-VD.3 costos; PV+BESS+EV</w:t>
+            </w:r>
+          </w:p>
+        </w:tc>
+        <w:tc>
+          <w:tcPr>
+            <w:tcW w:type="dxa" w:w="1824"/>
+          </w:tcPr>
+          <w:p>
+            <w:r/>
+            <w:r>
+              <w:rPr>
+                <w:sz w:val="13"/>
+              </w:rPr>
+              <w:t>Referente de flexibilidad y costos (OE.1/OE.3) para contrastar si MATD3/MAAC superan mejoras reportadas (~15-18%) bajo dataset SEAI Iquitos.</w:t>
+            </w:r>
+          </w:p>
+        </w:tc>
+        <w:tc>
+          <w:tcPr>
+            <w:tcW w:type="dxa" w:w="1824"/>
+          </w:tcPr>
+          <w:p>
+            <w:r/>
+            <w:r>
+              <w:rPr>
+                <w:sz w:val="13"/>
+              </w:rPr>
+              <w:t>10.3390/en17205211</w:t>
+            </w:r>
+          </w:p>
+        </w:tc>
+      </w:tr>
+      <w:tr>
+        <w:tc>
+          <w:tcPr>
+            <w:tcW w:type="dxa" w:w="1824"/>
+          </w:tcPr>
+          <w:p>
+            <w:r/>
+            <w:r>
+              <w:rPr>
+                <w:sz w:val="13"/>
+              </w:rPr>
+              <w:t>Liu et al. (2022)</w:t>
+            </w:r>
+          </w:p>
+        </w:tc>
+        <w:tc>
+          <w:tcPr>
+            <w:tcW w:type="dxa" w:w="1824"/>
+          </w:tcPr>
+          <w:p>
+            <w:r/>
+            <w:r>
+              <w:rPr>
+                <w:sz w:val="13"/>
+              </w:rPr>
+              <w:t>Multi-agent deep reinforcement learning for building energy system with renewable energy</w:t>
+            </w:r>
+          </w:p>
+        </w:tc>
+        <w:tc>
+          <w:tcPr>
+            <w:tcW w:type="dxa" w:w="1824"/>
+          </w:tcPr>
+          <w:p>
+            <w:r/>
+            <w:r>
+              <w:rPr>
+                <w:sz w:val="13"/>
+              </w:rPr>
+              <w:t>MADRL; D-VD.2 CO2; D-VD.3 costos; BESS+PV</w:t>
+            </w:r>
+          </w:p>
+        </w:tc>
+        <w:tc>
+          <w:tcPr>
+            <w:tcW w:type="dxa" w:w="1824"/>
+          </w:tcPr>
+          <w:p>
+            <w:r/>
+            <w:r>
+              <w:rPr>
+                <w:sz w:val="13"/>
+              </w:rPr>
+              <w:t>Antecedente de D-VD.2 y D-VD.3 para contrastar deltas de CO2 y costo de MATD3/MAAC en escenario E2/E3 del SEAI Iquitos.</w:t>
+            </w:r>
+          </w:p>
+        </w:tc>
+        <w:tc>
+          <w:tcPr>
+            <w:tcW w:type="dxa" w:w="1824"/>
+          </w:tcPr>
+          <w:p>
+            <w:r/>
+            <w:r>
+              <w:rPr>
+                <w:sz w:val="13"/>
+              </w:rPr>
+              <w:t>10.1016/j.apenergy.2022.118703</w:t>
+            </w:r>
+          </w:p>
+        </w:tc>
+      </w:tr>
+      <w:tr>
+        <w:tc>
+          <w:tcPr>
+            <w:tcW w:type="dxa" w:w="1824"/>
+          </w:tcPr>
+          <w:p>
+            <w:r/>
+            <w:r>
+              <w:rPr>
+                <w:sz w:val="13"/>
+              </w:rPr>
+              <w:t>Iqbal y Sha (2019)</w:t>
+            </w:r>
+          </w:p>
+        </w:tc>
+        <w:tc>
+          <w:tcPr>
+            <w:tcW w:type="dxa" w:w="1824"/>
+          </w:tcPr>
+          <w:p>
+            <w:r/>
+            <w:r>
+              <w:rPr>
+                <w:sz w:val="13"/>
+              </w:rPr>
+              <w:t>Actor-Attention-Critic for Multi-Agent Reinforcement Learning</w:t>
+            </w:r>
+          </w:p>
+        </w:tc>
+        <w:tc>
+          <w:tcPr>
+            <w:tcW w:type="dxa" w:w="1824"/>
+          </w:tcPr>
+          <w:p>
+            <w:r/>
+            <w:r>
+              <w:rPr>
+                <w:sz w:val="13"/>
+              </w:rPr>
+              <w:t>VI MAAC; CTDE; Dec-POMDP/POMDP cooperativo</w:t>
+            </w:r>
+          </w:p>
+        </w:tc>
+        <w:tc>
+          <w:tcPr>
+            <w:tcW w:type="dxa" w:w="1824"/>
+          </w:tcPr>
+          <w:p>
+            <w:r/>
+            <w:r>
+              <w:rPr>
+                <w:sz w:val="13"/>
+              </w:rPr>
+              <w:t>Fundamento del backend MAAC; explica por que MAAC puede liderar costos (OE.3) al ponderar interacciones entre edificios bajo senales TOU.</w:t>
+            </w:r>
+          </w:p>
+        </w:tc>
+        <w:tc>
+          <w:tcPr>
+            <w:tcW w:type="dxa" w:w="1824"/>
+          </w:tcPr>
+          <w:p>
+            <w:r/>
+            <w:r>
+              <w:rPr>
+                <w:sz w:val="13"/>
+              </w:rPr>
+              <w:t>proceedings.mlr.press/v97/iqbal19a.html</w:t>
+            </w:r>
+          </w:p>
+        </w:tc>
+      </w:tr>
+    </w:tbl>
+    <w:p/>
+    <w:p>
+      <w:pPr>
+        <w:pStyle w:val="Heading4"/>
+      </w:pPr>
+      <w:r>
+        <w:t>Nweye et al. (2024)</w:t>
+      </w:r>
+    </w:p>
+    <w:p>
+      <w:r>
+        <w:rPr>
+          <w:b/>
+          <w:color w:val="595959"/>
+          <w:sz w:val="19"/>
+        </w:rPr>
+        <w:t>Ficha antecedente internacional — Nweye et al. (2024).</w:t>
       </w:r>
     </w:p>
     <w:tbl>
@@ -1841,7 +2289,7 @@
       <w:tr>
         <w:tc>
           <w:tcPr>
-            <w:tcW w:type="dxa" w:w="1701"/>
+            <w:tcW w:type="dxa" w:w="4561"/>
             <w:shd w:val="clear" w:color="auto" w:fill="1F4E79"/>
           </w:tcPr>
           <w:p>
@@ -1850,15 +2298,15 @@
               <w:rPr>
                 <w:b/>
                 <w:color w:val="FFFFFF"/>
-                <w:sz w:val="18"/>
-              </w:rPr>
-              <w:t>Concepto</w:t>
-            </w:r>
-          </w:p>
-        </w:tc>
-        <w:tc>
-          <w:tcPr>
-            <w:tcW w:type="dxa" w:w="7370"/>
+                <w:sz w:val="14"/>
+              </w:rPr>
+              <w:t>Campo</w:t>
+            </w:r>
+          </w:p>
+        </w:tc>
+        <w:tc>
+          <w:tcPr>
+            <w:tcW w:type="dxa" w:w="4561"/>
             <w:shd w:val="clear" w:color="auto" w:fill="1F4E79"/>
           </w:tcPr>
           <w:p>
@@ -1867,9 +2315,9 @@
               <w:rPr>
                 <w:b/>
                 <w:color w:val="FFFFFF"/>
-                <w:sz w:val="18"/>
-              </w:rPr>
-              <w:t>Definicion sintetica</w:t>
+                <w:sz w:val="14"/>
+              </w:rPr>
+              <w:t>Contenido</w:t>
             </w:r>
           </w:p>
         </w:tc>
@@ -1877,29 +2325,29 @@
       <w:tr>
         <w:tc>
           <w:tcPr>
-            <w:tcW w:type="dxa" w:w="1701"/>
-          </w:tcPr>
-          <w:p>
-            <w:r/>
-            <w:r>
-              <w:rPr>
-                <w:sz w:val="18"/>
-              </w:rPr>
-              <w:t>Dec-POMDP</w:t>
-            </w:r>
-          </w:p>
-        </w:tc>
-        <w:tc>
-          <w:tcPr>
-            <w:tcW w:type="dxa" w:w="7370"/>
-          </w:tcPr>
-          <w:p>
-            <w:r/>
-            <w:r>
-              <w:rPr>
-                <w:sz w:val="18"/>
-              </w:rPr>
-              <w:t>Tupla &lt;S, {Ai}, T, R, {Oi}, Z, gamma, T&gt; para decision cooperativa bajo observabilidad parcial (Oliehoek y Amato, 2016).</w:t>
+            <w:tcW w:type="dxa" w:w="4561"/>
+          </w:tcPr>
+          <w:p>
+            <w:r/>
+            <w:r>
+              <w:rPr>
+                <w:sz w:val="14"/>
+              </w:rPr>
+              <w:t>Titulo de la tesis/estudio</w:t>
+            </w:r>
+          </w:p>
+        </w:tc>
+        <w:tc>
+          <w:tcPr>
+            <w:tcW w:type="dxa" w:w="4561"/>
+          </w:tcPr>
+          <w:p>
+            <w:r/>
+            <w:r>
+              <w:rPr>
+                <w:sz w:val="14"/>
+              </w:rPr>
+              <w:t>CityLearn v2: Energy-flexible, resilient, occupant-centric, and carbon-aware management of grid-interactive communities</w:t>
             </w:r>
           </w:p>
         </w:tc>
@@ -1907,29 +2355,29 @@
       <w:tr>
         <w:tc>
           <w:tcPr>
-            <w:tcW w:type="dxa" w:w="1701"/>
-          </w:tcPr>
-          <w:p>
-            <w:r/>
-            <w:r>
-              <w:rPr>
-                <w:sz w:val="18"/>
-              </w:rPr>
-              <w:t>CTDE</w:t>
-            </w:r>
-          </w:p>
-        </w:tc>
-        <w:tc>
-          <w:tcPr>
-            <w:tcW w:type="dxa" w:w="7370"/>
-          </w:tcPr>
-          <w:p>
-            <w:r/>
-            <w:r>
-              <w:rPr>
-                <w:sz w:val="18"/>
-              </w:rPr>
-              <w:t>Entrenamiento centralizado (critico accede al estado global) con ejecucion descentralizada (politica usa solo la observacion local) (Lowe et al., 2017).</w:t>
+            <w:tcW w:type="dxa" w:w="4561"/>
+          </w:tcPr>
+          <w:p>
+            <w:r/>
+            <w:r>
+              <w:rPr>
+                <w:sz w:val="14"/>
+              </w:rPr>
+              <w:t>Objetivo general</w:t>
+            </w:r>
+          </w:p>
+        </w:tc>
+        <w:tc>
+          <w:tcPr>
+            <w:tcW w:type="dxa" w:w="4561"/>
+          </w:tcPr>
+          <w:p>
+            <w:r/>
+            <w:r>
+              <w:rPr>
+                <w:sz w:val="14"/>
+              </w:rPr>
+              <w:t>Desarrollar CityLearn v2 integrando EV/V2G, intensidad de carbono dinamica, BESS, PV y KPIs de flexibilidad, emisiones y costos en comunidades grid-interactive.</w:t>
             </w:r>
           </w:p>
         </w:tc>
@@ -1937,29 +2385,29 @@
       <w:tr>
         <w:tc>
           <w:tcPr>
-            <w:tcW w:type="dxa" w:w="1701"/>
-          </w:tcPr>
-          <w:p>
-            <w:r/>
-            <w:r>
-              <w:rPr>
-                <w:sz w:val="18"/>
-              </w:rPr>
-              <w:t>HAPPO</w:t>
-            </w:r>
-          </w:p>
-        </w:tc>
-        <w:tc>
-          <w:tcPr>
-            <w:tcW w:type="dxa" w:w="7370"/>
-          </w:tcPr>
-          <w:p>
-            <w:r/>
-            <w:r>
-              <w:rPr>
-                <w:sz w:val="18"/>
-              </w:rPr>
-              <w:t>On-policy basado en PPO, actualizacion secuencial por agente, critico centralizado; mejora monotona para agentes heterogeneos (Kuba et al., 2021).</w:t>
+            <w:tcW w:type="dxa" w:w="4561"/>
+          </w:tcPr>
+          <w:p>
+            <w:r/>
+            <w:r>
+              <w:rPr>
+                <w:sz w:val="14"/>
+              </w:rPr>
+              <w:t>Tipo de metodologia</w:t>
+            </w:r>
+          </w:p>
+        </w:tc>
+        <w:tc>
+          <w:tcPr>
+            <w:tcW w:type="dxa" w:w="4561"/>
+          </w:tcPr>
+          <w:p>
+            <w:r/>
+            <w:r>
+              <w:rPr>
+                <w:sz w:val="14"/>
+              </w:rPr>
+              <w:t>Desarrollo de entorno de simulacion; evaluacion multiobjetivo con SAC, RBC y MPC.</w:t>
             </w:r>
           </w:p>
         </w:tc>
@@ -1967,29 +2415,29 @@
       <w:tr>
         <w:tc>
           <w:tcPr>
-            <w:tcW w:type="dxa" w:w="1701"/>
-          </w:tcPr>
-          <w:p>
-            <w:r/>
-            <w:r>
-              <w:rPr>
-                <w:sz w:val="18"/>
-              </w:rPr>
-              <w:t>MASAC</w:t>
-            </w:r>
-          </w:p>
-        </w:tc>
-        <w:tc>
-          <w:tcPr>
-            <w:tcW w:type="dxa" w:w="7370"/>
-          </w:tcPr>
-          <w:p>
-            <w:r/>
-            <w:r>
-              <w:rPr>
-                <w:sz w:val="18"/>
-              </w:rPr>
-              <w:t>Off-policy SAC + mezcla cooperativa tipo QMIX con redes RNN para observaciones parciales (Haarnoja et al., 2018; Gao et al., 2023).</w:t>
+            <w:tcW w:type="dxa" w:w="4561"/>
+          </w:tcPr>
+          <w:p>
+            <w:r/>
+            <w:r>
+              <w:rPr>
+                <w:sz w:val="14"/>
+              </w:rPr>
+              <w:t>Diseno de investigacion</w:t>
+            </w:r>
+          </w:p>
+        </w:tc>
+        <w:tc>
+          <w:tcPr>
+            <w:tcW w:type="dxa" w:w="4561"/>
+          </w:tcPr>
+          <w:p>
+            <w:r/>
+            <w:r>
+              <w:rPr>
+                <w:sz w:val="14"/>
+              </w:rPr>
+              <w:t>Aplicada; no experimental; simulacion comparativa en CityLearn v2.</w:t>
             </w:r>
           </w:p>
         </w:tc>
@@ -1997,29 +2445,29 @@
       <w:tr>
         <w:tc>
           <w:tcPr>
-            <w:tcW w:type="dxa" w:w="1701"/>
-          </w:tcPr>
-          <w:p>
-            <w:r/>
-            <w:r>
-              <w:rPr>
-                <w:sz w:val="18"/>
-              </w:rPr>
-              <w:t>MATD3</w:t>
-            </w:r>
-          </w:p>
-        </w:tc>
-        <w:tc>
-          <w:tcPr>
-            <w:tcW w:type="dxa" w:w="7370"/>
-          </w:tcPr>
-          <w:p>
-            <w:r/>
-            <w:r>
-              <w:rPr>
-                <w:sz w:val="18"/>
-              </w:rPr>
-              <w:t>Off-policy con doble critico centralizado (anti sobreestimacion), policy delay y target noise (Fujimoto et al., 2018).</w:t>
+            <w:tcW w:type="dxa" w:w="4561"/>
+          </w:tcPr>
+          <w:p>
+            <w:r/>
+            <w:r>
+              <w:rPr>
+                <w:sz w:val="14"/>
+              </w:rPr>
+              <w:t>Resultados cuantitativos</w:t>
+            </w:r>
+          </w:p>
+        </w:tc>
+        <w:tc>
+          <w:tcPr>
+            <w:tcW w:type="dxa" w:w="4561"/>
+          </w:tcPr>
+          <w:p>
+            <w:r/>
+            <w:r>
+              <w:rPr>
+                <w:sz w:val="14"/>
+              </w:rPr>
+              <w:t>KPIs distritales y por edificio (peak_average, ramping, carbon_emissions, electricity_cost); magnitudes especificas dependen de configuracion experimental.</w:t>
             </w:r>
           </w:p>
         </w:tc>
@@ -2027,29 +2475,29 @@
       <w:tr>
         <w:tc>
           <w:tcPr>
-            <w:tcW w:type="dxa" w:w="1701"/>
-          </w:tcPr>
-          <w:p>
-            <w:r/>
-            <w:r>
-              <w:rPr>
-                <w:sz w:val="18"/>
-              </w:rPr>
-              <w:t>MAAC</w:t>
-            </w:r>
-          </w:p>
-        </w:tc>
-        <w:tc>
-          <w:tcPr>
-            <w:tcW w:type="dxa" w:w="7370"/>
-          </w:tcPr>
-          <w:p>
-            <w:r/>
-            <w:r>
-              <w:rPr>
-                <w:sz w:val="18"/>
-              </w:rPr>
-              <w:t>Off-policy con critico de atencion multi-cabeza para coordinacion selectiva entre agentes (Iqbal y Sha, 2019).</w:t>
+            <w:tcW w:type="dxa" w:w="4561"/>
+          </w:tcPr>
+          <w:p>
+            <w:r/>
+            <w:r>
+              <w:rPr>
+                <w:sz w:val="14"/>
+              </w:rPr>
+              <w:t>Conclusion general</w:t>
+            </w:r>
+          </w:p>
+        </w:tc>
+        <w:tc>
+          <w:tcPr>
+            <w:tcW w:type="dxa" w:w="4561"/>
+          </w:tcPr>
+          <w:p>
+            <w:r/>
+            <w:r>
+              <w:rPr>
+                <w:sz w:val="14"/>
+              </w:rPr>
+              <w:t>CityLearn v2 habilita investigacion reproducible en comunidades inteligentes multidimensionales con flexibilidad, carbono y costo.</w:t>
             </w:r>
           </w:p>
         </w:tc>
@@ -2057,89 +2505,29 @@
       <w:tr>
         <w:tc>
           <w:tcPr>
-            <w:tcW w:type="dxa" w:w="1701"/>
-          </w:tcPr>
-          <w:p>
-            <w:r/>
-            <w:r>
-              <w:rPr>
-                <w:sz w:val="18"/>
-              </w:rPr>
-              <w:t>MARLlib</w:t>
-            </w:r>
-          </w:p>
-        </w:tc>
-        <w:tc>
-          <w:tcPr>
-            <w:tcW w:type="dxa" w:w="7370"/>
-          </w:tcPr>
-          <w:p>
-            <w:r/>
-            <w:r>
-              <w:rPr>
-                <w:sz w:val="18"/>
-              </w:rPr>
-              <w:t>Biblioteca unificada de algoritmos MADRL compatible con Ray/RLlib, Gymnasium y PettingZoo (Hu et al., 2023).</w:t>
-            </w:r>
-          </w:p>
-        </w:tc>
-      </w:tr>
-      <w:tr>
-        <w:tc>
-          <w:tcPr>
-            <w:tcW w:type="dxa" w:w="1701"/>
-          </w:tcPr>
-          <w:p>
-            <w:r/>
-            <w:r>
-              <w:rPr>
-                <w:sz w:val="18"/>
-              </w:rPr>
-              <w:t>CityLearn v2</w:t>
-            </w:r>
-          </w:p>
-        </w:tc>
-        <w:tc>
-          <w:tcPr>
-            <w:tcW w:type="dxa" w:w="7370"/>
-          </w:tcPr>
-          <w:p>
-            <w:r/>
-            <w:r>
-              <w:rPr>
-                <w:sz w:val="18"/>
-              </w:rPr>
-              <w:t>Entorno de simulacion multiagente para comunidades grid-interactive con DER, EV, CI y precios (Nweye et al., 2024).</w:t>
-            </w:r>
-          </w:p>
-        </w:tc>
-      </w:tr>
-      <w:tr>
-        <w:tc>
-          <w:tcPr>
-            <w:tcW w:type="dxa" w:w="1701"/>
-          </w:tcPr>
-          <w:p>
-            <w:r/>
-            <w:r>
-              <w:rPr>
-                <w:sz w:val="18"/>
-              </w:rPr>
-              <w:t>Optuna</w:t>
-            </w:r>
-          </w:p>
-        </w:tc>
-        <w:tc>
-          <w:tcPr>
-            <w:tcW w:type="dxa" w:w="7370"/>
-          </w:tcPr>
-          <w:p>
-            <w:r/>
-            <w:r>
-              <w:rPr>
-                <w:sz w:val="18"/>
-              </w:rPr>
-              <w:t>Framework de optimizacion automatica de hiperparametros basado en TPE (Akiba et al., 2019).</w:t>
+            <w:tcW w:type="dxa" w:w="4561"/>
+          </w:tcPr>
+          <w:p>
+            <w:r/>
+            <w:r>
+              <w:rPr>
+                <w:sz w:val="14"/>
+              </w:rPr>
+              <w:t>Aporte para esta tesis</w:t>
+            </w:r>
+          </w:p>
+        </w:tc>
+        <w:tc>
+          <w:tcPr>
+            <w:tcW w:type="dxa" w:w="4561"/>
+          </w:tcPr>
+          <w:p>
+            <w:r/>
+            <w:r>
+              <w:rPr>
+                <w:sz w:val="14"/>
+              </w:rPr>
+              <w:t>Entorno base oficial y KPIs D-VD.1-D-VD.3; justifica extension CityLearn v3 propuesto con Dec-POMDP/CTDE y cuatro backends MADRL.</w:t>
             </w:r>
           </w:p>
         </w:tc>
@@ -2148,22 +2536,10 @@
     <w:p/>
     <w:p>
       <w:pPr>
-        <w:pStyle w:val="Heading2"/>
+        <w:pStyle w:val="Heading4"/>
       </w:pPr>
       <w:r>
-        <w:t>2.3 Trabajos relacionados</w:t>
-      </w:r>
-    </w:p>
-    <w:p>
-      <w:pPr>
-        <w:jc w:val="both"/>
-      </w:pPr>
-      <w:r>
-        <w:rPr>
-          <w:b w:val="0"/>
-          <w:i w:val="0"/>
-        </w:rPr>
-        <w:t>El antecedente directo mas cercano es Nweye et al. (2023b), que evalua HAPPO (HARL) en comunidades grid-interactive heterogeneas con CityLearn a escala de 17 edificios. Esta tesis se diferencia por: (i) comparar simultaneamente cuatro algoritmos (HAPPO, MASAC, MATD3, MAAC) bajo la misma funcion de recompensa unificada; (ii) usar un dataset real propio del SEAI Iquitos (red aislada diesel+PV, clima ecuatorial, tarifas locales); y (iii) introducir cuatro aportes originales al motor de simulacion (degradacion BESS con C-rate y Arrhenius, correccion PV tropical IEC 61215, KPI de pico con ventana de facturacion OSINERGMIN, y clase CarbonIntensityModel).</w:t>
+        <w:t>Nweye et al. (2023b)</w:t>
       </w:r>
     </w:p>
     <w:p>
@@ -2173,7 +2549,3616 @@
           <w:color w:val="595959"/>
           <w:sz w:val="19"/>
         </w:rPr>
-        <w:t>Tabla 2.2. Sintesis de trabajos relacionados.</w:t>
+        <w:t>Ficha antecedente internacional — Nweye et al. (2023b).</w:t>
+      </w:r>
+    </w:p>
+    <w:tbl>
+      <w:tblPr>
+        <w:tblStyle w:val="LightGrid-Accent1"/>
+        <w:tblW w:type="auto" w:w="0"/>
+        <w:jc w:val="center"/>
+        <w:tblLook w:firstColumn="1" w:firstRow="1" w:lastColumn="0" w:lastRow="0" w:noHBand="0" w:noVBand="1" w:val="04A0"/>
+      </w:tblPr>
+      <w:tblGrid>
+        <w:gridCol w:w="4561"/>
+        <w:gridCol w:w="4561"/>
+      </w:tblGrid>
+      <w:tr>
+        <w:tc>
+          <w:tcPr>
+            <w:tcW w:type="dxa" w:w="4561"/>
+            <w:shd w:val="clear" w:color="auto" w:fill="1F4E79"/>
+          </w:tcPr>
+          <w:p>
+            <w:r/>
+            <w:r>
+              <w:rPr>
+                <w:b/>
+                <w:color w:val="FFFFFF"/>
+                <w:sz w:val="14"/>
+              </w:rPr>
+              <w:t>Campo</w:t>
+            </w:r>
+          </w:p>
+        </w:tc>
+        <w:tc>
+          <w:tcPr>
+            <w:tcW w:type="dxa" w:w="4561"/>
+            <w:shd w:val="clear" w:color="auto" w:fill="1F4E79"/>
+          </w:tcPr>
+          <w:p>
+            <w:r/>
+            <w:r>
+              <w:rPr>
+                <w:b/>
+                <w:color w:val="FFFFFF"/>
+                <w:sz w:val="14"/>
+              </w:rPr>
+              <w:t>Contenido</w:t>
+            </w:r>
+          </w:p>
+        </w:tc>
+      </w:tr>
+      <w:tr>
+        <w:tc>
+          <w:tcPr>
+            <w:tcW w:type="dxa" w:w="4561"/>
+          </w:tcPr>
+          <w:p>
+            <w:r/>
+            <w:r>
+              <w:rPr>
+                <w:sz w:val="14"/>
+              </w:rPr>
+              <w:t>Titulo de la tesis/estudio</w:t>
+            </w:r>
+          </w:p>
+        </w:tc>
+        <w:tc>
+          <w:tcPr>
+            <w:tcW w:type="dxa" w:w="4561"/>
+          </w:tcPr>
+          <w:p>
+            <w:r/>
+            <w:r>
+              <w:rPr>
+                <w:sz w:val="14"/>
+              </w:rPr>
+              <w:t>Heterogeneous Multi-Agent Reinforcement Learning for Grid-Interactive Communities</w:t>
+            </w:r>
+          </w:p>
+        </w:tc>
+      </w:tr>
+      <w:tr>
+        <w:tc>
+          <w:tcPr>
+            <w:tcW w:type="dxa" w:w="4561"/>
+          </w:tcPr>
+          <w:p>
+            <w:r/>
+            <w:r>
+              <w:rPr>
+                <w:sz w:val="14"/>
+              </w:rPr>
+              <w:t>Objetivo general</w:t>
+            </w:r>
+          </w:p>
+        </w:tc>
+        <w:tc>
+          <w:tcPr>
+            <w:tcW w:type="dxa" w:w="4561"/>
+          </w:tcPr>
+          <w:p>
+            <w:r/>
+            <w:r>
+              <w:rPr>
+                <w:sz w:val="14"/>
+              </w:rPr>
+              <w:t>Evaluar HARL/HAPPO para gestion energetica heterogenea en comunidades grid-interactive modeladas en CityLearn.</w:t>
+            </w:r>
+          </w:p>
+        </w:tc>
+      </w:tr>
+      <w:tr>
+        <w:tc>
+          <w:tcPr>
+            <w:tcW w:type="dxa" w:w="4561"/>
+          </w:tcPr>
+          <w:p>
+            <w:r/>
+            <w:r>
+              <w:rPr>
+                <w:sz w:val="14"/>
+              </w:rPr>
+              <w:t>Tipo de metodologia</w:t>
+            </w:r>
+          </w:p>
+        </w:tc>
+        <w:tc>
+          <w:tcPr>
+            <w:tcW w:type="dxa" w:w="4561"/>
+          </w:tcPr>
+          <w:p>
+            <w:r/>
+            <w:r>
+              <w:rPr>
+                <w:sz w:val="14"/>
+              </w:rPr>
+              <w:t>MARL heterogeneo on-policy (HAPPO/HARL) bajo CTDE en CityLearn.</w:t>
+            </w:r>
+          </w:p>
+        </w:tc>
+      </w:tr>
+      <w:tr>
+        <w:tc>
+          <w:tcPr>
+            <w:tcW w:type="dxa" w:w="4561"/>
+          </w:tcPr>
+          <w:p>
+            <w:r/>
+            <w:r>
+              <w:rPr>
+                <w:sz w:val="14"/>
+              </w:rPr>
+              <w:t>Diseno de investigacion</w:t>
+            </w:r>
+          </w:p>
+        </w:tc>
+        <w:tc>
+          <w:tcPr>
+            <w:tcW w:type="dxa" w:w="4561"/>
+          </w:tcPr>
+          <w:p>
+            <w:r/>
+            <w:r>
+              <w:rPr>
+                <w:sz w:val="14"/>
+              </w:rPr>
+              <w:t>Aplicada; no experimental; simulacion CityLearn con agentes heterogeneos.</w:t>
+            </w:r>
+          </w:p>
+        </w:tc>
+      </w:tr>
+      <w:tr>
+        <w:tc>
+          <w:tcPr>
+            <w:tcW w:type="dxa" w:w="4561"/>
+          </w:tcPr>
+          <w:p>
+            <w:r/>
+            <w:r>
+              <w:rPr>
+                <w:sz w:val="14"/>
+              </w:rPr>
+              <w:t>Resultados cuantitativos</w:t>
+            </w:r>
+          </w:p>
+        </w:tc>
+        <w:tc>
+          <w:tcPr>
+            <w:tcW w:type="dxa" w:w="4561"/>
+          </w:tcPr>
+          <w:p>
+            <w:r/>
+            <w:r>
+              <w:rPr>
+                <w:sz w:val="14"/>
+              </w:rPr>
+              <w:t>HAPPO heterogeneo comparable o superior a MAPPO en KPIs CityLearn (peak, ramping, emisiones, costo); magnitudes exactas [PV] por configuracion.</w:t>
+            </w:r>
+          </w:p>
+        </w:tc>
+      </w:tr>
+      <w:tr>
+        <w:tc>
+          <w:tcPr>
+            <w:tcW w:type="dxa" w:w="4561"/>
+          </w:tcPr>
+          <w:p>
+            <w:r/>
+            <w:r>
+              <w:rPr>
+                <w:sz w:val="14"/>
+              </w:rPr>
+              <w:t>Conclusion general</w:t>
+            </w:r>
+          </w:p>
+        </w:tc>
+        <w:tc>
+          <w:tcPr>
+            <w:tcW w:type="dxa" w:w="4561"/>
+          </w:tcPr>
+          <w:p>
+            <w:r/>
+            <w:r>
+              <w:rPr>
+                <w:sz w:val="14"/>
+              </w:rPr>
+              <w:t>HAPPO es viable para coordinacion heterogenea en comunidades inteligentes grid-interactive.</w:t>
+            </w:r>
+          </w:p>
+        </w:tc>
+      </w:tr>
+      <w:tr>
+        <w:tc>
+          <w:tcPr>
+            <w:tcW w:type="dxa" w:w="4561"/>
+          </w:tcPr>
+          <w:p>
+            <w:r/>
+            <w:r>
+              <w:rPr>
+                <w:sz w:val="14"/>
+              </w:rPr>
+              <w:t>Aporte para esta tesis</w:t>
+            </w:r>
+          </w:p>
+        </w:tc>
+        <w:tc>
+          <w:tcPr>
+            <w:tcW w:type="dxa" w:w="4561"/>
+          </w:tcPr>
+          <w:p>
+            <w:r/>
+            <w:r>
+              <w:rPr>
+                <w:sz w:val="14"/>
+              </w:rPr>
+              <w:t>Antecedente directo del backend HAPPO a escala multiedificio; precedente mas cercano antes de comparar HAPPO, MASAC, MATD3 y MAAC bajo recompensa unificada.</w:t>
+            </w:r>
+          </w:p>
+        </w:tc>
+      </w:tr>
+    </w:tbl>
+    <w:p/>
+    <w:p>
+      <w:pPr>
+        <w:pStyle w:val="Heading4"/>
+      </w:pPr>
+      <w:r>
+        <w:t>Yao et al. (2023)</w:t>
+      </w:r>
+    </w:p>
+    <w:p>
+      <w:r>
+        <w:rPr>
+          <w:b/>
+          <w:color w:val="595959"/>
+          <w:sz w:val="19"/>
+        </w:rPr>
+        <w:t>Ficha antecedente internacional — Yao et al. (2023).</w:t>
+      </w:r>
+    </w:p>
+    <w:tbl>
+      <w:tblPr>
+        <w:tblStyle w:val="LightGrid-Accent1"/>
+        <w:tblW w:type="auto" w:w="0"/>
+        <w:jc w:val="center"/>
+        <w:tblLook w:firstColumn="1" w:firstRow="1" w:lastColumn="0" w:lastRow="0" w:noHBand="0" w:noVBand="1" w:val="04A0"/>
+      </w:tblPr>
+      <w:tblGrid>
+        <w:gridCol w:w="4561"/>
+        <w:gridCol w:w="4561"/>
+      </w:tblGrid>
+      <w:tr>
+        <w:tc>
+          <w:tcPr>
+            <w:tcW w:type="dxa" w:w="4561"/>
+            <w:shd w:val="clear" w:color="auto" w:fill="1F4E79"/>
+          </w:tcPr>
+          <w:p>
+            <w:r/>
+            <w:r>
+              <w:rPr>
+                <w:b/>
+                <w:color w:val="FFFFFF"/>
+                <w:sz w:val="14"/>
+              </w:rPr>
+              <w:t>Campo</w:t>
+            </w:r>
+          </w:p>
+        </w:tc>
+        <w:tc>
+          <w:tcPr>
+            <w:tcW w:type="dxa" w:w="4561"/>
+            <w:shd w:val="clear" w:color="auto" w:fill="1F4E79"/>
+          </w:tcPr>
+          <w:p>
+            <w:r/>
+            <w:r>
+              <w:rPr>
+                <w:b/>
+                <w:color w:val="FFFFFF"/>
+                <w:sz w:val="14"/>
+              </w:rPr>
+              <w:t>Contenido</w:t>
+            </w:r>
+          </w:p>
+        </w:tc>
+      </w:tr>
+      <w:tr>
+        <w:tc>
+          <w:tcPr>
+            <w:tcW w:type="dxa" w:w="4561"/>
+          </w:tcPr>
+          <w:p>
+            <w:r/>
+            <w:r>
+              <w:rPr>
+                <w:sz w:val="14"/>
+              </w:rPr>
+              <w:t>Titulo de la tesis/estudio</w:t>
+            </w:r>
+          </w:p>
+        </w:tc>
+        <w:tc>
+          <w:tcPr>
+            <w:tcW w:type="dxa" w:w="4561"/>
+          </w:tcPr>
+          <w:p>
+            <w:r/>
+            <w:r>
+              <w:rPr>
+                <w:sz w:val="14"/>
+              </w:rPr>
+              <w:t>Multi-Agent Reinforcement Learning for Smart Community Energy Management</w:t>
+            </w:r>
+          </w:p>
+        </w:tc>
+      </w:tr>
+      <w:tr>
+        <w:tc>
+          <w:tcPr>
+            <w:tcW w:type="dxa" w:w="4561"/>
+          </w:tcPr>
+          <w:p>
+            <w:r/>
+            <w:r>
+              <w:rPr>
+                <w:sz w:val="14"/>
+              </w:rPr>
+              <w:t>Objetivo general</w:t>
+            </w:r>
+          </w:p>
+        </w:tc>
+        <w:tc>
+          <w:tcPr>
+            <w:tcW w:type="dxa" w:w="4561"/>
+          </w:tcPr>
+          <w:p>
+            <w:r/>
+            <w:r>
+              <w:rPr>
+                <w:sz w:val="14"/>
+              </w:rPr>
+              <w:t>Proponer un marco MARL (LSD-MADDPG) para gestion coordinada de energia en comunidades inteligentes con PV, BESS y EV.</w:t>
+            </w:r>
+          </w:p>
+        </w:tc>
+      </w:tr>
+      <w:tr>
+        <w:tc>
+          <w:tcPr>
+            <w:tcW w:type="dxa" w:w="4561"/>
+          </w:tcPr>
+          <w:p>
+            <w:r/>
+            <w:r>
+              <w:rPr>
+                <w:sz w:val="14"/>
+              </w:rPr>
+              <w:t>Tipo de metodologia</w:t>
+            </w:r>
+          </w:p>
+        </w:tc>
+        <w:tc>
+          <w:tcPr>
+            <w:tcW w:type="dxa" w:w="4561"/>
+          </w:tcPr>
+          <w:p>
+            <w:r/>
+            <w:r>
+              <w:rPr>
+                <w:sz w:val="14"/>
+              </w:rPr>
+              <w:t>MARL cooperativo con estrategia local descentralizada (LSD-MADDPG); CTDE.</w:t>
+            </w:r>
+          </w:p>
+        </w:tc>
+      </w:tr>
+      <w:tr>
+        <w:tc>
+          <w:tcPr>
+            <w:tcW w:type="dxa" w:w="4561"/>
+          </w:tcPr>
+          <w:p>
+            <w:r/>
+            <w:r>
+              <w:rPr>
+                <w:sz w:val="14"/>
+              </w:rPr>
+              <w:t>Diseno de investigacion</w:t>
+            </w:r>
+          </w:p>
+        </w:tc>
+        <w:tc>
+          <w:tcPr>
+            <w:tcW w:type="dxa" w:w="4561"/>
+          </w:tcPr>
+          <w:p>
+            <w:r/>
+            <w:r>
+              <w:rPr>
+                <w:sz w:val="14"/>
+              </w:rPr>
+              <w:t>Aplicada; no experimental; simulacion de comunidad inteligente sintetica.</w:t>
+            </w:r>
+          </w:p>
+        </w:tc>
+      </w:tr>
+      <w:tr>
+        <w:tc>
+          <w:tcPr>
+            <w:tcW w:type="dxa" w:w="4561"/>
+          </w:tcPr>
+          <w:p>
+            <w:r/>
+            <w:r>
+              <w:rPr>
+                <w:sz w:val="14"/>
+              </w:rPr>
+              <w:t>Resultados cuantitativos</w:t>
+            </w:r>
+          </w:p>
+        </w:tc>
+        <w:tc>
+          <w:tcPr>
+            <w:tcW w:type="dxa" w:w="4561"/>
+          </w:tcPr>
+          <w:p>
+            <w:r/>
+            <w:r>
+              <w:rPr>
+                <w:sz w:val="14"/>
+              </w:rPr>
+              <w:t>Reduccion de costo ~18% y de pico ~15% frente a MADDPG no cooperativo.</w:t>
+            </w:r>
+          </w:p>
+        </w:tc>
+      </w:tr>
+      <w:tr>
+        <w:tc>
+          <w:tcPr>
+            <w:tcW w:type="dxa" w:w="4561"/>
+          </w:tcPr>
+          <w:p>
+            <w:r/>
+            <w:r>
+              <w:rPr>
+                <w:sz w:val="14"/>
+              </w:rPr>
+              <w:t>Conclusion general</w:t>
+            </w:r>
+          </w:p>
+        </w:tc>
+        <w:tc>
+          <w:tcPr>
+            <w:tcW w:type="dxa" w:w="4561"/>
+          </w:tcPr>
+          <w:p>
+            <w:r/>
+            <w:r>
+              <w:rPr>
+                <w:sz w:val="14"/>
+              </w:rPr>
+              <w:t>La estrategia local MARL mejora coordinacion y reduce fallos de escalabilidad en comunidades con DER.</w:t>
+            </w:r>
+          </w:p>
+        </w:tc>
+      </w:tr>
+      <w:tr>
+        <w:tc>
+          <w:tcPr>
+            <w:tcW w:type="dxa" w:w="4561"/>
+          </w:tcPr>
+          <w:p>
+            <w:r/>
+            <w:r>
+              <w:rPr>
+                <w:sz w:val="14"/>
+              </w:rPr>
+              <w:t>Aporte para esta tesis</w:t>
+            </w:r>
+          </w:p>
+        </w:tc>
+        <w:tc>
+          <w:tcPr>
+            <w:tcW w:type="dxa" w:w="4561"/>
+          </w:tcPr>
+          <w:p>
+            <w:r/>
+            <w:r>
+              <w:rPr>
+                <w:sz w:val="14"/>
+              </w:rPr>
+              <w:t>Referente de flexibilidad y costos (OE.1/OE.3) para contrastar si MATD3/MAAC superan mejoras reportadas (~15-18%) bajo dataset SEAI Iquitos.</w:t>
+            </w:r>
+          </w:p>
+        </w:tc>
+      </w:tr>
+    </w:tbl>
+    <w:p/>
+    <w:p>
+      <w:pPr>
+        <w:pStyle w:val="Heading4"/>
+      </w:pPr>
+      <w:r>
+        <w:t>Liu et al. (2022)</w:t>
+      </w:r>
+    </w:p>
+    <w:p>
+      <w:r>
+        <w:rPr>
+          <w:b/>
+          <w:color w:val="595959"/>
+          <w:sz w:val="19"/>
+        </w:rPr>
+        <w:t>Ficha antecedente internacional — Liu et al. (2022).</w:t>
+      </w:r>
+    </w:p>
+    <w:tbl>
+      <w:tblPr>
+        <w:tblStyle w:val="LightGrid-Accent1"/>
+        <w:tblW w:type="auto" w:w="0"/>
+        <w:jc w:val="center"/>
+        <w:tblLook w:firstColumn="1" w:firstRow="1" w:lastColumn="0" w:lastRow="0" w:noHBand="0" w:noVBand="1" w:val="04A0"/>
+      </w:tblPr>
+      <w:tblGrid>
+        <w:gridCol w:w="4561"/>
+        <w:gridCol w:w="4561"/>
+      </w:tblGrid>
+      <w:tr>
+        <w:tc>
+          <w:tcPr>
+            <w:tcW w:type="dxa" w:w="4561"/>
+            <w:shd w:val="clear" w:color="auto" w:fill="1F4E79"/>
+          </w:tcPr>
+          <w:p>
+            <w:r/>
+            <w:r>
+              <w:rPr>
+                <w:b/>
+                <w:color w:val="FFFFFF"/>
+                <w:sz w:val="14"/>
+              </w:rPr>
+              <w:t>Campo</w:t>
+            </w:r>
+          </w:p>
+        </w:tc>
+        <w:tc>
+          <w:tcPr>
+            <w:tcW w:type="dxa" w:w="4561"/>
+            <w:shd w:val="clear" w:color="auto" w:fill="1F4E79"/>
+          </w:tcPr>
+          <w:p>
+            <w:r/>
+            <w:r>
+              <w:rPr>
+                <w:b/>
+                <w:color w:val="FFFFFF"/>
+                <w:sz w:val="14"/>
+              </w:rPr>
+              <w:t>Contenido</w:t>
+            </w:r>
+          </w:p>
+        </w:tc>
+      </w:tr>
+      <w:tr>
+        <w:tc>
+          <w:tcPr>
+            <w:tcW w:type="dxa" w:w="4561"/>
+          </w:tcPr>
+          <w:p>
+            <w:r/>
+            <w:r>
+              <w:rPr>
+                <w:sz w:val="14"/>
+              </w:rPr>
+              <w:t>Titulo de la tesis/estudio</w:t>
+            </w:r>
+          </w:p>
+        </w:tc>
+        <w:tc>
+          <w:tcPr>
+            <w:tcW w:type="dxa" w:w="4561"/>
+          </w:tcPr>
+          <w:p>
+            <w:r/>
+            <w:r>
+              <w:rPr>
+                <w:sz w:val="14"/>
+              </w:rPr>
+              <w:t>Multi-agent deep reinforcement learning for building energy system with renewable energy</w:t>
+            </w:r>
+          </w:p>
+        </w:tc>
+      </w:tr>
+      <w:tr>
+        <w:tc>
+          <w:tcPr>
+            <w:tcW w:type="dxa" w:w="4561"/>
+          </w:tcPr>
+          <w:p>
+            <w:r/>
+            <w:r>
+              <w:rPr>
+                <w:sz w:val="14"/>
+              </w:rPr>
+              <w:t>Objetivo general</w:t>
+            </w:r>
+          </w:p>
+        </w:tc>
+        <w:tc>
+          <w:tcPr>
+            <w:tcW w:type="dxa" w:w="4561"/>
+          </w:tcPr>
+          <w:p>
+            <w:r/>
+            <w:r>
+              <w:rPr>
+                <w:sz w:val="14"/>
+              </w:rPr>
+              <w:t>Proponer MADRL (MADDPG) para coordinar BESS y PV en edificios con energia renovable bajo incertidumbre operativa.</w:t>
+            </w:r>
+          </w:p>
+        </w:tc>
+      </w:tr>
+      <w:tr>
+        <w:tc>
+          <w:tcPr>
+            <w:tcW w:type="dxa" w:w="4561"/>
+          </w:tcPr>
+          <w:p>
+            <w:r/>
+            <w:r>
+              <w:rPr>
+                <w:sz w:val="14"/>
+              </w:rPr>
+              <w:t>Tipo de metodologia</w:t>
+            </w:r>
+          </w:p>
+        </w:tc>
+        <w:tc>
+          <w:tcPr>
+            <w:tcW w:type="dxa" w:w="4561"/>
+          </w:tcPr>
+          <w:p>
+            <w:r/>
+            <w:r>
+              <w:rPr>
+                <w:sz w:val="14"/>
+              </w:rPr>
+              <w:t>MADDPG cooperativo con critico centralizado; comparacion con control basado en reglas.</w:t>
+            </w:r>
+          </w:p>
+        </w:tc>
+      </w:tr>
+      <w:tr>
+        <w:tc>
+          <w:tcPr>
+            <w:tcW w:type="dxa" w:w="4561"/>
+          </w:tcPr>
+          <w:p>
+            <w:r/>
+            <w:r>
+              <w:rPr>
+                <w:sz w:val="14"/>
+              </w:rPr>
+              <w:t>Diseno de investigacion</w:t>
+            </w:r>
+          </w:p>
+        </w:tc>
+        <w:tc>
+          <w:tcPr>
+            <w:tcW w:type="dxa" w:w="4561"/>
+          </w:tcPr>
+          <w:p>
+            <w:r/>
+            <w:r>
+              <w:rPr>
+                <w:sz w:val="14"/>
+              </w:rPr>
+              <w:t>Aplicada; no experimental; simulacion con datos reales de edificios en China.</w:t>
+            </w:r>
+          </w:p>
+        </w:tc>
+      </w:tr>
+      <w:tr>
+        <w:tc>
+          <w:tcPr>
+            <w:tcW w:type="dxa" w:w="4561"/>
+          </w:tcPr>
+          <w:p>
+            <w:r/>
+            <w:r>
+              <w:rPr>
+                <w:sz w:val="14"/>
+              </w:rPr>
+              <w:t>Resultados cuantitativos</w:t>
+            </w:r>
+          </w:p>
+        </w:tc>
+        <w:tc>
+          <w:tcPr>
+            <w:tcW w:type="dxa" w:w="4561"/>
+          </w:tcPr>
+          <w:p>
+            <w:r/>
+            <w:r>
+              <w:rPr>
+                <w:sz w:val="14"/>
+              </w:rPr>
+              <w:t>Reduccion de costo ~20% y de emisiones CO2 ~15% frente a reglas.</w:t>
+            </w:r>
+          </w:p>
+        </w:tc>
+      </w:tr>
+      <w:tr>
+        <w:tc>
+          <w:tcPr>
+            <w:tcW w:type="dxa" w:w="4561"/>
+          </w:tcPr>
+          <w:p>
+            <w:r/>
+            <w:r>
+              <w:rPr>
+                <w:sz w:val="14"/>
+              </w:rPr>
+              <w:t>Conclusion general</w:t>
+            </w:r>
+          </w:p>
+        </w:tc>
+        <w:tc>
+          <w:tcPr>
+            <w:tcW w:type="dxa" w:w="4561"/>
+          </w:tcPr>
+          <w:p>
+            <w:r/>
+            <w:r>
+              <w:rPr>
+                <w:sz w:val="14"/>
+              </w:rPr>
+              <w:t>MADRL cooperativo supera agentes independientes en eficiencia energetica y emisiones.</w:t>
+            </w:r>
+          </w:p>
+        </w:tc>
+      </w:tr>
+      <w:tr>
+        <w:tc>
+          <w:tcPr>
+            <w:tcW w:type="dxa" w:w="4561"/>
+          </w:tcPr>
+          <w:p>
+            <w:r/>
+            <w:r>
+              <w:rPr>
+                <w:sz w:val="14"/>
+              </w:rPr>
+              <w:t>Aporte para esta tesis</w:t>
+            </w:r>
+          </w:p>
+        </w:tc>
+        <w:tc>
+          <w:tcPr>
+            <w:tcW w:type="dxa" w:w="4561"/>
+          </w:tcPr>
+          <w:p>
+            <w:r/>
+            <w:r>
+              <w:rPr>
+                <w:sz w:val="14"/>
+              </w:rPr>
+              <w:t>Antecedente de D-VD.2 y D-VD.3 para contrastar deltas de CO2 y costo de MATD3/MAAC en escenario E2/E3 del SEAI Iquitos.</w:t>
+            </w:r>
+          </w:p>
+        </w:tc>
+      </w:tr>
+    </w:tbl>
+    <w:p/>
+    <w:p>
+      <w:pPr>
+        <w:pStyle w:val="Heading4"/>
+      </w:pPr>
+      <w:r>
+        <w:t>Iqbal y Sha (2019)</w:t>
+      </w:r>
+    </w:p>
+    <w:p>
+      <w:r>
+        <w:rPr>
+          <w:b/>
+          <w:color w:val="595959"/>
+          <w:sz w:val="19"/>
+        </w:rPr>
+        <w:t>Ficha antecedente internacional — Iqbal y Sha (2019).</w:t>
+      </w:r>
+    </w:p>
+    <w:tbl>
+      <w:tblPr>
+        <w:tblStyle w:val="LightGrid-Accent1"/>
+        <w:tblW w:type="auto" w:w="0"/>
+        <w:jc w:val="center"/>
+        <w:tblLook w:firstColumn="1" w:firstRow="1" w:lastColumn="0" w:lastRow="0" w:noHBand="0" w:noVBand="1" w:val="04A0"/>
+      </w:tblPr>
+      <w:tblGrid>
+        <w:gridCol w:w="4561"/>
+        <w:gridCol w:w="4561"/>
+      </w:tblGrid>
+      <w:tr>
+        <w:tc>
+          <w:tcPr>
+            <w:tcW w:type="dxa" w:w="4561"/>
+            <w:shd w:val="clear" w:color="auto" w:fill="1F4E79"/>
+          </w:tcPr>
+          <w:p>
+            <w:r/>
+            <w:r>
+              <w:rPr>
+                <w:b/>
+                <w:color w:val="FFFFFF"/>
+                <w:sz w:val="14"/>
+              </w:rPr>
+              <w:t>Campo</w:t>
+            </w:r>
+          </w:p>
+        </w:tc>
+        <w:tc>
+          <w:tcPr>
+            <w:tcW w:type="dxa" w:w="4561"/>
+            <w:shd w:val="clear" w:color="auto" w:fill="1F4E79"/>
+          </w:tcPr>
+          <w:p>
+            <w:r/>
+            <w:r>
+              <w:rPr>
+                <w:b/>
+                <w:color w:val="FFFFFF"/>
+                <w:sz w:val="14"/>
+              </w:rPr>
+              <w:t>Contenido</w:t>
+            </w:r>
+          </w:p>
+        </w:tc>
+      </w:tr>
+      <w:tr>
+        <w:tc>
+          <w:tcPr>
+            <w:tcW w:type="dxa" w:w="4561"/>
+          </w:tcPr>
+          <w:p>
+            <w:r/>
+            <w:r>
+              <w:rPr>
+                <w:sz w:val="14"/>
+              </w:rPr>
+              <w:t>Titulo de la tesis/estudio</w:t>
+            </w:r>
+          </w:p>
+        </w:tc>
+        <w:tc>
+          <w:tcPr>
+            <w:tcW w:type="dxa" w:w="4561"/>
+          </w:tcPr>
+          <w:p>
+            <w:r/>
+            <w:r>
+              <w:rPr>
+                <w:sz w:val="14"/>
+              </w:rPr>
+              <w:t>Actor-Attention-Critic for Multi-Agent Reinforcement Learning</w:t>
+            </w:r>
+          </w:p>
+        </w:tc>
+      </w:tr>
+      <w:tr>
+        <w:tc>
+          <w:tcPr>
+            <w:tcW w:type="dxa" w:w="4561"/>
+          </w:tcPr>
+          <w:p>
+            <w:r/>
+            <w:r>
+              <w:rPr>
+                <w:sz w:val="14"/>
+              </w:rPr>
+              <w:t>Objetivo general</w:t>
+            </w:r>
+          </w:p>
+        </w:tc>
+        <w:tc>
+          <w:tcPr>
+            <w:tcW w:type="dxa" w:w="4561"/>
+          </w:tcPr>
+          <w:p>
+            <w:r/>
+            <w:r>
+              <w:rPr>
+                <w:sz w:val="14"/>
+              </w:rPr>
+              <w:t>Introducir mecanismos de atencion en el critico centralizado MARL para coordinacion selectiva bajo observabilidad parcial.</w:t>
+            </w:r>
+          </w:p>
+        </w:tc>
+      </w:tr>
+      <w:tr>
+        <w:tc>
+          <w:tcPr>
+            <w:tcW w:type="dxa" w:w="4561"/>
+          </w:tcPr>
+          <w:p>
+            <w:r/>
+            <w:r>
+              <w:rPr>
+                <w:sz w:val="14"/>
+              </w:rPr>
+              <w:t>Tipo de metodologia</w:t>
+            </w:r>
+          </w:p>
+        </w:tc>
+        <w:tc>
+          <w:tcPr>
+            <w:tcW w:type="dxa" w:w="4561"/>
+          </w:tcPr>
+          <w:p>
+            <w:r/>
+            <w:r>
+              <w:rPr>
+                <w:sz w:val="14"/>
+              </w:rPr>
+              <w:t>Actor-critic multiagente con atencion multi-cabeza; evaluacion en benchmarks MPE y cooperativos.</w:t>
+            </w:r>
+          </w:p>
+        </w:tc>
+      </w:tr>
+      <w:tr>
+        <w:tc>
+          <w:tcPr>
+            <w:tcW w:type="dxa" w:w="4561"/>
+          </w:tcPr>
+          <w:p>
+            <w:r/>
+            <w:r>
+              <w:rPr>
+                <w:sz w:val="14"/>
+              </w:rPr>
+              <w:t>Diseno de investigacion</w:t>
+            </w:r>
+          </w:p>
+        </w:tc>
+        <w:tc>
+          <w:tcPr>
+            <w:tcW w:type="dxa" w:w="4561"/>
+          </w:tcPr>
+          <w:p>
+            <w:r/>
+            <w:r>
+              <w:rPr>
+                <w:sz w:val="14"/>
+              </w:rPr>
+              <w:t>Basica-algoritmica; experimental con entornos benchmark MARL.</w:t>
+            </w:r>
+          </w:p>
+        </w:tc>
+      </w:tr>
+      <w:tr>
+        <w:tc>
+          <w:tcPr>
+            <w:tcW w:type="dxa" w:w="4561"/>
+          </w:tcPr>
+          <w:p>
+            <w:r/>
+            <w:r>
+              <w:rPr>
+                <w:sz w:val="14"/>
+              </w:rPr>
+              <w:t>Resultados cuantitativos</w:t>
+            </w:r>
+          </w:p>
+        </w:tc>
+        <w:tc>
+          <w:tcPr>
+            <w:tcW w:type="dxa" w:w="4561"/>
+          </w:tcPr>
+          <w:p>
+            <w:r/>
+            <w:r>
+              <w:rPr>
+                <w:sz w:val="14"/>
+              </w:rPr>
+              <w:t>Mejora de recompensa ~15-30% frente a MADDPG/COMA en tareas cooperativas.</w:t>
+            </w:r>
+          </w:p>
+        </w:tc>
+      </w:tr>
+      <w:tr>
+        <w:tc>
+          <w:tcPr>
+            <w:tcW w:type="dxa" w:w="4561"/>
+          </w:tcPr>
+          <w:p>
+            <w:r/>
+            <w:r>
+              <w:rPr>
+                <w:sz w:val="14"/>
+              </w:rPr>
+              <w:t>Conclusion general</w:t>
+            </w:r>
+          </w:p>
+        </w:tc>
+        <w:tc>
+          <w:tcPr>
+            <w:tcW w:type="dxa" w:w="4561"/>
+          </w:tcPr>
+          <w:p>
+            <w:r/>
+            <w:r>
+              <w:rPr>
+                <w:sz w:val="14"/>
+              </w:rPr>
+              <w:t>La atencion mejora coordinacion selectiva entre agentes heterogeneos bajo CTDE.</w:t>
+            </w:r>
+          </w:p>
+        </w:tc>
+      </w:tr>
+      <w:tr>
+        <w:tc>
+          <w:tcPr>
+            <w:tcW w:type="dxa" w:w="4561"/>
+          </w:tcPr>
+          <w:p>
+            <w:r/>
+            <w:r>
+              <w:rPr>
+                <w:sz w:val="14"/>
+              </w:rPr>
+              <w:t>Aporte para esta tesis</w:t>
+            </w:r>
+          </w:p>
+        </w:tc>
+        <w:tc>
+          <w:tcPr>
+            <w:tcW w:type="dxa" w:w="4561"/>
+          </w:tcPr>
+          <w:p>
+            <w:r/>
+            <w:r>
+              <w:rPr>
+                <w:sz w:val="14"/>
+              </w:rPr>
+              <w:t>Fundamento del backend MAAC; explica por que MAAC puede liderar costos (OE.3) al ponderar interacciones entre edificios bajo senales TOU.</w:t>
+            </w:r>
+          </w:p>
+        </w:tc>
+      </w:tr>
+    </w:tbl>
+    <w:p/>
+    <w:p>
+      <w:pPr>
+        <w:pStyle w:val="Heading3"/>
+      </w:pPr>
+      <w:r>
+        <w:t>2.1.7 Antecedentes nacionales y peruanos</w:t>
+      </w:r>
+    </w:p>
+    <w:p>
+      <w:pPr>
+        <w:spacing w:after="120" w:line="276" w:lineRule="auto"/>
+        <w:jc w:val="both"/>
+      </w:pPr>
+      <w:r>
+        <w:t>La Tabla 2.5 integra antecedentes nacionales y del contexto SEAI Iquitos: tesis doctorales peruanas/latinoamericanas y marcos regulatorios MINAM/OSINERGMIN. Estos antecedentes anclan la tesis en el sistema electrico aislado diesel+PV de Loreto.</w:t>
+      </w:r>
+    </w:p>
+    <w:p>
+      <w:r>
+        <w:rPr>
+          <w:b/>
+          <w:color w:val="595959"/>
+          <w:sz w:val="19"/>
+        </w:rPr>
+        <w:t>Tabla 2.5. Antecedentes nacionales/peruanos seleccionados.</w:t>
+      </w:r>
+    </w:p>
+    <w:tbl>
+      <w:tblPr>
+        <w:tblStyle w:val="LightGrid-Accent1"/>
+        <w:tblW w:type="auto" w:w="0"/>
+        <w:jc w:val="center"/>
+        <w:tblLook w:firstColumn="1" w:firstRow="1" w:lastColumn="0" w:lastRow="0" w:noHBand="0" w:noVBand="1" w:val="04A0"/>
+      </w:tblPr>
+      <w:tblGrid>
+        <w:gridCol w:w="1824"/>
+        <w:gridCol w:w="1824"/>
+        <w:gridCol w:w="1824"/>
+        <w:gridCol w:w="1824"/>
+        <w:gridCol w:w="1824"/>
+      </w:tblGrid>
+      <w:tr>
+        <w:tc>
+          <w:tcPr>
+            <w:tcW w:type="dxa" w:w="1824"/>
+            <w:shd w:val="clear" w:color="auto" w:fill="1F4E79"/>
+          </w:tcPr>
+          <w:p>
+            <w:r/>
+            <w:r>
+              <w:rPr>
+                <w:b/>
+                <w:color w:val="FFFFFF"/>
+                <w:sz w:val="13"/>
+              </w:rPr>
+              <w:t>Autor(es)</w:t>
+            </w:r>
+          </w:p>
+        </w:tc>
+        <w:tc>
+          <w:tcPr>
+            <w:tcW w:type="dxa" w:w="1824"/>
+            <w:shd w:val="clear" w:color="auto" w:fill="1F4E79"/>
+          </w:tcPr>
+          <w:p>
+            <w:r/>
+            <w:r>
+              <w:rPr>
+                <w:b/>
+                <w:color w:val="FFFFFF"/>
+                <w:sz w:val="13"/>
+              </w:rPr>
+              <w:t>Titulo</w:t>
+            </w:r>
+          </w:p>
+        </w:tc>
+        <w:tc>
+          <w:tcPr>
+            <w:tcW w:type="dxa" w:w="1824"/>
+            <w:shd w:val="clear" w:color="auto" w:fill="1F4E79"/>
+          </w:tcPr>
+          <w:p>
+            <w:r/>
+            <w:r>
+              <w:rPr>
+                <w:b/>
+                <w:color w:val="FFFFFF"/>
+                <w:sz w:val="13"/>
+              </w:rPr>
+              <w:t>Variables VI/VD</w:t>
+            </w:r>
+          </w:p>
+        </w:tc>
+        <w:tc>
+          <w:tcPr>
+            <w:tcW w:type="dxa" w:w="1824"/>
+            <w:shd w:val="clear" w:color="auto" w:fill="1F4E79"/>
+          </w:tcPr>
+          <w:p>
+            <w:r/>
+            <w:r>
+              <w:rPr>
+                <w:b/>
+                <w:color w:val="FFFFFF"/>
+                <w:sz w:val="13"/>
+              </w:rPr>
+              <w:t>Aporte para esta tesis</w:t>
+            </w:r>
+          </w:p>
+        </w:tc>
+        <w:tc>
+          <w:tcPr>
+            <w:tcW w:type="dxa" w:w="1824"/>
+            <w:shd w:val="clear" w:color="auto" w:fill="1F4E79"/>
+          </w:tcPr>
+          <w:p>
+            <w:r/>
+            <w:r>
+              <w:rPr>
+                <w:b/>
+                <w:color w:val="FFFFFF"/>
+                <w:sz w:val="13"/>
+              </w:rPr>
+              <w:t>DOI / enlace</w:t>
+            </w:r>
+          </w:p>
+        </w:tc>
+      </w:tr>
+      <w:tr>
+        <w:tc>
+          <w:tcPr>
+            <w:tcW w:type="dxa" w:w="1824"/>
+          </w:tcPr>
+          <w:p>
+            <w:r/>
+            <w:r>
+              <w:rPr>
+                <w:sz w:val="13"/>
+              </w:rPr>
+              <w:t>Chevarria Moscoso (2024)</w:t>
+            </w:r>
+          </w:p>
+        </w:tc>
+        <w:tc>
+          <w:tcPr>
+            <w:tcW w:type="dxa" w:w="1824"/>
+          </w:tcPr>
+          <w:p>
+            <w:r/>
+            <w:r>
+              <w:rPr>
+                <w:sz w:val="13"/>
+              </w:rPr>
+              <w:t>Analisis de la generacion hidroelectrica en la central hidroelectrica de Machupicchu aplicando metodos estocasticos y mo...</w:t>
+            </w:r>
+          </w:p>
+        </w:tc>
+        <w:tc>
+          <w:tcPr>
+            <w:tcW w:type="dxa" w:w="1824"/>
+          </w:tcPr>
+          <w:p>
+            <w:r/>
+            <w:r>
+              <w:rPr>
+                <w:sz w:val="13"/>
+              </w:rPr>
+              <w:t>Contexto Peru; generacion renovable; incertidumbre operativa</w:t>
+            </w:r>
+          </w:p>
+        </w:tc>
+        <w:tc>
+          <w:tcPr>
+            <w:tcW w:type="dxa" w:w="1824"/>
+          </w:tcPr>
+          <w:p>
+            <w:r/>
+            <w:r>
+              <w:rPr>
+                <w:sz w:val="13"/>
+              </w:rPr>
+              <w:t>Contextualiza optimizacion energetica nacional y variabilidad de recursos renovables aplicable al balance PV+diesel del SEAI Iquitos.</w:t>
+            </w:r>
+          </w:p>
+        </w:tc>
+        <w:tc>
+          <w:tcPr>
+            <w:tcW w:type="dxa" w:w="1824"/>
+          </w:tcPr>
+          <w:p>
+            <w:r/>
+            <w:r>
+              <w:rPr>
+                <w:sz w:val="13"/>
+              </w:rPr>
+              <w:t>http://hdl.handle.net/20.500.14076/28894</w:t>
+            </w:r>
+          </w:p>
+        </w:tc>
+      </w:tr>
+      <w:tr>
+        <w:tc>
+          <w:tcPr>
+            <w:tcW w:type="dxa" w:w="1824"/>
+          </w:tcPr>
+          <w:p>
+            <w:r/>
+            <w:r>
+              <w:rPr>
+                <w:sz w:val="13"/>
+              </w:rPr>
+              <w:t>Peñalva Sanchez (2024)</w:t>
+            </w:r>
+          </w:p>
+        </w:tc>
+        <w:tc>
+          <w:tcPr>
+            <w:tcW w:type="dxa" w:w="1824"/>
+          </w:tcPr>
+          <w:p>
+            <w:r/>
+            <w:r>
+              <w:rPr>
+                <w:sz w:val="13"/>
+              </w:rPr>
+              <w:t>Optimizacion de un sistema fotovoltaico hibrido y la prediccion de la demanda energetica y variables climaticas utilizan...</w:t>
+            </w:r>
+          </w:p>
+        </w:tc>
+        <w:tc>
+          <w:tcPr>
+            <w:tcW w:type="dxa" w:w="1824"/>
+          </w:tcPr>
+          <w:p>
+            <w:r/>
+            <w:r>
+              <w:rPr>
+                <w:sz w:val="13"/>
+              </w:rPr>
+              <w:t>Contexto Peru/UNI; PV; demanda; clima tropical</w:t>
+            </w:r>
+          </w:p>
+        </w:tc>
+        <w:tc>
+          <w:tcPr>
+            <w:tcW w:type="dxa" w:w="1824"/>
+          </w:tcPr>
+          <w:p>
+            <w:r/>
+            <w:r>
+              <w:rPr>
+                <w:sz w:val="13"/>
+              </w:rPr>
+              <w:t>Sustenta el uso de datos climaticos y demanda reales (PVGIS/NASA POWER) en el dataset citylearn_iquitos_2023_2025 y la relevancia de prediccion para control flexible.</w:t>
+            </w:r>
+          </w:p>
+        </w:tc>
+        <w:tc>
+          <w:tcPr>
+            <w:tcW w:type="dxa" w:w="1824"/>
+          </w:tcPr>
+          <w:p>
+            <w:r/>
+            <w:r>
+              <w:rPr>
+                <w:sz w:val="13"/>
+              </w:rPr>
+              <w:t>http://hdl.handle.net/20.500.14076/27731</w:t>
+            </w:r>
+          </w:p>
+        </w:tc>
+      </w:tr>
+      <w:tr>
+        <w:tc>
+          <w:tcPr>
+            <w:tcW w:type="dxa" w:w="1824"/>
+          </w:tcPr>
+          <w:p>
+            <w:r/>
+            <w:r>
+              <w:rPr>
+                <w:sz w:val="13"/>
+              </w:rPr>
+              <w:t>Rosero Bernal (2024)</w:t>
+            </w:r>
+          </w:p>
+        </w:tc>
+        <w:tc>
+          <w:tcPr>
+            <w:tcW w:type="dxa" w:w="1824"/>
+          </w:tcPr>
+          <w:p>
+            <w:r/>
+            <w:r>
+              <w:rPr>
+                <w:sz w:val="13"/>
+              </w:rPr>
+              <w:t>Modelo de un sistema de administracion de energia autonomo operado desde la nube para optimizar la gestion de un grupo d...</w:t>
+            </w:r>
+          </w:p>
+        </w:tc>
+        <w:tc>
+          <w:tcPr>
+            <w:tcW w:type="dxa" w:w="1824"/>
+          </w:tcPr>
+          <w:p>
+            <w:r/>
+            <w:r>
+              <w:rPr>
+                <w:sz w:val="13"/>
+              </w:rPr>
+              <w:t>Microredes; coordinacion; gestion energetica autonoma</w:t>
+            </w:r>
+          </w:p>
+        </w:tc>
+        <w:tc>
+          <w:tcPr>
+            <w:tcW w:type="dxa" w:w="1824"/>
+          </w:tcPr>
+          <w:p>
+            <w:r/>
+            <w:r>
+              <w:rPr>
+                <w:sz w:val="13"/>
+              </w:rPr>
+              <w:t>Paralelo latinoamericano de coordinacion multiagente en redes locales; informa la lectura CTDE del distrito SEAI como comunidad de 17 nodos energeticos.</w:t>
+            </w:r>
+          </w:p>
+        </w:tc>
+        <w:tc>
+          <w:tcPr>
+            <w:tcW w:type="dxa" w:w="1824"/>
+          </w:tcPr>
+          <w:p>
+            <w:r/>
+            <w:r>
+              <w:rPr>
+                <w:sz w:val="13"/>
+              </w:rPr>
+              <w:t>[PV]</w:t>
+            </w:r>
+          </w:p>
+        </w:tc>
+      </w:tr>
+      <w:tr>
+        <w:tc>
+          <w:tcPr>
+            <w:tcW w:type="dxa" w:w="1824"/>
+          </w:tcPr>
+          <w:p>
+            <w:r/>
+            <w:r>
+              <w:rPr>
+                <w:sz w:val="13"/>
+              </w:rPr>
+              <w:t>MINAM (2019)</w:t>
+            </w:r>
+          </w:p>
+        </w:tc>
+        <w:tc>
+          <w:tcPr>
+            <w:tcW w:type="dxa" w:w="1824"/>
+          </w:tcPr>
+          <w:p>
+            <w:r/>
+            <w:r>
+              <w:rPr>
+                <w:sz w:val="13"/>
+              </w:rPr>
+              <w:t>INFOCARBONO — RAGEI 2019 Energia (factor de emision del sector electrico peruano)</w:t>
+            </w:r>
+          </w:p>
+        </w:tc>
+        <w:tc>
+          <w:tcPr>
+            <w:tcW w:type="dxa" w:w="1824"/>
+          </w:tcPr>
+          <w:p>
+            <w:r/>
+            <w:r>
+              <w:rPr>
+                <w:sz w:val="13"/>
+              </w:rPr>
+              <w:t>D-VD.2 CO2; SEAI Iquitos; intensidad de carbono</w:t>
+            </w:r>
+          </w:p>
+        </w:tc>
+        <w:tc>
+          <w:tcPr>
+            <w:tcW w:type="dxa" w:w="1824"/>
+          </w:tcPr>
+          <w:p>
+            <w:r/>
+            <w:r>
+              <w:rPr>
+                <w:sz w:val="13"/>
+              </w:rPr>
+              <w:t>Fundamenta CarbonIntensityModel (A4) y el escenario E2 (D-VD.2) con factor MINAM aplicado al SEAI Iquitos.</w:t>
+            </w:r>
+          </w:p>
+        </w:tc>
+        <w:tc>
+          <w:tcPr>
+            <w:tcW w:type="dxa" w:w="1824"/>
+          </w:tcPr>
+          <w:p>
+            <w:r/>
+            <w:r>
+              <w:rPr>
+                <w:sz w:val="13"/>
+              </w:rPr>
+              <w:t>https://infocarbono.minam.gob.pe/</w:t>
+            </w:r>
+          </w:p>
+        </w:tc>
+      </w:tr>
+      <w:tr>
+        <w:tc>
+          <w:tcPr>
+            <w:tcW w:type="dxa" w:w="1824"/>
+          </w:tcPr>
+          <w:p>
+            <w:r/>
+            <w:r>
+              <w:rPr>
+                <w:sz w:val="13"/>
+              </w:rPr>
+              <w:t>OSINERGMIN (2024)</w:t>
+            </w:r>
+          </w:p>
+        </w:tc>
+        <w:tc>
+          <w:tcPr>
+            <w:tcW w:type="dxa" w:w="1824"/>
+          </w:tcPr>
+          <w:p>
+            <w:r/>
+            <w:r>
+              <w:rPr>
+                <w:sz w:val="13"/>
+              </w:rPr>
+              <w:t>Resolucion de Consejo Directivo N. 0024-2024-OS/CD — Tarifas de distribucion electrica MT-3/MT-4, Electro Oriente S.A.</w:t>
+            </w:r>
+          </w:p>
+        </w:tc>
+        <w:tc>
+          <w:tcPr>
+            <w:tcW w:type="dxa" w:w="1824"/>
+          </w:tcPr>
+          <w:p>
+            <w:r/>
+            <w:r>
+              <w:rPr>
+                <w:sz w:val="13"/>
+              </w:rPr>
+              <w:t>D-VD.3 costos; D-VD.1 flexibilidad (pico); SEAI Iquitos</w:t>
+            </w:r>
+          </w:p>
+        </w:tc>
+        <w:tc>
+          <w:tcPr>
+            <w:tcW w:type="dxa" w:w="1824"/>
+          </w:tcPr>
+          <w:p>
+            <w:r/>
+            <w:r>
+              <w:rPr>
+                <w:sz w:val="13"/>
+              </w:rPr>
+              <w:t>Justifica KPI de pico con ventana OSINERGMIN (A3) y el escenario E3 (D-VD.3 costos) con senales TOU locales de Iquitos.</w:t>
+            </w:r>
+          </w:p>
+        </w:tc>
+        <w:tc>
+          <w:tcPr>
+            <w:tcW w:type="dxa" w:w="1824"/>
+          </w:tcPr>
+          <w:p>
+            <w:r/>
+            <w:r>
+              <w:rPr>
+                <w:sz w:val="13"/>
+              </w:rPr>
+              <w:t>[PV — resolucion OSINERGMIN 0024-2024-OS/CD]</w:t>
+            </w:r>
+          </w:p>
+        </w:tc>
+      </w:tr>
+    </w:tbl>
+    <w:p/>
+    <w:p>
+      <w:pPr>
+        <w:pStyle w:val="Heading4"/>
+      </w:pPr>
+      <w:r>
+        <w:t>Chevarria Moscoso (2024)</w:t>
+      </w:r>
+    </w:p>
+    <w:p>
+      <w:r>
+        <w:rPr>
+          <w:b/>
+          <w:color w:val="595959"/>
+          <w:sz w:val="19"/>
+        </w:rPr>
+        <w:t>Ficha antecedente nacional — Chevarria Moscoso (2024).</w:t>
+      </w:r>
+    </w:p>
+    <w:tbl>
+      <w:tblPr>
+        <w:tblStyle w:val="LightGrid-Accent1"/>
+        <w:tblW w:type="auto" w:w="0"/>
+        <w:jc w:val="center"/>
+        <w:tblLook w:firstColumn="1" w:firstRow="1" w:lastColumn="0" w:lastRow="0" w:noHBand="0" w:noVBand="1" w:val="04A0"/>
+      </w:tblPr>
+      <w:tblGrid>
+        <w:gridCol w:w="4561"/>
+        <w:gridCol w:w="4561"/>
+      </w:tblGrid>
+      <w:tr>
+        <w:tc>
+          <w:tcPr>
+            <w:tcW w:type="dxa" w:w="4561"/>
+            <w:shd w:val="clear" w:color="auto" w:fill="1F4E79"/>
+          </w:tcPr>
+          <w:p>
+            <w:r/>
+            <w:r>
+              <w:rPr>
+                <w:b/>
+                <w:color w:val="FFFFFF"/>
+                <w:sz w:val="14"/>
+              </w:rPr>
+              <w:t>Campo</w:t>
+            </w:r>
+          </w:p>
+        </w:tc>
+        <w:tc>
+          <w:tcPr>
+            <w:tcW w:type="dxa" w:w="4561"/>
+            <w:shd w:val="clear" w:color="auto" w:fill="1F4E79"/>
+          </w:tcPr>
+          <w:p>
+            <w:r/>
+            <w:r>
+              <w:rPr>
+                <w:b/>
+                <w:color w:val="FFFFFF"/>
+                <w:sz w:val="14"/>
+              </w:rPr>
+              <w:t>Contenido</w:t>
+            </w:r>
+          </w:p>
+        </w:tc>
+      </w:tr>
+      <w:tr>
+        <w:tc>
+          <w:tcPr>
+            <w:tcW w:type="dxa" w:w="4561"/>
+          </w:tcPr>
+          <w:p>
+            <w:r/>
+            <w:r>
+              <w:rPr>
+                <w:sz w:val="14"/>
+              </w:rPr>
+              <w:t>Titulo de la tesis/estudio</w:t>
+            </w:r>
+          </w:p>
+        </w:tc>
+        <w:tc>
+          <w:tcPr>
+            <w:tcW w:type="dxa" w:w="4561"/>
+          </w:tcPr>
+          <w:p>
+            <w:r/>
+            <w:r>
+              <w:rPr>
+                <w:sz w:val="14"/>
+              </w:rPr>
+              <w:t>Analisis de la generacion hidroelectrica en la central hidroelectrica de Machupicchu aplicando metodos estocasticos y modelo de optimizacion</w:t>
+            </w:r>
+          </w:p>
+        </w:tc>
+      </w:tr>
+      <w:tr>
+        <w:tc>
+          <w:tcPr>
+            <w:tcW w:type="dxa" w:w="4561"/>
+          </w:tcPr>
+          <w:p>
+            <w:r/>
+            <w:r>
+              <w:rPr>
+                <w:sz w:val="14"/>
+              </w:rPr>
+              <w:t>Objetivo general</w:t>
+            </w:r>
+          </w:p>
+        </w:tc>
+        <w:tc>
+          <w:tcPr>
+            <w:tcW w:type="dxa" w:w="4561"/>
+          </w:tcPr>
+          <w:p>
+            <w:r/>
+            <w:r>
+              <w:rPr>
+                <w:sz w:val="14"/>
+              </w:rPr>
+              <w:t>Optimizar la generacion hidroelectrica de Machupicchu mediante metodos estocasticos y un modelo de optimizacion bajo incertidumbre hidrologica.</w:t>
+            </w:r>
+          </w:p>
+        </w:tc>
+      </w:tr>
+      <w:tr>
+        <w:tc>
+          <w:tcPr>
+            <w:tcW w:type="dxa" w:w="4561"/>
+          </w:tcPr>
+          <w:p>
+            <w:r/>
+            <w:r>
+              <w:rPr>
+                <w:sz w:val="14"/>
+              </w:rPr>
+              <w:t>Tipo de metodologia</w:t>
+            </w:r>
+          </w:p>
+        </w:tc>
+        <w:tc>
+          <w:tcPr>
+            <w:tcW w:type="dxa" w:w="4561"/>
+          </w:tcPr>
+          <w:p>
+            <w:r/>
+            <w:r>
+              <w:rPr>
+                <w:sz w:val="14"/>
+              </w:rPr>
+              <w:t>Modelado estocastico y optimizacion matematica aplicada a generacion renovable peruana.</w:t>
+            </w:r>
+          </w:p>
+        </w:tc>
+      </w:tr>
+      <w:tr>
+        <w:tc>
+          <w:tcPr>
+            <w:tcW w:type="dxa" w:w="4561"/>
+          </w:tcPr>
+          <w:p>
+            <w:r/>
+            <w:r>
+              <w:rPr>
+                <w:sz w:val="14"/>
+              </w:rPr>
+              <w:t>Diseno de investigacion</w:t>
+            </w:r>
+          </w:p>
+        </w:tc>
+        <w:tc>
+          <w:tcPr>
+            <w:tcW w:type="dxa" w:w="4561"/>
+          </w:tcPr>
+          <w:p>
+            <w:r/>
+            <w:r>
+              <w:rPr>
+                <w:sz w:val="14"/>
+              </w:rPr>
+              <w:t>Aplicada; tesis doctoral UNI; estudio de caso en generacion hidroelectrica.</w:t>
+            </w:r>
+          </w:p>
+        </w:tc>
+      </w:tr>
+      <w:tr>
+        <w:tc>
+          <w:tcPr>
+            <w:tcW w:type="dxa" w:w="4561"/>
+          </w:tcPr>
+          <w:p>
+            <w:r/>
+            <w:r>
+              <w:rPr>
+                <w:sz w:val="14"/>
+              </w:rPr>
+              <w:t>Resultados cuantitativos</w:t>
+            </w:r>
+          </w:p>
+        </w:tc>
+        <w:tc>
+          <w:tcPr>
+            <w:tcW w:type="dxa" w:w="4561"/>
+          </w:tcPr>
+          <w:p>
+            <w:r/>
+            <w:r>
+              <w:rPr>
+                <w:sz w:val="14"/>
+              </w:rPr>
+              <w:t>[PV] Mejoras de eficiencia operativa y asignacion de generacion respecto a escenarios base; magnitudes cuantitativas pendientes de extraccion del repositorio UNI.</w:t>
+            </w:r>
+          </w:p>
+        </w:tc>
+      </w:tr>
+      <w:tr>
+        <w:tc>
+          <w:tcPr>
+            <w:tcW w:type="dxa" w:w="4561"/>
+          </w:tcPr>
+          <w:p>
+            <w:r/>
+            <w:r>
+              <w:rPr>
+                <w:sz w:val="14"/>
+              </w:rPr>
+              <w:t>Conclusion general</w:t>
+            </w:r>
+          </w:p>
+        </w:tc>
+        <w:tc>
+          <w:tcPr>
+            <w:tcW w:type="dxa" w:w="4561"/>
+          </w:tcPr>
+          <w:p>
+            <w:r/>
+            <w:r>
+              <w:rPr>
+                <w:sz w:val="14"/>
+              </w:rPr>
+              <w:t>Los metodos estocasticos permiten decisiones mas robustas en generacion renovable bajo variabilidad hidrologica en el contexto peruano.</w:t>
+            </w:r>
+          </w:p>
+        </w:tc>
+      </w:tr>
+      <w:tr>
+        <w:tc>
+          <w:tcPr>
+            <w:tcW w:type="dxa" w:w="4561"/>
+          </w:tcPr>
+          <w:p>
+            <w:r/>
+            <w:r>
+              <w:rPr>
+                <w:sz w:val="14"/>
+              </w:rPr>
+              <w:t>Aporte para esta tesis</w:t>
+            </w:r>
+          </w:p>
+        </w:tc>
+        <w:tc>
+          <w:tcPr>
+            <w:tcW w:type="dxa" w:w="4561"/>
+          </w:tcPr>
+          <w:p>
+            <w:r/>
+            <w:r>
+              <w:rPr>
+                <w:sz w:val="14"/>
+              </w:rPr>
+              <w:t>Contextualiza optimizacion energetica nacional y variabilidad de recursos renovables aplicable al balance PV+diesel del SEAI Iquitos.</w:t>
+            </w:r>
+          </w:p>
+        </w:tc>
+      </w:tr>
+    </w:tbl>
+    <w:p/>
+    <w:p>
+      <w:pPr>
+        <w:pStyle w:val="Heading4"/>
+      </w:pPr>
+      <w:r>
+        <w:t>Peñalva Sanchez (2024)</w:t>
+      </w:r>
+    </w:p>
+    <w:p>
+      <w:r>
+        <w:rPr>
+          <w:b/>
+          <w:color w:val="595959"/>
+          <w:sz w:val="19"/>
+        </w:rPr>
+        <w:t>Ficha antecedente nacional — Peñalva Sanchez (2024).</w:t>
+      </w:r>
+    </w:p>
+    <w:tbl>
+      <w:tblPr>
+        <w:tblStyle w:val="LightGrid-Accent1"/>
+        <w:tblW w:type="auto" w:w="0"/>
+        <w:jc w:val="center"/>
+        <w:tblLook w:firstColumn="1" w:firstRow="1" w:lastColumn="0" w:lastRow="0" w:noHBand="0" w:noVBand="1" w:val="04A0"/>
+      </w:tblPr>
+      <w:tblGrid>
+        <w:gridCol w:w="4561"/>
+        <w:gridCol w:w="4561"/>
+      </w:tblGrid>
+      <w:tr>
+        <w:tc>
+          <w:tcPr>
+            <w:tcW w:type="dxa" w:w="4561"/>
+            <w:shd w:val="clear" w:color="auto" w:fill="1F4E79"/>
+          </w:tcPr>
+          <w:p>
+            <w:r/>
+            <w:r>
+              <w:rPr>
+                <w:b/>
+                <w:color w:val="FFFFFF"/>
+                <w:sz w:val="14"/>
+              </w:rPr>
+              <w:t>Campo</w:t>
+            </w:r>
+          </w:p>
+        </w:tc>
+        <w:tc>
+          <w:tcPr>
+            <w:tcW w:type="dxa" w:w="4561"/>
+            <w:shd w:val="clear" w:color="auto" w:fill="1F4E79"/>
+          </w:tcPr>
+          <w:p>
+            <w:r/>
+            <w:r>
+              <w:rPr>
+                <w:b/>
+                <w:color w:val="FFFFFF"/>
+                <w:sz w:val="14"/>
+              </w:rPr>
+              <w:t>Contenido</w:t>
+            </w:r>
+          </w:p>
+        </w:tc>
+      </w:tr>
+      <w:tr>
+        <w:tc>
+          <w:tcPr>
+            <w:tcW w:type="dxa" w:w="4561"/>
+          </w:tcPr>
+          <w:p>
+            <w:r/>
+            <w:r>
+              <w:rPr>
+                <w:sz w:val="14"/>
+              </w:rPr>
+              <w:t>Titulo de la tesis/estudio</w:t>
+            </w:r>
+          </w:p>
+        </w:tc>
+        <w:tc>
+          <w:tcPr>
+            <w:tcW w:type="dxa" w:w="4561"/>
+          </w:tcPr>
+          <w:p>
+            <w:r/>
+            <w:r>
+              <w:rPr>
+                <w:sz w:val="14"/>
+              </w:rPr>
+              <w:t>Optimizacion de un sistema fotovoltaico hibrido y la prediccion de la demanda energetica y variables climaticas utilizando la inteligencia artificial</w:t>
+            </w:r>
+          </w:p>
+        </w:tc>
+      </w:tr>
+      <w:tr>
+        <w:tc>
+          <w:tcPr>
+            <w:tcW w:type="dxa" w:w="4561"/>
+          </w:tcPr>
+          <w:p>
+            <w:r/>
+            <w:r>
+              <w:rPr>
+                <w:sz w:val="14"/>
+              </w:rPr>
+              <w:t>Objetivo general</w:t>
+            </w:r>
+          </w:p>
+        </w:tc>
+        <w:tc>
+          <w:tcPr>
+            <w:tcW w:type="dxa" w:w="4561"/>
+          </w:tcPr>
+          <w:p>
+            <w:r/>
+            <w:r>
+              <w:rPr>
+                <w:sz w:val="14"/>
+              </w:rPr>
+              <w:t>Optimizar un sistema fotovoltaico hibrido e integrar prediccion de demanda y variables climaticas mediante inteligencia artificial.</w:t>
+            </w:r>
+          </w:p>
+        </w:tc>
+      </w:tr>
+      <w:tr>
+        <w:tc>
+          <w:tcPr>
+            <w:tcW w:type="dxa" w:w="4561"/>
+          </w:tcPr>
+          <w:p>
+            <w:r/>
+            <w:r>
+              <w:rPr>
+                <w:sz w:val="14"/>
+              </w:rPr>
+              <w:t>Tipo de metodologia</w:t>
+            </w:r>
+          </w:p>
+        </w:tc>
+        <w:tc>
+          <w:tcPr>
+            <w:tcW w:type="dxa" w:w="4561"/>
+          </w:tcPr>
+          <w:p>
+            <w:r/>
+            <w:r>
+              <w:rPr>
+                <w:sz w:val="14"/>
+              </w:rPr>
+              <w:t>Modelado de sistema PV hibrido; aprendizaje automatico para pronostico de demanda y clima.</w:t>
+            </w:r>
+          </w:p>
+        </w:tc>
+      </w:tr>
+      <w:tr>
+        <w:tc>
+          <w:tcPr>
+            <w:tcW w:type="dxa" w:w="4561"/>
+          </w:tcPr>
+          <w:p>
+            <w:r/>
+            <w:r>
+              <w:rPr>
+                <w:sz w:val="14"/>
+              </w:rPr>
+              <w:t>Diseno de investigacion</w:t>
+            </w:r>
+          </w:p>
+        </w:tc>
+        <w:tc>
+          <w:tcPr>
+            <w:tcW w:type="dxa" w:w="4561"/>
+          </w:tcPr>
+          <w:p>
+            <w:r/>
+            <w:r>
+              <w:rPr>
+                <w:sz w:val="14"/>
+              </w:rPr>
+              <w:t>Aplicada; tesis doctoral UNI; estudio de caso con datos locales.</w:t>
+            </w:r>
+          </w:p>
+        </w:tc>
+      </w:tr>
+      <w:tr>
+        <w:tc>
+          <w:tcPr>
+            <w:tcW w:type="dxa" w:w="4561"/>
+          </w:tcPr>
+          <w:p>
+            <w:r/>
+            <w:r>
+              <w:rPr>
+                <w:sz w:val="14"/>
+              </w:rPr>
+              <w:t>Resultados cuantitativos</w:t>
+            </w:r>
+          </w:p>
+        </w:tc>
+        <w:tc>
+          <w:tcPr>
+            <w:tcW w:type="dxa" w:w="4561"/>
+          </w:tcPr>
+          <w:p>
+            <w:r/>
+            <w:r>
+              <w:rPr>
+                <w:sz w:val="14"/>
+              </w:rPr>
+              <w:t>[PV] Reduccion de error de prediccion de demanda y mejora de desempeno del sistema hibrido; valores numericos pendientes de verificacion en repositorio UNI.</w:t>
+            </w:r>
+          </w:p>
+        </w:tc>
+      </w:tr>
+      <w:tr>
+        <w:tc>
+          <w:tcPr>
+            <w:tcW w:type="dxa" w:w="4561"/>
+          </w:tcPr>
+          <w:p>
+            <w:r/>
+            <w:r>
+              <w:rPr>
+                <w:sz w:val="14"/>
+              </w:rPr>
+              <w:t>Conclusion general</w:t>
+            </w:r>
+          </w:p>
+        </w:tc>
+        <w:tc>
+          <w:tcPr>
+            <w:tcW w:type="dxa" w:w="4561"/>
+          </w:tcPr>
+          <w:p>
+            <w:r/>
+            <w:r>
+              <w:rPr>
+                <w:sz w:val="14"/>
+              </w:rPr>
+              <w:t>La IA mejora la operacion de sistemas PV hibridos al anticipar demanda y condiciones climaticas en contexto peruano.</w:t>
+            </w:r>
+          </w:p>
+        </w:tc>
+      </w:tr>
+      <w:tr>
+        <w:tc>
+          <w:tcPr>
+            <w:tcW w:type="dxa" w:w="4561"/>
+          </w:tcPr>
+          <w:p>
+            <w:r/>
+            <w:r>
+              <w:rPr>
+                <w:sz w:val="14"/>
+              </w:rPr>
+              <w:t>Aporte para esta tesis</w:t>
+            </w:r>
+          </w:p>
+        </w:tc>
+        <w:tc>
+          <w:tcPr>
+            <w:tcW w:type="dxa" w:w="4561"/>
+          </w:tcPr>
+          <w:p>
+            <w:r/>
+            <w:r>
+              <w:rPr>
+                <w:sz w:val="14"/>
+              </w:rPr>
+              <w:t>Sustenta el uso de datos climaticos y demanda reales (PVGIS/NASA POWER) en el dataset citylearn_iquitos_2023_2025 y la relevancia de prediccion para control flexible.</w:t>
+            </w:r>
+          </w:p>
+        </w:tc>
+      </w:tr>
+    </w:tbl>
+    <w:p/>
+    <w:p>
+      <w:pPr>
+        <w:pStyle w:val="Heading4"/>
+      </w:pPr>
+      <w:r>
+        <w:t>Rosero Bernal (2024)</w:t>
+      </w:r>
+    </w:p>
+    <w:p>
+      <w:r>
+        <w:rPr>
+          <w:b/>
+          <w:color w:val="595959"/>
+          <w:sz w:val="19"/>
+        </w:rPr>
+        <w:t>Ficha antecedente nacional — Rosero Bernal (2024).</w:t>
+      </w:r>
+    </w:p>
+    <w:tbl>
+      <w:tblPr>
+        <w:tblStyle w:val="LightGrid-Accent1"/>
+        <w:tblW w:type="auto" w:w="0"/>
+        <w:jc w:val="center"/>
+        <w:tblLook w:firstColumn="1" w:firstRow="1" w:lastColumn="0" w:lastRow="0" w:noHBand="0" w:noVBand="1" w:val="04A0"/>
+      </w:tblPr>
+      <w:tblGrid>
+        <w:gridCol w:w="4561"/>
+        <w:gridCol w:w="4561"/>
+      </w:tblGrid>
+      <w:tr>
+        <w:tc>
+          <w:tcPr>
+            <w:tcW w:type="dxa" w:w="4561"/>
+            <w:shd w:val="clear" w:color="auto" w:fill="1F4E79"/>
+          </w:tcPr>
+          <w:p>
+            <w:r/>
+            <w:r>
+              <w:rPr>
+                <w:b/>
+                <w:color w:val="FFFFFF"/>
+                <w:sz w:val="14"/>
+              </w:rPr>
+              <w:t>Campo</w:t>
+            </w:r>
+          </w:p>
+        </w:tc>
+        <w:tc>
+          <w:tcPr>
+            <w:tcW w:type="dxa" w:w="4561"/>
+            <w:shd w:val="clear" w:color="auto" w:fill="1F4E79"/>
+          </w:tcPr>
+          <w:p>
+            <w:r/>
+            <w:r>
+              <w:rPr>
+                <w:b/>
+                <w:color w:val="FFFFFF"/>
+                <w:sz w:val="14"/>
+              </w:rPr>
+              <w:t>Contenido</w:t>
+            </w:r>
+          </w:p>
+        </w:tc>
+      </w:tr>
+      <w:tr>
+        <w:tc>
+          <w:tcPr>
+            <w:tcW w:type="dxa" w:w="4561"/>
+          </w:tcPr>
+          <w:p>
+            <w:r/>
+            <w:r>
+              <w:rPr>
+                <w:sz w:val="14"/>
+              </w:rPr>
+              <w:t>Titulo de la tesis/estudio</w:t>
+            </w:r>
+          </w:p>
+        </w:tc>
+        <w:tc>
+          <w:tcPr>
+            <w:tcW w:type="dxa" w:w="4561"/>
+          </w:tcPr>
+          <w:p>
+            <w:r/>
+            <w:r>
+              <w:rPr>
+                <w:sz w:val="14"/>
+              </w:rPr>
+              <w:t>Modelo de un sistema de administracion de energia autonomo operado desde la nube para optimizar la gestion de un grupo de microredes</w:t>
+            </w:r>
+          </w:p>
+        </w:tc>
+      </w:tr>
+      <w:tr>
+        <w:tc>
+          <w:tcPr>
+            <w:tcW w:type="dxa" w:w="4561"/>
+          </w:tcPr>
+          <w:p>
+            <w:r/>
+            <w:r>
+              <w:rPr>
+                <w:sz w:val="14"/>
+              </w:rPr>
+              <w:t>Objetivo general</w:t>
+            </w:r>
+          </w:p>
+        </w:tc>
+        <w:tc>
+          <w:tcPr>
+            <w:tcW w:type="dxa" w:w="4561"/>
+          </w:tcPr>
+          <w:p>
+            <w:r/>
+            <w:r>
+              <w:rPr>
+                <w:sz w:val="14"/>
+              </w:rPr>
+              <w:t>Disenar un sistema autonomo de administracion de energia en la nube para optimizar la gestion coordinada de un grupo de microredes.</w:t>
+            </w:r>
+          </w:p>
+        </w:tc>
+      </w:tr>
+      <w:tr>
+        <w:tc>
+          <w:tcPr>
+            <w:tcW w:type="dxa" w:w="4561"/>
+          </w:tcPr>
+          <w:p>
+            <w:r/>
+            <w:r>
+              <w:rPr>
+                <w:sz w:val="14"/>
+              </w:rPr>
+              <w:t>Tipo de metodologia</w:t>
+            </w:r>
+          </w:p>
+        </w:tc>
+        <w:tc>
+          <w:tcPr>
+            <w:tcW w:type="dxa" w:w="4561"/>
+          </w:tcPr>
+          <w:p>
+            <w:r/>
+            <w:r>
+              <w:rPr>
+                <w:sz w:val="14"/>
+              </w:rPr>
+              <w:t>Arquitectura de gestion energetica distribuida en la nube; optimizacion multi-microred.</w:t>
+            </w:r>
+          </w:p>
+        </w:tc>
+      </w:tr>
+      <w:tr>
+        <w:tc>
+          <w:tcPr>
+            <w:tcW w:type="dxa" w:w="4561"/>
+          </w:tcPr>
+          <w:p>
+            <w:r/>
+            <w:r>
+              <w:rPr>
+                <w:sz w:val="14"/>
+              </w:rPr>
+              <w:t>Diseno de investigacion</w:t>
+            </w:r>
+          </w:p>
+        </w:tc>
+        <w:tc>
+          <w:tcPr>
+            <w:tcW w:type="dxa" w:w="4561"/>
+          </w:tcPr>
+          <w:p>
+            <w:r/>
+            <w:r>
+              <w:rPr>
+                <w:sz w:val="14"/>
+              </w:rPr>
+              <w:t>Aplicada; tesis doctoral; estudio de caso en microredes.</w:t>
+            </w:r>
+          </w:p>
+        </w:tc>
+      </w:tr>
+      <w:tr>
+        <w:tc>
+          <w:tcPr>
+            <w:tcW w:type="dxa" w:w="4561"/>
+          </w:tcPr>
+          <w:p>
+            <w:r/>
+            <w:r>
+              <w:rPr>
+                <w:sz w:val="14"/>
+              </w:rPr>
+              <w:t>Resultados cuantitativos</w:t>
+            </w:r>
+          </w:p>
+        </w:tc>
+        <w:tc>
+          <w:tcPr>
+            <w:tcW w:type="dxa" w:w="4561"/>
+          </w:tcPr>
+          <w:p>
+            <w:r/>
+            <w:r>
+              <w:rPr>
+                <w:sz w:val="14"/>
+              </w:rPr>
+              <w:t>[PV] Mejoras de eficiencia energetica y coordinacion inter-microred respecto a operacion descentralizada sin orquestacion en la nube.</w:t>
+            </w:r>
+          </w:p>
+        </w:tc>
+      </w:tr>
+      <w:tr>
+        <w:tc>
+          <w:tcPr>
+            <w:tcW w:type="dxa" w:w="4561"/>
+          </w:tcPr>
+          <w:p>
+            <w:r/>
+            <w:r>
+              <w:rPr>
+                <w:sz w:val="14"/>
+              </w:rPr>
+              <w:t>Conclusion general</w:t>
+            </w:r>
+          </w:p>
+        </w:tc>
+        <w:tc>
+          <w:tcPr>
+            <w:tcW w:type="dxa" w:w="4561"/>
+          </w:tcPr>
+          <w:p>
+            <w:r/>
+            <w:r>
+              <w:rPr>
+                <w:sz w:val="14"/>
+              </w:rPr>
+              <w:t>La administracion autonoma en la nube mejora la coordinacion operativa de microredes heterogeneas.</w:t>
+            </w:r>
+          </w:p>
+        </w:tc>
+      </w:tr>
+      <w:tr>
+        <w:tc>
+          <w:tcPr>
+            <w:tcW w:type="dxa" w:w="4561"/>
+          </w:tcPr>
+          <w:p>
+            <w:r/>
+            <w:r>
+              <w:rPr>
+                <w:sz w:val="14"/>
+              </w:rPr>
+              <w:t>Aporte para esta tesis</w:t>
+            </w:r>
+          </w:p>
+        </w:tc>
+        <w:tc>
+          <w:tcPr>
+            <w:tcW w:type="dxa" w:w="4561"/>
+          </w:tcPr>
+          <w:p>
+            <w:r/>
+            <w:r>
+              <w:rPr>
+                <w:sz w:val="14"/>
+              </w:rPr>
+              <w:t>Paralelo latinoamericano de coordinacion multiagente en redes locales; informa la lectura CTDE del distrito SEAI como comunidad de 17 nodos energeticos.</w:t>
+            </w:r>
+          </w:p>
+        </w:tc>
+      </w:tr>
+    </w:tbl>
+    <w:p/>
+    <w:p>
+      <w:pPr>
+        <w:pStyle w:val="Heading4"/>
+      </w:pPr>
+      <w:r>
+        <w:t>MINAM (2019)</w:t>
+      </w:r>
+    </w:p>
+    <w:p>
+      <w:r>
+        <w:rPr>
+          <w:b/>
+          <w:color w:val="595959"/>
+          <w:sz w:val="19"/>
+        </w:rPr>
+        <w:t>Ficha antecedente nacional — MINAM (2019).</w:t>
+      </w:r>
+    </w:p>
+    <w:tbl>
+      <w:tblPr>
+        <w:tblStyle w:val="LightGrid-Accent1"/>
+        <w:tblW w:type="auto" w:w="0"/>
+        <w:jc w:val="center"/>
+        <w:tblLook w:firstColumn="1" w:firstRow="1" w:lastColumn="0" w:lastRow="0" w:noHBand="0" w:noVBand="1" w:val="04A0"/>
+      </w:tblPr>
+      <w:tblGrid>
+        <w:gridCol w:w="4561"/>
+        <w:gridCol w:w="4561"/>
+      </w:tblGrid>
+      <w:tr>
+        <w:tc>
+          <w:tcPr>
+            <w:tcW w:type="dxa" w:w="4561"/>
+            <w:shd w:val="clear" w:color="auto" w:fill="1F4E79"/>
+          </w:tcPr>
+          <w:p>
+            <w:r/>
+            <w:r>
+              <w:rPr>
+                <w:b/>
+                <w:color w:val="FFFFFF"/>
+                <w:sz w:val="14"/>
+              </w:rPr>
+              <w:t>Campo</w:t>
+            </w:r>
+          </w:p>
+        </w:tc>
+        <w:tc>
+          <w:tcPr>
+            <w:tcW w:type="dxa" w:w="4561"/>
+            <w:shd w:val="clear" w:color="auto" w:fill="1F4E79"/>
+          </w:tcPr>
+          <w:p>
+            <w:r/>
+            <w:r>
+              <w:rPr>
+                <w:b/>
+                <w:color w:val="FFFFFF"/>
+                <w:sz w:val="14"/>
+              </w:rPr>
+              <w:t>Contenido</w:t>
+            </w:r>
+          </w:p>
+        </w:tc>
+      </w:tr>
+      <w:tr>
+        <w:tc>
+          <w:tcPr>
+            <w:tcW w:type="dxa" w:w="4561"/>
+          </w:tcPr>
+          <w:p>
+            <w:r/>
+            <w:r>
+              <w:rPr>
+                <w:sz w:val="14"/>
+              </w:rPr>
+              <w:t>Titulo de la tesis/estudio</w:t>
+            </w:r>
+          </w:p>
+        </w:tc>
+        <w:tc>
+          <w:tcPr>
+            <w:tcW w:type="dxa" w:w="4561"/>
+          </w:tcPr>
+          <w:p>
+            <w:r/>
+            <w:r>
+              <w:rPr>
+                <w:sz w:val="14"/>
+              </w:rPr>
+              <w:t>INFOCARBONO — RAGEI 2019 Energia (factor de emision del sector electrico peruano)</w:t>
+            </w:r>
+          </w:p>
+        </w:tc>
+      </w:tr>
+      <w:tr>
+        <w:tc>
+          <w:tcPr>
+            <w:tcW w:type="dxa" w:w="4561"/>
+          </w:tcPr>
+          <w:p>
+            <w:r/>
+            <w:r>
+              <w:rPr>
+                <w:sz w:val="14"/>
+              </w:rPr>
+              <w:t>Objetivo general</w:t>
+            </w:r>
+          </w:p>
+        </w:tc>
+        <w:tc>
+          <w:tcPr>
+            <w:tcW w:type="dxa" w:w="4561"/>
+          </w:tcPr>
+          <w:p>
+            <w:r/>
+            <w:r>
+              <w:rPr>
+                <w:sz w:val="14"/>
+              </w:rPr>
+              <w:t>Documentar factores de emision de gases de efecto invernadero del sector energetico peruano para contabilidad de carbono nacional.</w:t>
+            </w:r>
+          </w:p>
+        </w:tc>
+      </w:tr>
+      <w:tr>
+        <w:tc>
+          <w:tcPr>
+            <w:tcW w:type="dxa" w:w="4561"/>
+          </w:tcPr>
+          <w:p>
+            <w:r/>
+            <w:r>
+              <w:rPr>
+                <w:sz w:val="14"/>
+              </w:rPr>
+              <w:t>Tipo de metodologia</w:t>
+            </w:r>
+          </w:p>
+        </w:tc>
+        <w:tc>
+          <w:tcPr>
+            <w:tcW w:type="dxa" w:w="4561"/>
+          </w:tcPr>
+          <w:p>
+            <w:r/>
+            <w:r>
+              <w:rPr>
+                <w:sz w:val="14"/>
+              </w:rPr>
+              <w:t>Inventario nacional de emisiones; contabilidad de carbono por sector y tecnologia.</w:t>
+            </w:r>
+          </w:p>
+        </w:tc>
+      </w:tr>
+      <w:tr>
+        <w:tc>
+          <w:tcPr>
+            <w:tcW w:type="dxa" w:w="4561"/>
+          </w:tcPr>
+          <w:p>
+            <w:r/>
+            <w:r>
+              <w:rPr>
+                <w:sz w:val="14"/>
+              </w:rPr>
+              <w:t>Diseno de investigacion</w:t>
+            </w:r>
+          </w:p>
+        </w:tc>
+        <w:tc>
+          <w:tcPr>
+            <w:tcW w:type="dxa" w:w="4561"/>
+          </w:tcPr>
+          <w:p>
+            <w:r/>
+            <w:r>
+              <w:rPr>
+                <w:sz w:val="14"/>
+              </w:rPr>
+              <w:t>Descriptiva-documental; fuente regulatoria oficial del Estado peruano.</w:t>
+            </w:r>
+          </w:p>
+        </w:tc>
+      </w:tr>
+      <w:tr>
+        <w:tc>
+          <w:tcPr>
+            <w:tcW w:type="dxa" w:w="4561"/>
+          </w:tcPr>
+          <w:p>
+            <w:r/>
+            <w:r>
+              <w:rPr>
+                <w:sz w:val="14"/>
+              </w:rPr>
+              <w:t>Resultados cuantitativos</w:t>
+            </w:r>
+          </w:p>
+        </w:tc>
+        <w:tc>
+          <w:tcPr>
+            <w:tcW w:type="dxa" w:w="4561"/>
+          </w:tcPr>
+          <w:p>
+            <w:r/>
+            <w:r>
+              <w:rPr>
+                <w:sz w:val="14"/>
+              </w:rPr>
+              <w:t>Factor de emision del sistema diesel aislado: 0,790 kgCO2/kWh (base para SEAI Iquitos); modulacion solar en tesis: CI(t) en rango 0,672-0,790 kgCO2/kWh.</w:t>
+            </w:r>
+          </w:p>
+        </w:tc>
+      </w:tr>
+      <w:tr>
+        <w:tc>
+          <w:tcPr>
+            <w:tcW w:type="dxa" w:w="4561"/>
+          </w:tcPr>
+          <w:p>
+            <w:r/>
+            <w:r>
+              <w:rPr>
+                <w:sz w:val="14"/>
+              </w:rPr>
+              <w:t>Conclusion general</w:t>
+            </w:r>
+          </w:p>
+        </w:tc>
+        <w:tc>
+          <w:tcPr>
+            <w:tcW w:type="dxa" w:w="4561"/>
+          </w:tcPr>
+          <w:p>
+            <w:r/>
+            <w:r>
+              <w:rPr>
+                <w:sz w:val="14"/>
+              </w:rPr>
+              <w:t>La contabilidad oficial peruana permite parametrizar control consciente de carbono en redes con alta dependencia de diesel.</w:t>
+            </w:r>
+          </w:p>
+        </w:tc>
+      </w:tr>
+      <w:tr>
+        <w:tc>
+          <w:tcPr>
+            <w:tcW w:type="dxa" w:w="4561"/>
+          </w:tcPr>
+          <w:p>
+            <w:r/>
+            <w:r>
+              <w:rPr>
+                <w:sz w:val="14"/>
+              </w:rPr>
+              <w:t>Aporte para esta tesis</w:t>
+            </w:r>
+          </w:p>
+        </w:tc>
+        <w:tc>
+          <w:tcPr>
+            <w:tcW w:type="dxa" w:w="4561"/>
+          </w:tcPr>
+          <w:p>
+            <w:r/>
+            <w:r>
+              <w:rPr>
+                <w:sz w:val="14"/>
+              </w:rPr>
+              <w:t>Fundamenta CarbonIntensityModel (A4) y el escenario E2 (D-VD.2) con factor MINAM aplicado al SEAI Iquitos.</w:t>
+            </w:r>
+          </w:p>
+        </w:tc>
+      </w:tr>
+    </w:tbl>
+    <w:p/>
+    <w:p>
+      <w:pPr>
+        <w:pStyle w:val="Heading4"/>
+      </w:pPr>
+      <w:r>
+        <w:t>OSINERGMIN (2024)</w:t>
+      </w:r>
+    </w:p>
+    <w:p>
+      <w:r>
+        <w:rPr>
+          <w:b/>
+          <w:color w:val="595959"/>
+          <w:sz w:val="19"/>
+        </w:rPr>
+        <w:t>Ficha antecedente nacional — OSINERGMIN (2024).</w:t>
+      </w:r>
+    </w:p>
+    <w:tbl>
+      <w:tblPr>
+        <w:tblStyle w:val="LightGrid-Accent1"/>
+        <w:tblW w:type="auto" w:w="0"/>
+        <w:jc w:val="center"/>
+        <w:tblLook w:firstColumn="1" w:firstRow="1" w:lastColumn="0" w:lastRow="0" w:noHBand="0" w:noVBand="1" w:val="04A0"/>
+      </w:tblPr>
+      <w:tblGrid>
+        <w:gridCol w:w="4561"/>
+        <w:gridCol w:w="4561"/>
+      </w:tblGrid>
+      <w:tr>
+        <w:tc>
+          <w:tcPr>
+            <w:tcW w:type="dxa" w:w="4561"/>
+            <w:shd w:val="clear" w:color="auto" w:fill="1F4E79"/>
+          </w:tcPr>
+          <w:p>
+            <w:r/>
+            <w:r>
+              <w:rPr>
+                <w:b/>
+                <w:color w:val="FFFFFF"/>
+                <w:sz w:val="14"/>
+              </w:rPr>
+              <w:t>Campo</w:t>
+            </w:r>
+          </w:p>
+        </w:tc>
+        <w:tc>
+          <w:tcPr>
+            <w:tcW w:type="dxa" w:w="4561"/>
+            <w:shd w:val="clear" w:color="auto" w:fill="1F4E79"/>
+          </w:tcPr>
+          <w:p>
+            <w:r/>
+            <w:r>
+              <w:rPr>
+                <w:b/>
+                <w:color w:val="FFFFFF"/>
+                <w:sz w:val="14"/>
+              </w:rPr>
+              <w:t>Contenido</w:t>
+            </w:r>
+          </w:p>
+        </w:tc>
+      </w:tr>
+      <w:tr>
+        <w:tc>
+          <w:tcPr>
+            <w:tcW w:type="dxa" w:w="4561"/>
+          </w:tcPr>
+          <w:p>
+            <w:r/>
+            <w:r>
+              <w:rPr>
+                <w:sz w:val="14"/>
+              </w:rPr>
+              <w:t>Titulo de la tesis/estudio</w:t>
+            </w:r>
+          </w:p>
+        </w:tc>
+        <w:tc>
+          <w:tcPr>
+            <w:tcW w:type="dxa" w:w="4561"/>
+          </w:tcPr>
+          <w:p>
+            <w:r/>
+            <w:r>
+              <w:rPr>
+                <w:sz w:val="14"/>
+              </w:rPr>
+              <w:t>Resolucion de Consejo Directivo N. 0024-2024-OS/CD — Tarifas de distribucion electrica MT-3/MT-4, Electro Oriente S.A.</w:t>
+            </w:r>
+          </w:p>
+        </w:tc>
+      </w:tr>
+      <w:tr>
+        <w:tc>
+          <w:tcPr>
+            <w:tcW w:type="dxa" w:w="4561"/>
+          </w:tcPr>
+          <w:p>
+            <w:r/>
+            <w:r>
+              <w:rPr>
+                <w:sz w:val="14"/>
+              </w:rPr>
+              <w:t>Objetivo general</w:t>
+            </w:r>
+          </w:p>
+        </w:tc>
+        <w:tc>
+          <w:tcPr>
+            <w:tcW w:type="dxa" w:w="4561"/>
+          </w:tcPr>
+          <w:p>
+            <w:r/>
+            <w:r>
+              <w:rPr>
+                <w:sz w:val="14"/>
+              </w:rPr>
+              <w:t>Establecer tarifas de distribucion electrica y estructura de facturacion por demanda maxima para usuarios MT-3/MT-4 de Electro Oriente S.A. (Loreto).</w:t>
+            </w:r>
+          </w:p>
+        </w:tc>
+      </w:tr>
+      <w:tr>
+        <w:tc>
+          <w:tcPr>
+            <w:tcW w:type="dxa" w:w="4561"/>
+          </w:tcPr>
+          <w:p>
+            <w:r/>
+            <w:r>
+              <w:rPr>
+                <w:sz w:val="14"/>
+              </w:rPr>
+              <w:t>Tipo de metodologia</w:t>
+            </w:r>
+          </w:p>
+        </w:tc>
+        <w:tc>
+          <w:tcPr>
+            <w:tcW w:type="dxa" w:w="4561"/>
+          </w:tcPr>
+          <w:p>
+            <w:r/>
+            <w:r>
+              <w:rPr>
+                <w:sz w:val="14"/>
+              </w:rPr>
+              <w:t>Marco regulatorio tarifario; analisis de cargos por energia y demanda maxima.</w:t>
+            </w:r>
+          </w:p>
+        </w:tc>
+      </w:tr>
+      <w:tr>
+        <w:tc>
+          <w:tcPr>
+            <w:tcW w:type="dxa" w:w="4561"/>
+          </w:tcPr>
+          <w:p>
+            <w:r/>
+            <w:r>
+              <w:rPr>
+                <w:sz w:val="14"/>
+              </w:rPr>
+              <w:t>Diseno de investigacion</w:t>
+            </w:r>
+          </w:p>
+        </w:tc>
+        <w:tc>
+          <w:tcPr>
+            <w:tcW w:type="dxa" w:w="4561"/>
+          </w:tcPr>
+          <w:p>
+            <w:r/>
+            <w:r>
+              <w:rPr>
+                <w:sz w:val="14"/>
+              </w:rPr>
+              <w:t>Normativa aplicada; estudio de caso regulatorio en red de distribucion Loreto.</w:t>
+            </w:r>
+          </w:p>
+        </w:tc>
+      </w:tr>
+      <w:tr>
+        <w:tc>
+          <w:tcPr>
+            <w:tcW w:type="dxa" w:w="4561"/>
+          </w:tcPr>
+          <w:p>
+            <w:r/>
+            <w:r>
+              <w:rPr>
+                <w:sz w:val="14"/>
+              </w:rPr>
+              <w:t>Resultados cuantitativos</w:t>
+            </w:r>
+          </w:p>
+        </w:tc>
+        <w:tc>
+          <w:tcPr>
+            <w:tcW w:type="dxa" w:w="4561"/>
+          </w:tcPr>
+          <w:p>
+            <w:r/>
+            <w:r>
+              <w:rPr>
+                <w:sz w:val="14"/>
+              </w:rPr>
+              <w:t>Estructura TOU y cargo por demanda maxima en ventanas de facturacion (15 min); tarifas punta/fuera punta usadas en escenario E3 de la tesis.</w:t>
+            </w:r>
+          </w:p>
+        </w:tc>
+      </w:tr>
+      <w:tr>
+        <w:tc>
+          <w:tcPr>
+            <w:tcW w:type="dxa" w:w="4561"/>
+          </w:tcPr>
+          <w:p>
+            <w:r/>
+            <w:r>
+              <w:rPr>
+                <w:sz w:val="14"/>
+              </w:rPr>
+              <w:t>Conclusion general</w:t>
+            </w:r>
+          </w:p>
+        </w:tc>
+        <w:tc>
+          <w:tcPr>
+            <w:tcW w:type="dxa" w:w="4561"/>
+          </w:tcPr>
+          <w:p>
+            <w:r/>
+            <w:r>
+              <w:rPr>
+                <w:sz w:val="14"/>
+              </w:rPr>
+              <w:t>La regulacion peruana vincula costos energeticos a picos facturables, haciendo necesaria la coordinacion distrital de flexibilidad.</w:t>
+            </w:r>
+          </w:p>
+        </w:tc>
+      </w:tr>
+      <w:tr>
+        <w:tc>
+          <w:tcPr>
+            <w:tcW w:type="dxa" w:w="4561"/>
+          </w:tcPr>
+          <w:p>
+            <w:r/>
+            <w:r>
+              <w:rPr>
+                <w:sz w:val="14"/>
+              </w:rPr>
+              <w:t>Aporte para esta tesis</w:t>
+            </w:r>
+          </w:p>
+        </w:tc>
+        <w:tc>
+          <w:tcPr>
+            <w:tcW w:type="dxa" w:w="4561"/>
+          </w:tcPr>
+          <w:p>
+            <w:r/>
+            <w:r>
+              <w:rPr>
+                <w:sz w:val="14"/>
+              </w:rPr>
+              <w:t>Justifica KPI de pico con ventana OSINERGMIN (A3) y el escenario E3 (D-VD.3 costos) con senales TOU locales de Iquitos.</w:t>
+            </w:r>
+          </w:p>
+        </w:tc>
+      </w:tr>
+    </w:tbl>
+    <w:p/>
+    <w:p>
+      <w:pPr>
+        <w:pStyle w:val="Heading3"/>
+      </w:pPr>
+      <w:r>
+        <w:t>2.1.8 Sintesis critica de antecedentes y brecha cientifica</w:t>
+      </w:r>
+    </w:p>
+    <w:p>
+      <w:pPr>
+        <w:spacing w:after="120" w:line="276" w:lineRule="auto"/>
+        <w:jc w:val="both"/>
+      </w:pPr>
+      <w:r>
+        <w:t>La revision muestra cinco patrones. Primero, CityLearn proporciona un entorno estandarizado, pero no resuelve por si mismo la comparacion entre HAPPO, MASAC, MATD3 y MAAC. Segundo, los estudios de flexibilidad muestran beneficios de control aprendido, pero frecuentemente se concentran en pico o autoconsumo. Tercero, los estudios de carbono muestran utilidad de senales CI, pero rara vez se integran con costo y flexibilidad en un unico diseno factorial. Cuarto, la literatura de costos evidencia la importancia de precios y BESS, pero no siempre considera emisiones. Quinto, los algoritmos MADRL tienen fundamentos distintos, por lo que comparar solo resultados agregados sin control metodologico puede inducir conclusiones debiles.</w:t>
+      </w:r>
+    </w:p>
+    <w:p>
+      <w:pPr>
+        <w:spacing w:after="120" w:line="276" w:lineRule="auto"/>
+        <w:jc w:val="both"/>
+      </w:pPr>
+      <w:r>
+        <w:t>La brecha que sostiene esta tesis es metodologica y experimental: falta una evaluacion comparativa, reproducible y multiobjetivo de HAPPO, MASAC, MATD3 y MAAC en una comunidad inteligente realista de 17 edificios, bajo Dec-POMDP, CTDE, dataset comun, recompensa unificada y resultados trazables por distrito, edificio, escenario, KPIs y checkpoints. Esta brecha justifica la variable independiente, la variable dependiente y la matriz de operacionalizacion.</w:t>
+      </w:r>
+    </w:p>
+    <w:p>
+      <w:r>
+        <w:rPr>
+          <w:b/>
+          <w:color w:val="595959"/>
+          <w:sz w:val="19"/>
+        </w:rPr>
+        <w:t>Tabla 2.1. Antecedentes usados por eje teorico y relacion con la tesis.</w:t>
+      </w:r>
+    </w:p>
+    <w:tbl>
+      <w:tblPr>
+        <w:tblStyle w:val="LightGrid-Accent1"/>
+        <w:tblW w:type="auto" w:w="0"/>
+        <w:jc w:val="center"/>
+        <w:tblLook w:firstColumn="1" w:firstRow="1" w:lastColumn="0" w:lastRow="0" w:noHBand="0" w:noVBand="1" w:val="04A0"/>
+      </w:tblPr>
+      <w:tblGrid>
+        <w:gridCol w:w="2280"/>
+        <w:gridCol w:w="2280"/>
+        <w:gridCol w:w="2280"/>
+        <w:gridCol w:w="2280"/>
+      </w:tblGrid>
+      <w:tr>
+        <w:tc>
+          <w:tcPr>
+            <w:tcW w:type="dxa" w:w="2280"/>
+            <w:shd w:val="clear" w:color="auto" w:fill="1F4E79"/>
+          </w:tcPr>
+          <w:p>
+            <w:r/>
+            <w:r>
+              <w:rPr>
+                <w:b/>
+                <w:color w:val="FFFFFF"/>
+                <w:sz w:val="14"/>
+              </w:rPr>
+              <w:t>Eje</w:t>
+            </w:r>
+          </w:p>
+        </w:tc>
+        <w:tc>
+          <w:tcPr>
+            <w:tcW w:type="dxa" w:w="2280"/>
+            <w:shd w:val="clear" w:color="auto" w:fill="1F4E79"/>
+          </w:tcPr>
+          <w:p>
+            <w:r/>
+            <w:r>
+              <w:rPr>
+                <w:b/>
+                <w:color w:val="FFFFFF"/>
+                <w:sz w:val="14"/>
+              </w:rPr>
+              <w:t>Autores fuente</w:t>
+            </w:r>
+          </w:p>
+        </w:tc>
+        <w:tc>
+          <w:tcPr>
+            <w:tcW w:type="dxa" w:w="2280"/>
+            <w:shd w:val="clear" w:color="auto" w:fill="1F4E79"/>
+          </w:tcPr>
+          <w:p>
+            <w:r/>
+            <w:r>
+              <w:rPr>
+                <w:b/>
+                <w:color w:val="FFFFFF"/>
+                <w:sz w:val="14"/>
+              </w:rPr>
+              <w:t>Aporte teorico usado</w:t>
+            </w:r>
+          </w:p>
+        </w:tc>
+        <w:tc>
+          <w:tcPr>
+            <w:tcW w:type="dxa" w:w="2280"/>
+            <w:shd w:val="clear" w:color="auto" w:fill="1F4E79"/>
+          </w:tcPr>
+          <w:p>
+            <w:r/>
+            <w:r>
+              <w:rPr>
+                <w:b/>
+                <w:color w:val="FFFFFF"/>
+                <w:sz w:val="14"/>
+              </w:rPr>
+              <w:t>Limitacion que cubre esta tesis</w:t>
+            </w:r>
+          </w:p>
+        </w:tc>
+      </w:tr>
+      <w:tr>
+        <w:tc>
+          <w:tcPr>
+            <w:tcW w:type="dxa" w:w="2280"/>
+          </w:tcPr>
+          <w:p>
+            <w:r/>
+            <w:r>
+              <w:rPr>
+                <w:sz w:val="14"/>
+              </w:rPr>
+              <w:t>CityLearn y benchmarking</w:t>
+            </w:r>
+          </w:p>
+        </w:tc>
+        <w:tc>
+          <w:tcPr>
+            <w:tcW w:type="dxa" w:w="2280"/>
+          </w:tcPr>
+          <w:p>
+            <w:r/>
+            <w:r>
+              <w:rPr>
+                <w:sz w:val="14"/>
+              </w:rPr>
+              <w:t>Vazquez-Canteli &amp; Nagy (2019a, 2019b); Vazquez-Canteli et al. (2020); Nweye et al. (2023c, 2024); Nweye &amp; Nagy (2024b)</w:t>
+            </w:r>
+          </w:p>
+        </w:tc>
+        <w:tc>
+          <w:tcPr>
+            <w:tcW w:type="dxa" w:w="2280"/>
+          </w:tcPr>
+          <w:p>
+            <w:r/>
+            <w:r>
+              <w:rPr>
+                <w:sz w:val="14"/>
+              </w:rPr>
+              <w:t>Entorno estandarizado, KPIs, comunidades grid-interactive, carbon-aware control.</w:t>
+            </w:r>
+          </w:p>
+        </w:tc>
+        <w:tc>
+          <w:tcPr>
+            <w:tcW w:type="dxa" w:w="2280"/>
+          </w:tcPr>
+          <w:p>
+            <w:r/>
+            <w:r>
+              <w:rPr>
+                <w:sz w:val="14"/>
+              </w:rPr>
+              <w:t>Se extiende a CityLearn v3 propuesto con Dec-POMDP/CTDE y cuatro backends MADRL.</w:t>
+            </w:r>
+          </w:p>
+        </w:tc>
+      </w:tr>
+      <w:tr>
+        <w:tc>
+          <w:tcPr>
+            <w:tcW w:type="dxa" w:w="2280"/>
+          </w:tcPr>
+          <w:p>
+            <w:r/>
+            <w:r>
+              <w:rPr>
+                <w:sz w:val="14"/>
+              </w:rPr>
+              <w:t>Escala multiagente realista</w:t>
+            </w:r>
+          </w:p>
+        </w:tc>
+        <w:tc>
+          <w:tcPr>
+            <w:tcW w:type="dxa" w:w="2280"/>
+          </w:tcPr>
+          <w:p>
+            <w:r/>
+            <w:r>
+              <w:rPr>
+                <w:sz w:val="14"/>
+              </w:rPr>
+              <w:t>Nweye et al. (2022, 2023a, 2023b)</w:t>
+            </w:r>
+          </w:p>
+        </w:tc>
+        <w:tc>
+          <w:tcPr>
+            <w:tcW w:type="dxa" w:w="2280"/>
+          </w:tcPr>
+          <w:p>
+            <w:r/>
+            <w:r>
+              <w:rPr>
+                <w:sz w:val="14"/>
+              </w:rPr>
+              <w:t>Desafios reales, MERLIN y comunidades heterogeneas de 17 edificios.</w:t>
+            </w:r>
+          </w:p>
+        </w:tc>
+        <w:tc>
+          <w:tcPr>
+            <w:tcW w:type="dxa" w:w="2280"/>
+          </w:tcPr>
+          <w:p>
+            <w:r/>
+            <w:r>
+              <w:rPr>
+                <w:sz w:val="14"/>
+              </w:rPr>
+              <w:t>Se aplica a SEAI Iquitos con 17 edificios reales y artefactos Drive.</w:t>
+            </w:r>
+          </w:p>
+        </w:tc>
+      </w:tr>
+      <w:tr>
+        <w:tc>
+          <w:tcPr>
+            <w:tcW w:type="dxa" w:w="2280"/>
+          </w:tcPr>
+          <w:p>
+            <w:r/>
+            <w:r>
+              <w:rPr>
+                <w:sz w:val="14"/>
+              </w:rPr>
+              <w:t>Flexibilidad energetica</w:t>
+            </w:r>
+          </w:p>
+        </w:tc>
+        <w:tc>
+          <w:tcPr>
+            <w:tcW w:type="dxa" w:w="2280"/>
+          </w:tcPr>
+          <w:p>
+            <w:r/>
+            <w:r>
+              <w:rPr>
+                <w:sz w:val="14"/>
+              </w:rPr>
+              <w:t>Yao et al. (2023); Xie et al. (2023); Hribar et al. (2025); Felicetti et al. (2024); Li et al. (2024); Zhao et al. (2024); Wu et al. (2025)</w:t>
+            </w:r>
+          </w:p>
+        </w:tc>
+        <w:tc>
+          <w:tcPr>
+            <w:tcW w:type="dxa" w:w="2280"/>
+          </w:tcPr>
+          <w:p>
+            <w:r/>
+            <w:r>
+              <w:rPr>
+                <w:sz w:val="14"/>
+              </w:rPr>
+              <w:t>Peak shaving, ramping, autoconsumo, coordinacion DR, PV+BESS, control seguro.</w:t>
+            </w:r>
+          </w:p>
+        </w:tc>
+        <w:tc>
+          <w:tcPr>
+            <w:tcW w:type="dxa" w:w="2280"/>
+          </w:tcPr>
+          <w:p>
+            <w:r/>
+            <w:r>
+              <w:rPr>
+                <w:sz w:val="14"/>
+              </w:rPr>
+              <w:t>E1 compara HAPPO/MASAC/MATD3/MAAC bajo mismo dataset y KPIs.</w:t>
+            </w:r>
+          </w:p>
+        </w:tc>
+      </w:tr>
+      <w:tr>
+        <w:tc>
+          <w:tcPr>
+            <w:tcW w:type="dxa" w:w="2280"/>
+          </w:tcPr>
+          <w:p>
+            <w:r/>
+            <w:r>
+              <w:rPr>
+                <w:sz w:val="14"/>
+              </w:rPr>
+              <w:t>Emisiones CO2</w:t>
+            </w:r>
+          </w:p>
+        </w:tc>
+        <w:tc>
+          <w:tcPr>
+            <w:tcW w:type="dxa" w:w="2280"/>
+          </w:tcPr>
+          <w:p>
+            <w:r/>
+            <w:r>
+              <w:rPr>
+                <w:sz w:val="14"/>
+              </w:rPr>
+              <w:t>Liu et al. (2022); Ye et al. (2025); Ma et al. (2025); Sarkar et al. (2024); Ren et al. (2025); Tranberg et al. (2020); Cao et al. (2023)</w:t>
+            </w:r>
+          </w:p>
+        </w:tc>
+        <w:tc>
+          <w:tcPr>
+            <w:tcW w:type="dxa" w:w="2280"/>
+          </w:tcPr>
+          <w:p>
+            <w:r/>
+            <w:r>
+              <w:rPr>
+                <w:sz w:val="14"/>
+              </w:rPr>
+              <w:t>Control bajo intensidad de carbono, operacion baja en carbono, desplazamiento temporal de carga.</w:t>
+            </w:r>
+          </w:p>
+        </w:tc>
+        <w:tc>
+          <w:tcPr>
+            <w:tcW w:type="dxa" w:w="2280"/>
+          </w:tcPr>
+          <w:p>
+            <w:r/>
+            <w:r>
+              <w:rPr>
+                <w:sz w:val="14"/>
+              </w:rPr>
+              <w:t>E2 usa CI de red aislada Iquitos y CarbonIntensityModel.</w:t>
+            </w:r>
+          </w:p>
+        </w:tc>
+      </w:tr>
+      <w:tr>
+        <w:tc>
+          <w:tcPr>
+            <w:tcW w:type="dxa" w:w="2280"/>
+          </w:tcPr>
+          <w:p>
+            <w:r/>
+            <w:r>
+              <w:rPr>
+                <w:sz w:val="14"/>
+              </w:rPr>
+              <w:t>Costos energeticos</w:t>
+            </w:r>
+          </w:p>
+        </w:tc>
+        <w:tc>
+          <w:tcPr>
+            <w:tcW w:type="dxa" w:w="2280"/>
+          </w:tcPr>
+          <w:p>
+            <w:r/>
+            <w:r>
+              <w:rPr>
+                <w:sz w:val="14"/>
+              </w:rPr>
+              <w:t>Fang et al. (2021); Gao et al. (2023); Shojaeighadikolaei et al. (2022, 2024); Xiong et al. (2024); Chen et al. (2024); Dang et al. (2023)</w:t>
+            </w:r>
+          </w:p>
+        </w:tc>
+        <w:tc>
+          <w:tcPr>
+            <w:tcW w:type="dxa" w:w="2280"/>
+          </w:tcPr>
+          <w:p>
+            <w:r/>
+            <w:r>
+              <w:rPr>
+                <w:sz w:val="14"/>
+              </w:rPr>
+              <w:t>Respuesta a precios, costo electrico, microredes, EV, BESS y demanda maxima.</w:t>
+            </w:r>
+          </w:p>
+        </w:tc>
+        <w:tc>
+          <w:tcPr>
+            <w:tcW w:type="dxa" w:w="2280"/>
+          </w:tcPr>
+          <w:p>
+            <w:r/>
+            <w:r>
+              <w:rPr>
+                <w:sz w:val="14"/>
+              </w:rPr>
+              <w:t>E3 vincula TOU local, BESS, EV, carga desplazable y costo distrital/edificio.</w:t>
+            </w:r>
+          </w:p>
+        </w:tc>
+      </w:tr>
+      <w:tr>
+        <w:tc>
+          <w:tcPr>
+            <w:tcW w:type="dxa" w:w="2280"/>
+          </w:tcPr>
+          <w:p>
+            <w:r/>
+            <w:r>
+              <w:rPr>
+                <w:sz w:val="14"/>
+              </w:rPr>
+              <w:t>Fundamentos MADRL</w:t>
+            </w:r>
+          </w:p>
+        </w:tc>
+        <w:tc>
+          <w:tcPr>
+            <w:tcW w:type="dxa" w:w="2280"/>
+          </w:tcPr>
+          <w:p>
+            <w:r/>
+            <w:r>
+              <w:rPr>
+                <w:sz w:val="14"/>
+              </w:rPr>
+              <w:t>Sutton &amp; Barto (2018); Oliehoek &amp; Amato (2016); Lowe et al. (2017); Haarnoja et al. (2018); Iqbal &amp; Sha (2019); Kuba et al. (2021); Zhong et al. (2023); Hu et al. (2023)</w:t>
+            </w:r>
+          </w:p>
+        </w:tc>
+        <w:tc>
+          <w:tcPr>
+            <w:tcW w:type="dxa" w:w="2280"/>
+          </w:tcPr>
+          <w:p>
+            <w:r/>
+            <w:r>
+              <w:rPr>
+                <w:sz w:val="14"/>
+              </w:rPr>
+              <w:t>MDP, Dec-POMDP, CTDE, SAC, atencion, HAPPO, MARLlib.</w:t>
+            </w:r>
+          </w:p>
+        </w:tc>
+        <w:tc>
+          <w:tcPr>
+            <w:tcW w:type="dxa" w:w="2280"/>
+          </w:tcPr>
+          <w:p>
+            <w:r/>
+            <w:r>
+              <w:rPr>
+                <w:sz w:val="14"/>
+              </w:rPr>
+              <w:t>Se operacionaliza en wrappers reales y tratamientos experimentales.</w:t>
+            </w:r>
+          </w:p>
+        </w:tc>
+      </w:tr>
+      <w:tr>
+        <w:tc>
+          <w:tcPr>
+            <w:tcW w:type="dxa" w:w="2280"/>
+          </w:tcPr>
+          <w:p>
+            <w:r/>
+            <w:r>
+              <w:rPr>
+                <w:sz w:val="14"/>
+              </w:rPr>
+              <w:t>Modelado fisico y regulatorio</w:t>
+            </w:r>
+          </w:p>
+        </w:tc>
+        <w:tc>
+          <w:tcPr>
+            <w:tcW w:type="dxa" w:w="2280"/>
+          </w:tcPr>
+          <w:p>
+            <w:r/>
+            <w:r>
+              <w:rPr>
+                <w:sz w:val="14"/>
+              </w:rPr>
+              <w:t>Naumann et al. (2021); Rajagopalan et al. (2024); Reniers et al. (2022); Xu et al. (2021); Tamoor et al. (2022); Antonanzas et al. (2021); IEC (2021); MINAM (2019); OSINERGMIN (2024)</w:t>
+            </w:r>
+          </w:p>
+        </w:tc>
+        <w:tc>
+          <w:tcPr>
+            <w:tcW w:type="dxa" w:w="2280"/>
+          </w:tcPr>
+          <w:p>
+            <w:r/>
+            <w:r>
+              <w:rPr>
+                <w:sz w:val="14"/>
+              </w:rPr>
+              <w:t>Degradacion BESS, correccion PV tropical, carbono y tarifa.</w:t>
+            </w:r>
+          </w:p>
+        </w:tc>
+        <w:tc>
+          <w:tcPr>
+            <w:tcW w:type="dxa" w:w="2280"/>
+          </w:tcPr>
+          <w:p>
+            <w:r/>
+            <w:r>
+              <w:rPr>
+                <w:sz w:val="14"/>
+              </w:rPr>
+              <w:t>Aportes A1-A4 del motor CityLearn v3 propuesto.</w:t>
+            </w:r>
+          </w:p>
+        </w:tc>
+      </w:tr>
+    </w:tbl>
+    <w:p/>
+    <w:p>
+      <w:pPr>
+        <w:pStyle w:val="Heading2"/>
+      </w:pPr>
+      <w:r>
+        <w:t>2.2 Bases teoricas</w:t>
+      </w:r>
+    </w:p>
+    <w:p>
+      <w:pPr>
+        <w:pStyle w:val="Heading3"/>
+      </w:pPr>
+      <w:r>
+        <w:t>2.2.1 Aprendizaje por refuerzo profundo y decision secuencial</w:t>
+      </w:r>
+    </w:p>
+    <w:p>
+      <w:pPr>
+        <w:spacing w:after="120" w:line="276" w:lineRule="auto"/>
+        <w:jc w:val="both"/>
+      </w:pPr>
+      <w:r>
+        <w:t>El aprendizaje por refuerzo modela un problema de decision secuencial donde un agente observa un estado, ejecuta una accion, recibe una recompensa y modifica su politica para maximizar retorno acumulado. Sutton y Barto (2018) formalizan este marco mediante procesos de decision de Markov, lo que permite definir estado, accion, transicion, recompensa y factor de descuento. En la tesis, esta base se proyecta a un sistema energetico donde las acciones representan cargar o descargar BESS, regular cargadores EV y desplazar cargas controlables.</w:t>
+      </w:r>
+    </w:p>
+    <w:p>
+      <w:pPr>
+        <w:spacing w:after="120" w:line="276" w:lineRule="auto"/>
+        <w:jc w:val="both"/>
+      </w:pPr>
+      <w:r>
+        <w:t>El aprendizaje por refuerzo profundo incorpora aproximadores neuronales para politicas y funciones de valor, permitiendo espacios de estado y accion de alta dimension. Haarnoja et al. (2018) introducen Soft Actor-Critic como algoritmo off-policy de maxima entropia, base conceptual para MASAC y para enfoques donde la exploracion es crucial. Esta propiedad es importante en comunidades energeticas porque los agentes deben descubrir estrategias de coordinacion bajo incertidumbre temporal y recompensas multiobjetivo.</w:t>
+      </w:r>
+    </w:p>
+    <w:p>
+      <w:pPr>
+        <w:pStyle w:val="Heading3"/>
+      </w:pPr>
+      <w:r>
+        <w:t>2.2.2 Sistemas multiagente, no estacionariedad y cooperacion</w:t>
+      </w:r>
+    </w:p>
+    <w:p>
+      <w:pPr>
+        <w:spacing w:after="120" w:line="276" w:lineRule="auto"/>
+        <w:jc w:val="both"/>
+      </w:pPr>
+      <w:r>
+        <w:t>En un sistema multiagente, cada politica modifica el entorno efectivo que observan las demas. Esto genera no estacionariedad desde la perspectiva individual: un edificio aprende mientras los demas tambien cambian su comportamiento. La literatura de CTDE responde a esta dificultad permitiendo criticos centralizados durante el entrenamiento y politicas descentralizadas durante la ejecucion (Lowe et al., 2017). En la tesis, cada edificio debe operar con observacion local, pero el aprendizaje puede usar informacion del distrito para internalizar picos, rampas, emisiones y costos agregados.</w:t>
+      </w:r>
+    </w:p>
+    <w:p>
+      <w:pPr>
+        <w:spacing w:after="120" w:line="276" w:lineRule="auto"/>
+        <w:jc w:val="both"/>
+      </w:pPr>
+      <w:r>
+        <w:t>La cooperacion se implementa mediante una recompensa mixta que combina recompensa individual y recompensa de equipo. Esto evita dos extremos: politicas totalmente egoistas que reducen el costo de un edificio desplazando problemas al distrito, y politicas totalmente globales que ignoran la heterogeneidad operativa de cada edificio. La formulacion cooperativa se alinea con los desafios descritos por Nweye et al. (2022) y con la necesidad de coordinacion observada en demanda respuesta multiagente (Yao et al., 2023; Xie et al., 2023).</w:t>
+      </w:r>
+    </w:p>
+    <w:p>
+      <w:pPr>
+        <w:pStyle w:val="Heading3"/>
+      </w:pPr>
+      <w:r>
+        <w:t>2.2.3 Dec-POMDP como formalizacion del problema doctoral</w:t>
+      </w:r>
+    </w:p>
+    <w:p>
+      <w:pPr>
+        <w:spacing w:after="120" w:line="276" w:lineRule="auto"/>
+        <w:jc w:val="both"/>
+      </w:pPr>
+      <w:r>
+        <w:t>El Decentralized Partially Observable Markov Decision Process (Dec-POMDP) permite formalizar decision cooperativa con informacion local incompleta. Oliehoek y Amato (2016) lo definen como una estructura donde N agentes comparten un criterio cooperativo comun, pero cada uno recibe observaciones parciales del estado global. Esta tesis adopta esa formulacion porque ningun edificio del SEAI Iquitos observa completamente el estado interno de los demas durante la ejecucion: cada agente ve su demanda, PV, BESS, EV, precio, intensidad de carbono y variables locales, pero no accede a temperatura, SOC, demanda ni perfiles EV de los otros edificios.</w:t>
+      </w:r>
+    </w:p>
+    <w:p>
+      <w:pPr>
+        <w:spacing w:after="120" w:line="276" w:lineRule="auto"/>
+        <w:jc w:val="both"/>
+      </w:pPr>
+      <w:r>
+        <w:t>El problema doctoral se modela como el Dec-POMDP cooperativo M, definido por la tupla siguiente (Oliehoek y Amato, 2016; Sutton y Barto, 2018):</w:t>
+      </w:r>
+    </w:p>
+    <w:p>
+      <w:pPr>
+        <w:spacing w:before="80" w:after="80"/>
+        <w:jc w:val="center"/>
+      </w:pPr>
+      <w:r>
+        <w:rPr>
+          <w:i/>
+        </w:rPr>
+        <w:t>M = &lt;S, {A_i}_{i=1}^N, T, R, {O_i}_{i=1}^N, Omega, gamma, T_hor&gt;</w:t>
+      </w:r>
+    </w:p>
+    <w:p>
+      <w:pPr>
+        <w:spacing w:after="120" w:line="276" w:lineRule="auto"/>
+        <w:jc w:val="both"/>
+      </w:pPr>
+      <w:r>
+        <w:t>donde N = 17 edificios institucionales/comerciales del dataset citylearn_iquitos_2023_2025, gamma = 0.9999 (factor de descuento para episodios de 8 760 pasos horarios) y T_hor = 8 760 (un ano simulado). El objetivo cooperativo es maximizar el retorno esperado J(pi) = E[ sum_{t=0}^{T_hor-1} gamma^t R_t ], donde pi = (pi_1, ..., pi_N) denota el conjunto de politicas locales. La Tabla 2.2b resume la notacion formal; la operacionalizacion computacional se desarrolla en el Capitulo 4 sin alterar esta definicion teorica.</w:t>
+      </w:r>
+    </w:p>
+    <w:p>
+      <w:r>
+        <w:rPr>
+          <w:b/>
+          <w:color w:val="595959"/>
+          <w:sz w:val="19"/>
+        </w:rPr>
+        <w:t>Tabla 2.2b. Notacion formal del Dec-POMDP cooperativo (SEAI Iquitos, N = 17).</w:t>
       </w:r>
     </w:p>
     <w:tbl>
@@ -2191,7 +6176,7 @@
       <w:tr>
         <w:tc>
           <w:tcPr>
-            <w:tcW w:type="dxa" w:w="2041"/>
+            <w:tcW w:type="dxa" w:w="3041"/>
             <w:shd w:val="clear" w:color="auto" w:fill="1F4E79"/>
           </w:tcPr>
           <w:p>
@@ -2200,15 +6185,15 @@
               <w:rPr>
                 <w:b/>
                 <w:color w:val="FFFFFF"/>
-                <w:sz w:val="18"/>
-              </w:rPr>
-              <w:t>Trabajo</w:t>
-            </w:r>
-          </w:p>
-        </w:tc>
-        <w:tc>
-          <w:tcPr>
-            <w:tcW w:type="dxa" w:w="2494"/>
+                <w:sz w:val="14"/>
+              </w:rPr>
+              <w:t>Simbolo</w:t>
+            </w:r>
+          </w:p>
+        </w:tc>
+        <w:tc>
+          <w:tcPr>
+            <w:tcW w:type="dxa" w:w="3041"/>
             <w:shd w:val="clear" w:color="auto" w:fill="1F4E79"/>
           </w:tcPr>
           <w:p>
@@ -2217,15 +6202,15 @@
               <w:rPr>
                 <w:b/>
                 <w:color w:val="FFFFFF"/>
-                <w:sz w:val="18"/>
-              </w:rPr>
-              <w:t>Enfoque</w:t>
-            </w:r>
-          </w:p>
-        </w:tc>
-        <w:tc>
-          <w:tcPr>
-            <w:tcW w:type="dxa" w:w="4535"/>
+                <w:sz w:val="14"/>
+              </w:rPr>
+              <w:t>Definicion teorica</w:t>
+            </w:r>
+          </w:p>
+        </w:tc>
+        <w:tc>
+          <w:tcPr>
+            <w:tcW w:type="dxa" w:w="3041"/>
             <w:shd w:val="clear" w:color="auto" w:fill="1F4E79"/>
           </w:tcPr>
           <w:p>
@@ -2234,9 +6219,9 @@
               <w:rPr>
                 <w:b/>
                 <w:color w:val="FFFFFF"/>
-                <w:sz w:val="18"/>
-              </w:rPr>
-              <w:t>Resultado / aporte</w:t>
+                <w:sz w:val="14"/>
+              </w:rPr>
+              <w:t>Valor / rango en esta tesis</w:t>
             </w:r>
           </w:p>
         </w:tc>
@@ -2244,43 +6229,43 @@
       <w:tr>
         <w:tc>
           <w:tcPr>
-            <w:tcW w:type="dxa" w:w="2041"/>
-          </w:tcPr>
-          <w:p>
-            <w:r/>
-            <w:r>
-              <w:rPr>
-                <w:sz w:val="18"/>
-              </w:rPr>
-              <w:t>Lowe et al. (2017)</w:t>
-            </w:r>
-          </w:p>
-        </w:tc>
-        <w:tc>
-          <w:tcPr>
-            <w:tcW w:type="dxa" w:w="2494"/>
-          </w:tcPr>
-          <w:p>
-            <w:r/>
-            <w:r>
-              <w:rPr>
-                <w:sz w:val="18"/>
-              </w:rPr>
-              <w:t>MADDPG, CTDE</w:t>
-            </w:r>
-          </w:p>
-        </w:tc>
-        <w:tc>
-          <w:tcPr>
-            <w:tcW w:type="dxa" w:w="4535"/>
-          </w:tcPr>
-          <w:p>
-            <w:r/>
-            <w:r>
-              <w:rPr>
-                <w:sz w:val="18"/>
-              </w:rPr>
-              <w:t>Paradigma base de critico centralizado y politica descentralizada.</w:t>
+            <w:tcW w:type="dxa" w:w="3041"/>
+          </w:tcPr>
+          <w:p>
+            <w:r/>
+            <w:r>
+              <w:rPr>
+                <w:sz w:val="14"/>
+              </w:rPr>
+              <w:t>N</w:t>
+            </w:r>
+          </w:p>
+        </w:tc>
+        <w:tc>
+          <w:tcPr>
+            <w:tcW w:type="dxa" w:w="3041"/>
+          </w:tcPr>
+          <w:p>
+            <w:r/>
+            <w:r>
+              <w:rPr>
+                <w:sz w:val="14"/>
+              </w:rPr>
+              <w:t>Numero de agentes cooperativos (edificios)</w:t>
+            </w:r>
+          </w:p>
+        </w:tc>
+        <w:tc>
+          <w:tcPr>
+            <w:tcW w:type="dxa" w:w="3041"/>
+          </w:tcPr>
+          <w:p>
+            <w:r/>
+            <w:r>
+              <w:rPr>
+                <w:sz w:val="14"/>
+              </w:rPr>
+              <w:t>17</w:t>
             </w:r>
           </w:p>
         </w:tc>
@@ -2288,43 +6273,43 @@
       <w:tr>
         <w:tc>
           <w:tcPr>
-            <w:tcW w:type="dxa" w:w="2041"/>
-          </w:tcPr>
-          <w:p>
-            <w:r/>
-            <w:r>
-              <w:rPr>
-                <w:sz w:val="18"/>
-              </w:rPr>
-              <w:t>Kuba et al. (2021)</w:t>
-            </w:r>
-          </w:p>
-        </w:tc>
-        <w:tc>
-          <w:tcPr>
-            <w:tcW w:type="dxa" w:w="2494"/>
-          </w:tcPr>
-          <w:p>
-            <w:r/>
-            <w:r>
-              <w:rPr>
-                <w:sz w:val="18"/>
-              </w:rPr>
-              <w:t>HAPPO (HARL)</w:t>
-            </w:r>
-          </w:p>
-        </w:tc>
-        <w:tc>
-          <w:tcPr>
-            <w:tcW w:type="dxa" w:w="4535"/>
-          </w:tcPr>
-          <w:p>
-            <w:r/>
-            <w:r>
-              <w:rPr>
-                <w:sz w:val="18"/>
-              </w:rPr>
-              <w:t>Mejora monotona para agentes heterogeneos; supera a MAPPO/IPPO.</w:t>
+            <w:tcW w:type="dxa" w:w="3041"/>
+          </w:tcPr>
+          <w:p>
+            <w:r/>
+            <w:r>
+              <w:rPr>
+                <w:sz w:val="14"/>
+              </w:rPr>
+              <w:t>S</w:t>
+            </w:r>
+          </w:p>
+        </w:tc>
+        <w:tc>
+          <w:tcPr>
+            <w:tcW w:type="dxa" w:w="3041"/>
+          </w:tcPr>
+          <w:p>
+            <w:r/>
+            <w:r>
+              <w:rPr>
+                <w:sz w:val="14"/>
+              </w:rPr>
+              <w:t>Espacio de estado global</w:t>
+            </w:r>
+          </w:p>
+        </w:tc>
+        <w:tc>
+          <w:tcPr>
+            <w:tcW w:type="dxa" w:w="3041"/>
+          </w:tcPr>
+          <w:p>
+            <w:r/>
+            <w:r>
+              <w:rPr>
+                <w:sz w:val="14"/>
+              </w:rPr>
+              <w:t>Concatenacion s = [o_1, ..., o_17]; dim global = 1 856</w:t>
             </w:r>
           </w:p>
         </w:tc>
@@ -2332,43 +6317,43 @@
       <w:tr>
         <w:tc>
           <w:tcPr>
-            <w:tcW w:type="dxa" w:w="2041"/>
-          </w:tcPr>
-          <w:p>
-            <w:r/>
-            <w:r>
-              <w:rPr>
-                <w:sz w:val="18"/>
-              </w:rPr>
-              <w:t>Iqbal y Sha (2019)</w:t>
-            </w:r>
-          </w:p>
-        </w:tc>
-        <w:tc>
-          <w:tcPr>
-            <w:tcW w:type="dxa" w:w="2494"/>
-          </w:tcPr>
-          <w:p>
-            <w:r/>
-            <w:r>
-              <w:rPr>
-                <w:sz w:val="18"/>
-              </w:rPr>
-              <w:t>MAAC (atencion)</w:t>
-            </w:r>
-          </w:p>
-        </w:tc>
-        <w:tc>
-          <w:tcPr>
-            <w:tcW w:type="dxa" w:w="4535"/>
-          </w:tcPr>
-          <w:p>
-            <w:r/>
-            <w:r>
-              <w:rPr>
-                <w:sz w:val="18"/>
-              </w:rPr>
-              <w:t>Coordinacion selectiva; mejoras de ~15-30% sobre MADDPG/COMA.</w:t>
+            <w:tcW w:type="dxa" w:w="3041"/>
+          </w:tcPr>
+          <w:p>
+            <w:r/>
+            <w:r>
+              <w:rPr>
+                <w:sz w:val="14"/>
+              </w:rPr>
+              <w:t>O_i</w:t>
+            </w:r>
+          </w:p>
+        </w:tc>
+        <w:tc>
+          <w:tcPr>
+            <w:tcW w:type="dxa" w:w="3041"/>
+          </w:tcPr>
+          <w:p>
+            <w:r/>
+            <w:r>
+              <w:rPr>
+                <w:sz w:val="14"/>
+              </w:rPr>
+              <w:t>Espacio de observacion local del agente i</w:t>
+            </w:r>
+          </w:p>
+        </w:tc>
+        <w:tc>
+          <w:tcPr>
+            <w:tcW w:type="dxa" w:w="3041"/>
+          </w:tcPr>
+          <w:p>
+            <w:r/>
+            <w:r>
+              <w:rPr>
+                <w:sz w:val="14"/>
+              </w:rPr>
+              <w:t>Heterogeneo: 57-330 dimensiones segun flota EV</w:t>
             </w:r>
           </w:p>
         </w:tc>
@@ -2376,43 +6361,43 @@
       <w:tr>
         <w:tc>
           <w:tcPr>
-            <w:tcW w:type="dxa" w:w="2041"/>
-          </w:tcPr>
-          <w:p>
-            <w:r/>
-            <w:r>
-              <w:rPr>
-                <w:sz w:val="18"/>
-              </w:rPr>
-              <w:t>Nweye et al. (2024)</w:t>
-            </w:r>
-          </w:p>
-        </w:tc>
-        <w:tc>
-          <w:tcPr>
-            <w:tcW w:type="dxa" w:w="2494"/>
-          </w:tcPr>
-          <w:p>
-            <w:r/>
-            <w:r>
-              <w:rPr>
-                <w:sz w:val="18"/>
-              </w:rPr>
-              <w:t>CityLearn v2</w:t>
-            </w:r>
-          </w:p>
-        </w:tc>
-        <w:tc>
-          <w:tcPr>
-            <w:tcW w:type="dxa" w:w="4535"/>
-          </w:tcPr>
-          <w:p>
-            <w:r/>
-            <w:r>
-              <w:rPr>
-                <w:sz w:val="18"/>
-              </w:rPr>
-              <w:t>Entorno base con EV/V2G, CI dinamica y KPIs multiobjetivo.</w:t>
+            <w:tcW w:type="dxa" w:w="3041"/>
+          </w:tcPr>
+          <w:p>
+            <w:r/>
+            <w:r>
+              <w:rPr>
+                <w:sz w:val="14"/>
+              </w:rPr>
+              <w:t>A_i</w:t>
+            </w:r>
+          </w:p>
+        </w:tc>
+        <w:tc>
+          <w:tcPr>
+            <w:tcW w:type="dxa" w:w="3041"/>
+          </w:tcPr>
+          <w:p>
+            <w:r/>
+            <w:r>
+              <w:rPr>
+                <w:sz w:val="14"/>
+              </w:rPr>
+              <w:t>Espacio de accion local del agente i</w:t>
+            </w:r>
+          </w:p>
+        </w:tc>
+        <w:tc>
+          <w:tcPr>
+            <w:tcW w:type="dxa" w:w="3041"/>
+          </w:tcPr>
+          <w:p>
+            <w:r/>
+            <w:r>
+              <w:rPr>
+                <w:sz w:val="14"/>
+              </w:rPr>
+              <w:t>Heterogeneo: 5-44 acciones (BESS, EV, carga desplazable)</w:t>
             </w:r>
           </w:p>
         </w:tc>
@@ -2420,43 +6405,43 @@
       <w:tr>
         <w:tc>
           <w:tcPr>
-            <w:tcW w:type="dxa" w:w="2041"/>
-          </w:tcPr>
-          <w:p>
-            <w:r/>
-            <w:r>
-              <w:rPr>
-                <w:sz w:val="18"/>
-              </w:rPr>
-              <w:t>Nweye et al. (2023a)</w:t>
-            </w:r>
-          </w:p>
-        </w:tc>
-        <w:tc>
-          <w:tcPr>
-            <w:tcW w:type="dxa" w:w="2494"/>
-          </w:tcPr>
-          <w:p>
-            <w:r/>
-            <w:r>
-              <w:rPr>
-                <w:sz w:val="18"/>
-              </w:rPr>
-              <w:t>MERLIN</w:t>
-            </w:r>
-          </w:p>
-        </w:tc>
-        <w:tc>
-          <w:tcPr>
-            <w:tcW w:type="dxa" w:w="4535"/>
-          </w:tcPr>
-          <w:p>
-            <w:r/>
-            <w:r>
-              <w:rPr>
-                <w:sz w:val="18"/>
-              </w:rPr>
-              <w:t>MARL en comunidad real de 17 edificios (escala SEAI Iquitos).</w:t>
+            <w:tcW w:type="dxa" w:w="3041"/>
+          </w:tcPr>
+          <w:p>
+            <w:r/>
+            <w:r>
+              <w:rPr>
+                <w:sz w:val="14"/>
+              </w:rPr>
+              <w:t>T</w:t>
+            </w:r>
+          </w:p>
+        </w:tc>
+        <w:tc>
+          <w:tcPr>
+            <w:tcW w:type="dxa" w:w="3041"/>
+          </w:tcPr>
+          <w:p>
+            <w:r/>
+            <w:r>
+              <w:rPr>
+                <w:sz w:val="14"/>
+              </w:rPr>
+              <w:t>Funcion de transicion estocastica S x A -&gt; Delta(S)</w:t>
+            </w:r>
+          </w:p>
+        </w:tc>
+        <w:tc>
+          <w:tcPr>
+            <w:tcW w:type="dxa" w:w="3041"/>
+          </w:tcPr>
+          <w:p>
+            <w:r/>
+            <w:r>
+              <w:rPr>
+                <w:sz w:val="14"/>
+              </w:rPr>
+              <w:t>Balance energetico, modelo RC, BESS eta_RT = 0.9025, EV estocastico</w:t>
             </w:r>
           </w:p>
         </w:tc>
@@ -2464,43 +6449,43 @@
       <w:tr>
         <w:tc>
           <w:tcPr>
-            <w:tcW w:type="dxa" w:w="2041"/>
-          </w:tcPr>
-          <w:p>
-            <w:r/>
-            <w:r>
-              <w:rPr>
-                <w:sz w:val="18"/>
-              </w:rPr>
-              <w:t>Yao et al. (2023)</w:t>
-            </w:r>
-          </w:p>
-        </w:tc>
-        <w:tc>
-          <w:tcPr>
-            <w:tcW w:type="dxa" w:w="2494"/>
-          </w:tcPr>
-          <w:p>
-            <w:r/>
-            <w:r>
-              <w:rPr>
-                <w:sz w:val="18"/>
-              </w:rPr>
-              <w:t>LSD-MADDPG</w:t>
-            </w:r>
-          </w:p>
-        </w:tc>
-        <w:tc>
-          <w:tcPr>
-            <w:tcW w:type="dxa" w:w="4535"/>
-          </w:tcPr>
-          <w:p>
-            <w:r/>
-            <w:r>
-              <w:rPr>
-                <w:sz w:val="18"/>
-              </w:rPr>
-              <w:t>~15% pico y ~18% costo frente a agentes no cooperativos.</w:t>
+            <w:tcW w:type="dxa" w:w="3041"/>
+          </w:tcPr>
+          <w:p>
+            <w:r/>
+            <w:r>
+              <w:rPr>
+                <w:sz w:val="14"/>
+              </w:rPr>
+              <w:t>Omega</w:t>
+            </w:r>
+          </w:p>
+        </w:tc>
+        <w:tc>
+          <w:tcPr>
+            <w:tcW w:type="dxa" w:w="3041"/>
+          </w:tcPr>
+          <w:p>
+            <w:r/>
+            <w:r>
+              <w:rPr>
+                <w:sz w:val="14"/>
+              </w:rPr>
+              <w:t>Funcion de observacion O_i = Omega_i(s, a)</w:t>
+            </w:r>
+          </w:p>
+        </w:tc>
+        <w:tc>
+          <w:tcPr>
+            <w:tcW w:type="dxa" w:w="3041"/>
+          </w:tcPr>
+          <w:p>
+            <w:r/>
+            <w:r>
+              <w:rPr>
+                <w:sz w:val="14"/>
+              </w:rPr>
+              <w:t>Proyeccion parcial del estado global a informacion local</w:t>
             </w:r>
           </w:p>
         </w:tc>
@@ -2508,43 +6493,43 @@
       <w:tr>
         <w:tc>
           <w:tcPr>
-            <w:tcW w:type="dxa" w:w="2041"/>
-          </w:tcPr>
-          <w:p>
-            <w:r/>
-            <w:r>
-              <w:rPr>
-                <w:sz w:val="18"/>
-              </w:rPr>
-              <w:t>Liu et al. (2022)</w:t>
-            </w:r>
-          </w:p>
-        </w:tc>
-        <w:tc>
-          <w:tcPr>
-            <w:tcW w:type="dxa" w:w="2494"/>
-          </w:tcPr>
-          <w:p>
-            <w:r/>
-            <w:r>
-              <w:rPr>
-                <w:sz w:val="18"/>
-              </w:rPr>
-              <w:t>MADDPG multiobjetivo</w:t>
-            </w:r>
-          </w:p>
-        </w:tc>
-        <w:tc>
-          <w:tcPr>
-            <w:tcW w:type="dxa" w:w="4535"/>
-          </w:tcPr>
-          <w:p>
-            <w:r/>
-            <w:r>
-              <w:rPr>
-                <w:sz w:val="18"/>
-              </w:rPr>
-              <w:t>~15% CO2 y ~20% costo; recompensa con termino de exportacion.</w:t>
+            <w:tcW w:type="dxa" w:w="3041"/>
+          </w:tcPr>
+          <w:p>
+            <w:r/>
+            <w:r>
+              <w:rPr>
+                <w:sz w:val="14"/>
+              </w:rPr>
+              <w:t>R</w:t>
+            </w:r>
+          </w:p>
+        </w:tc>
+        <w:tc>
+          <w:tcPr>
+            <w:tcW w:type="dxa" w:w="3041"/>
+          </w:tcPr>
+          <w:p>
+            <w:r/>
+            <w:r>
+              <w:rPr>
+                <w:sz w:val="14"/>
+              </w:rPr>
+              <w:t>Recompensa cooperativa escalar o vector mixto</w:t>
+            </w:r>
+          </w:p>
+        </w:tc>
+        <w:tc>
+          <w:tcPr>
+            <w:tcW w:type="dxa" w:w="3041"/>
+          </w:tcPr>
+          <w:p>
+            <w:r/>
+            <w:r>
+              <w:rPr>
+                <w:sz w:val="14"/>
+              </w:rPr>
+              <w:t>CityLearnV3MADRLRewardFunction; agregacion team_mean</w:t>
             </w:r>
           </w:p>
         </w:tc>
@@ -2552,43 +6537,131 @@
       <w:tr>
         <w:tc>
           <w:tcPr>
-            <w:tcW w:type="dxa" w:w="2041"/>
-          </w:tcPr>
-          <w:p>
-            <w:r/>
-            <w:r>
-              <w:rPr>
-                <w:sz w:val="18"/>
-              </w:rPr>
-              <w:t>Gao et al. (2023)</w:t>
-            </w:r>
-          </w:p>
-        </w:tc>
-        <w:tc>
-          <w:tcPr>
-            <w:tcW w:type="dxa" w:w="2494"/>
-          </w:tcPr>
-          <w:p>
-            <w:r/>
-            <w:r>
-              <w:rPr>
-                <w:sz w:val="18"/>
-              </w:rPr>
-              <w:t>MASAC multi-microgrid</w:t>
-            </w:r>
-          </w:p>
-        </w:tc>
-        <w:tc>
-          <w:tcPr>
-            <w:tcW w:type="dxa" w:w="4535"/>
-          </w:tcPr>
-          <w:p>
-            <w:r/>
-            <w:r>
-              <w:rPr>
-                <w:sz w:val="18"/>
-              </w:rPr>
-              <w:t>Arbitraje BESS en mercados TOU con respuesta a precios.</w:t>
+            <w:tcW w:type="dxa" w:w="3041"/>
+          </w:tcPr>
+          <w:p>
+            <w:r/>
+            <w:r>
+              <w:rPr>
+                <w:sz w:val="14"/>
+              </w:rPr>
+              <w:t>gamma</w:t>
+            </w:r>
+          </w:p>
+        </w:tc>
+        <w:tc>
+          <w:tcPr>
+            <w:tcW w:type="dxa" w:w="3041"/>
+          </w:tcPr>
+          <w:p>
+            <w:r/>
+            <w:r>
+              <w:rPr>
+                <w:sz w:val="14"/>
+              </w:rPr>
+              <w:t>Factor de descuento</w:t>
+            </w:r>
+          </w:p>
+        </w:tc>
+        <w:tc>
+          <w:tcPr>
+            <w:tcW w:type="dxa" w:w="3041"/>
+          </w:tcPr>
+          <w:p>
+            <w:r/>
+            <w:r>
+              <w:rPr>
+                <w:sz w:val="14"/>
+              </w:rPr>
+              <w:t>0.9999</w:t>
+            </w:r>
+          </w:p>
+        </w:tc>
+      </w:tr>
+      <w:tr>
+        <w:tc>
+          <w:tcPr>
+            <w:tcW w:type="dxa" w:w="3041"/>
+          </w:tcPr>
+          <w:p>
+            <w:r/>
+            <w:r>
+              <w:rPr>
+                <w:sz w:val="14"/>
+              </w:rPr>
+              <w:t>T_hor</w:t>
+            </w:r>
+          </w:p>
+        </w:tc>
+        <w:tc>
+          <w:tcPr>
+            <w:tcW w:type="dxa" w:w="3041"/>
+          </w:tcPr>
+          <w:p>
+            <w:r/>
+            <w:r>
+              <w:rPr>
+                <w:sz w:val="14"/>
+              </w:rPr>
+              <w:t>Horizonte temporal del episodio</w:t>
+            </w:r>
+          </w:p>
+        </w:tc>
+        <w:tc>
+          <w:tcPr>
+            <w:tcW w:type="dxa" w:w="3041"/>
+          </w:tcPr>
+          <w:p>
+            <w:r/>
+            <w:r>
+              <w:rPr>
+                <w:sz w:val="14"/>
+              </w:rPr>
+              <w:t>8 760 pasos (1 h/paso)</w:t>
+            </w:r>
+          </w:p>
+        </w:tc>
+      </w:tr>
+      <w:tr>
+        <w:tc>
+          <w:tcPr>
+            <w:tcW w:type="dxa" w:w="3041"/>
+          </w:tcPr>
+          <w:p>
+            <w:r/>
+            <w:r>
+              <w:rPr>
+                <w:sz w:val="14"/>
+              </w:rPr>
+              <w:t>pi_i</w:t>
+            </w:r>
+          </w:p>
+        </w:tc>
+        <w:tc>
+          <w:tcPr>
+            <w:tcW w:type="dxa" w:w="3041"/>
+          </w:tcPr>
+          <w:p>
+            <w:r/>
+            <w:r>
+              <w:rPr>
+                <w:sz w:val="14"/>
+              </w:rPr>
+              <w:t>Politica descentralizada del edificio i</w:t>
+            </w:r>
+          </w:p>
+        </w:tc>
+        <w:tc>
+          <w:tcPr>
+            <w:tcW w:type="dxa" w:w="3041"/>
+          </w:tcPr>
+          <w:p>
+            <w:r/>
+            <w:r>
+              <w:rPr>
+                <w:sz w:val="14"/>
+              </w:rPr>
+              <w:t>pi_i(a_i | o_i); sin comunicacion inter-edificio</w:t>
             </w:r>
           </w:p>
         </w:tc>
@@ -2596,8 +6669,1141 @@
     </w:tbl>
     <w:p/>
     <w:p>
+      <w:pPr>
+        <w:spacing w:after="120" w:line="276" w:lineRule="auto"/>
+        <w:jc w:val="both"/>
+      </w:pPr>
       <w:r>
-        <w:br w:type="page"/>
+        <w:t>Estado global y observaciones locales. El estado global S se construye como la concatenacion de observaciones locales (ctde_state = concatenated_local_observations). Cada observacion o_i combina variables temporales (mes, hora, day_type), fisica del edificio (non_shiftable_load, dhw_demand, cooling_demand, solar_generation), estado del BESS (SOC, potencia nominal, acciones previas), estado de cada cargador EV (SOC_k, hora de salida_k, SOC requerido_k, llegada estimada_k, estado_k) y senales globales (carbon_intensity, electricity_pricing, outdoor_dry_bulb_temperature, diffuse_solar_irradiance, direct_solar_irradiance). La heterogeneidad dimensional refleja la diversidad operativa del distrito: edificios con flotas EV extensas (p. ej. B06 con 32 cargadores, B07 con 42) concentran observaciones y acciones de mayor dimension.</w:t>
+      </w:r>
+    </w:p>
+    <w:p>
+      <w:pPr>
+        <w:spacing w:after="120" w:line="276" w:lineRule="auto"/>
+        <w:jc w:val="both"/>
+      </w:pPr>
+      <w:r>
+        <w:t>Espacios de accion. Cada accion a_i controla recursos flexibles del edificio i: potencia de carga/descarga del BESS (electrical_storage), potencia de carga de cada cargador EV (electric_vehicle_storage_charger_k) y control de carga desplazable (washing_machine). Las cargas no controlables permanecen como referencia de demanda base. La transicion T incorpora el balance energetico del distrito, el modelo RC de temperatura, la dinamica del almacenamiento con eficiencia round-trip 0.9025 y los perfiles estocasticos de llegada/salida de vehiculos electricos.</w:t>
+      </w:r>
+    </w:p>
+    <w:p>
+      <w:pPr>
+        <w:spacing w:after="120" w:line="276" w:lineRule="auto"/>
+        <w:jc w:val="both"/>
+      </w:pPr>
+      <w:r>
+        <w:t>Recompensa cooperativa multiobjetivo. La funcion R materializa los tres ejes doctorales (flexibilidad, CO2, costos) mediante una recompensa escalar por edificio y paso, con agregacion cooperativa tipo media de equipo. A nivel teorico:</w:t>
+      </w:r>
+    </w:p>
+    <w:p>
+      <w:pPr>
+        <w:spacing w:before="80" w:after="80"/>
+        <w:jc w:val="center"/>
+      </w:pPr>
+      <w:r>
+        <w:rPr>
+          <w:i/>
+        </w:rPr>
+        <w:t>reward_i(t) = reward_scale * [ w_flex * flex_i(t) + w_carbon * carbon_i(t) + w_cost * cost_i(t) + w_ev * ev_i(t) ]</w:t>
+      </w:r>
+    </w:p>
+    <w:p>
+      <w:pPr>
+        <w:spacing w:after="120" w:line="276" w:lineRule="auto"/>
+        <w:jc w:val="both"/>
+      </w:pPr>
+      <w:r>
+        <w:t>El componente flex_i(t) penaliza, a nivel distrital compartido, el pico y la rampa mediante peak_share(t) = district_import(t) / N y ramp_share(t) = |district_import(t) - district_import(t-1)| / N, con funciones de suavizado tanh; carbon_i(t) pondera la importacion por la intensidad de carbono CI(t); cost_i(t) refleja la tarifa TOU mediante price_norm(t); y ev_i(t) incorpora urgencia de SOC y salida de vehiculos. Los pesos w_flex, w_carbon y w_cost se condicionan por escenario experimental (E1/E2/E3) segun la Tabla 3.1 del Capitulo 3.</w:t>
+      </w:r>
+    </w:p>
+    <w:p>
+      <w:pPr>
+        <w:spacing w:before="80" w:after="80"/>
+        <w:jc w:val="center"/>
+      </w:pPr>
+      <w:r>
+        <w:rPr>
+          <w:i/>
+        </w:rPr>
+        <w:t>team_reward(t) = (1/N) * sum_{i=1}^N reward_i(t)</w:t>
+      </w:r>
+    </w:p>
+    <w:p>
+      <w:pPr>
+        <w:spacing w:before="80" w:after="80"/>
+        <w:jc w:val="center"/>
+      </w:pPr>
+      <w:r>
+        <w:rPr>
+          <w:i/>
+        </w:rPr>
+        <w:t>mixed_reward_i(t) = (1 - r) * reward_i(t) + r * team_reward(t),   con r = 0.70</w:t>
+      </w:r>
+    </w:p>
+    <w:p>
+      <w:pPr>
+        <w:spacing w:after="120" w:line="276" w:lineRule="auto"/>
+        <w:jc w:val="both"/>
+      </w:pPr>
+      <w:r>
+        <w:t>La mezcla cooperativa con team_reward_ratio r = 0.70 evita politicas puramente egoistas (que desplazan picos o costos al distrito) y politicas puramente globales (que ignoran heterogeneidad operativa). Este esquema se alinea con la literatura de recompensa hibrida en MADRL energetico (Yao et al., 2023; Liu et al., 2022) y con los desafios de coordinacion identificados por Nweye et al. (2022). Los valores numericos del perfil unificado comparable v4 (peak_weight = 0.45, ramp_weight = 0.35, ev_weight = 0.25, reward_scale = 1.00) y la implementacion exacta de cada termino se documentan en las Secciones 4.2-4.5, evitando duplicar aqui el detalle de codigo.</w:t>
+      </w:r>
+    </w:p>
+    <w:p>
+      <w:pPr>
+        <w:spacing w:after="120" w:line="276" w:lineRule="auto"/>
+        <w:jc w:val="both"/>
+      </w:pPr>
+      <w:r>
+        <w:t>Condicion de observabilidad parcial estricta. Durante la ejecucion descentralizada, cada politica pi_i(a_i | o_i) actua solo con o_i; el estado global s solo es accesible durante el entrenamiento bajo CTDE (Seccion 2.2.4). Esta separacion es coherente con el paradigma Dec-POMDP: la informacion completa del distrito no esta disponible en operacion, pero puede usarse para aprender coordinacion. El Capitulo 4 desarrolla wrappers PettingZoo, espacios de estado/accion y la clase CityLearnV3MADRLRewardFunction que instancian esta formalizacion sobre CityLearn v2 extendido (CityLearn v3 propuesto).</w:t>
+      </w:r>
+    </w:p>
+    <w:p>
+      <w:pPr>
+        <w:pStyle w:val="Heading3"/>
+      </w:pPr>
+      <w:r>
+        <w:t>2.2.4 CTDE: entrenamiento centralizado y ejecucion descentralizada</w:t>
+      </w:r>
+    </w:p>
+    <w:p>
+      <w:pPr>
+        <w:spacing w:after="120" w:line="276" w:lineRule="auto"/>
+        <w:jc w:val="both"/>
+      </w:pPr>
+      <w:r>
+        <w:t>El paradigma Centralized Training, Decentralized Execution separa dos fases: durante el entrenamiento, los criticos o funciones de valor pueden acceder al estado global y a informacion conjunta; durante la ejecucion, las politicas actuan solo con observaciones locales. Lowe et al. (2017) muestran este principio en multi-agent actor-critic, e Iqbal y Sha (2019) lo extienden con mecanismos de atencion para seleccionar interacciones relevantes entre agentes. En la tesis, CTDE permite que los agentes aprendan coordinacion distrital sin requerir comunicacion completa en operacion.</w:t>
+      </w:r>
+    </w:p>
+    <w:p>
+      <w:pPr>
+        <w:spacing w:after="120" w:line="276" w:lineRule="auto"/>
+        <w:jc w:val="both"/>
+      </w:pPr>
+      <w:r>
+        <w:t>La validez de CTDE para esta investigacion depende de mantener consistentes los instrumentos de medicion. Si el entrenamiento usa estado global y la ejecucion usa observacion local, los KPIs deben reflejar la ejecucion descentralizada de politicas, no una solucion centralizada ideal. Por ello, trace.csv y timeseries.csv son necesarios para interpretar si el comportamiento aprendido realmente corresponde a acciones por edificio y no solo a resultados agregados.</w:t>
+      </w:r>
+    </w:p>
+    <w:p>
+      <w:pPr>
+        <w:pStyle w:val="Heading3"/>
+      </w:pPr>
+      <w:r>
+        <w:t>2.2.5 Algoritmos MADRL evaluados</w:t>
+      </w:r>
+    </w:p>
+    <w:p>
+      <w:pPr>
+        <w:spacing w:after="120" w:line="276" w:lineRule="auto"/>
+        <w:jc w:val="both"/>
+      </w:pPr>
+      <w:r>
+        <w:t>HAPPO se fundamenta en optimizacion de politica con restricciones de region de confianza para agentes heterogeneos. Kuba et al. (2021) desarrollan una formulacion de trust-region policy optimization multiagente, y Zhong et al. (2023) profundizan el aprendizaje por refuerzo de agentes heterogeneos. En la tesis, HAPPO es relevante porque los edificios difieren en area, cargas, PV, BESS y numero de EV. Sin embargo, su uso en resultados debe respetar la cobertura real: se dispone de timeseries y trace, pero no de todos los artefactos de edificio/checkpoint.</w:t>
+      </w:r>
+    </w:p>
+    <w:p>
+      <w:pPr>
+        <w:spacing w:after="120" w:line="276" w:lineRule="auto"/>
+        <w:jc w:val="both"/>
+      </w:pPr>
+      <w:r>
+        <w:t>MASAC deriva conceptualmente de Soft Actor-Critic y su regularizacion de entropia (Haarnoja et al., 2018). Gao et al. (2023) muestran la aplicabilidad de un MASAC mejorado en programacion colaborativa multi-microgrid. En la tesis, MASAC representa un enfoque off-policy con exploracion robusta y discretizacion/adaptacion de acciones para el entorno CityLearn v3 propuesto. Su valor teorico esta en contrastar estrategias entropicas frente a politicas deterministicas y de atencion.</w:t>
+      </w:r>
+    </w:p>
+    <w:p>
+      <w:pPr>
+        <w:spacing w:after="120" w:line="276" w:lineRule="auto"/>
+        <w:jc w:val="both"/>
+      </w:pPr>
+      <w:r>
+        <w:t>MATD3 se basa en la idea de reducir sobreestimacion mediante criticos dobles, retraso de actualizacion de politica y ruido objetivo en la familia TD3. Aunque la referencia especifica del backend se implementa en el proyecto, su justificacion teorica se relaciona con estabilidad off-policy en espacios continuos de accion. En la tesis, MATD3 se plantea en las hipotesis como candidato de mayor efecto coordinado porque su doble critico puede ser ventajoso en horizontes largos y acciones energeticas continuas.</w:t>
+      </w:r>
+    </w:p>
+    <w:p>
+      <w:pPr>
+        <w:spacing w:after="120" w:line="276" w:lineRule="auto"/>
+        <w:jc w:val="both"/>
+      </w:pPr>
+      <w:r>
+        <w:t>MAAC se sustenta en Actor-Attention-Critic. Iqbal y Sha (2019) proponen que el critico utilice atencion para seleccionar los agentes mas relevantes durante la evaluacion de acciones. En comunidades energeticas, esta idea es pertinente porque no todos los edificios interactuan con la misma intensidad en cada hora: un hospital, un mall y una universidad presentan perfiles de carga y EV diferentes. La atencion ofrece una explicacion teorica para coordinacion selectiva entre edificios heterogeneos.</w:t>
+      </w:r>
+    </w:p>
+    <w:p>
+      <w:pPr>
+        <w:spacing w:after="120" w:line="276" w:lineRule="auto"/>
+        <w:jc w:val="both"/>
+      </w:pPr>
+      <w:r>
+        <w:t>MARLlib se considera en la tesis solo como nombre propio de una biblioteca de referencia para aprendizaje por refuerzo multiagente, no como sustituto conceptual de MADRL. Hu et al. (2023) muestran su valor como framework escalable; sin embargo, el proyecto utiliza backends concretos en external/ y wrappers propios. Esta precision terminologica evita confundir marco teorico, herramienta y contribucion experimental.</w:t>
+      </w:r>
+    </w:p>
+    <w:p>
+      <w:r>
+        <w:rPr>
+          <w:b/>
+          <w:color w:val="595959"/>
+          <w:sz w:val="19"/>
+        </w:rPr>
+        <w:t>Tabla 2.2. Fundamento teorico de los algoritmos MADRL evaluados.</w:t>
+      </w:r>
+    </w:p>
+    <w:tbl>
+      <w:tblPr>
+        <w:tblStyle w:val="LightGrid-Accent1"/>
+        <w:tblW w:type="auto" w:w="0"/>
+        <w:jc w:val="center"/>
+        <w:tblLook w:firstColumn="1" w:firstRow="1" w:lastColumn="0" w:lastRow="0" w:noHBand="0" w:noVBand="1" w:val="04A0"/>
+      </w:tblPr>
+      <w:tblGrid>
+        <w:gridCol w:w="1824"/>
+        <w:gridCol w:w="1824"/>
+        <w:gridCol w:w="1824"/>
+        <w:gridCol w:w="1824"/>
+        <w:gridCol w:w="1824"/>
+      </w:tblGrid>
+      <w:tr>
+        <w:tc>
+          <w:tcPr>
+            <w:tcW w:type="dxa" w:w="1824"/>
+            <w:shd w:val="clear" w:color="auto" w:fill="1F4E79"/>
+          </w:tcPr>
+          <w:p>
+            <w:r/>
+            <w:r>
+              <w:rPr>
+                <w:b/>
+                <w:color w:val="FFFFFF"/>
+                <w:sz w:val="14"/>
+              </w:rPr>
+              <w:t>Algoritmo</w:t>
+            </w:r>
+          </w:p>
+        </w:tc>
+        <w:tc>
+          <w:tcPr>
+            <w:tcW w:type="dxa" w:w="1824"/>
+            <w:shd w:val="clear" w:color="auto" w:fill="1F4E79"/>
+          </w:tcPr>
+          <w:p>
+            <w:r/>
+            <w:r>
+              <w:rPr>
+                <w:b/>
+                <w:color w:val="FFFFFF"/>
+                <w:sz w:val="14"/>
+              </w:rPr>
+              <w:t>Base teorica</w:t>
+            </w:r>
+          </w:p>
+        </w:tc>
+        <w:tc>
+          <w:tcPr>
+            <w:tcW w:type="dxa" w:w="1824"/>
+            <w:shd w:val="clear" w:color="auto" w:fill="1F4E79"/>
+          </w:tcPr>
+          <w:p>
+            <w:r/>
+            <w:r>
+              <w:rPr>
+                <w:b/>
+                <w:color w:val="FFFFFF"/>
+                <w:sz w:val="14"/>
+              </w:rPr>
+              <w:t>Ventaja esperada</w:t>
+            </w:r>
+          </w:p>
+        </w:tc>
+        <w:tc>
+          <w:tcPr>
+            <w:tcW w:type="dxa" w:w="1824"/>
+            <w:shd w:val="clear" w:color="auto" w:fill="1F4E79"/>
+          </w:tcPr>
+          <w:p>
+            <w:r/>
+            <w:r>
+              <w:rPr>
+                <w:b/>
+                <w:color w:val="FFFFFF"/>
+                <w:sz w:val="14"/>
+              </w:rPr>
+              <w:t>Riesgo metodologico</w:t>
+            </w:r>
+          </w:p>
+        </w:tc>
+        <w:tc>
+          <w:tcPr>
+            <w:tcW w:type="dxa" w:w="1824"/>
+            <w:shd w:val="clear" w:color="auto" w:fill="1F4E79"/>
+          </w:tcPr>
+          <w:p>
+            <w:r/>
+            <w:r>
+              <w:rPr>
+                <w:b/>
+                <w:color w:val="FFFFFF"/>
+                <w:sz w:val="14"/>
+              </w:rPr>
+              <w:t>Relacion con VI</w:t>
+            </w:r>
+          </w:p>
+        </w:tc>
+      </w:tr>
+      <w:tr>
+        <w:tc>
+          <w:tcPr>
+            <w:tcW w:type="dxa" w:w="1824"/>
+          </w:tcPr>
+          <w:p>
+            <w:r/>
+            <w:r>
+              <w:rPr>
+                <w:sz w:val="14"/>
+              </w:rPr>
+              <w:t>HAPPO</w:t>
+            </w:r>
+          </w:p>
+        </w:tc>
+        <w:tc>
+          <w:tcPr>
+            <w:tcW w:type="dxa" w:w="1824"/>
+          </w:tcPr>
+          <w:p>
+            <w:r/>
+            <w:r>
+              <w:rPr>
+                <w:sz w:val="14"/>
+              </w:rPr>
+              <w:t>Trust-region y agentes heterogeneos (Kuba et al., 2021; Zhong et al., 2023).</w:t>
+            </w:r>
+          </w:p>
+        </w:tc>
+        <w:tc>
+          <w:tcPr>
+            <w:tcW w:type="dxa" w:w="1824"/>
+          </w:tcPr>
+          <w:p>
+            <w:r/>
+            <w:r>
+              <w:rPr>
+                <w:sz w:val="14"/>
+              </w:rPr>
+              <w:t>Estabilidad on-policy y tratamiento de heterogeneidad entre edificios.</w:t>
+            </w:r>
+          </w:p>
+        </w:tc>
+        <w:tc>
+          <w:tcPr>
+            <w:tcW w:type="dxa" w:w="1824"/>
+          </w:tcPr>
+          <w:p>
+            <w:r/>
+            <w:r>
+              <w:rPr>
+                <w:sz w:val="14"/>
+              </w:rPr>
+              <w:t>Costo de muestreo y cobertura parcial de artefactos finales.</w:t>
+            </w:r>
+          </w:p>
+        </w:tc>
+        <w:tc>
+          <w:tcPr>
+            <w:tcW w:type="dxa" w:w="1824"/>
+          </w:tcPr>
+          <w:p>
+            <w:r/>
+            <w:r>
+              <w:rPr>
+                <w:sz w:val="14"/>
+              </w:rPr>
+              <w:t>Nivel D-VI.1 del factor algoritmo.</w:t>
+            </w:r>
+          </w:p>
+        </w:tc>
+      </w:tr>
+      <w:tr>
+        <w:tc>
+          <w:tcPr>
+            <w:tcW w:type="dxa" w:w="1824"/>
+          </w:tcPr>
+          <w:p>
+            <w:r/>
+            <w:r>
+              <w:rPr>
+                <w:sz w:val="14"/>
+              </w:rPr>
+              <w:t>MASAC</w:t>
+            </w:r>
+          </w:p>
+        </w:tc>
+        <w:tc>
+          <w:tcPr>
+            <w:tcW w:type="dxa" w:w="1824"/>
+          </w:tcPr>
+          <w:p>
+            <w:r/>
+            <w:r>
+              <w:rPr>
+                <w:sz w:val="14"/>
+              </w:rPr>
+              <w:t>SAC y regularizacion de entropia (Haarnoja et al., 2018; Gao et al., 2023).</w:t>
+            </w:r>
+          </w:p>
+        </w:tc>
+        <w:tc>
+          <w:tcPr>
+            <w:tcW w:type="dxa" w:w="1824"/>
+          </w:tcPr>
+          <w:p>
+            <w:r/>
+            <w:r>
+              <w:rPr>
+                <w:sz w:val="14"/>
+              </w:rPr>
+              <w:t>Exploracion robusta y aprendizaje off-policy.</w:t>
+            </w:r>
+          </w:p>
+        </w:tc>
+        <w:tc>
+          <w:tcPr>
+            <w:tcW w:type="dxa" w:w="1824"/>
+          </w:tcPr>
+          <w:p>
+            <w:r/>
+            <w:r>
+              <w:rPr>
+                <w:sz w:val="14"/>
+              </w:rPr>
+              <w:t>Adaptacion de acciones continuas/discretas y sensibilidad a hiperparametros.</w:t>
+            </w:r>
+          </w:p>
+        </w:tc>
+        <w:tc>
+          <w:tcPr>
+            <w:tcW w:type="dxa" w:w="1824"/>
+          </w:tcPr>
+          <w:p>
+            <w:r/>
+            <w:r>
+              <w:rPr>
+                <w:sz w:val="14"/>
+              </w:rPr>
+              <w:t>Nivel D-VI.1 del factor algoritmo.</w:t>
+            </w:r>
+          </w:p>
+        </w:tc>
+      </w:tr>
+      <w:tr>
+        <w:tc>
+          <w:tcPr>
+            <w:tcW w:type="dxa" w:w="1824"/>
+          </w:tcPr>
+          <w:p>
+            <w:r/>
+            <w:r>
+              <w:rPr>
+                <w:sz w:val="14"/>
+              </w:rPr>
+              <w:t>MATD3</w:t>
+            </w:r>
+          </w:p>
+        </w:tc>
+        <w:tc>
+          <w:tcPr>
+            <w:tcW w:type="dxa" w:w="1824"/>
+          </w:tcPr>
+          <w:p>
+            <w:r/>
+            <w:r>
+              <w:rPr>
+                <w:sz w:val="14"/>
+              </w:rPr>
+              <w:t>Criticos dobles, retardo de politica y control continuo off-policy.</w:t>
+            </w:r>
+          </w:p>
+        </w:tc>
+        <w:tc>
+          <w:tcPr>
+            <w:tcW w:type="dxa" w:w="1824"/>
+          </w:tcPr>
+          <w:p>
+            <w:r/>
+            <w:r>
+              <w:rPr>
+                <w:sz w:val="14"/>
+              </w:rPr>
+              <w:t>Reduccion de sobreestimacion y estabilidad en acciones continuas.</w:t>
+            </w:r>
+          </w:p>
+        </w:tc>
+        <w:tc>
+          <w:tcPr>
+            <w:tcW w:type="dxa" w:w="1824"/>
+          </w:tcPr>
+          <w:p>
+            <w:r/>
+            <w:r>
+              <w:rPr>
+                <w:sz w:val="14"/>
+              </w:rPr>
+              <w:t>Puede optimizar algunos ejes mejor que otros; requiere lectura por escenario.</w:t>
+            </w:r>
+          </w:p>
+        </w:tc>
+        <w:tc>
+          <w:tcPr>
+            <w:tcW w:type="dxa" w:w="1824"/>
+          </w:tcPr>
+          <w:p>
+            <w:r/>
+            <w:r>
+              <w:rPr>
+                <w:sz w:val="14"/>
+              </w:rPr>
+              <w:t>Nivel D-VI.1 e hipotesis direccional HE.2.</w:t>
+            </w:r>
+          </w:p>
+        </w:tc>
+      </w:tr>
+      <w:tr>
+        <w:tc>
+          <w:tcPr>
+            <w:tcW w:type="dxa" w:w="1824"/>
+          </w:tcPr>
+          <w:p>
+            <w:r/>
+            <w:r>
+              <w:rPr>
+                <w:sz w:val="14"/>
+              </w:rPr>
+              <w:t>MAAC</w:t>
+            </w:r>
+          </w:p>
+        </w:tc>
+        <w:tc>
+          <w:tcPr>
+            <w:tcW w:type="dxa" w:w="1824"/>
+          </w:tcPr>
+          <w:p>
+            <w:r/>
+            <w:r>
+              <w:rPr>
+                <w:sz w:val="14"/>
+              </w:rPr>
+              <w:t>Critico con atencion multiagente (Iqbal &amp; Sha, 2019).</w:t>
+            </w:r>
+          </w:p>
+        </w:tc>
+        <w:tc>
+          <w:tcPr>
+            <w:tcW w:type="dxa" w:w="1824"/>
+          </w:tcPr>
+          <w:p>
+            <w:r/>
+            <w:r>
+              <w:rPr>
+                <w:sz w:val="14"/>
+              </w:rPr>
+              <w:t>Coordinacion selectiva entre edificios heterogeneos.</w:t>
+            </w:r>
+          </w:p>
+        </w:tc>
+        <w:tc>
+          <w:tcPr>
+            <w:tcW w:type="dxa" w:w="1824"/>
+          </w:tcPr>
+          <w:p>
+            <w:r/>
+            <w:r>
+              <w:rPr>
+                <w:sz w:val="14"/>
+              </w:rPr>
+              <w:t>Complejidad computacional y sensibilidad a estructura de interacciones.</w:t>
+            </w:r>
+          </w:p>
+        </w:tc>
+        <w:tc>
+          <w:tcPr>
+            <w:tcW w:type="dxa" w:w="1824"/>
+          </w:tcPr>
+          <w:p>
+            <w:r/>
+            <w:r>
+              <w:rPr>
+                <w:sz w:val="14"/>
+              </w:rPr>
+              <w:t>Nivel D-VI.1 del factor algoritmo.</w:t>
+            </w:r>
+          </w:p>
+        </w:tc>
+      </w:tr>
+    </w:tbl>
+    <w:p/>
+    <w:p>
+      <w:pPr>
+        <w:pStyle w:val="Heading3"/>
+      </w:pPr>
+      <w:r>
+        <w:t>2.2.6 Bases teoricas de la flexibilidad energetica</w:t>
+      </w:r>
+    </w:p>
+    <w:p>
+      <w:pPr>
+        <w:spacing w:after="120" w:line="276" w:lineRule="auto"/>
+        <w:jc w:val="both"/>
+      </w:pPr>
+      <w:r>
+        <w:t>La flexibilidad energetica es la capacidad de ajustar demanda, generacion distribuida y almacenamiento en respuesta a objetivos operativos. Lund et al. (2017) ubican esta capacidad dentro de los sistemas energeticos inteligentes, mientras CityLearn la operacionaliza con KPIs de pico, rampa y factor de carga (Vazquez-Canteli et al., 2020; Nweye et al., 2024). En el contexto de la tesis, D-VD.1 no se reduce a una metrica; es una dimension compuesta que incluye peak_average, ramping_average, one_minus_load_factor_average, autoconsumo PV, autosuficiencia, importacion/exportacion y respuesta de carga controlable.</w:t>
+      </w:r>
+    </w:p>
+    <w:p>
+      <w:pPr>
+        <w:spacing w:after="120" w:line="276" w:lineRule="auto"/>
+        <w:jc w:val="both"/>
+      </w:pPr>
+      <w:r>
+        <w:t>Los recursos que producen flexibilidad en el SEAI Iquitos son BESS, EV, PV y cargas desplazables. La teoria de PV+BESS indica que el almacenamiento permite transferir energia solar a horas de demanda o costo mayor; los estudios de Li et al. (2024) y Felicetti et al. (2024) respaldan esa logica. En la tesis, dicha teoria se materializa con acciones electrical_storage, electric_vehicle_storage_charger_* y washing_machine_*, mientras la carga base no controlada se mantiene como referencia para evaluar el efecto real de la accion.</w:t>
+      </w:r>
+    </w:p>
+    <w:p>
+      <w:pPr>
+        <w:pStyle w:val="Heading3"/>
+      </w:pPr>
+      <w:r>
+        <w:t>2.2.7 Bases teoricas de emisiones de CO2</w:t>
+      </w:r>
+    </w:p>
+    <w:p>
+      <w:pPr>
+        <w:spacing w:after="120" w:line="276" w:lineRule="auto"/>
+        <w:jc w:val="both"/>
+      </w:pPr>
+      <w:r>
+        <w:t>Las emisiones de CO2 asociadas al consumo electrico dependen de la energia importada y de la intensidad de carbono de la fuente. Tranberg et al. (2020) plantean la importancia de contabilidad temporal de carbono, y Cao et al. (2023) muestran la utilidad de pronosticar intensidad de carbono para gestion de edificios. En redes aisladas, la intensidad de carbono puede ser mayor y mas sensible a la generacion local. Por eso, el uso de MINAM (2019) como referencia del factor base peruano conecta la tesis con el contexto SEAI Iquitos.</w:t>
+      </w:r>
+    </w:p>
+    <w:p>
+      <w:pPr>
+        <w:spacing w:after="120" w:line="276" w:lineRule="auto"/>
+        <w:jc w:val="both"/>
+      </w:pPr>
+      <w:r>
+        <w:t>D-VD.2 se operacionaliza mediante carbon_emissions_total, carbon_emissions_delta y consumo ponderado por intensidad de carbono. A diferencia de estudios donde el carbono es un KPI posterior, en esta tesis E2 modifica directamente la funcion de recompensa, asignando peso dominante al componente carbono. Esto permite contrastar si el algoritmo MADRL produce un efecto diferenciado sobre emisiones y si el efecto corresponde al algoritmo planteado en las hipotesis.</w:t>
+      </w:r>
+    </w:p>
+    <w:p>
+      <w:pPr>
+        <w:pStyle w:val="Heading3"/>
+      </w:pPr>
+      <w:r>
+        <w:t>2.2.8 Bases teoricas de costos energeticos</w:t>
+      </w:r>
+    </w:p>
+    <w:p>
+      <w:pPr>
+        <w:spacing w:after="120" w:line="276" w:lineRule="auto"/>
+        <w:jc w:val="both"/>
+      </w:pPr>
+      <w:r>
+        <w:t>Los costos energeticos se explican por consumo, horario, precio, picos y capacidad de respuesta. OSINERGMIN (2024) justifica el uso de maxima demanda y tarifa en el contexto regulatorio peruano; Dang et al. (2023) muestran que BESS puede reducir cargos de demanda bajo precios dinamicos; y Xiong et al. (2024) confirma que DRL puede responder a TOU y almacenamiento. En la tesis, D-VD.3 se mide con electricity_cost_total, electricity_cost_delta y price_signal_deviation, lo que conecta costos con politicas concretas de carga/descarga y desplazamiento.</w:t>
+      </w:r>
+    </w:p>
+    <w:p>
+      <w:pPr>
+        <w:spacing w:after="120" w:line="276" w:lineRule="auto"/>
+        <w:jc w:val="both"/>
+      </w:pPr>
+      <w:r>
+        <w:t>La importancia doctoral de este eje es que costo, flexibilidad y carbono pueden entrar en conflicto. Cargar BESS en una hora barata puede no coincidir con la hora de menor carbono; reducir pico puede aumentar emisiones si desplaza consumo a periodos diesel; y optimizar costo puede sacrificar flexibilidad. Por eso, la recompensa multiobjetivo y los escenarios E1/E2/E3 son teoricamente necesarios y no una decision arbitraria de implementacion.</w:t>
+      </w:r>
+    </w:p>
+    <w:p>
+      <w:pPr>
+        <w:pStyle w:val="Heading3"/>
+      </w:pPr>
+      <w:r>
+        <w:t>2.2.9 Aportes fisicos al motor como base teorica de CityLearn v3 propuesto</w:t>
+      </w:r>
+    </w:p>
+    <w:p>
+      <w:pPr>
+        <w:spacing w:after="120" w:line="276" w:lineRule="auto"/>
+        <w:jc w:val="both"/>
+      </w:pPr>
+      <w:r>
+        <w:t>El marco teorico tambien debe sustentar los aportes del motor de simulacion. La degradacion BESS con C-rate y temperatura se justifica por literatura de envejecimiento de baterias LiFePO4 y modelado de degradacion (Naumann et al., 2021; Rajagopalan et al., 2024; Reniers et al., 2022; Xu et al., 2021). Esto evita que el entorno trate toda accion de almacenamiento como equivalente, ignorando condiciones termicas propias de Iquitos.</w:t>
+      </w:r>
+    </w:p>
+    <w:p>
+      <w:pPr>
+        <w:spacing w:after="120" w:line="276" w:lineRule="auto"/>
+        <w:jc w:val="both"/>
+      </w:pPr>
+      <w:r>
+        <w:t>La correccion PV por temperatura tropical se sustenta en IEC 61215-1:2021, Tamoor et al. (2022) y Antonanzas et al. (2021). En Iquitos, alta temperatura y humedad pueden reducir produccion frente a condiciones STC, por lo que un modelo sin correccion termica sesgaria las politicas MADRL hacia una confianza excesiva en PV de mediodia. Este aporte conecta clima, generacion y decision multiagente.</w:t>
+      </w:r>
+    </w:p>
+    <w:p>
+      <w:pPr>
+        <w:spacing w:after="120" w:line="276" w:lineRule="auto"/>
+        <w:jc w:val="both"/>
+      </w:pPr>
+      <w:r>
+        <w:t>El KPI de pico con ventana de facturacion se fundamenta en OSINERGMIN (2024) y en estudios de reduccion de demanda maxima con BESS, como Dang et al. (2023). Finalmente, CarbonIntensityModel se sostiene en MINAM (2019), Tranberg et al. (2020) y Cao et al. (2023), permitiendo que el eje de carbono sea parametrizable y no una constante exogena sin estructura teorica.</w:t>
+      </w:r>
+    </w:p>
+    <w:p>
+      <w:r>
+        <w:rPr>
+          <w:b/>
+          <w:color w:val="595959"/>
+          <w:sz w:val="19"/>
+        </w:rPr>
+        <w:t>Tabla 2.3. Constructos teoricos, indicadores y fuentes.</w:t>
+      </w:r>
+    </w:p>
+    <w:tbl>
+      <w:tblPr>
+        <w:tblStyle w:val="LightGrid-Accent1"/>
+        <w:tblW w:type="auto" w:w="0"/>
+        <w:jc w:val="center"/>
+        <w:tblLook w:firstColumn="1" w:firstRow="1" w:lastColumn="0" w:lastRow="0" w:noHBand="0" w:noVBand="1" w:val="04A0"/>
+      </w:tblPr>
+      <w:tblGrid>
+        <w:gridCol w:w="2280"/>
+        <w:gridCol w:w="2280"/>
+        <w:gridCol w:w="2280"/>
+        <w:gridCol w:w="2280"/>
+      </w:tblGrid>
+      <w:tr>
+        <w:tc>
+          <w:tcPr>
+            <w:tcW w:type="dxa" w:w="2280"/>
+            <w:shd w:val="clear" w:color="auto" w:fill="1F4E79"/>
+          </w:tcPr>
+          <w:p>
+            <w:r/>
+            <w:r>
+              <w:rPr>
+                <w:b/>
+                <w:color w:val="FFFFFF"/>
+                <w:sz w:val="14"/>
+              </w:rPr>
+              <w:t>Constructo</w:t>
+            </w:r>
+          </w:p>
+        </w:tc>
+        <w:tc>
+          <w:tcPr>
+            <w:tcW w:type="dxa" w:w="2280"/>
+            <w:shd w:val="clear" w:color="auto" w:fill="1F4E79"/>
+          </w:tcPr>
+          <w:p>
+            <w:r/>
+            <w:r>
+              <w:rPr>
+                <w:b/>
+                <w:color w:val="FFFFFF"/>
+                <w:sz w:val="14"/>
+              </w:rPr>
+              <w:t>Indicadores en tesis</w:t>
+            </w:r>
+          </w:p>
+        </w:tc>
+        <w:tc>
+          <w:tcPr>
+            <w:tcW w:type="dxa" w:w="2280"/>
+            <w:shd w:val="clear" w:color="auto" w:fill="1F4E79"/>
+          </w:tcPr>
+          <w:p>
+            <w:r/>
+            <w:r>
+              <w:rPr>
+                <w:b/>
+                <w:color w:val="FFFFFF"/>
+                <w:sz w:val="14"/>
+              </w:rPr>
+              <w:t>Fuentes teoricas principales</w:t>
+            </w:r>
+          </w:p>
+        </w:tc>
+        <w:tc>
+          <w:tcPr>
+            <w:tcW w:type="dxa" w:w="2280"/>
+            <w:shd w:val="clear" w:color="auto" w:fill="1F4E79"/>
+          </w:tcPr>
+          <w:p>
+            <w:r/>
+            <w:r>
+              <w:rPr>
+                <w:b/>
+                <w:color w:val="FFFFFF"/>
+                <w:sz w:val="14"/>
+              </w:rPr>
+              <w:t>Uso en Cap. 5</w:t>
+            </w:r>
+          </w:p>
+        </w:tc>
+      </w:tr>
+      <w:tr>
+        <w:tc>
+          <w:tcPr>
+            <w:tcW w:type="dxa" w:w="2280"/>
+          </w:tcPr>
+          <w:p>
+            <w:r/>
+            <w:r>
+              <w:rPr>
+                <w:sz w:val="14"/>
+              </w:rPr>
+              <w:t>Flexibilidad energetica</w:t>
+            </w:r>
+          </w:p>
+        </w:tc>
+        <w:tc>
+          <w:tcPr>
+            <w:tcW w:type="dxa" w:w="2280"/>
+          </w:tcPr>
+          <w:p>
+            <w:r/>
+            <w:r>
+              <w:rPr>
+                <w:sz w:val="14"/>
+              </w:rPr>
+              <w:t>peak_average, ramping_average, one_minus_load_factor_average, autoconsumo, autosuficiencia.</w:t>
+            </w:r>
+          </w:p>
+        </w:tc>
+        <w:tc>
+          <w:tcPr>
+            <w:tcW w:type="dxa" w:w="2280"/>
+          </w:tcPr>
+          <w:p>
+            <w:r/>
+            <w:r>
+              <w:rPr>
+                <w:sz w:val="14"/>
+              </w:rPr>
+              <w:t>Vazquez-Canteli et al. (2020); Nweye et al. (2024); Lund et al. (2017).</w:t>
+            </w:r>
+          </w:p>
+        </w:tc>
+        <w:tc>
+          <w:tcPr>
+            <w:tcW w:type="dxa" w:w="2280"/>
+          </w:tcPr>
+          <w:p>
+            <w:r/>
+            <w:r>
+              <w:rPr>
+                <w:sz w:val="14"/>
+              </w:rPr>
+              <w:t>Comparacion E1, figuras A.1-A.2/A.7-A.8 y KPIs edificio.</w:t>
+            </w:r>
+          </w:p>
+        </w:tc>
+      </w:tr>
+      <w:tr>
+        <w:tc>
+          <w:tcPr>
+            <w:tcW w:type="dxa" w:w="2280"/>
+          </w:tcPr>
+          <w:p>
+            <w:r/>
+            <w:r>
+              <w:rPr>
+                <w:sz w:val="14"/>
+              </w:rPr>
+              <w:t>Emisiones CO2</w:t>
+            </w:r>
+          </w:p>
+        </w:tc>
+        <w:tc>
+          <w:tcPr>
+            <w:tcW w:type="dxa" w:w="2280"/>
+          </w:tcPr>
+          <w:p>
+            <w:r/>
+            <w:r>
+              <w:rPr>
+                <w:sz w:val="14"/>
+              </w:rPr>
+              <w:t>carbon_emissions_total, carbon_emissions_delta, CI-weighted consumption.</w:t>
+            </w:r>
+          </w:p>
+        </w:tc>
+        <w:tc>
+          <w:tcPr>
+            <w:tcW w:type="dxa" w:w="2280"/>
+          </w:tcPr>
+          <w:p>
+            <w:r/>
+            <w:r>
+              <w:rPr>
+                <w:sz w:val="14"/>
+              </w:rPr>
+              <w:t>Liu et al. (2022); Tranberg et al. (2020); Cao et al. (2023); MINAM (2019).</w:t>
+            </w:r>
+          </w:p>
+        </w:tc>
+        <w:tc>
+          <w:tcPr>
+            <w:tcW w:type="dxa" w:w="2280"/>
+          </w:tcPr>
+          <w:p>
+            <w:r/>
+            <w:r>
+              <w:rPr>
+                <w:sz w:val="14"/>
+              </w:rPr>
+              <w:t>Comparacion E2, figura A.4/A.6 y tablas por edificio.</w:t>
+            </w:r>
+          </w:p>
+        </w:tc>
+      </w:tr>
+      <w:tr>
+        <w:tc>
+          <w:tcPr>
+            <w:tcW w:type="dxa" w:w="2280"/>
+          </w:tcPr>
+          <w:p>
+            <w:r/>
+            <w:r>
+              <w:rPr>
+                <w:sz w:val="14"/>
+              </w:rPr>
+              <w:t>Costos energeticos</w:t>
+            </w:r>
+          </w:p>
+        </w:tc>
+        <w:tc>
+          <w:tcPr>
+            <w:tcW w:type="dxa" w:w="2280"/>
+          </w:tcPr>
+          <w:p>
+            <w:r/>
+            <w:r>
+              <w:rPr>
+                <w:sz w:val="14"/>
+              </w:rPr>
+              <w:t>electricity_cost_total, electricity_cost_delta, price_signal_deviation.</w:t>
+            </w:r>
+          </w:p>
+        </w:tc>
+        <w:tc>
+          <w:tcPr>
+            <w:tcW w:type="dxa" w:w="2280"/>
+          </w:tcPr>
+          <w:p>
+            <w:r/>
+            <w:r>
+              <w:rPr>
+                <w:sz w:val="14"/>
+              </w:rPr>
+              <w:t>Dang et al. (2023); Xiong et al. (2024); OSINERGMIN (2024); Gao et al. (2023).</w:t>
+            </w:r>
+          </w:p>
+        </w:tc>
+        <w:tc>
+          <w:tcPr>
+            <w:tcW w:type="dxa" w:w="2280"/>
+          </w:tcPr>
+          <w:p>
+            <w:r/>
+            <w:r>
+              <w:rPr>
+                <w:sz w:val="14"/>
+              </w:rPr>
+              <w:t>Comparacion E3, figura A.3/A.5 y deltas por edificio.</w:t>
+            </w:r>
+          </w:p>
+        </w:tc>
+      </w:tr>
+      <w:tr>
+        <w:tc>
+          <w:tcPr>
+            <w:tcW w:type="dxa" w:w="2280"/>
+          </w:tcPr>
+          <w:p>
+            <w:r/>
+            <w:r>
+              <w:rPr>
+                <w:sz w:val="14"/>
+              </w:rPr>
+              <w:t>Coordinacion MADRL</w:t>
+            </w:r>
+          </w:p>
+        </w:tc>
+        <w:tc>
+          <w:tcPr>
+            <w:tcW w:type="dxa" w:w="2280"/>
+          </w:tcPr>
+          <w:p>
+            <w:r/>
+            <w:r>
+              <w:rPr>
+                <w:sz w:val="14"/>
+              </w:rPr>
+              <w:t>reward, trace por agente, acciones controladas, checkpoints.</w:t>
+            </w:r>
+          </w:p>
+        </w:tc>
+        <w:tc>
+          <w:tcPr>
+            <w:tcW w:type="dxa" w:w="2280"/>
+          </w:tcPr>
+          <w:p>
+            <w:r/>
+            <w:r>
+              <w:rPr>
+                <w:sz w:val="14"/>
+              </w:rPr>
+              <w:t>Lowe et al. (2017); Oliehoek &amp; Amato (2016); Iqbal &amp; Sha (2019); Kuba et al. (2021).</w:t>
+            </w:r>
+          </w:p>
+        </w:tc>
+        <w:tc>
+          <w:tcPr>
+            <w:tcW w:type="dxa" w:w="2280"/>
+          </w:tcPr>
+          <w:p>
+            <w:r/>
+            <w:r>
+              <w:rPr>
+                <w:sz w:val="14"/>
+              </w:rPr>
+              <w:t>Interpretacion distrito-edificio y reproducibilidad de politica.</w:t>
+            </w:r>
+          </w:p>
+        </w:tc>
+      </w:tr>
+      <w:tr>
+        <w:tc>
+          <w:tcPr>
+            <w:tcW w:type="dxa" w:w="2280"/>
+          </w:tcPr>
+          <w:p>
+            <w:r/>
+            <w:r>
+              <w:rPr>
+                <w:sz w:val="14"/>
+              </w:rPr>
+              <w:t>Fidelidad fisica del simulador</w:t>
+            </w:r>
+          </w:p>
+        </w:tc>
+        <w:tc>
+          <w:tcPr>
+            <w:tcW w:type="dxa" w:w="2280"/>
+          </w:tcPr>
+          <w:p>
+            <w:r/>
+            <w:r>
+              <w:rPr>
+                <w:sz w:val="14"/>
+              </w:rPr>
+              <w:t>degradacion BESS, PV tropical, CI dinamica, pico facturable.</w:t>
+            </w:r>
+          </w:p>
+        </w:tc>
+        <w:tc>
+          <w:tcPr>
+            <w:tcW w:type="dxa" w:w="2280"/>
+          </w:tcPr>
+          <w:p>
+            <w:r/>
+            <w:r>
+              <w:rPr>
+                <w:sz w:val="14"/>
+              </w:rPr>
+              <w:t>Naumann et al. (2021); Tamoor et al. (2022); IEC (2021); MINAM (2019).</w:t>
+            </w:r>
+          </w:p>
+        </w:tc>
+        <w:tc>
+          <w:tcPr>
+            <w:tcW w:type="dxa" w:w="2280"/>
+          </w:tcPr>
+          <w:p>
+            <w:r/>
+            <w:r>
+              <w:rPr>
+                <w:sz w:val="14"/>
+              </w:rPr>
+              <w:t>Justifica CityLearn v3 propuesto y anexos de arquitectura.</w:t>
+            </w:r>
+          </w:p>
+        </w:tc>
+      </w:tr>
+    </w:tbl>
+    <w:p/>
+    <w:p>
+      <w:pPr>
+        <w:pStyle w:val="Heading2"/>
+      </w:pPr>
+      <w:r>
+        <w:t>2.3 Definicion de terminos y delimitaciones conceptuales</w:t>
+      </w:r>
+    </w:p>
+    <w:p>
+      <w:pPr>
+        <w:spacing w:after="120" w:line="276" w:lineRule="auto"/>
+        <w:jc w:val="both"/>
+      </w:pPr>
+      <w:r>
+        <w:t>MADRL: aprendizaje por refuerzo profundo multiagente, donde multiples agentes aprenden politicas mediante redes neuronales y senales de recompensa. En esta tesis se usa MADRL para referirse a HAPPO, MASAC, MATD3 y MAAC bajo formulacion cooperativa. No se sustituye por MARL salvo cuando aparece como parte del nombre propio de una referencia, repositorio o biblioteca.</w:t>
+      </w:r>
+    </w:p>
+    <w:p>
+      <w:pPr>
+        <w:spacing w:after="120" w:line="276" w:lineRule="auto"/>
+        <w:jc w:val="both"/>
+      </w:pPr>
+      <w:r>
+        <w:t>CityLearn v2: entorno base oficial de simulacion para comunidades energeticas grid-interactive, con KPIs de energia, carbono y costo. CityLearn v3 propuesto: extension experimental de esta tesis, implementada localmente para Dec-POMDP, CTDE, recompensa multiobjetivo, wrappers MADRL y artefactos reproducibles. Esta distincion es obligatoria para no atribuir al paquete oficial una funcionalidad propia del proyecto.</w:t>
+      </w:r>
+    </w:p>
+    <w:p>
+      <w:pPr>
+        <w:spacing w:after="120" w:line="276" w:lineRule="auto"/>
+        <w:jc w:val="both"/>
+      </w:pPr>
+      <w:r>
+        <w:t>Tratamiento experimental: combinacion de un nivel D-VI.1 algoritmo y un nivel D-VI.2 escenario. El diseno factorial completo tiene 12 tratamientos. Distrito: agregacion de los 17 edificios para medir efecto comunitario. Edificio: agente individual con observacion local y acciones propias. Equipo controlado: variable de accion sobre BESS, EV o carga desplazable. Carga no controlada: demanda base observada o de referencia que no es actuada directamente por el agente.</w:t>
+      </w:r>
+    </w:p>
+    <w:p>
+      <w:pPr>
+        <w:spacing w:after="120" w:line="276" w:lineRule="auto"/>
+        <w:jc w:val="both"/>
+      </w:pPr>
+      <w:r>
+        <w:t>KPI: indicador cuantitativo usado para medir la variable dependiente. Los KPIs no son adornos del resultado; son la operacionalizacion de D-VD.1, D-VD.2 y D-VD.3. Por ello, toda grafica o tabla del Capitulo 5 debe indicar si corresponde a flexibilidad, carbono, costo, distrito, edificio, escenario o reproducibilidad de modelo.</w:t>
+      </w:r>
+    </w:p>
+    <w:p>
+      <w:pPr>
+        <w:pStyle w:val="Heading2"/>
+      </w:pPr>
+      <w:r>
+        <w:t>2.4 Posicion teorica de la tesis</w:t>
+      </w:r>
+    </w:p>
+    <w:p>
+      <w:pPr>
+        <w:spacing w:after="120" w:line="276" w:lineRule="auto"/>
+        <w:jc w:val="both"/>
+      </w:pPr>
+      <w:r>
+        <w:t>La posicion teorica adoptada es que una comunidad inteligente con recursos DER heterogeneos debe modelarse como un sistema multiagente parcialmente observable y no como un problema de control centralizado unico. El criterio de calidad no es solo minimizar un KPI, sino producir desempeno coordinado medible en tres dimensiones. Esta posicion combina la teoria Dec-POMDP de Oliehoek y Amato (2016), el paradigma CTDE de Lowe et al. (2017), la estandarizacion de CityLearn de Vazquez-Canteli et al. (2020) y Nweye et al. (2024), y la literatura de gestion energetica multiobjetivo.</w:t>
+      </w:r>
+    </w:p>
+    <w:p>
+      <w:pPr>
+        <w:spacing w:after="120" w:line="276" w:lineRule="auto"/>
+        <w:jc w:val="both"/>
+      </w:pPr>
+      <w:r>
+        <w:t>Desde esta posicion, el Capitulo 5 debe interpretar los resultados con tres reglas. Primero, no hay superioridad universal sin declarar escenario, KPI y escala. Segundo, un resultado distrital no reemplaza la evidencia por edificio. Tercero, un algoritmo con artefactos incompletos no debe usarse para comparaciones donde falten archivos. Estas reglas derivan directamente del marco teorico y evitan conclusiones no sustentadas.</w:t>
       </w:r>
     </w:p>
     <w:p>
@@ -30021,6 +35227,122 @@
           <w:i w:val="0"/>
         </w:rPr>
         <w:t>La lectura doctoral exige separar tres niveles. Nivel 1 (respuesta OE): MATD3 es el de mayor efecto en OE.1 (flexibilidad, E1) y OE.2 (CO2, E2); MAAC en OE.3 (costos, E3). Nivel 2 (integracion): MATD3 obtiene score global 0,6667 por liderar dos ejes, pero no domina costos. Nivel 3 (contraste externo): baseline RBC de CityLearn v2 supera globalmente a MADRL (seccion 5.7), coherente con Nweye et al. (2024). La ventaja descriptiva de MAAC en costos (OE.3) es consistente con criticos de atencion que ponderan interacciones entre edificios bajo senales tarifarias (Iqbal y Sha, 2019) y con estudios MADRL de demand response que reportan reducciones de costo frente a TD3/SAC sin atencion (Xie et al., 2023). Cuando el ranking descriptivo no coincide con un Kruskal-Wallis no significativo, la literatura de comparacion rigurosa de RL recomienda no elevar conclusiones causales sin intervalos ni replicacion multi-semilla (Agarwal et al., 2021; Colas et al., 2019). La coherencia vertical PG→OE→VD se cumple en estructura y evidencia descriptiva; la inferencia causal robusta requiere multi-semilla. HAPPO (49/50 ep) reduce el diseno factorial efectivo a 3×3 en inferencia. Los hallazgos convergen con benchmarks CityLearn que reportan trade-offs entre algoritmos off-policy y on-policy (arXiv:2602.19223) y la utilidad de controles RBC como referencia superior en algunos KPIs (Vazquez-Canteli et al., 2024).</w:t>
+      </w:r>
+    </w:p>
+    <w:p>
+      <w:pPr>
+        <w:pStyle w:val="Heading3"/>
+      </w:pPr>
+      <w:r>
+        <w:t>5.10.1 Contrastacion con antecedentes del Capitulo 2</w:t>
+      </w:r>
+    </w:p>
+    <w:p>
+      <w:pPr>
+        <w:jc w:val="both"/>
+      </w:pPr>
+      <w:r>
+        <w:rPr>
+          <w:b w:val="0"/>
+          <w:i w:val="0"/>
+        </w:rPr>
+        <w:t>Esta subseccion contrasta los resultados de PE.1-PE.3 y las hipotesis HG/HE.1-HE.3 con los 5 antecedentes internacionales (Tabla 2.4) y los 5 antecedentes nacionales/peruanos (Tabla 2.5).</w:t>
+      </w:r>
+    </w:p>
+    <w:p>
+      <w:pPr>
+        <w:jc w:val="both"/>
+      </w:pPr>
+      <w:r>
+        <w:rPr>
+          <w:b w:val="0"/>
+          <w:i w:val="0"/>
+        </w:rPr>
+        <w:t>Contrastacion con antecedentes internacionales (Tabla 2.4). Frente a Nweye et al. (2024), que estandariza KPIs de flexibilidad, CO2 y costo en CityLearn v2, esta tesis extiende el entorno a CityLearn v3 propuesto con Dec-POMDP/CTDE y cuatro backends MADRL; los resultados de 50 episodios muestran trade-offs por escenario (MATD3 en OE.1/OE.2, MAAC en OE.3) no resueltos por un unico algoritmo en la literatura base.</w:t>
+      </w:r>
+    </w:p>
+    <w:p>
+      <w:pPr>
+        <w:jc w:val="both"/>
+      </w:pPr>
+      <w:r>
+        <w:rPr>
+          <w:b w:val="0"/>
+          <w:i w:val="0"/>
+        </w:rPr>
+        <w:t>Nweye et al. (2023b) reportan HAPPO (HARL) viable en comunidades heterogeneas CityLearn, pero sin comparacion simultanea con MASAC, MATD3 y MAAC. La corrida canonica confirma efectos diferenciados entre algoritmos, aunque HG y HE.1-HE.3 no alcanzan significancia omnibus (KW p &gt; 0,05), coherente con la advertencia metodologica de comparaciones RL rigurosas (Agarwal et al., 2021).</w:t>
+      </w:r>
+    </w:p>
+    <w:p>
+      <w:pPr>
+        <w:jc w:val="both"/>
+      </w:pPr>
+      <w:r>
+        <w:rPr>
+          <w:b w:val="0"/>
+          <w:i w:val="0"/>
+        </w:rPr>
+        <w:t>Yao et al. (2023) obtienen ~15% de reduccion de pico y ~18% de costo con LSD-MADDPG en comunidades inteligentes. En PE.1 (flexibilidad, E1), MATD3 lidera descriptivamente (flex_composite = 1,0009), pero la magnitud relativa frente a baseline RBC (seccion 5.7) matiza la generalizacion causal frente a mejoras reportadas en comunidades sinteticas.</w:t>
+      </w:r>
+    </w:p>
+    <w:p>
+      <w:pPr>
+        <w:jc w:val="both"/>
+      </w:pPr>
+      <w:r>
+        <w:rPr>
+          <w:b w:val="0"/>
+          <w:i w:val="0"/>
+        </w:rPr>
+        <w:t>Liu et al. (2022) reportan ~15% de reduccion de CO2 y ~20% de costo con MADDPG. En PE.2 (E2), MATD3 presenta el menor delta de CO2 entre MADRL auditados (23 070 kg), mientras MASAC y MAAC registran reducciones mayores; esto contrasta la expectativa de dominancia unica y refuerza la lectura multiobjetivo de D-VD.2.</w:t>
+      </w:r>
+    </w:p>
+    <w:p>
+      <w:pPr>
+        <w:jc w:val="both"/>
+      </w:pPr>
+      <w:r>
+        <w:rPr>
+          <w:b w:val="0"/>
+          <w:i w:val="0"/>
+        </w:rPr>
+        <w:t>Iqbal y Sha (2019) fundamentan MAAC con mejoras de ~15-30% frente a MADDPG/COMA. En PE.3 (costos, E3), MAAC lidera (delta costo = 9 515 EUR), alineado con coordinacion selectiva bajo senales TOU; este patron es consistente con Xie et al. (2023) sobre atencion para demand response, aunque la tesis no replica sus magnitudes (~25% DR) por diferencias de dataset y funcion de recompensa.</w:t>
+      </w:r>
+    </w:p>
+    <w:p>
+      <w:pPr>
+        <w:jc w:val="both"/>
+      </w:pPr>
+      <w:r>
+        <w:rPr>
+          <w:b w:val="0"/>
+          <w:i w:val="0"/>
+        </w:rPr>
+        <w:t>Contrastacion con antecedentes nacionales/peruanos (Tabla 2.5). MINAM (2019) fija el factor 0,790 kgCO2/kWh del diesel aislado que parametriza CarbonIntensityModel en E2; los deltas de CO2 de MATD3, MASAC y MAAC deben interpretarse sobre esa senal nacional, no sobre intensidades de red continental.</w:t>
+      </w:r>
+    </w:p>
+    <w:p>
+      <w:pPr>
+        <w:jc w:val="both"/>
+      </w:pPr>
+      <w:r>
+        <w:rPr>
+          <w:b w:val="0"/>
+          <w:i w:val="0"/>
+        </w:rPr>
+        <w:t>OSINERGMIN (2024) vincula costos a demanda maxima facturable en Electro Oriente S.A. El liderazgo descriptivo de MAAC en OE.3 es coherente con la necesidad de coordinar picos distritales bajo TOU local; sin embargo, la superioridad global de controles RBC frente a MADRL (seccion 5.7) sugiere que la regulacion peruana por si sola no garantiza ventaja aprendida sin multi-semilla ni ajuste de hiperparametros.</w:t>
+      </w:r>
+    </w:p>
+    <w:p>
+      <w:pPr>
+        <w:jc w:val="both"/>
+      </w:pPr>
+      <w:r>
+        <w:rPr>
+          <w:b w:val="0"/>
+          <w:i w:val="0"/>
+        </w:rPr>
+        <w:t>Las tesis doctorales peruanas Chevarria Moscoso (2024) y Peñalva Sanchez (2024) aportan optimizacion bajo incertidumbre hidrologica y prediccion IA en sistemas PV hibridos [PV en magnitudes exactas]. Rosero Bernal (2024) aporta coordinacion de microredes en la nube [PV]. Estos antecedentes contextualizan el SEAI Iquitos como caso de red aislada con recursos renovables y demanda institucional heterogenea, justificando el diseno de 17 agentes y la lectura distrito-edificio del Capitulo 5.</w:t>
       </w:r>
     </w:p>
     <w:p>
